--- a/documents/working/business-stationery-20261027/GEM_Request_for_Quotation_Template_working.docx
+++ b/documents/working/business-stationery-20261027/GEM_Request_for_Quotation_Template_working.docx
@@ -4,9 +4,9 @@
   <w:body>
     <w:p>
       <w:pPr>
+        <w:keepNext/>
+        <w:spacing w:before="0" w:after="35" w:line="250" w:lineRule="auto"/>
         <w:jc w:val="left"/>
-        <w:spacing w:before="0" w:after="35" w:line="250" w:lineRule="auto"/>
-        <w:keepNext/>
       </w:pPr>
       <w:r>
         <w:rPr>
@@ -23,9 +23,10 @@
     </w:p>
     <w:p>
       <w:pPr>
+        <w:pStyle w:val="Title"/>
+        <w:keepNext/>
+        <w:spacing w:before="0" w:after="0" w:line="250" w:lineRule="auto"/>
         <w:jc w:val="left"/>
-        <w:spacing w:before="0" w:after="0" w:line="250" w:lineRule="auto"/>
-        <w:keepNext/>
       </w:pPr>
       <w:r>
         <w:rPr>
@@ -40,27 +41,27 @@
     </w:p>
     <w:p>
       <w:pPr>
+        <w:keepNext/>
         <w:bidi w:val="1"/>
-        <w:jc w:val="right"/>
         <w:spacing w:before="0" w:after="75" w:line="250" w:lineRule="auto"/>
-        <w:keepNext/>
+        <w:jc w:val="left"/>
       </w:pPr>
       <w:r>
         <w:rPr>
           <w:rFonts w:ascii="Noto Sans Arabic" w:hAnsi="Noto Sans Arabic" w:eastAsia="Noto Sans Arabic" w:cs="Noto Sans Arabic"/>
-          <w:rtl w:val="1"/>
           <w:color w:val="12171D"/>
           <w:sz w:val="34"/>
           <w:szCs w:val="34"/>
-          <w:lang w:val="ar-SA" w:eastAsia="ar-SA"/>
+          <w:rtl w:val="1"/>
+          <w:lang w:val="ar-SA" w:bidi="ar-SA"/>
         </w:rPr>
         <w:t xml:space="preserve">طلب تقديم عرض سعر</w:t>
       </w:r>
     </w:p>
     <w:p>
       <w:pPr>
+        <w:spacing w:before="0" w:after="100" w:line="250" w:lineRule="auto"/>
         <w:jc w:val="left"/>
-        <w:spacing w:before="0" w:after="100" w:line="250" w:lineRule="auto"/>
       </w:pPr>
       <w:r>
         <w:rPr>
@@ -70,89 +71,12 @@
           <w:szCs w:val="16"/>
           <w:lang w:val="en-GB"/>
         </w:rPr>
-        <w:t xml:space="preserve">Please complete the requester and supplier fields, describe the requirement, and return a priced response by the stated date.</w:t>
+        <w:t xml:space="preserve">Please complete the requester and supplier fields, describe the requirement, and return a priced response by the stated date. Suppliers complete the unit price and line total columns.</w:t>
       </w:r>
     </w:p>
     <w:tbl>
       <w:tblPr>
         <w:tblW w:w="10000" w:type="dxa"/>
-        <w:tblLayout w:type="fixed"/>
-        <w:tblBorders>
-          <w:top w:val="nil"/>
-          <w:left w:val="nil"/>
-          <w:bottom w:val="nil"/>
-          <w:right w:val="nil"/>
-          <w:insideH w:val="nil"/>
-          <w:insideV w:val="nil"/>
-        </w:tblBorders>
-        <w:tblCellMar>
-          <w:top w:w="75" w:type="dxa"/>
-          <w:left w:w="85" w:type="dxa"/>
-          <w:bottom w:w="75" w:type="dxa"/>
-          <w:right w:w="85" w:type="dxa"/>
-        </w:tblCellMar>
-        <w:tblLook w:firstRow="1" w:lastRow="0" w:firstColumn="0" w:lastColumn="0" w:noHBand="0" w:noVBand="1"/>
-      </w:tblPr>
-      <w:tblGrid>
-        <w:gridCol w:w="10000"/>
-      </w:tblGrid>
-      <w:tr>
-        <w:trPr>
-          <w:cantSplit/>
-        </w:trPr>
-        <w:tc>
-          <w:tcPr>
-            <w:tcW w:w="10000" w:type="dxa"/>
-            <w:shd w:val="clear" w:color="auto" w:fill="BCACA7"/>
-            <w:vAlign w:val="center"/>
-          </w:tcPr>
-          <w:p>
-            <w:pPr>
-              <w:jc w:val="left"/>
-              <w:spacing w:before="0" w:after="4" w:line="250" w:lineRule="auto"/>
-              <w:keepNext/>
-            </w:pPr>
-            <w:r>
-              <w:rPr>
-                <w:rFonts w:ascii="Jost" w:hAnsi="Jost" w:eastAsia="Jost" w:cs="Jost"/>
-                <w:b/>
-                <w:bCs/>
-                <w:color w:val="12171D"/>
-                <w:sz w:val="17"/>
-                <w:szCs w:val="17"/>
-                <w:lang w:val="en-GB"/>
-              </w:rPr>
-              <w:t xml:space="preserve">REQUEST DETAILS</w:t>
-            </w:r>
-          </w:p>
-          <w:p>
-            <w:pPr>
-              <w:bidi w:val="1"/>
-              <w:jc w:val="right"/>
-              <w:spacing w:before="0" w:after="0" w:line="250" w:lineRule="auto"/>
-              <w:keepNext/>
-            </w:pPr>
-            <w:r>
-              <w:rPr>
-                <w:rFonts w:ascii="Noto Sans Arabic" w:hAnsi="Noto Sans Arabic" w:eastAsia="Noto Sans Arabic" w:cs="Noto Sans Arabic"/>
-                <w:b/>
-                <w:bCs/>
-                <w:rtl w:val="1"/>
-                <w:color w:val="12171D"/>
-                <w:sz w:val="16"/>
-                <w:szCs w:val="16"/>
-                <w:lang w:val="ar-SA" w:eastAsia="ar-SA"/>
-              </w:rPr>
-              <w:t xml:space="preserve">بيانات الطلب</w:t>
-            </w:r>
-          </w:p>
-        </w:tc>
-      </w:tr>
-    </w:tbl>
-    <w:tbl>
-      <w:tblPr>
-        <w:tblW w:w="10000" w:type="dxa"/>
-        <w:tblLayout w:type="fixed"/>
         <w:tblBorders>
           <w:top w:val="single" w:sz="4" w:color="BCACA7"/>
           <w:left w:val="single" w:sz="4" w:color="BCACA7"/>
@@ -161,6 +85,7 @@
           <w:insideH w:val="single" w:sz="4" w:color="BCACA7"/>
           <w:insideV w:val="single" w:sz="4" w:color="BCACA7"/>
         </w:tblBorders>
+        <w:tblLayout w:type="fixed"/>
         <w:tblCellMar>
           <w:top w:w="75" w:type="dxa"/>
           <w:left w:w="85" w:type="dxa"/>
@@ -181,151 +106,58 @@
         </w:trPr>
         <w:tc>
           <w:tcPr>
-            <w:tcW w:w="1650" w:type="dxa"/>
-            <w:shd w:val="clear" w:color="auto" w:fill="F4F1F0"/>
-            <w:tcBorders>
-              <w:bottom w:val="single" w:sz="4" w:space="0" w:color="BCACA7"/>
-            </w:tcBorders>
-            <w:vAlign w:val="center"/>
-          </w:tcPr>
-          <w:p>
-            <w:pPr>
-              <w:jc w:val="left"/>
-              <w:spacing w:before="0" w:after="12" w:line="250" w:lineRule="auto"/>
-            </w:pPr>
-            <w:r>
-              <w:rPr>
-                <w:rFonts w:ascii="Inter" w:hAnsi="Inter" w:eastAsia="Inter" w:cs="Inter"/>
-                <w:b/>
-                <w:bCs/>
-                <w:color w:val="12171D"/>
-                <w:sz w:val="15"/>
-                <w:szCs w:val="15"/>
-                <w:lang w:val="en-GB"/>
-              </w:rPr>
-              <w:t xml:space="preserve">RFQ NUMBER</w:t>
-            </w:r>
-          </w:p>
-          <w:p>
-            <w:pPr>
+            <w:tcW w:w="5000" w:type="dxa"/>
+            <w:gridSpan w:val="2"/>
+            <w:shd w:val="clear" w:color="auto" w:fill="BCACA7"/>
+            <w:vAlign w:val="center"/>
+          </w:tcPr>
+          <w:p>
+            <w:pPr>
+              <w:pStyle w:val="Heading1"/>
+              <w:keepNext/>
+              <w:spacing w:before="0" w:after="0" w:line="250" w:lineRule="auto"/>
+              <w:jc w:val="left"/>
+            </w:pPr>
+            <w:r>
+              <w:rPr>
+                <w:rFonts w:ascii="Jost" w:hAnsi="Jost" w:eastAsia="Jost" w:cs="Jost"/>
+                <w:b/>
+                <w:bCs/>
+                <w:color w:val="12171D"/>
+                <w:sz w:val="17"/>
+                <w:szCs w:val="17"/>
+                <w:lang w:val="en-GB"/>
+              </w:rPr>
+              <w:t xml:space="preserve">REQUEST DETAILS</w:t>
+            </w:r>
+          </w:p>
+        </w:tc>
+        <w:tc>
+          <w:tcPr>
+            <w:tcW w:w="5000" w:type="dxa"/>
+            <w:gridSpan w:val="2"/>
+            <w:shd w:val="clear" w:color="auto" w:fill="BCACA7"/>
+            <w:vAlign w:val="center"/>
+          </w:tcPr>
+          <w:p>
+            <w:pPr>
+              <w:keepNext/>
               <w:bidi w:val="1"/>
-              <w:jc w:val="right"/>
-              <w:spacing w:before="0" w:after="0" w:line="250" w:lineRule="auto"/>
+              <w:spacing w:before="0" w:after="0" w:line="250" w:lineRule="auto"/>
+              <w:jc w:val="left"/>
             </w:pPr>
             <w:r>
               <w:rPr>
                 <w:rFonts w:ascii="Noto Sans Arabic" w:hAnsi="Noto Sans Arabic" w:eastAsia="Noto Sans Arabic" w:cs="Noto Sans Arabic"/>
                 <w:b/>
                 <w:bCs/>
-                <w:rtl w:val="1"/>
                 <w:color w:val="12171D"/>
                 <w:sz w:val="16"/>
                 <w:szCs w:val="16"/>
-                <w:lang w:val="ar-SA" w:eastAsia="ar-SA"/>
-              </w:rPr>
-              <w:t xml:space="preserve">رقم طلب عرض السعر</w:t>
-            </w:r>
-          </w:p>
-        </w:tc>
-        <w:tc>
-          <w:tcPr>
-            <w:tcW w:w="3350" w:type="dxa"/>
-            <w:tcBorders>
-              <w:bottom w:val="single" w:sz="4" w:space="0" w:color="BCACA7"/>
-            </w:tcBorders>
-            <w:vAlign w:val="center"/>
-          </w:tcPr>
-          <w:p>
-            <w:pPr>
-              <w:jc w:val="left"/>
-              <w:spacing w:before="0" w:after="0" w:line="250" w:lineRule="auto"/>
-            </w:pPr>
-            <w:r>
-              <w:rPr>
-                <w:rFonts w:ascii="Inter" w:hAnsi="Inter" w:eastAsia="Inter" w:cs="Inter"/>
-                <w:i/>
-                <w:iCs/>
-                <w:color w:val="12171D"/>
-                <w:sz w:val="18"/>
-                <w:szCs w:val="18"/>
-                <w:lang w:val="en-GB"/>
-              </w:rPr>
-              <w:t xml:space="preserve">[RFQ Number]</w:t>
-            </w:r>
-          </w:p>
-        </w:tc>
-        <w:tc>
-          <w:tcPr>
-            <w:tcW w:w="1650" w:type="dxa"/>
-            <w:shd w:val="clear" w:color="auto" w:fill="F4F1F0"/>
-            <w:tcBorders>
-              <w:bottom w:val="single" w:sz="4" w:space="0" w:color="BCACA7"/>
-            </w:tcBorders>
-            <w:vAlign w:val="center"/>
-          </w:tcPr>
-          <w:p>
-            <w:pPr>
-              <w:jc w:val="left"/>
-              <w:spacing w:before="0" w:after="12" w:line="250" w:lineRule="auto"/>
-            </w:pPr>
-            <w:r>
-              <w:rPr>
-                <w:rFonts w:ascii="Inter" w:hAnsi="Inter" w:eastAsia="Inter" w:cs="Inter"/>
-                <w:b/>
-                <w:bCs/>
-                <w:color w:val="12171D"/>
-                <w:sz w:val="15"/>
-                <w:szCs w:val="15"/>
-                <w:lang w:val="en-GB"/>
-              </w:rPr>
-              <w:t xml:space="preserve">ISSUE DATE</w:t>
-            </w:r>
-          </w:p>
-          <w:p>
-            <w:pPr>
-              <w:bidi w:val="1"/>
-              <w:jc w:val="right"/>
-              <w:spacing w:before="0" w:after="0" w:line="250" w:lineRule="auto"/>
-            </w:pPr>
-            <w:r>
-              <w:rPr>
-                <w:rFonts w:ascii="Noto Sans Arabic" w:hAnsi="Noto Sans Arabic" w:eastAsia="Noto Sans Arabic" w:cs="Noto Sans Arabic"/>
-                <w:b/>
-                <w:bCs/>
                 <w:rtl w:val="1"/>
-                <w:color w:val="12171D"/>
-                <w:sz w:val="16"/>
-                <w:szCs w:val="16"/>
-                <w:lang w:val="ar-SA" w:eastAsia="ar-SA"/>
-              </w:rPr>
-              <w:t xml:space="preserve">تاريخ الإصدار</w:t>
-            </w:r>
-          </w:p>
-        </w:tc>
-        <w:tc>
-          <w:tcPr>
-            <w:tcW w:w="3350" w:type="dxa"/>
-            <w:tcBorders>
-              <w:bottom w:val="single" w:sz="4" w:space="0" w:color="BCACA7"/>
-            </w:tcBorders>
-            <w:vAlign w:val="center"/>
-          </w:tcPr>
-          <w:p>
-            <w:pPr>
-              <w:jc w:val="left"/>
-              <w:spacing w:before="0" w:after="0" w:line="250" w:lineRule="auto"/>
-            </w:pPr>
-            <w:r>
-              <w:rPr>
-                <w:rFonts w:ascii="Inter" w:hAnsi="Inter" w:eastAsia="Inter" w:cs="Inter"/>
-                <w:i/>
-                <w:iCs/>
-                <w:color w:val="12171D"/>
-                <w:sz w:val="18"/>
-                <w:szCs w:val="18"/>
-                <w:lang w:val="en-GB"/>
-              </w:rPr>
-              <w:t xml:space="preserve">[Issue Date]</w:t>
+                <w:lang w:val="ar-SA" w:bidi="ar-SA"/>
+              </w:rPr>
+              <w:t xml:space="preserve">بيانات الطلب</w:t>
             </w:r>
           </w:p>
         </w:tc>
@@ -337,16 +169,17 @@
         <w:tc>
           <w:tcPr>
             <w:tcW w:w="1650" w:type="dxa"/>
+            <w:tcBorders>
+              <w:bottom w:val="single" w:sz="4" w:space="0" w:color="BCACA7"/>
+            </w:tcBorders>
             <w:shd w:val="clear" w:color="auto" w:fill="F4F1F0"/>
-            <w:tcBorders>
-              <w:bottom w:val="single" w:sz="4" w:space="0" w:color="BCACA7"/>
-            </w:tcBorders>
-            <w:vAlign w:val="center"/>
-          </w:tcPr>
-          <w:p>
-            <w:pPr>
-              <w:jc w:val="left"/>
+            <w:vAlign w:val="center"/>
+          </w:tcPr>
+          <w:p>
+            <w:pPr>
+              <w:keepNext/>
               <w:spacing w:before="0" w:after="12" w:line="250" w:lineRule="auto"/>
+              <w:jc w:val="left"/>
             </w:pPr>
             <w:r>
               <w:rPr>
@@ -358,27 +191,26 @@
                 <w:szCs w:val="15"/>
                 <w:lang w:val="en-GB"/>
               </w:rPr>
-              <w:t xml:space="preserve">RESPONSE DUE</w:t>
-            </w:r>
-          </w:p>
-          <w:p>
-            <w:pPr>
+              <w:t xml:space="preserve">RFQ NUMBER</w:t>
+            </w:r>
+          </w:p>
+          <w:p>
+            <w:pPr>
+              <w:keepNext/>
               <w:bidi w:val="1"/>
-              <w:jc w:val="right"/>
-              <w:spacing w:before="0" w:after="0" w:line="250" w:lineRule="auto"/>
+              <w:spacing w:before="0" w:after="0" w:line="250" w:lineRule="auto"/>
+              <w:jc w:val="left"/>
             </w:pPr>
             <w:r>
               <w:rPr>
                 <w:rFonts w:ascii="Noto Sans Arabic" w:hAnsi="Noto Sans Arabic" w:eastAsia="Noto Sans Arabic" w:cs="Noto Sans Arabic"/>
-                <w:b/>
-                <w:bCs/>
-                <w:rtl w:val="1"/>
                 <w:color w:val="12171D"/>
                 <w:sz w:val="16"/>
                 <w:szCs w:val="16"/>
-                <w:lang w:val="ar-SA" w:eastAsia="ar-SA"/>
-              </w:rPr>
-              <w:t xml:space="preserve">موعد الرد</w:t>
+                <w:rtl w:val="1"/>
+                <w:lang w:val="ar-SA" w:bidi="ar-SA"/>
+              </w:rPr>
+              <w:t xml:space="preserve">رقم طلب عرض السعر</w:t>
             </w:r>
           </w:p>
         </w:tc>
@@ -392,8 +224,9 @@
           </w:tcPr>
           <w:p>
             <w:pPr>
-              <w:jc w:val="left"/>
-              <w:spacing w:before="0" w:after="0" w:line="250" w:lineRule="auto"/>
+              <w:keepNext/>
+              <w:spacing w:before="0" w:after="0" w:line="250" w:lineRule="auto"/>
+              <w:jc w:val="left"/>
             </w:pPr>
             <w:r>
               <w:rPr>
@@ -405,23 +238,24 @@
                 <w:szCs w:val="18"/>
                 <w:lang w:val="en-GB"/>
               </w:rPr>
-              <w:t xml:space="preserve">[Response Due Date]</w:t>
+              <w:t xml:space="preserve">[RFQ Number]</w:t>
             </w:r>
           </w:p>
         </w:tc>
         <w:tc>
           <w:tcPr>
             <w:tcW w:w="1650" w:type="dxa"/>
+            <w:tcBorders>
+              <w:bottom w:val="single" w:sz="4" w:space="0" w:color="BCACA7"/>
+            </w:tcBorders>
             <w:shd w:val="clear" w:color="auto" w:fill="F4F1F0"/>
-            <w:tcBorders>
-              <w:bottom w:val="single" w:sz="4" w:space="0" w:color="BCACA7"/>
-            </w:tcBorders>
-            <w:vAlign w:val="center"/>
-          </w:tcPr>
-          <w:p>
-            <w:pPr>
-              <w:jc w:val="left"/>
+            <w:vAlign w:val="center"/>
+          </w:tcPr>
+          <w:p>
+            <w:pPr>
+              <w:keepNext/>
               <w:spacing w:before="0" w:after="12" w:line="250" w:lineRule="auto"/>
+              <w:jc w:val="left"/>
             </w:pPr>
             <w:r>
               <w:rPr>
@@ -433,27 +267,26 @@
                 <w:szCs w:val="15"/>
                 <w:lang w:val="en-GB"/>
               </w:rPr>
-              <w:t xml:space="preserve">REQUESTER</w:t>
-            </w:r>
-          </w:p>
-          <w:p>
-            <w:pPr>
+              <w:t xml:space="preserve">ISSUE DATE</w:t>
+            </w:r>
+          </w:p>
+          <w:p>
+            <w:pPr>
+              <w:keepNext/>
               <w:bidi w:val="1"/>
-              <w:jc w:val="right"/>
-              <w:spacing w:before="0" w:after="0" w:line="250" w:lineRule="auto"/>
+              <w:spacing w:before="0" w:after="0" w:line="250" w:lineRule="auto"/>
+              <w:jc w:val="left"/>
             </w:pPr>
             <w:r>
               <w:rPr>
                 <w:rFonts w:ascii="Noto Sans Arabic" w:hAnsi="Noto Sans Arabic" w:eastAsia="Noto Sans Arabic" w:cs="Noto Sans Arabic"/>
-                <w:b/>
-                <w:bCs/>
-                <w:rtl w:val="1"/>
                 <w:color w:val="12171D"/>
                 <w:sz w:val="16"/>
                 <w:szCs w:val="16"/>
-                <w:lang w:val="ar-SA" w:eastAsia="ar-SA"/>
-              </w:rPr>
-              <w:t xml:space="preserve">مقدم الطلب</w:t>
+                <w:rtl w:val="1"/>
+                <w:lang w:val="ar-SA" w:bidi="ar-SA"/>
+              </w:rPr>
+              <w:t xml:space="preserve">تاريخ الإصدار</w:t>
             </w:r>
           </w:p>
         </w:tc>
@@ -467,8 +300,9 @@
           </w:tcPr>
           <w:p>
             <w:pPr>
-              <w:jc w:val="left"/>
-              <w:spacing w:before="0" w:after="0" w:line="250" w:lineRule="auto"/>
+              <w:keepNext/>
+              <w:spacing w:before="0" w:after="0" w:line="250" w:lineRule="auto"/>
+              <w:jc w:val="left"/>
             </w:pPr>
             <w:r>
               <w:rPr>
@@ -480,7 +314,7 @@
                 <w:szCs w:val="18"/>
                 <w:lang w:val="en-GB"/>
               </w:rPr>
-              <w:t xml:space="preserve">[Requester Name / Role]</w:t>
+              <w:t xml:space="preserve">[Issue Date]</w:t>
             </w:r>
           </w:p>
         </w:tc>
@@ -492,16 +326,17 @@
         <w:tc>
           <w:tcPr>
             <w:tcW w:w="1650" w:type="dxa"/>
+            <w:tcBorders>
+              <w:bottom w:val="single" w:sz="4" w:space="0" w:color="BCACA7"/>
+            </w:tcBorders>
             <w:shd w:val="clear" w:color="auto" w:fill="F4F1F0"/>
-            <w:tcBorders>
-              <w:bottom w:val="single" w:sz="4" w:space="0" w:color="BCACA7"/>
-            </w:tcBorders>
-            <w:vAlign w:val="center"/>
-          </w:tcPr>
-          <w:p>
-            <w:pPr>
-              <w:jc w:val="left"/>
+            <w:vAlign w:val="center"/>
+          </w:tcPr>
+          <w:p>
+            <w:pPr>
+              <w:keepNext/>
               <w:spacing w:before="0" w:after="12" w:line="250" w:lineRule="auto"/>
+              <w:jc w:val="left"/>
             </w:pPr>
             <w:r>
               <w:rPr>
@@ -513,27 +348,26 @@
                 <w:szCs w:val="15"/>
                 <w:lang w:val="en-GB"/>
               </w:rPr>
-              <w:t xml:space="preserve">REQUESTER EMAIL</w:t>
-            </w:r>
-          </w:p>
-          <w:p>
-            <w:pPr>
+              <w:t xml:space="preserve">REQUESTING ORGANIZATION</w:t>
+            </w:r>
+          </w:p>
+          <w:p>
+            <w:pPr>
+              <w:keepNext/>
               <w:bidi w:val="1"/>
-              <w:jc w:val="right"/>
-              <w:spacing w:before="0" w:after="0" w:line="250" w:lineRule="auto"/>
+              <w:spacing w:before="0" w:after="0" w:line="250" w:lineRule="auto"/>
+              <w:jc w:val="left"/>
             </w:pPr>
             <w:r>
               <w:rPr>
                 <w:rFonts w:ascii="Noto Sans Arabic" w:hAnsi="Noto Sans Arabic" w:eastAsia="Noto Sans Arabic" w:cs="Noto Sans Arabic"/>
-                <w:b/>
-                <w:bCs/>
-                <w:rtl w:val="1"/>
                 <w:color w:val="12171D"/>
                 <w:sz w:val="16"/>
                 <w:szCs w:val="16"/>
-                <w:lang w:val="ar-SA" w:eastAsia="ar-SA"/>
-              </w:rPr>
-              <w:t xml:space="preserve">بريد مقدم الطلب</w:t>
+                <w:rtl w:val="1"/>
+                <w:lang w:val="ar-SA" w:bidi="ar-SA"/>
+              </w:rPr>
+              <w:t xml:space="preserve">الجهة الطالبة</w:t>
             </w:r>
           </w:p>
         </w:tc>
@@ -547,8 +381,9 @@
           </w:tcPr>
           <w:p>
             <w:pPr>
-              <w:jc w:val="left"/>
-              <w:spacing w:before="0" w:after="0" w:line="250" w:lineRule="auto"/>
+              <w:keepNext/>
+              <w:spacing w:before="0" w:after="0" w:line="250" w:lineRule="auto"/>
+              <w:jc w:val="left"/>
             </w:pPr>
             <w:r>
               <w:rPr>
@@ -560,23 +395,24 @@
                 <w:szCs w:val="18"/>
                 <w:lang w:val="en-GB"/>
               </w:rPr>
-              <w:t xml:space="preserve">[Requester Email]</w:t>
+              <w:t xml:space="preserve">[Requesting Organization]</w:t>
             </w:r>
           </w:p>
         </w:tc>
         <w:tc>
           <w:tcPr>
             <w:tcW w:w="1650" w:type="dxa"/>
+            <w:tcBorders>
+              <w:bottom w:val="single" w:sz="4" w:space="0" w:color="BCACA7"/>
+            </w:tcBorders>
             <w:shd w:val="clear" w:color="auto" w:fill="F4F1F0"/>
-            <w:tcBorders>
-              <w:bottom w:val="single" w:sz="4" w:space="0" w:color="BCACA7"/>
-            </w:tcBorders>
-            <w:vAlign w:val="center"/>
-          </w:tcPr>
-          <w:p>
-            <w:pPr>
-              <w:jc w:val="left"/>
+            <w:vAlign w:val="center"/>
+          </w:tcPr>
+          <w:p>
+            <w:pPr>
+              <w:keepNext/>
               <w:spacing w:before="0" w:after="12" w:line="250" w:lineRule="auto"/>
+              <w:jc w:val="left"/>
             </w:pPr>
             <w:r>
               <w:rPr>
@@ -588,27 +424,26 @@
                 <w:szCs w:val="15"/>
                 <w:lang w:val="en-GB"/>
               </w:rPr>
-              <w:t xml:space="preserve">PROJECT / REFERENCE</w:t>
-            </w:r>
-          </w:p>
-          <w:p>
-            <w:pPr>
+              <w:t xml:space="preserve">ORGANIZATION ADDRESS</w:t>
+            </w:r>
+          </w:p>
+          <w:p>
+            <w:pPr>
+              <w:keepNext/>
               <w:bidi w:val="1"/>
-              <w:jc w:val="right"/>
-              <w:spacing w:before="0" w:after="0" w:line="250" w:lineRule="auto"/>
+              <w:spacing w:before="0" w:after="0" w:line="250" w:lineRule="auto"/>
+              <w:jc w:val="left"/>
             </w:pPr>
             <w:r>
               <w:rPr>
                 <w:rFonts w:ascii="Noto Sans Arabic" w:hAnsi="Noto Sans Arabic" w:eastAsia="Noto Sans Arabic" w:cs="Noto Sans Arabic"/>
-                <w:b/>
-                <w:bCs/>
-                <w:rtl w:val="1"/>
                 <w:color w:val="12171D"/>
                 <w:sz w:val="16"/>
                 <w:szCs w:val="16"/>
-                <w:lang w:val="ar-SA" w:eastAsia="ar-SA"/>
-              </w:rPr>
-              <w:t xml:space="preserve">المشروع / المرجع</w:t>
+                <w:rtl w:val="1"/>
+                <w:lang w:val="ar-SA" w:bidi="ar-SA"/>
+              </w:rPr>
+              <w:t xml:space="preserve">عنوان الجهة الطالبة</w:t>
             </w:r>
           </w:p>
         </w:tc>
@@ -622,8 +457,9 @@
           </w:tcPr>
           <w:p>
             <w:pPr>
-              <w:jc w:val="left"/>
-              <w:spacing w:before="0" w:after="0" w:line="250" w:lineRule="auto"/>
+              <w:keepNext/>
+              <w:spacing w:before="0" w:after="0" w:line="250" w:lineRule="auto"/>
+              <w:jc w:val="left"/>
             </w:pPr>
             <w:r>
               <w:rPr>
@@ -635,92 +471,332 @@
                 <w:szCs w:val="18"/>
                 <w:lang w:val="en-GB"/>
               </w:rPr>
-              <w:t xml:space="preserve">[Project or Reference]</w:t>
+              <w:t xml:space="preserve">[Requesting Organization Address]</w:t>
             </w:r>
           </w:p>
         </w:tc>
       </w:tr>
-    </w:tbl>
-    <w:tbl>
-      <w:tblPr>
-        <w:tblW w:w="10000" w:type="dxa"/>
-        <w:tblLayout w:type="fixed"/>
-        <w:tblBorders>
-          <w:top w:val="nil"/>
-          <w:left w:val="nil"/>
-          <w:bottom w:val="nil"/>
-          <w:right w:val="nil"/>
-          <w:insideH w:val="nil"/>
-          <w:insideV w:val="nil"/>
-        </w:tblBorders>
-        <w:tblCellMar>
-          <w:top w:w="75" w:type="dxa"/>
-          <w:left w:w="85" w:type="dxa"/>
-          <w:bottom w:w="75" w:type="dxa"/>
-          <w:right w:w="85" w:type="dxa"/>
-        </w:tblCellMar>
-        <w:tblLook w:firstRow="1" w:lastRow="0" w:firstColumn="0" w:lastColumn="0" w:noHBand="0" w:noVBand="1"/>
-      </w:tblPr>
-      <w:tblGrid>
-        <w:gridCol w:w="10000"/>
-      </w:tblGrid>
       <w:tr>
         <w:trPr>
           <w:cantSplit/>
         </w:trPr>
         <w:tc>
           <w:tcPr>
-            <w:tcW w:w="10000" w:type="dxa"/>
-            <w:shd w:val="clear" w:color="auto" w:fill="BCACA7"/>
-            <w:vAlign w:val="center"/>
-          </w:tcPr>
-          <w:p>
-            <w:pPr>
-              <w:jc w:val="left"/>
-              <w:spacing w:before="0" w:after="4" w:line="250" w:lineRule="auto"/>
-              <w:keepNext/>
-            </w:pPr>
-            <w:r>
-              <w:rPr>
-                <w:rFonts w:ascii="Jost" w:hAnsi="Jost" w:eastAsia="Jost" w:cs="Jost"/>
-                <w:b/>
-                <w:bCs/>
-                <w:color w:val="12171D"/>
-                <w:sz w:val="17"/>
-                <w:szCs w:val="17"/>
-                <w:lang w:val="en-GB"/>
-              </w:rPr>
-              <w:t xml:space="preserve">SUPPLIER DETAILS</w:t>
-            </w:r>
-          </w:p>
-          <w:p>
-            <w:pPr>
+            <w:tcW w:w="1650" w:type="dxa"/>
+            <w:tcBorders>
+              <w:bottom w:val="single" w:sz="4" w:space="0" w:color="BCACA7"/>
+            </w:tcBorders>
+            <w:shd w:val="clear" w:color="auto" w:fill="F4F1F0"/>
+            <w:vAlign w:val="center"/>
+          </w:tcPr>
+          <w:p>
+            <w:pPr>
+              <w:keepNext/>
+              <w:spacing w:before="0" w:after="12" w:line="250" w:lineRule="auto"/>
+              <w:jc w:val="left"/>
+            </w:pPr>
+            <w:r>
+              <w:rPr>
+                <w:rFonts w:ascii="Inter" w:hAnsi="Inter" w:eastAsia="Inter" w:cs="Inter"/>
+                <w:b/>
+                <w:bCs/>
+                <w:color w:val="12171D"/>
+                <w:sz w:val="15"/>
+                <w:szCs w:val="15"/>
+                <w:lang w:val="en-GB"/>
+              </w:rPr>
+              <w:t xml:space="preserve">RESPONSE DUE</w:t>
+            </w:r>
+          </w:p>
+          <w:p>
+            <w:pPr>
+              <w:keepNext/>
               <w:bidi w:val="1"/>
-              <w:jc w:val="right"/>
-              <w:spacing w:before="0" w:after="0" w:line="250" w:lineRule="auto"/>
-              <w:keepNext/>
+              <w:spacing w:before="0" w:after="0" w:line="250" w:lineRule="auto"/>
+              <w:jc w:val="left"/>
             </w:pPr>
             <w:r>
               <w:rPr>
                 <w:rFonts w:ascii="Noto Sans Arabic" w:hAnsi="Noto Sans Arabic" w:eastAsia="Noto Sans Arabic" w:cs="Noto Sans Arabic"/>
-                <w:b/>
-                <w:bCs/>
-                <w:rtl w:val="1"/>
                 <w:color w:val="12171D"/>
                 <w:sz w:val="16"/>
                 <w:szCs w:val="16"/>
-                <w:lang w:val="ar-SA" w:eastAsia="ar-SA"/>
-              </w:rPr>
-              <w:t xml:space="preserve">بيانات المورد</w:t>
+                <w:rtl w:val="1"/>
+                <w:lang w:val="ar-SA" w:bidi="ar-SA"/>
+              </w:rPr>
+              <w:t xml:space="preserve">موعد الرد</w:t>
+            </w:r>
+          </w:p>
+        </w:tc>
+        <w:tc>
+          <w:tcPr>
+            <w:tcW w:w="3350" w:type="dxa"/>
+            <w:tcBorders>
+              <w:bottom w:val="single" w:sz="4" w:space="0" w:color="BCACA7"/>
+            </w:tcBorders>
+            <w:vAlign w:val="center"/>
+          </w:tcPr>
+          <w:p>
+            <w:pPr>
+              <w:keepNext/>
+              <w:spacing w:before="0" w:after="0" w:line="250" w:lineRule="auto"/>
+              <w:jc w:val="left"/>
+            </w:pPr>
+            <w:r>
+              <w:rPr>
+                <w:rFonts w:ascii="Inter" w:hAnsi="Inter" w:eastAsia="Inter" w:cs="Inter"/>
+                <w:i/>
+                <w:iCs/>
+                <w:color w:val="12171D"/>
+                <w:sz w:val="18"/>
+                <w:szCs w:val="18"/>
+                <w:lang w:val="en-GB"/>
+              </w:rPr>
+              <w:t xml:space="preserve">[Response Due Date]</w:t>
+            </w:r>
+          </w:p>
+        </w:tc>
+        <w:tc>
+          <w:tcPr>
+            <w:tcW w:w="1650" w:type="dxa"/>
+            <w:tcBorders>
+              <w:bottom w:val="single" w:sz="4" w:space="0" w:color="BCACA7"/>
+            </w:tcBorders>
+            <w:shd w:val="clear" w:color="auto" w:fill="F4F1F0"/>
+            <w:vAlign w:val="center"/>
+          </w:tcPr>
+          <w:p>
+            <w:pPr>
+              <w:keepNext/>
+              <w:spacing w:before="0" w:after="12" w:line="250" w:lineRule="auto"/>
+              <w:jc w:val="left"/>
+            </w:pPr>
+            <w:r>
+              <w:rPr>
+                <w:rFonts w:ascii="Inter" w:hAnsi="Inter" w:eastAsia="Inter" w:cs="Inter"/>
+                <w:b/>
+                <w:bCs/>
+                <w:color w:val="12171D"/>
+                <w:sz w:val="15"/>
+                <w:szCs w:val="15"/>
+                <w:lang w:val="en-GB"/>
+              </w:rPr>
+              <w:t xml:space="preserve">REQUESTER</w:t>
+            </w:r>
+          </w:p>
+          <w:p>
+            <w:pPr>
+              <w:keepNext/>
+              <w:bidi w:val="1"/>
+              <w:spacing w:before="0" w:after="0" w:line="250" w:lineRule="auto"/>
+              <w:jc w:val="left"/>
+            </w:pPr>
+            <w:r>
+              <w:rPr>
+                <w:rFonts w:ascii="Noto Sans Arabic" w:hAnsi="Noto Sans Arabic" w:eastAsia="Noto Sans Arabic" w:cs="Noto Sans Arabic"/>
+                <w:color w:val="12171D"/>
+                <w:sz w:val="16"/>
+                <w:szCs w:val="16"/>
+                <w:rtl w:val="1"/>
+                <w:lang w:val="ar-SA" w:bidi="ar-SA"/>
+              </w:rPr>
+              <w:t xml:space="preserve">مقدم الطلب</w:t>
+            </w:r>
+          </w:p>
+        </w:tc>
+        <w:tc>
+          <w:tcPr>
+            <w:tcW w:w="3350" w:type="dxa"/>
+            <w:tcBorders>
+              <w:bottom w:val="single" w:sz="4" w:space="0" w:color="BCACA7"/>
+            </w:tcBorders>
+            <w:vAlign w:val="center"/>
+          </w:tcPr>
+          <w:p>
+            <w:pPr>
+              <w:keepNext/>
+              <w:spacing w:before="0" w:after="0" w:line="250" w:lineRule="auto"/>
+              <w:jc w:val="left"/>
+            </w:pPr>
+            <w:r>
+              <w:rPr>
+                <w:rFonts w:ascii="Inter" w:hAnsi="Inter" w:eastAsia="Inter" w:cs="Inter"/>
+                <w:i/>
+                <w:iCs/>
+                <w:color w:val="12171D"/>
+                <w:sz w:val="18"/>
+                <w:szCs w:val="18"/>
+                <w:lang w:val="en-GB"/>
+              </w:rPr>
+              <w:t xml:space="preserve">[Requester Name / Role]</w:t>
+            </w:r>
+          </w:p>
+        </w:tc>
+      </w:tr>
+      <w:tr>
+        <w:trPr>
+          <w:cantSplit/>
+        </w:trPr>
+        <w:tc>
+          <w:tcPr>
+            <w:tcW w:w="1650" w:type="dxa"/>
+            <w:tcBorders>
+              <w:bottom w:val="single" w:sz="4" w:space="0" w:color="BCACA7"/>
+            </w:tcBorders>
+            <w:shd w:val="clear" w:color="auto" w:fill="F4F1F0"/>
+            <w:vAlign w:val="center"/>
+          </w:tcPr>
+          <w:p>
+            <w:pPr>
+              <w:spacing w:before="0" w:after="12" w:line="250" w:lineRule="auto"/>
+              <w:jc w:val="left"/>
+            </w:pPr>
+            <w:r>
+              <w:rPr>
+                <w:rFonts w:ascii="Inter" w:hAnsi="Inter" w:eastAsia="Inter" w:cs="Inter"/>
+                <w:b/>
+                <w:bCs/>
+                <w:color w:val="12171D"/>
+                <w:sz w:val="15"/>
+                <w:szCs w:val="15"/>
+                <w:lang w:val="en-GB"/>
+              </w:rPr>
+              <w:t xml:space="preserve">REQUESTER EMAIL</w:t>
+            </w:r>
+          </w:p>
+          <w:p>
+            <w:pPr>
+              <w:bidi w:val="1"/>
+              <w:spacing w:before="0" w:after="0" w:line="250" w:lineRule="auto"/>
+              <w:jc w:val="left"/>
+            </w:pPr>
+            <w:r>
+              <w:rPr>
+                <w:rFonts w:ascii="Noto Sans Arabic" w:hAnsi="Noto Sans Arabic" w:eastAsia="Noto Sans Arabic" w:cs="Noto Sans Arabic"/>
+                <w:color w:val="12171D"/>
+                <w:sz w:val="16"/>
+                <w:szCs w:val="16"/>
+                <w:rtl w:val="1"/>
+                <w:lang w:val="ar-SA" w:bidi="ar-SA"/>
+              </w:rPr>
+              <w:t xml:space="preserve">بريد مقدم الطلب</w:t>
+            </w:r>
+          </w:p>
+        </w:tc>
+        <w:tc>
+          <w:tcPr>
+            <w:tcW w:w="3350" w:type="dxa"/>
+            <w:tcBorders>
+              <w:bottom w:val="single" w:sz="4" w:space="0" w:color="BCACA7"/>
+            </w:tcBorders>
+            <w:vAlign w:val="center"/>
+          </w:tcPr>
+          <w:p>
+            <w:pPr>
+              <w:spacing w:before="0" w:after="0" w:line="250" w:lineRule="auto"/>
+              <w:jc w:val="left"/>
+            </w:pPr>
+            <w:r>
+              <w:rPr>
+                <w:rFonts w:ascii="Inter" w:hAnsi="Inter" w:eastAsia="Inter" w:cs="Inter"/>
+                <w:i/>
+                <w:iCs/>
+                <w:color w:val="12171D"/>
+                <w:sz w:val="18"/>
+                <w:szCs w:val="18"/>
+                <w:lang w:val="en-GB"/>
+              </w:rPr>
+              <w:t xml:space="preserve">[Requester Email]</w:t>
+            </w:r>
+          </w:p>
+        </w:tc>
+        <w:tc>
+          <w:tcPr>
+            <w:tcW w:w="1650" w:type="dxa"/>
+            <w:tcBorders>
+              <w:bottom w:val="single" w:sz="4" w:space="0" w:color="BCACA7"/>
+            </w:tcBorders>
+            <w:shd w:val="clear" w:color="auto" w:fill="F4F1F0"/>
+            <w:vAlign w:val="center"/>
+          </w:tcPr>
+          <w:p>
+            <w:pPr>
+              <w:spacing w:before="0" w:after="12" w:line="250" w:lineRule="auto"/>
+              <w:jc w:val="left"/>
+            </w:pPr>
+            <w:r>
+              <w:rPr>
+                <w:rFonts w:ascii="Inter" w:hAnsi="Inter" w:eastAsia="Inter" w:cs="Inter"/>
+                <w:b/>
+                <w:bCs/>
+                <w:color w:val="12171D"/>
+                <w:sz w:val="15"/>
+                <w:szCs w:val="15"/>
+                <w:lang w:val="en-GB"/>
+              </w:rPr>
+              <w:t xml:space="preserve">PROJECT / REFERENCE</w:t>
+            </w:r>
+          </w:p>
+          <w:p>
+            <w:pPr>
+              <w:bidi w:val="1"/>
+              <w:spacing w:before="0" w:after="0" w:line="250" w:lineRule="auto"/>
+              <w:jc w:val="left"/>
+            </w:pPr>
+            <w:r>
+              <w:rPr>
+                <w:rFonts w:ascii="Noto Sans Arabic" w:hAnsi="Noto Sans Arabic" w:eastAsia="Noto Sans Arabic" w:cs="Noto Sans Arabic"/>
+                <w:color w:val="12171D"/>
+                <w:sz w:val="16"/>
+                <w:szCs w:val="16"/>
+                <w:rtl w:val="1"/>
+                <w:lang w:val="ar-SA" w:bidi="ar-SA"/>
+              </w:rPr>
+              <w:t xml:space="preserve">المشروع / المرجع</w:t>
+            </w:r>
+          </w:p>
+        </w:tc>
+        <w:tc>
+          <w:tcPr>
+            <w:tcW w:w="3350" w:type="dxa"/>
+            <w:tcBorders>
+              <w:bottom w:val="single" w:sz="4" w:space="0" w:color="BCACA7"/>
+            </w:tcBorders>
+            <w:vAlign w:val="center"/>
+          </w:tcPr>
+          <w:p>
+            <w:pPr>
+              <w:spacing w:before="0" w:after="0" w:line="250" w:lineRule="auto"/>
+              <w:jc w:val="left"/>
+            </w:pPr>
+            <w:r>
+              <w:rPr>
+                <w:rFonts w:ascii="Inter" w:hAnsi="Inter" w:eastAsia="Inter" w:cs="Inter"/>
+                <w:i/>
+                <w:iCs/>
+                <w:color w:val="12171D"/>
+                <w:sz w:val="18"/>
+                <w:szCs w:val="18"/>
+                <w:lang w:val="en-GB"/>
+              </w:rPr>
+              <w:t xml:space="preserve">[Project or Reference]</w:t>
             </w:r>
           </w:p>
         </w:tc>
       </w:tr>
     </w:tbl>
+    <w:p>
+      <w:pPr>
+        <w:spacing w:before="0" w:after="0" w:line="20" w:lineRule="exact"/>
+        <w:rPr>
+          <w:sz w:val="2"/>
+          <w:szCs w:val="2"/>
+        </w:rPr>
+      </w:pPr>
+    </w:p>
     <w:tbl>
       <w:tblPr>
         <w:tblW w:w="10000" w:type="dxa"/>
-        <w:tblLayout w:type="fixed"/>
         <w:tblBorders>
           <w:top w:val="single" w:sz="4" w:color="BCACA7"/>
           <w:left w:val="single" w:sz="4" w:color="BCACA7"/>
@@ -729,6 +805,7 @@
           <w:insideH w:val="single" w:sz="4" w:color="BCACA7"/>
           <w:insideV w:val="single" w:sz="4" w:color="BCACA7"/>
         </w:tblBorders>
+        <w:tblLayout w:type="fixed"/>
         <w:tblCellMar>
           <w:top w:w="75" w:type="dxa"/>
           <w:left w:w="85" w:type="dxa"/>
@@ -749,151 +826,58 @@
         </w:trPr>
         <w:tc>
           <w:tcPr>
-            <w:tcW w:w="1650" w:type="dxa"/>
-            <w:shd w:val="clear" w:color="auto" w:fill="F4F1F0"/>
-            <w:tcBorders>
-              <w:bottom w:val="single" w:sz="4" w:space="0" w:color="BCACA7"/>
-            </w:tcBorders>
-            <w:vAlign w:val="center"/>
-          </w:tcPr>
-          <w:p>
-            <w:pPr>
-              <w:jc w:val="left"/>
-              <w:spacing w:before="0" w:after="12" w:line="250" w:lineRule="auto"/>
-            </w:pPr>
-            <w:r>
-              <w:rPr>
-                <w:rFonts w:ascii="Inter" w:hAnsi="Inter" w:eastAsia="Inter" w:cs="Inter"/>
-                <w:b/>
-                <w:bCs/>
-                <w:color w:val="12171D"/>
-                <w:sz w:val="15"/>
-                <w:szCs w:val="15"/>
-                <w:lang w:val="en-GB"/>
-              </w:rPr>
-              <w:t xml:space="preserve">SUPPLIER NAME</w:t>
-            </w:r>
-          </w:p>
-          <w:p>
-            <w:pPr>
+            <w:tcW w:w="5000" w:type="dxa"/>
+            <w:gridSpan w:val="2"/>
+            <w:shd w:val="clear" w:color="auto" w:fill="BCACA7"/>
+            <w:vAlign w:val="center"/>
+          </w:tcPr>
+          <w:p>
+            <w:pPr>
+              <w:pStyle w:val="Heading1"/>
+              <w:keepNext/>
+              <w:spacing w:before="0" w:after="0" w:line="250" w:lineRule="auto"/>
+              <w:jc w:val="left"/>
+            </w:pPr>
+            <w:r>
+              <w:rPr>
+                <w:rFonts w:ascii="Jost" w:hAnsi="Jost" w:eastAsia="Jost" w:cs="Jost"/>
+                <w:b/>
+                <w:bCs/>
+                <w:color w:val="12171D"/>
+                <w:sz w:val="17"/>
+                <w:szCs w:val="17"/>
+                <w:lang w:val="en-GB"/>
+              </w:rPr>
+              <w:t xml:space="preserve">SUPPLIER DETAILS</w:t>
+            </w:r>
+          </w:p>
+        </w:tc>
+        <w:tc>
+          <w:tcPr>
+            <w:tcW w:w="5000" w:type="dxa"/>
+            <w:gridSpan w:val="2"/>
+            <w:shd w:val="clear" w:color="auto" w:fill="BCACA7"/>
+            <w:vAlign w:val="center"/>
+          </w:tcPr>
+          <w:p>
+            <w:pPr>
+              <w:keepNext/>
               <w:bidi w:val="1"/>
-              <w:jc w:val="right"/>
-              <w:spacing w:before="0" w:after="0" w:line="250" w:lineRule="auto"/>
+              <w:spacing w:before="0" w:after="0" w:line="250" w:lineRule="auto"/>
+              <w:jc w:val="left"/>
             </w:pPr>
             <w:r>
               <w:rPr>
                 <w:rFonts w:ascii="Noto Sans Arabic" w:hAnsi="Noto Sans Arabic" w:eastAsia="Noto Sans Arabic" w:cs="Noto Sans Arabic"/>
                 <w:b/>
                 <w:bCs/>
-                <w:rtl w:val="1"/>
                 <w:color w:val="12171D"/>
                 <w:sz w:val="16"/>
                 <w:szCs w:val="16"/>
-                <w:lang w:val="ar-SA" w:eastAsia="ar-SA"/>
-              </w:rPr>
-              <w:t xml:space="preserve">اسم المورد</w:t>
-            </w:r>
-          </w:p>
-        </w:tc>
-        <w:tc>
-          <w:tcPr>
-            <w:tcW w:w="3350" w:type="dxa"/>
-            <w:tcBorders>
-              <w:bottom w:val="single" w:sz="4" w:space="0" w:color="BCACA7"/>
-            </w:tcBorders>
-            <w:vAlign w:val="center"/>
-          </w:tcPr>
-          <w:p>
-            <w:pPr>
-              <w:jc w:val="left"/>
-              <w:spacing w:before="0" w:after="0" w:line="250" w:lineRule="auto"/>
-            </w:pPr>
-            <w:r>
-              <w:rPr>
-                <w:rFonts w:ascii="Inter" w:hAnsi="Inter" w:eastAsia="Inter" w:cs="Inter"/>
-                <w:i/>
-                <w:iCs/>
-                <w:color w:val="12171D"/>
-                <w:sz w:val="18"/>
-                <w:szCs w:val="18"/>
-                <w:lang w:val="en-GB"/>
-              </w:rPr>
-              <w:t xml:space="preserve">[Supplier Name]</w:t>
-            </w:r>
-          </w:p>
-        </w:tc>
-        <w:tc>
-          <w:tcPr>
-            <w:tcW w:w="1650" w:type="dxa"/>
-            <w:shd w:val="clear" w:color="auto" w:fill="F4F1F0"/>
-            <w:tcBorders>
-              <w:bottom w:val="single" w:sz="4" w:space="0" w:color="BCACA7"/>
-            </w:tcBorders>
-            <w:vAlign w:val="center"/>
-          </w:tcPr>
-          <w:p>
-            <w:pPr>
-              <w:jc w:val="left"/>
-              <w:spacing w:before="0" w:after="12" w:line="250" w:lineRule="auto"/>
-            </w:pPr>
-            <w:r>
-              <w:rPr>
-                <w:rFonts w:ascii="Inter" w:hAnsi="Inter" w:eastAsia="Inter" w:cs="Inter"/>
-                <w:b/>
-                <w:bCs/>
-                <w:color w:val="12171D"/>
-                <w:sz w:val="15"/>
-                <w:szCs w:val="15"/>
-                <w:lang w:val="en-GB"/>
-              </w:rPr>
-              <w:t xml:space="preserve">CONTACT NAME</w:t>
-            </w:r>
-          </w:p>
-          <w:p>
-            <w:pPr>
-              <w:bidi w:val="1"/>
-              <w:jc w:val="right"/>
-              <w:spacing w:before="0" w:after="0" w:line="250" w:lineRule="auto"/>
-            </w:pPr>
-            <w:r>
-              <w:rPr>
-                <w:rFonts w:ascii="Noto Sans Arabic" w:hAnsi="Noto Sans Arabic" w:eastAsia="Noto Sans Arabic" w:cs="Noto Sans Arabic"/>
-                <w:b/>
-                <w:bCs/>
                 <w:rtl w:val="1"/>
-                <w:color w:val="12171D"/>
-                <w:sz w:val="16"/>
-                <w:szCs w:val="16"/>
-                <w:lang w:val="ar-SA" w:eastAsia="ar-SA"/>
-              </w:rPr>
-              <w:t xml:space="preserve">اسم جهة التواصل</w:t>
-            </w:r>
-          </w:p>
-        </w:tc>
-        <w:tc>
-          <w:tcPr>
-            <w:tcW w:w="3350" w:type="dxa"/>
-            <w:tcBorders>
-              <w:bottom w:val="single" w:sz="4" w:space="0" w:color="BCACA7"/>
-            </w:tcBorders>
-            <w:vAlign w:val="center"/>
-          </w:tcPr>
-          <w:p>
-            <w:pPr>
-              <w:jc w:val="left"/>
-              <w:spacing w:before="0" w:after="0" w:line="250" w:lineRule="auto"/>
-            </w:pPr>
-            <w:r>
-              <w:rPr>
-                <w:rFonts w:ascii="Inter" w:hAnsi="Inter" w:eastAsia="Inter" w:cs="Inter"/>
-                <w:i/>
-                <w:iCs/>
-                <w:color w:val="12171D"/>
-                <w:sz w:val="18"/>
-                <w:szCs w:val="18"/>
-                <w:lang w:val="en-GB"/>
-              </w:rPr>
-              <w:t xml:space="preserve">[Supplier Contact]</w:t>
+                <w:lang w:val="ar-SA" w:bidi="ar-SA"/>
+              </w:rPr>
+              <w:t xml:space="preserve">بيانات المورد</w:t>
             </w:r>
           </w:p>
         </w:tc>
@@ -905,16 +889,17 @@
         <w:tc>
           <w:tcPr>
             <w:tcW w:w="1650" w:type="dxa"/>
+            <w:tcBorders>
+              <w:bottom w:val="single" w:sz="4" w:space="0" w:color="BCACA7"/>
+            </w:tcBorders>
             <w:shd w:val="clear" w:color="auto" w:fill="F4F1F0"/>
-            <w:tcBorders>
-              <w:bottom w:val="single" w:sz="4" w:space="0" w:color="BCACA7"/>
-            </w:tcBorders>
-            <w:vAlign w:val="center"/>
-          </w:tcPr>
-          <w:p>
-            <w:pPr>
-              <w:jc w:val="left"/>
+            <w:vAlign w:val="center"/>
+          </w:tcPr>
+          <w:p>
+            <w:pPr>
+              <w:keepNext/>
               <w:spacing w:before="0" w:after="12" w:line="250" w:lineRule="auto"/>
+              <w:jc w:val="left"/>
             </w:pPr>
             <w:r>
               <w:rPr>
@@ -926,27 +911,26 @@
                 <w:szCs w:val="15"/>
                 <w:lang w:val="en-GB"/>
               </w:rPr>
-              <w:t xml:space="preserve">EMAIL</w:t>
-            </w:r>
-          </w:p>
-          <w:p>
-            <w:pPr>
+              <w:t xml:space="preserve">SUPPLIER NAME</w:t>
+            </w:r>
+          </w:p>
+          <w:p>
+            <w:pPr>
+              <w:keepNext/>
               <w:bidi w:val="1"/>
-              <w:jc w:val="right"/>
-              <w:spacing w:before="0" w:after="0" w:line="250" w:lineRule="auto"/>
+              <w:spacing w:before="0" w:after="0" w:line="250" w:lineRule="auto"/>
+              <w:jc w:val="left"/>
             </w:pPr>
             <w:r>
               <w:rPr>
                 <w:rFonts w:ascii="Noto Sans Arabic" w:hAnsi="Noto Sans Arabic" w:eastAsia="Noto Sans Arabic" w:cs="Noto Sans Arabic"/>
-                <w:b/>
-                <w:bCs/>
-                <w:rtl w:val="1"/>
                 <w:color w:val="12171D"/>
                 <w:sz w:val="16"/>
                 <w:szCs w:val="16"/>
-                <w:lang w:val="ar-SA" w:eastAsia="ar-SA"/>
-              </w:rPr>
-              <w:t xml:space="preserve">البريد الإلكتروني</w:t>
+                <w:rtl w:val="1"/>
+                <w:lang w:val="ar-SA" w:bidi="ar-SA"/>
+              </w:rPr>
+              <w:t xml:space="preserve">اسم المورد</w:t>
             </w:r>
           </w:p>
         </w:tc>
@@ -960,8 +944,9 @@
           </w:tcPr>
           <w:p>
             <w:pPr>
-              <w:jc w:val="left"/>
-              <w:spacing w:before="0" w:after="0" w:line="250" w:lineRule="auto"/>
+              <w:keepNext/>
+              <w:spacing w:before="0" w:after="0" w:line="250" w:lineRule="auto"/>
+              <w:jc w:val="left"/>
             </w:pPr>
             <w:r>
               <w:rPr>
@@ -973,23 +958,24 @@
                 <w:szCs w:val="18"/>
                 <w:lang w:val="en-GB"/>
               </w:rPr>
-              <w:t xml:space="preserve">[Supplier Email]</w:t>
+              <w:t xml:space="preserve">[Supplier Name]</w:t>
             </w:r>
           </w:p>
         </w:tc>
         <w:tc>
           <w:tcPr>
             <w:tcW w:w="1650" w:type="dxa"/>
+            <w:tcBorders>
+              <w:bottom w:val="single" w:sz="4" w:space="0" w:color="BCACA7"/>
+            </w:tcBorders>
             <w:shd w:val="clear" w:color="auto" w:fill="F4F1F0"/>
-            <w:tcBorders>
-              <w:bottom w:val="single" w:sz="4" w:space="0" w:color="BCACA7"/>
-            </w:tcBorders>
-            <w:vAlign w:val="center"/>
-          </w:tcPr>
-          <w:p>
-            <w:pPr>
-              <w:jc w:val="left"/>
+            <w:vAlign w:val="center"/>
+          </w:tcPr>
+          <w:p>
+            <w:pPr>
+              <w:keepNext/>
               <w:spacing w:before="0" w:after="12" w:line="250" w:lineRule="auto"/>
+              <w:jc w:val="left"/>
             </w:pPr>
             <w:r>
               <w:rPr>
@@ -1001,27 +987,26 @@
                 <w:szCs w:val="15"/>
                 <w:lang w:val="en-GB"/>
               </w:rPr>
-              <w:t xml:space="preserve">ADDRESS</w:t>
-            </w:r>
-          </w:p>
-          <w:p>
-            <w:pPr>
+              <w:t xml:space="preserve">CONTACT NAME</w:t>
+            </w:r>
+          </w:p>
+          <w:p>
+            <w:pPr>
+              <w:keepNext/>
               <w:bidi w:val="1"/>
-              <w:jc w:val="right"/>
-              <w:spacing w:before="0" w:after="0" w:line="250" w:lineRule="auto"/>
+              <w:spacing w:before="0" w:after="0" w:line="250" w:lineRule="auto"/>
+              <w:jc w:val="left"/>
             </w:pPr>
             <w:r>
               <w:rPr>
                 <w:rFonts w:ascii="Noto Sans Arabic" w:hAnsi="Noto Sans Arabic" w:eastAsia="Noto Sans Arabic" w:cs="Noto Sans Arabic"/>
-                <w:b/>
-                <w:bCs/>
-                <w:rtl w:val="1"/>
                 <w:color w:val="12171D"/>
                 <w:sz w:val="16"/>
                 <w:szCs w:val="16"/>
-                <w:lang w:val="ar-SA" w:eastAsia="ar-SA"/>
-              </w:rPr>
-              <w:t xml:space="preserve">العنوان</w:t>
+                <w:rtl w:val="1"/>
+                <w:lang w:val="ar-SA" w:bidi="ar-SA"/>
+              </w:rPr>
+              <w:t xml:space="preserve">اسم جهة التواصل</w:t>
             </w:r>
           </w:p>
         </w:tc>
@@ -1035,8 +1020,9 @@
           </w:tcPr>
           <w:p>
             <w:pPr>
-              <w:jc w:val="left"/>
-              <w:spacing w:before="0" w:after="0" w:line="250" w:lineRule="auto"/>
+              <w:keepNext/>
+              <w:spacing w:before="0" w:after="0" w:line="250" w:lineRule="auto"/>
+              <w:jc w:val="left"/>
             </w:pPr>
             <w:r>
               <w:rPr>
@@ -1048,92 +1034,175 @@
                 <w:szCs w:val="18"/>
                 <w:lang w:val="en-GB"/>
               </w:rPr>
-              <w:t xml:space="preserve">[Supplier Address]</w:t>
+              <w:t xml:space="preserve">[Supplier Contact]</w:t>
             </w:r>
           </w:p>
         </w:tc>
       </w:tr>
-    </w:tbl>
-    <w:tbl>
-      <w:tblPr>
-        <w:tblW w:w="10000" w:type="dxa"/>
-        <w:tblLayout w:type="fixed"/>
-        <w:tblBorders>
-          <w:top w:val="nil"/>
-          <w:left w:val="nil"/>
-          <w:bottom w:val="nil"/>
-          <w:right w:val="nil"/>
-          <w:insideH w:val="nil"/>
-          <w:insideV w:val="nil"/>
-        </w:tblBorders>
-        <w:tblCellMar>
-          <w:top w:w="75" w:type="dxa"/>
-          <w:left w:w="85" w:type="dxa"/>
-          <w:bottom w:w="75" w:type="dxa"/>
-          <w:right w:w="85" w:type="dxa"/>
-        </w:tblCellMar>
-        <w:tblLook w:firstRow="1" w:lastRow="0" w:firstColumn="0" w:lastColumn="0" w:noHBand="0" w:noVBand="1"/>
-      </w:tblPr>
-      <w:tblGrid>
-        <w:gridCol w:w="10000"/>
-      </w:tblGrid>
       <w:tr>
         <w:trPr>
           <w:cantSplit/>
         </w:trPr>
         <w:tc>
           <w:tcPr>
-            <w:tcW w:w="10000" w:type="dxa"/>
-            <w:shd w:val="clear" w:color="auto" w:fill="BCACA7"/>
-            <w:vAlign w:val="center"/>
-          </w:tcPr>
-          <w:p>
-            <w:pPr>
-              <w:jc w:val="left"/>
-              <w:spacing w:before="0" w:after="4" w:line="250" w:lineRule="auto"/>
-              <w:keepNext/>
-            </w:pPr>
-            <w:r>
-              <w:rPr>
-                <w:rFonts w:ascii="Jost" w:hAnsi="Jost" w:eastAsia="Jost" w:cs="Jost"/>
-                <w:b/>
-                <w:bCs/>
-                <w:color w:val="12171D"/>
-                <w:sz w:val="17"/>
-                <w:szCs w:val="17"/>
-                <w:lang w:val="en-GB"/>
-              </w:rPr>
-              <w:t xml:space="preserve">ITEMS OR SERVICES</w:t>
+            <w:tcW w:w="1650" w:type="dxa"/>
+            <w:tcBorders>
+              <w:bottom w:val="single" w:sz="4" w:space="0" w:color="BCACA7"/>
+            </w:tcBorders>
+            <w:shd w:val="clear" w:color="auto" w:fill="F4F1F0"/>
+            <w:vAlign w:val="center"/>
+          </w:tcPr>
+          <w:p>
+            <w:pPr>
+              <w:spacing w:before="0" w:after="12" w:line="250" w:lineRule="auto"/>
+              <w:jc w:val="left"/>
+            </w:pPr>
+            <w:r>
+              <w:rPr>
+                <w:rFonts w:ascii="Inter" w:hAnsi="Inter" w:eastAsia="Inter" w:cs="Inter"/>
+                <w:b/>
+                <w:bCs/>
+                <w:color w:val="12171D"/>
+                <w:sz w:val="15"/>
+                <w:szCs w:val="15"/>
+                <w:lang w:val="en-GB"/>
+              </w:rPr>
+              <w:t xml:space="preserve">EMAIL</w:t>
             </w:r>
           </w:p>
           <w:p>
             <w:pPr>
               <w:bidi w:val="1"/>
-              <w:jc w:val="right"/>
-              <w:spacing w:before="0" w:after="0" w:line="250" w:lineRule="auto"/>
-              <w:keepNext/>
+              <w:spacing w:before="0" w:after="0" w:line="250" w:lineRule="auto"/>
+              <w:jc w:val="left"/>
             </w:pPr>
             <w:r>
               <w:rPr>
                 <w:rFonts w:ascii="Noto Sans Arabic" w:hAnsi="Noto Sans Arabic" w:eastAsia="Noto Sans Arabic" w:cs="Noto Sans Arabic"/>
-                <w:b/>
-                <w:bCs/>
-                <w:rtl w:val="1"/>
                 <w:color w:val="12171D"/>
                 <w:sz w:val="16"/>
                 <w:szCs w:val="16"/>
-                <w:lang w:val="ar-SA" w:eastAsia="ar-SA"/>
-              </w:rPr>
-              <w:t xml:space="preserve">البنود أو الخدمات</w:t>
+                <w:rtl w:val="1"/>
+                <w:lang w:val="ar-SA" w:bidi="ar-SA"/>
+              </w:rPr>
+              <w:t xml:space="preserve">البريد الإلكتروني</w:t>
+            </w:r>
+          </w:p>
+        </w:tc>
+        <w:tc>
+          <w:tcPr>
+            <w:tcW w:w="3350" w:type="dxa"/>
+            <w:tcBorders>
+              <w:bottom w:val="single" w:sz="4" w:space="0" w:color="BCACA7"/>
+            </w:tcBorders>
+            <w:vAlign w:val="center"/>
+          </w:tcPr>
+          <w:p>
+            <w:pPr>
+              <w:spacing w:before="0" w:after="0" w:line="250" w:lineRule="auto"/>
+              <w:jc w:val="left"/>
+            </w:pPr>
+            <w:r>
+              <w:rPr>
+                <w:rFonts w:ascii="Inter" w:hAnsi="Inter" w:eastAsia="Inter" w:cs="Inter"/>
+                <w:i/>
+                <w:iCs/>
+                <w:color w:val="12171D"/>
+                <w:sz w:val="18"/>
+                <w:szCs w:val="18"/>
+                <w:lang w:val="en-GB"/>
+              </w:rPr>
+              <w:t xml:space="preserve">[Supplier Email]</w:t>
+            </w:r>
+          </w:p>
+        </w:tc>
+        <w:tc>
+          <w:tcPr>
+            <w:tcW w:w="1650" w:type="dxa"/>
+            <w:tcBorders>
+              <w:bottom w:val="single" w:sz="4" w:space="0" w:color="BCACA7"/>
+            </w:tcBorders>
+            <w:shd w:val="clear" w:color="auto" w:fill="F4F1F0"/>
+            <w:vAlign w:val="center"/>
+          </w:tcPr>
+          <w:p>
+            <w:pPr>
+              <w:spacing w:before="0" w:after="12" w:line="250" w:lineRule="auto"/>
+              <w:jc w:val="left"/>
+            </w:pPr>
+            <w:r>
+              <w:rPr>
+                <w:rFonts w:ascii="Inter" w:hAnsi="Inter" w:eastAsia="Inter" w:cs="Inter"/>
+                <w:b/>
+                <w:bCs/>
+                <w:color w:val="12171D"/>
+                <w:sz w:val="15"/>
+                <w:szCs w:val="15"/>
+                <w:lang w:val="en-GB"/>
+              </w:rPr>
+              <w:t xml:space="preserve">ADDRESS</w:t>
+            </w:r>
+          </w:p>
+          <w:p>
+            <w:pPr>
+              <w:bidi w:val="1"/>
+              <w:spacing w:before="0" w:after="0" w:line="250" w:lineRule="auto"/>
+              <w:jc w:val="left"/>
+            </w:pPr>
+            <w:r>
+              <w:rPr>
+                <w:rFonts w:ascii="Noto Sans Arabic" w:hAnsi="Noto Sans Arabic" w:eastAsia="Noto Sans Arabic" w:cs="Noto Sans Arabic"/>
+                <w:color w:val="12171D"/>
+                <w:sz w:val="16"/>
+                <w:szCs w:val="16"/>
+                <w:rtl w:val="1"/>
+                <w:lang w:val="ar-SA" w:bidi="ar-SA"/>
+              </w:rPr>
+              <w:t xml:space="preserve">العنوان</w:t>
+            </w:r>
+          </w:p>
+        </w:tc>
+        <w:tc>
+          <w:tcPr>
+            <w:tcW w:w="3350" w:type="dxa"/>
+            <w:tcBorders>
+              <w:bottom w:val="single" w:sz="4" w:space="0" w:color="BCACA7"/>
+            </w:tcBorders>
+            <w:vAlign w:val="center"/>
+          </w:tcPr>
+          <w:p>
+            <w:pPr>
+              <w:spacing w:before="0" w:after="0" w:line="250" w:lineRule="auto"/>
+              <w:jc w:val="left"/>
+            </w:pPr>
+            <w:r>
+              <w:rPr>
+                <w:rFonts w:ascii="Inter" w:hAnsi="Inter" w:eastAsia="Inter" w:cs="Inter"/>
+                <w:i/>
+                <w:iCs/>
+                <w:color w:val="12171D"/>
+                <w:sz w:val="18"/>
+                <w:szCs w:val="18"/>
+                <w:lang w:val="en-GB"/>
+              </w:rPr>
+              <w:t xml:space="preserve">[Supplier Address]</w:t>
             </w:r>
           </w:p>
         </w:tc>
       </w:tr>
     </w:tbl>
+    <w:p>
+      <w:pPr>
+        <w:spacing w:before="0" w:after="0" w:line="20" w:lineRule="exact"/>
+        <w:rPr>
+          <w:sz w:val="2"/>
+          <w:szCs w:val="2"/>
+        </w:rPr>
+      </w:pPr>
+    </w:p>
     <w:tbl>
       <w:tblPr>
         <w:tblW w:w="10000" w:type="dxa"/>
-        <w:tblLayout w:type="fixed"/>
         <w:tblBorders>
           <w:top w:val="single" w:sz="4" w:color="BCACA7"/>
           <w:left w:val="single" w:sz="4" w:color="BCACA7"/>
@@ -1142,6 +1211,7 @@
           <w:insideH w:val="single" w:sz="4" w:color="BCACA7"/>
           <w:insideV w:val="single" w:sz="4" w:color="BCACA7"/>
         </w:tblBorders>
+        <w:tblLayout w:type="fixed"/>
         <w:tblCellMar>
           <w:top w:w="75" w:type="dxa"/>
           <w:left w:w="85" w:type="dxa"/>
@@ -1165,14 +1235,78 @@
         </w:trPr>
         <w:tc>
           <w:tcPr>
+            <w:tcW w:w="4800" w:type="dxa"/>
+            <w:gridSpan w:val="3"/>
+            <w:shd w:val="clear" w:color="auto" w:fill="BCACA7"/>
+            <w:vAlign w:val="center"/>
+          </w:tcPr>
+          <w:p>
+            <w:pPr>
+              <w:pStyle w:val="Heading1"/>
+              <w:keepNext/>
+              <w:spacing w:before="0" w:after="0" w:line="250" w:lineRule="auto"/>
+              <w:jc w:val="left"/>
+            </w:pPr>
+            <w:r>
+              <w:rPr>
+                <w:rFonts w:ascii="Jost" w:hAnsi="Jost" w:eastAsia="Jost" w:cs="Jost"/>
+                <w:b/>
+                <w:bCs/>
+                <w:color w:val="12171D"/>
+                <w:sz w:val="17"/>
+                <w:szCs w:val="17"/>
+                <w:lang w:val="en-GB"/>
+              </w:rPr>
+              <w:t xml:space="preserve">ITEMS OR SERVICES</w:t>
+            </w:r>
+          </w:p>
+        </w:tc>
+        <w:tc>
+          <w:tcPr>
+            <w:tcW w:w="5200" w:type="dxa"/>
+            <w:gridSpan w:val="3"/>
+            <w:shd w:val="clear" w:color="auto" w:fill="BCACA7"/>
+            <w:vAlign w:val="center"/>
+          </w:tcPr>
+          <w:p>
+            <w:pPr>
+              <w:keepNext/>
+              <w:bidi w:val="1"/>
+              <w:spacing w:before="0" w:after="0" w:line="250" w:lineRule="auto"/>
+              <w:jc w:val="left"/>
+            </w:pPr>
+            <w:r>
+              <w:rPr>
+                <w:rFonts w:ascii="Noto Sans Arabic" w:hAnsi="Noto Sans Arabic" w:eastAsia="Noto Sans Arabic" w:cs="Noto Sans Arabic"/>
+                <w:b/>
+                <w:bCs/>
+                <w:color w:val="12171D"/>
+                <w:sz w:val="16"/>
+                <w:szCs w:val="16"/>
+                <w:rtl w:val="1"/>
+                <w:lang w:val="ar-SA" w:bidi="ar-SA"/>
+              </w:rPr>
+              <w:t xml:space="preserve">البنود أو الخدمات</w:t>
+            </w:r>
+          </w:p>
+        </w:tc>
+      </w:tr>
+      <w:tr>
+        <w:trPr>
+          <w:tblHeader w:val="true"/>
+          <w:cantSplit/>
+        </w:trPr>
+        <w:tc>
+          <w:tcPr>
             <w:tcW w:w="500" w:type="dxa"/>
             <w:shd w:val="clear" w:color="auto" w:fill="12171D"/>
             <w:vAlign w:val="center"/>
           </w:tcPr>
           <w:p>
             <w:pPr>
-              <w:jc w:val="left"/>
+              <w:keepNext/>
               <w:spacing w:before="0" w:after="8" w:line="250" w:lineRule="auto"/>
+              <w:jc w:val="left"/>
             </w:pPr>
             <w:r>
               <w:rPr>
@@ -1189,20 +1323,21 @@
           </w:p>
           <w:p>
             <w:pPr>
+              <w:keepNext/>
               <w:bidi w:val="1"/>
-              <w:jc w:val="right"/>
-              <w:spacing w:before="0" w:after="0" w:line="250" w:lineRule="auto"/>
+              <w:spacing w:before="0" w:after="0" w:line="250" w:lineRule="auto"/>
+              <w:jc w:val="left"/>
             </w:pPr>
             <w:r>
               <w:rPr>
                 <w:rFonts w:ascii="Noto Sans Arabic" w:hAnsi="Noto Sans Arabic" w:eastAsia="Noto Sans Arabic" w:cs="Noto Sans Arabic"/>
                 <w:b/>
                 <w:bCs/>
-                <w:rtl w:val="1"/>
                 <w:color w:val="FFFFFF"/>
                 <w:sz w:val="14"/>
                 <w:szCs w:val="14"/>
-                <w:lang w:val="ar-SA" w:eastAsia="ar-SA"/>
+                <w:rtl w:val="1"/>
+                <w:lang w:val="ar-SA" w:bidi="ar-SA"/>
               </w:rPr>
               <w:t xml:space="preserve">م</w:t>
             </w:r>
@@ -1216,8 +1351,9 @@
           </w:tcPr>
           <w:p>
             <w:pPr>
-              <w:jc w:val="left"/>
+              <w:keepNext/>
               <w:spacing w:before="0" w:after="8" w:line="250" w:lineRule="auto"/>
+              <w:jc w:val="left"/>
             </w:pPr>
             <w:r>
               <w:rPr>
@@ -1234,20 +1370,21 @@
           </w:p>
           <w:p>
             <w:pPr>
+              <w:keepNext/>
               <w:bidi w:val="1"/>
-              <w:jc w:val="right"/>
-              <w:spacing w:before="0" w:after="0" w:line="250" w:lineRule="auto"/>
+              <w:spacing w:before="0" w:after="0" w:line="250" w:lineRule="auto"/>
+              <w:jc w:val="left"/>
             </w:pPr>
             <w:r>
               <w:rPr>
                 <w:rFonts w:ascii="Noto Sans Arabic" w:hAnsi="Noto Sans Arabic" w:eastAsia="Noto Sans Arabic" w:cs="Noto Sans Arabic"/>
                 <w:b/>
                 <w:bCs/>
-                <w:rtl w:val="1"/>
                 <w:color w:val="FFFFFF"/>
                 <w:sz w:val="14"/>
                 <w:szCs w:val="14"/>
-                <w:lang w:val="ar-SA" w:eastAsia="ar-SA"/>
+                <w:rtl w:val="1"/>
+                <w:lang w:val="ar-SA" w:bidi="ar-SA"/>
               </w:rPr>
               <w:t xml:space="preserve">البند / الخدمة</w:t>
             </w:r>
@@ -1261,8 +1398,9 @@
           </w:tcPr>
           <w:p>
             <w:pPr>
+              <w:keepNext/>
+              <w:spacing w:before="0" w:after="8" w:line="250" w:lineRule="auto"/>
               <w:jc w:val="center"/>
-              <w:spacing w:before="0" w:after="8" w:line="250" w:lineRule="auto"/>
             </w:pPr>
             <w:r>
               <w:rPr>
@@ -1279,20 +1417,21 @@
           </w:p>
           <w:p>
             <w:pPr>
+              <w:keepNext/>
               <w:bidi w:val="1"/>
-              <w:jc w:val="right"/>
-              <w:spacing w:before="0" w:after="0" w:line="250" w:lineRule="auto"/>
+              <w:spacing w:before="0" w:after="0" w:line="250" w:lineRule="auto"/>
+              <w:jc w:val="center"/>
             </w:pPr>
             <w:r>
               <w:rPr>
                 <w:rFonts w:ascii="Noto Sans Arabic" w:hAnsi="Noto Sans Arabic" w:eastAsia="Noto Sans Arabic" w:cs="Noto Sans Arabic"/>
                 <w:b/>
                 <w:bCs/>
-                <w:rtl w:val="1"/>
                 <w:color w:val="FFFFFF"/>
                 <w:sz w:val="14"/>
                 <w:szCs w:val="14"/>
-                <w:lang w:val="ar-SA" w:eastAsia="ar-SA"/>
+                <w:rtl w:val="1"/>
+                <w:lang w:val="ar-SA" w:bidi="ar-SA"/>
               </w:rPr>
               <w:t xml:space="preserve">الكمية</w:t>
             </w:r>
@@ -1306,8 +1445,9 @@
           </w:tcPr>
           <w:p>
             <w:pPr>
+              <w:keepNext/>
+              <w:spacing w:before="0" w:after="8" w:line="250" w:lineRule="auto"/>
               <w:jc w:val="center"/>
-              <w:spacing w:before="0" w:after="8" w:line="250" w:lineRule="auto"/>
             </w:pPr>
             <w:r>
               <w:rPr>
@@ -1324,20 +1464,21 @@
           </w:p>
           <w:p>
             <w:pPr>
+              <w:keepNext/>
               <w:bidi w:val="1"/>
-              <w:jc w:val="right"/>
-              <w:spacing w:before="0" w:after="0" w:line="250" w:lineRule="auto"/>
+              <w:spacing w:before="0" w:after="0" w:line="250" w:lineRule="auto"/>
+              <w:jc w:val="center"/>
             </w:pPr>
             <w:r>
               <w:rPr>
                 <w:rFonts w:ascii="Noto Sans Arabic" w:hAnsi="Noto Sans Arabic" w:eastAsia="Noto Sans Arabic" w:cs="Noto Sans Arabic"/>
                 <w:b/>
                 <w:bCs/>
-                <w:rtl w:val="1"/>
                 <w:color w:val="FFFFFF"/>
                 <w:sz w:val="14"/>
                 <w:szCs w:val="14"/>
-                <w:lang w:val="ar-SA" w:eastAsia="ar-SA"/>
+                <w:rtl w:val="1"/>
+                <w:lang w:val="ar-SA" w:bidi="ar-SA"/>
               </w:rPr>
               <w:t xml:space="preserve">الوحدة</w:t>
             </w:r>
@@ -1351,8 +1492,9 @@
           </w:tcPr>
           <w:p>
             <w:pPr>
-              <w:jc w:val="center"/>
+              <w:keepNext/>
               <w:spacing w:before="0" w:after="8" w:line="250" w:lineRule="auto"/>
+              <w:jc w:val="right"/>
             </w:pPr>
             <w:r>
               <w:rPr>
@@ -1369,20 +1511,21 @@
           </w:p>
           <w:p>
             <w:pPr>
+              <w:keepNext/>
               <w:bidi w:val="1"/>
-              <w:jc w:val="right"/>
-              <w:spacing w:before="0" w:after="0" w:line="250" w:lineRule="auto"/>
+              <w:spacing w:before="0" w:after="0" w:line="250" w:lineRule="auto"/>
+              <w:jc w:val="left"/>
             </w:pPr>
             <w:r>
               <w:rPr>
                 <w:rFonts w:ascii="Noto Sans Arabic" w:hAnsi="Noto Sans Arabic" w:eastAsia="Noto Sans Arabic" w:cs="Noto Sans Arabic"/>
                 <w:b/>
                 <w:bCs/>
-                <w:rtl w:val="1"/>
                 <w:color w:val="FFFFFF"/>
                 <w:sz w:val="14"/>
                 <w:szCs w:val="14"/>
-                <w:lang w:val="ar-SA" w:eastAsia="ar-SA"/>
+                <w:rtl w:val="1"/>
+                <w:lang w:val="ar-SA" w:bidi="ar-SA"/>
               </w:rPr>
               <w:t xml:space="preserve">سعر الوحدة</w:t>
             </w:r>
@@ -1396,8 +1539,9 @@
           </w:tcPr>
           <w:p>
             <w:pPr>
-              <w:jc w:val="center"/>
+              <w:keepNext/>
               <w:spacing w:before="0" w:after="8" w:line="250" w:lineRule="auto"/>
+              <w:jc w:val="right"/>
             </w:pPr>
             <w:r>
               <w:rPr>
@@ -1414,20 +1558,21 @@
           </w:p>
           <w:p>
             <w:pPr>
+              <w:keepNext/>
               <w:bidi w:val="1"/>
-              <w:jc w:val="right"/>
-              <w:spacing w:before="0" w:after="0" w:line="250" w:lineRule="auto"/>
+              <w:spacing w:before="0" w:after="0" w:line="250" w:lineRule="auto"/>
+              <w:jc w:val="left"/>
             </w:pPr>
             <w:r>
               <w:rPr>
                 <w:rFonts w:ascii="Noto Sans Arabic" w:hAnsi="Noto Sans Arabic" w:eastAsia="Noto Sans Arabic" w:cs="Noto Sans Arabic"/>
                 <w:b/>
                 <w:bCs/>
-                <w:rtl w:val="1"/>
                 <w:color w:val="FFFFFF"/>
                 <w:sz w:val="14"/>
                 <w:szCs w:val="14"/>
-                <w:lang w:val="ar-SA" w:eastAsia="ar-SA"/>
+                <w:rtl w:val="1"/>
+                <w:lang w:val="ar-SA" w:bidi="ar-SA"/>
               </w:rPr>
               <w:t xml:space="preserve">إجمالي البند</w:t>
             </w:r>
@@ -1448,8 +1593,9 @@
           </w:tcPr>
           <w:p>
             <w:pPr>
+              <w:keepNext/>
+              <w:spacing w:before="0" w:after="0" w:line="250" w:lineRule="auto"/>
               <w:jc w:val="center"/>
-              <w:spacing w:before="0" w:after="0" w:line="250" w:lineRule="auto"/>
             </w:pPr>
             <w:r>
               <w:rPr>
@@ -1475,8 +1621,9 @@
           </w:tcPr>
           <w:p>
             <w:pPr>
-              <w:jc w:val="left"/>
-              <w:spacing w:before="0" w:after="0" w:line="250" w:lineRule="auto"/>
+              <w:keepNext/>
+              <w:spacing w:before="0" w:after="0" w:line="250" w:lineRule="auto"/>
+              <w:jc w:val="left"/>
             </w:pPr>
             <w:r>
               <w:rPr>
@@ -1502,8 +1649,9 @@
           </w:tcPr>
           <w:p>
             <w:pPr>
+              <w:keepNext/>
+              <w:spacing w:before="0" w:after="0" w:line="250" w:lineRule="auto"/>
               <w:jc w:val="center"/>
-              <w:spacing w:before="0" w:after="0" w:line="250" w:lineRule="auto"/>
             </w:pPr>
             <w:r>
               <w:rPr>
@@ -1529,8 +1677,9 @@
           </w:tcPr>
           <w:p>
             <w:pPr>
+              <w:keepNext/>
+              <w:spacing w:before="0" w:after="0" w:line="250" w:lineRule="auto"/>
               <w:jc w:val="center"/>
-              <w:spacing w:before="0" w:after="0" w:line="250" w:lineRule="auto"/>
             </w:pPr>
             <w:r>
               <w:rPr>
@@ -1556,8 +1705,9 @@
           </w:tcPr>
           <w:p>
             <w:pPr>
-              <w:jc w:val="left"/>
-              <w:spacing w:before="0" w:after="0" w:line="250" w:lineRule="auto"/>
+              <w:keepNext/>
+              <w:spacing w:before="0" w:after="0" w:line="250" w:lineRule="auto"/>
+              <w:jc w:val="right"/>
             </w:pPr>
             <w:r>
               <w:rPr>
@@ -1583,8 +1733,9 @@
           </w:tcPr>
           <w:p>
             <w:pPr>
-              <w:jc w:val="left"/>
-              <w:spacing w:before="0" w:after="0" w:line="250" w:lineRule="auto"/>
+              <w:keepNext/>
+              <w:spacing w:before="0" w:after="0" w:line="250" w:lineRule="auto"/>
+              <w:jc w:val="right"/>
             </w:pPr>
             <w:r>
               <w:rPr>
@@ -1615,8 +1766,9 @@
           </w:tcPr>
           <w:p>
             <w:pPr>
+              <w:keepNext/>
+              <w:spacing w:before="0" w:after="0" w:line="250" w:lineRule="auto"/>
               <w:jc w:val="center"/>
-              <w:spacing w:before="0" w:after="0" w:line="250" w:lineRule="auto"/>
             </w:pPr>
             <w:r>
               <w:rPr>
@@ -1642,8 +1794,9 @@
           </w:tcPr>
           <w:p>
             <w:pPr>
-              <w:jc w:val="left"/>
-              <w:spacing w:before="0" w:after="0" w:line="250" w:lineRule="auto"/>
+              <w:keepNext/>
+              <w:spacing w:before="0" w:after="0" w:line="250" w:lineRule="auto"/>
+              <w:jc w:val="left"/>
             </w:pPr>
             <w:r>
               <w:rPr>
@@ -1669,8 +1822,9 @@
           </w:tcPr>
           <w:p>
             <w:pPr>
+              <w:keepNext/>
+              <w:spacing w:before="0" w:after="0" w:line="250" w:lineRule="auto"/>
               <w:jc w:val="center"/>
-              <w:spacing w:before="0" w:after="0" w:line="250" w:lineRule="auto"/>
             </w:pPr>
             <w:r>
               <w:rPr>
@@ -1696,8 +1850,9 @@
           </w:tcPr>
           <w:p>
             <w:pPr>
+              <w:keepNext/>
+              <w:spacing w:before="0" w:after="0" w:line="250" w:lineRule="auto"/>
               <w:jc w:val="center"/>
-              <w:spacing w:before="0" w:after="0" w:line="250" w:lineRule="auto"/>
             </w:pPr>
             <w:r>
               <w:rPr>
@@ -1723,8 +1878,9 @@
           </w:tcPr>
           <w:p>
             <w:pPr>
-              <w:jc w:val="left"/>
-              <w:spacing w:before="0" w:after="0" w:line="250" w:lineRule="auto"/>
+              <w:keepNext/>
+              <w:spacing w:before="0" w:after="0" w:line="250" w:lineRule="auto"/>
+              <w:jc w:val="right"/>
             </w:pPr>
             <w:r>
               <w:rPr>
@@ -1750,8 +1906,9 @@
           </w:tcPr>
           <w:p>
             <w:pPr>
-              <w:jc w:val="left"/>
-              <w:spacing w:before="0" w:after="0" w:line="250" w:lineRule="auto"/>
+              <w:keepNext/>
+              <w:spacing w:before="0" w:after="0" w:line="250" w:lineRule="auto"/>
+              <w:jc w:val="right"/>
             </w:pPr>
             <w:r>
               <w:rPr>
@@ -1782,8 +1939,9 @@
           </w:tcPr>
           <w:p>
             <w:pPr>
+              <w:keepNext/>
+              <w:spacing w:before="0" w:after="0" w:line="250" w:lineRule="auto"/>
               <w:jc w:val="center"/>
-              <w:spacing w:before="0" w:after="0" w:line="250" w:lineRule="auto"/>
             </w:pPr>
             <w:r>
               <w:rPr>
@@ -1809,8 +1967,9 @@
           </w:tcPr>
           <w:p>
             <w:pPr>
-              <w:jc w:val="left"/>
-              <w:spacing w:before="0" w:after="0" w:line="250" w:lineRule="auto"/>
+              <w:keepNext/>
+              <w:spacing w:before="0" w:after="0" w:line="250" w:lineRule="auto"/>
+              <w:jc w:val="left"/>
             </w:pPr>
             <w:r>
               <w:rPr>
@@ -1836,8 +1995,9 @@
           </w:tcPr>
           <w:p>
             <w:pPr>
+              <w:keepNext/>
+              <w:spacing w:before="0" w:after="0" w:line="250" w:lineRule="auto"/>
               <w:jc w:val="center"/>
-              <w:spacing w:before="0" w:after="0" w:line="250" w:lineRule="auto"/>
             </w:pPr>
             <w:r>
               <w:rPr>
@@ -1863,8 +2023,9 @@
           </w:tcPr>
           <w:p>
             <w:pPr>
+              <w:keepNext/>
+              <w:spacing w:before="0" w:after="0" w:line="250" w:lineRule="auto"/>
               <w:jc w:val="center"/>
-              <w:spacing w:before="0" w:after="0" w:line="250" w:lineRule="auto"/>
             </w:pPr>
             <w:r>
               <w:rPr>
@@ -1890,8 +2051,9 @@
           </w:tcPr>
           <w:p>
             <w:pPr>
-              <w:jc w:val="left"/>
-              <w:spacing w:before="0" w:after="0" w:line="250" w:lineRule="auto"/>
+              <w:keepNext/>
+              <w:spacing w:before="0" w:after="0" w:line="250" w:lineRule="auto"/>
+              <w:jc w:val="right"/>
             </w:pPr>
             <w:r>
               <w:rPr>
@@ -1917,8 +2079,9 @@
           </w:tcPr>
           <w:p>
             <w:pPr>
-              <w:jc w:val="left"/>
-              <w:spacing w:before="0" w:after="0" w:line="250" w:lineRule="auto"/>
+              <w:keepNext/>
+              <w:spacing w:before="0" w:after="0" w:line="250" w:lineRule="auto"/>
+              <w:jc w:val="right"/>
             </w:pPr>
             <w:r>
               <w:rPr>
@@ -1949,8 +2112,8 @@
           </w:tcPr>
           <w:p>
             <w:pPr>
+              <w:spacing w:before="0" w:after="0" w:line="250" w:lineRule="auto"/>
               <w:jc w:val="center"/>
-              <w:spacing w:before="0" w:after="0" w:line="250" w:lineRule="auto"/>
             </w:pPr>
             <w:r>
               <w:rPr>
@@ -1976,8 +2139,8 @@
           </w:tcPr>
           <w:p>
             <w:pPr>
-              <w:jc w:val="left"/>
-              <w:spacing w:before="0" w:after="0" w:line="250" w:lineRule="auto"/>
+              <w:spacing w:before="0" w:after="0" w:line="250" w:lineRule="auto"/>
+              <w:jc w:val="left"/>
             </w:pPr>
             <w:r>
               <w:rPr>
@@ -2003,8 +2166,8 @@
           </w:tcPr>
           <w:p>
             <w:pPr>
+              <w:spacing w:before="0" w:after="0" w:line="250" w:lineRule="auto"/>
               <w:jc w:val="center"/>
-              <w:spacing w:before="0" w:after="0" w:line="250" w:lineRule="auto"/>
             </w:pPr>
             <w:r>
               <w:rPr>
@@ -2030,8 +2193,8 @@
           </w:tcPr>
           <w:p>
             <w:pPr>
+              <w:spacing w:before="0" w:after="0" w:line="250" w:lineRule="auto"/>
               <w:jc w:val="center"/>
-              <w:spacing w:before="0" w:after="0" w:line="250" w:lineRule="auto"/>
             </w:pPr>
             <w:r>
               <w:rPr>
@@ -2057,8 +2220,8 @@
           </w:tcPr>
           <w:p>
             <w:pPr>
-              <w:jc w:val="left"/>
-              <w:spacing w:before="0" w:after="0" w:line="250" w:lineRule="auto"/>
+              <w:spacing w:before="0" w:after="0" w:line="250" w:lineRule="auto"/>
+              <w:jc w:val="right"/>
             </w:pPr>
             <w:r>
               <w:rPr>
@@ -2084,8 +2247,8 @@
           </w:tcPr>
           <w:p>
             <w:pPr>
-              <w:jc w:val="left"/>
-              <w:spacing w:before="0" w:after="0" w:line="250" w:lineRule="auto"/>
+              <w:spacing w:before="0" w:after="0" w:line="250" w:lineRule="auto"/>
+              <w:jc w:val="right"/>
             </w:pPr>
             <w:r>
               <w:rPr>
@@ -2105,92 +2268,16 @@
     </w:tbl>
     <w:p>
       <w:pPr>
-        <w:spacing w:before="0" w:after="0"/>
+        <w:spacing w:before="0" w:after="0" w:line="20" w:lineRule="exact"/>
+        <w:rPr>
+          <w:sz w:val="2"/>
+          <w:szCs w:val="2"/>
+        </w:rPr>
       </w:pPr>
-      <w:r>
-        <w:br w:type="page"/>
-      </w:r>
     </w:p>
     <w:tbl>
       <w:tblPr>
         <w:tblW w:w="10000" w:type="dxa"/>
-        <w:tblLayout w:type="fixed"/>
-        <w:tblBorders>
-          <w:top w:val="nil"/>
-          <w:left w:val="nil"/>
-          <w:bottom w:val="nil"/>
-          <w:right w:val="nil"/>
-          <w:insideH w:val="nil"/>
-          <w:insideV w:val="nil"/>
-        </w:tblBorders>
-        <w:tblCellMar>
-          <w:top w:w="75" w:type="dxa"/>
-          <w:left w:w="85" w:type="dxa"/>
-          <w:bottom w:w="75" w:type="dxa"/>
-          <w:right w:w="85" w:type="dxa"/>
-        </w:tblCellMar>
-        <w:tblLook w:firstRow="1" w:lastRow="0" w:firstColumn="0" w:lastColumn="0" w:noHBand="0" w:noVBand="1"/>
-      </w:tblPr>
-      <w:tblGrid>
-        <w:gridCol w:w="10000"/>
-      </w:tblGrid>
-      <w:tr>
-        <w:trPr>
-          <w:cantSplit/>
-        </w:trPr>
-        <w:tc>
-          <w:tcPr>
-            <w:tcW w:w="10000" w:type="dxa"/>
-            <w:shd w:val="clear" w:color="auto" w:fill="BCACA7"/>
-            <w:vAlign w:val="center"/>
-          </w:tcPr>
-          <w:p>
-            <w:pPr>
-              <w:jc w:val="left"/>
-              <w:spacing w:before="0" w:after="4" w:line="250" w:lineRule="auto"/>
-              <w:keepNext/>
-            </w:pPr>
-            <w:r>
-              <w:rPr>
-                <w:rFonts w:ascii="Jost" w:hAnsi="Jost" w:eastAsia="Jost" w:cs="Jost"/>
-                <w:b/>
-                <w:bCs/>
-                <w:color w:val="12171D"/>
-                <w:sz w:val="17"/>
-                <w:szCs w:val="17"/>
-                <w:lang w:val="en-GB"/>
-              </w:rPr>
-              <w:t xml:space="preserve">DELIVERY AND COMMERCIAL RESPONSE</w:t>
-            </w:r>
-          </w:p>
-          <w:p>
-            <w:pPr>
-              <w:bidi w:val="1"/>
-              <w:jc w:val="right"/>
-              <w:spacing w:before="0" w:after="0" w:line="250" w:lineRule="auto"/>
-              <w:keepNext/>
-            </w:pPr>
-            <w:r>
-              <w:rPr>
-                <w:rFonts w:ascii="Noto Sans Arabic" w:hAnsi="Noto Sans Arabic" w:eastAsia="Noto Sans Arabic" w:cs="Noto Sans Arabic"/>
-                <w:b/>
-                <w:bCs/>
-                <w:rtl w:val="1"/>
-                <w:color w:val="12171D"/>
-                <w:sz w:val="16"/>
-                <w:szCs w:val="16"/>
-                <w:lang w:val="ar-SA" w:eastAsia="ar-SA"/>
-              </w:rPr>
-              <w:t xml:space="preserve">التسليم والرد التجاري</w:t>
-            </w:r>
-          </w:p>
-        </w:tc>
-      </w:tr>
-    </w:tbl>
-    <w:tbl>
-      <w:tblPr>
-        <w:tblW w:w="10000" w:type="dxa"/>
-        <w:tblLayout w:type="fixed"/>
         <w:tblBorders>
           <w:top w:val="single" w:sz="4" w:color="BCACA7"/>
           <w:left w:val="single" w:sz="4" w:color="BCACA7"/>
@@ -2199,6 +2286,7 @@
           <w:insideH w:val="single" w:sz="4" w:color="BCACA7"/>
           <w:insideV w:val="single" w:sz="4" w:color="BCACA7"/>
         </w:tblBorders>
+        <w:tblLayout w:type="fixed"/>
         <w:tblCellMar>
           <w:top w:w="75" w:type="dxa"/>
           <w:left w:w="85" w:type="dxa"/>
@@ -2219,151 +2307,58 @@
         </w:trPr>
         <w:tc>
           <w:tcPr>
-            <w:tcW w:w="1650" w:type="dxa"/>
-            <w:shd w:val="clear" w:color="auto" w:fill="F4F1F0"/>
-            <w:tcBorders>
-              <w:bottom w:val="single" w:sz="4" w:space="0" w:color="BCACA7"/>
-            </w:tcBorders>
-            <w:vAlign w:val="center"/>
-          </w:tcPr>
-          <w:p>
-            <w:pPr>
-              <w:jc w:val="left"/>
-              <w:spacing w:before="0" w:after="12" w:line="250" w:lineRule="auto"/>
-            </w:pPr>
-            <w:r>
-              <w:rPr>
-                <w:rFonts w:ascii="Inter" w:hAnsi="Inter" w:eastAsia="Inter" w:cs="Inter"/>
-                <w:b/>
-                <w:bCs/>
-                <w:color w:val="12171D"/>
-                <w:sz w:val="15"/>
-                <w:szCs w:val="15"/>
-                <w:lang w:val="en-GB"/>
-              </w:rPr>
-              <w:t xml:space="preserve">DELIVERY LOCATION</w:t>
-            </w:r>
-          </w:p>
-          <w:p>
-            <w:pPr>
+            <w:tcW w:w="5000" w:type="dxa"/>
+            <w:gridSpan w:val="2"/>
+            <w:shd w:val="clear" w:color="auto" w:fill="BCACA7"/>
+            <w:vAlign w:val="center"/>
+          </w:tcPr>
+          <w:p>
+            <w:pPr>
+              <w:pStyle w:val="Heading1"/>
+              <w:keepNext/>
+              <w:spacing w:before="0" w:after="0" w:line="250" w:lineRule="auto"/>
+              <w:jc w:val="left"/>
+            </w:pPr>
+            <w:r>
+              <w:rPr>
+                <w:rFonts w:ascii="Jost" w:hAnsi="Jost" w:eastAsia="Jost" w:cs="Jost"/>
+                <w:b/>
+                <w:bCs/>
+                <w:color w:val="12171D"/>
+                <w:sz w:val="17"/>
+                <w:szCs w:val="17"/>
+                <w:lang w:val="en-GB"/>
+              </w:rPr>
+              <w:t xml:space="preserve">DELIVERY AND COMMERCIAL RESPONSE</w:t>
+            </w:r>
+          </w:p>
+        </w:tc>
+        <w:tc>
+          <w:tcPr>
+            <w:tcW w:w="5000" w:type="dxa"/>
+            <w:gridSpan w:val="2"/>
+            <w:shd w:val="clear" w:color="auto" w:fill="BCACA7"/>
+            <w:vAlign w:val="center"/>
+          </w:tcPr>
+          <w:p>
+            <w:pPr>
+              <w:keepNext/>
               <w:bidi w:val="1"/>
-              <w:jc w:val="right"/>
-              <w:spacing w:before="0" w:after="0" w:line="250" w:lineRule="auto"/>
+              <w:spacing w:before="0" w:after="0" w:line="250" w:lineRule="auto"/>
+              <w:jc w:val="left"/>
             </w:pPr>
             <w:r>
               <w:rPr>
                 <w:rFonts w:ascii="Noto Sans Arabic" w:hAnsi="Noto Sans Arabic" w:eastAsia="Noto Sans Arabic" w:cs="Noto Sans Arabic"/>
                 <w:b/>
                 <w:bCs/>
-                <w:rtl w:val="1"/>
                 <w:color w:val="12171D"/>
                 <w:sz w:val="16"/>
                 <w:szCs w:val="16"/>
-                <w:lang w:val="ar-SA" w:eastAsia="ar-SA"/>
-              </w:rPr>
-              <w:t xml:space="preserve">موقع التسليم</w:t>
-            </w:r>
-          </w:p>
-        </w:tc>
-        <w:tc>
-          <w:tcPr>
-            <w:tcW w:w="3350" w:type="dxa"/>
-            <w:tcBorders>
-              <w:bottom w:val="single" w:sz="4" w:space="0" w:color="BCACA7"/>
-            </w:tcBorders>
-            <w:vAlign w:val="center"/>
-          </w:tcPr>
-          <w:p>
-            <w:pPr>
-              <w:jc w:val="left"/>
-              <w:spacing w:before="0" w:after="0" w:line="250" w:lineRule="auto"/>
-            </w:pPr>
-            <w:r>
-              <w:rPr>
-                <w:rFonts w:ascii="Inter" w:hAnsi="Inter" w:eastAsia="Inter" w:cs="Inter"/>
-                <w:i/>
-                <w:iCs/>
-                <w:color w:val="12171D"/>
-                <w:sz w:val="18"/>
-                <w:szCs w:val="18"/>
-                <w:lang w:val="en-GB"/>
-              </w:rPr>
-              <w:t xml:space="preserve">[Delivery Address]</w:t>
-            </w:r>
-          </w:p>
-        </w:tc>
-        <w:tc>
-          <w:tcPr>
-            <w:tcW w:w="1650" w:type="dxa"/>
-            <w:shd w:val="clear" w:color="auto" w:fill="F4F1F0"/>
-            <w:tcBorders>
-              <w:bottom w:val="single" w:sz="4" w:space="0" w:color="BCACA7"/>
-            </w:tcBorders>
-            <w:vAlign w:val="center"/>
-          </w:tcPr>
-          <w:p>
-            <w:pPr>
-              <w:jc w:val="left"/>
-              <w:spacing w:before="0" w:after="12" w:line="250" w:lineRule="auto"/>
-            </w:pPr>
-            <w:r>
-              <w:rPr>
-                <w:rFonts w:ascii="Inter" w:hAnsi="Inter" w:eastAsia="Inter" w:cs="Inter"/>
-                <w:b/>
-                <w:bCs/>
-                <w:color w:val="12171D"/>
-                <w:sz w:val="15"/>
-                <w:szCs w:val="15"/>
-                <w:lang w:val="en-GB"/>
-              </w:rPr>
-              <w:t xml:space="preserve">REQUESTED DELIVERY</w:t>
-            </w:r>
-          </w:p>
-          <w:p>
-            <w:pPr>
-              <w:bidi w:val="1"/>
-              <w:jc w:val="right"/>
-              <w:spacing w:before="0" w:after="0" w:line="250" w:lineRule="auto"/>
-            </w:pPr>
-            <w:r>
-              <w:rPr>
-                <w:rFonts w:ascii="Noto Sans Arabic" w:hAnsi="Noto Sans Arabic" w:eastAsia="Noto Sans Arabic" w:cs="Noto Sans Arabic"/>
-                <w:b/>
-                <w:bCs/>
                 <w:rtl w:val="1"/>
-                <w:color w:val="12171D"/>
-                <w:sz w:val="16"/>
-                <w:szCs w:val="16"/>
-                <w:lang w:val="ar-SA" w:eastAsia="ar-SA"/>
-              </w:rPr>
-              <w:t xml:space="preserve">موعد التسليم المطلوب</w:t>
-            </w:r>
-          </w:p>
-        </w:tc>
-        <w:tc>
-          <w:tcPr>
-            <w:tcW w:w="3350" w:type="dxa"/>
-            <w:tcBorders>
-              <w:bottom w:val="single" w:sz="4" w:space="0" w:color="BCACA7"/>
-            </w:tcBorders>
-            <w:vAlign w:val="center"/>
-          </w:tcPr>
-          <w:p>
-            <w:pPr>
-              <w:jc w:val="left"/>
-              <w:spacing w:before="0" w:after="0" w:line="250" w:lineRule="auto"/>
-            </w:pPr>
-            <w:r>
-              <w:rPr>
-                <w:rFonts w:ascii="Inter" w:hAnsi="Inter" w:eastAsia="Inter" w:cs="Inter"/>
-                <w:i/>
-                <w:iCs/>
-                <w:color w:val="12171D"/>
-                <w:sz w:val="18"/>
-                <w:szCs w:val="18"/>
-                <w:lang w:val="en-GB"/>
-              </w:rPr>
-              <w:t xml:space="preserve">[Requested Delivery Date]</w:t>
+                <w:lang w:val="ar-SA" w:bidi="ar-SA"/>
+              </w:rPr>
+              <w:t xml:space="preserve">التسليم والرد التجاري</w:t>
             </w:r>
           </w:p>
         </w:tc>
@@ -2375,16 +2370,17 @@
         <w:tc>
           <w:tcPr>
             <w:tcW w:w="1650" w:type="dxa"/>
+            <w:tcBorders>
+              <w:bottom w:val="single" w:sz="4" w:space="0" w:color="BCACA7"/>
+            </w:tcBorders>
             <w:shd w:val="clear" w:color="auto" w:fill="F4F1F0"/>
-            <w:tcBorders>
-              <w:bottom w:val="single" w:sz="4" w:space="0" w:color="BCACA7"/>
-            </w:tcBorders>
-            <w:vAlign w:val="center"/>
-          </w:tcPr>
-          <w:p>
-            <w:pPr>
-              <w:jc w:val="left"/>
+            <w:vAlign w:val="center"/>
+          </w:tcPr>
+          <w:p>
+            <w:pPr>
+              <w:keepNext/>
               <w:spacing w:before="0" w:after="12" w:line="250" w:lineRule="auto"/>
+              <w:jc w:val="left"/>
             </w:pPr>
             <w:r>
               <w:rPr>
@@ -2396,27 +2392,26 @@
                 <w:szCs w:val="15"/>
                 <w:lang w:val="en-GB"/>
               </w:rPr>
-              <w:t xml:space="preserve">PAYMENT TERMS</w:t>
-            </w:r>
-          </w:p>
-          <w:p>
-            <w:pPr>
+              <w:t xml:space="preserve">DELIVERY LOCATION</w:t>
+            </w:r>
+          </w:p>
+          <w:p>
+            <w:pPr>
+              <w:keepNext/>
               <w:bidi w:val="1"/>
-              <w:jc w:val="right"/>
-              <w:spacing w:before="0" w:after="0" w:line="250" w:lineRule="auto"/>
+              <w:spacing w:before="0" w:after="0" w:line="250" w:lineRule="auto"/>
+              <w:jc w:val="left"/>
             </w:pPr>
             <w:r>
               <w:rPr>
                 <w:rFonts w:ascii="Noto Sans Arabic" w:hAnsi="Noto Sans Arabic" w:eastAsia="Noto Sans Arabic" w:cs="Noto Sans Arabic"/>
-                <w:b/>
-                <w:bCs/>
-                <w:rtl w:val="1"/>
                 <w:color w:val="12171D"/>
                 <w:sz w:val="16"/>
                 <w:szCs w:val="16"/>
-                <w:lang w:val="ar-SA" w:eastAsia="ar-SA"/>
-              </w:rPr>
-              <w:t xml:space="preserve">شروط الدفع</w:t>
+                <w:rtl w:val="1"/>
+                <w:lang w:val="ar-SA" w:bidi="ar-SA"/>
+              </w:rPr>
+              <w:t xml:space="preserve">موقع التسليم</w:t>
             </w:r>
           </w:p>
         </w:tc>
@@ -2430,8 +2425,9 @@
           </w:tcPr>
           <w:p>
             <w:pPr>
-              <w:jc w:val="left"/>
-              <w:spacing w:before="0" w:after="0" w:line="250" w:lineRule="auto"/>
+              <w:keepNext/>
+              <w:spacing w:before="0" w:after="0" w:line="250" w:lineRule="auto"/>
+              <w:jc w:val="left"/>
             </w:pPr>
             <w:r>
               <w:rPr>
@@ -2443,23 +2439,24 @@
                 <w:szCs w:val="18"/>
                 <w:lang w:val="en-GB"/>
               </w:rPr>
-              <w:t xml:space="preserve">[Requested Payment Terms]</w:t>
+              <w:t xml:space="preserve">[Delivery Address]</w:t>
             </w:r>
           </w:p>
         </w:tc>
         <w:tc>
           <w:tcPr>
             <w:tcW w:w="1650" w:type="dxa"/>
+            <w:tcBorders>
+              <w:bottom w:val="single" w:sz="4" w:space="0" w:color="BCACA7"/>
+            </w:tcBorders>
             <w:shd w:val="clear" w:color="auto" w:fill="F4F1F0"/>
-            <w:tcBorders>
-              <w:bottom w:val="single" w:sz="4" w:space="0" w:color="BCACA7"/>
-            </w:tcBorders>
-            <w:vAlign w:val="center"/>
-          </w:tcPr>
-          <w:p>
-            <w:pPr>
-              <w:jc w:val="left"/>
+            <w:vAlign w:val="center"/>
+          </w:tcPr>
+          <w:p>
+            <w:pPr>
+              <w:keepNext/>
               <w:spacing w:before="0" w:after="12" w:line="250" w:lineRule="auto"/>
+              <w:jc w:val="left"/>
             </w:pPr>
             <w:r>
               <w:rPr>
@@ -2471,27 +2468,26 @@
                 <w:szCs w:val="15"/>
                 <w:lang w:val="en-GB"/>
               </w:rPr>
-              <w:t xml:space="preserve">QUOTE VALID UNTIL</w:t>
-            </w:r>
-          </w:p>
-          <w:p>
-            <w:pPr>
+              <w:t xml:space="preserve">REQUESTED DELIVERY</w:t>
+            </w:r>
+          </w:p>
+          <w:p>
+            <w:pPr>
+              <w:keepNext/>
               <w:bidi w:val="1"/>
-              <w:jc w:val="right"/>
-              <w:spacing w:before="0" w:after="0" w:line="250" w:lineRule="auto"/>
+              <w:spacing w:before="0" w:after="0" w:line="250" w:lineRule="auto"/>
+              <w:jc w:val="left"/>
             </w:pPr>
             <w:r>
               <w:rPr>
                 <w:rFonts w:ascii="Noto Sans Arabic" w:hAnsi="Noto Sans Arabic" w:eastAsia="Noto Sans Arabic" w:cs="Noto Sans Arabic"/>
-                <w:b/>
-                <w:bCs/>
-                <w:rtl w:val="1"/>
                 <w:color w:val="12171D"/>
                 <w:sz w:val="16"/>
                 <w:szCs w:val="16"/>
-                <w:lang w:val="ar-SA" w:eastAsia="ar-SA"/>
-              </w:rPr>
-              <w:t xml:space="preserve">صلاحية العرض حتى</w:t>
+                <w:rtl w:val="1"/>
+                <w:lang w:val="ar-SA" w:bidi="ar-SA"/>
+              </w:rPr>
+              <w:t xml:space="preserve">موعد التسليم المطلوب</w:t>
             </w:r>
           </w:p>
         </w:tc>
@@ -2505,8 +2501,9 @@
           </w:tcPr>
           <w:p>
             <w:pPr>
-              <w:jc w:val="left"/>
-              <w:spacing w:before="0" w:after="0" w:line="250" w:lineRule="auto"/>
+              <w:keepNext/>
+              <w:spacing w:before="0" w:after="0" w:line="250" w:lineRule="auto"/>
+              <w:jc w:val="left"/>
             </w:pPr>
             <w:r>
               <w:rPr>
@@ -2518,7 +2515,7 @@
                 <w:szCs w:val="18"/>
                 <w:lang w:val="en-GB"/>
               </w:rPr>
-              <w:t xml:space="preserve">[Quote Validity Date]</w:t>
+              <w:t xml:space="preserve">[Requested Delivery Date]</w:t>
             </w:r>
           </w:p>
         </w:tc>
@@ -2530,16 +2527,17 @@
         <w:tc>
           <w:tcPr>
             <w:tcW w:w="1650" w:type="dxa"/>
+            <w:tcBorders>
+              <w:bottom w:val="single" w:sz="4" w:space="0" w:color="BCACA7"/>
+            </w:tcBorders>
             <w:shd w:val="clear" w:color="auto" w:fill="F4F1F0"/>
-            <w:tcBorders>
-              <w:bottom w:val="single" w:sz="4" w:space="0" w:color="BCACA7"/>
-            </w:tcBorders>
-            <w:vAlign w:val="center"/>
-          </w:tcPr>
-          <w:p>
-            <w:pPr>
-              <w:jc w:val="left"/>
+            <w:vAlign w:val="center"/>
+          </w:tcPr>
+          <w:p>
+            <w:pPr>
+              <w:keepNext/>
               <w:spacing w:before="0" w:after="12" w:line="250" w:lineRule="auto"/>
+              <w:jc w:val="left"/>
             </w:pPr>
             <w:r>
               <w:rPr>
@@ -2551,27 +2549,26 @@
                 <w:szCs w:val="15"/>
                 <w:lang w:val="en-GB"/>
               </w:rPr>
-              <w:t xml:space="preserve">CURRENCY</w:t>
-            </w:r>
-          </w:p>
-          <w:p>
-            <w:pPr>
+              <w:t xml:space="preserve">PAYMENT TERMS</w:t>
+            </w:r>
+          </w:p>
+          <w:p>
+            <w:pPr>
+              <w:keepNext/>
               <w:bidi w:val="1"/>
-              <w:jc w:val="right"/>
-              <w:spacing w:before="0" w:after="0" w:line="250" w:lineRule="auto"/>
+              <w:spacing w:before="0" w:after="0" w:line="250" w:lineRule="auto"/>
+              <w:jc w:val="left"/>
             </w:pPr>
             <w:r>
               <w:rPr>
                 <w:rFonts w:ascii="Noto Sans Arabic" w:hAnsi="Noto Sans Arabic" w:eastAsia="Noto Sans Arabic" w:cs="Noto Sans Arabic"/>
-                <w:b/>
-                <w:bCs/>
-                <w:rtl w:val="1"/>
                 <w:color w:val="12171D"/>
                 <w:sz w:val="16"/>
                 <w:szCs w:val="16"/>
-                <w:lang w:val="ar-SA" w:eastAsia="ar-SA"/>
-              </w:rPr>
-              <w:t xml:space="preserve">العملة</w:t>
+                <w:rtl w:val="1"/>
+                <w:lang w:val="ar-SA" w:bidi="ar-SA"/>
+              </w:rPr>
+              <w:t xml:space="preserve">شروط الدفع</w:t>
             </w:r>
           </w:p>
         </w:tc>
@@ -2585,8 +2582,9 @@
           </w:tcPr>
           <w:p>
             <w:pPr>
-              <w:jc w:val="left"/>
-              <w:spacing w:before="0" w:after="0" w:line="250" w:lineRule="auto"/>
+              <w:keepNext/>
+              <w:spacing w:before="0" w:after="0" w:line="250" w:lineRule="auto"/>
+              <w:jc w:val="left"/>
             </w:pPr>
             <w:r>
               <w:rPr>
@@ -2598,23 +2596,24 @@
                 <w:szCs w:val="18"/>
                 <w:lang w:val="en-GB"/>
               </w:rPr>
-              <w:t xml:space="preserve">[Currency Code]</w:t>
+              <w:t xml:space="preserve">[Requested Payment Terms]</w:t>
             </w:r>
           </w:p>
         </w:tc>
         <w:tc>
           <w:tcPr>
             <w:tcW w:w="1650" w:type="dxa"/>
+            <w:tcBorders>
+              <w:bottom w:val="single" w:sz="4" w:space="0" w:color="BCACA7"/>
+            </w:tcBorders>
             <w:shd w:val="clear" w:color="auto" w:fill="F4F1F0"/>
-            <w:tcBorders>
-              <w:bottom w:val="single" w:sz="4" w:space="0" w:color="BCACA7"/>
-            </w:tcBorders>
-            <w:vAlign w:val="center"/>
-          </w:tcPr>
-          <w:p>
-            <w:pPr>
-              <w:jc w:val="left"/>
+            <w:vAlign w:val="center"/>
+          </w:tcPr>
+          <w:p>
+            <w:pPr>
+              <w:keepNext/>
               <w:spacing w:before="0" w:after="12" w:line="250" w:lineRule="auto"/>
+              <w:jc w:val="left"/>
             </w:pPr>
             <w:r>
               <w:rPr>
@@ -2626,27 +2625,26 @@
                 <w:szCs w:val="15"/>
                 <w:lang w:val="en-GB"/>
               </w:rPr>
-              <w:t xml:space="preserve">LEAD TIME</w:t>
-            </w:r>
-          </w:p>
-          <w:p>
-            <w:pPr>
+              <w:t xml:space="preserve">QUOTE VALID UNTIL</w:t>
+            </w:r>
+          </w:p>
+          <w:p>
+            <w:pPr>
+              <w:keepNext/>
               <w:bidi w:val="1"/>
-              <w:jc w:val="right"/>
-              <w:spacing w:before="0" w:after="0" w:line="250" w:lineRule="auto"/>
+              <w:spacing w:before="0" w:after="0" w:line="250" w:lineRule="auto"/>
+              <w:jc w:val="left"/>
             </w:pPr>
             <w:r>
               <w:rPr>
                 <w:rFonts w:ascii="Noto Sans Arabic" w:hAnsi="Noto Sans Arabic" w:eastAsia="Noto Sans Arabic" w:cs="Noto Sans Arabic"/>
-                <w:b/>
-                <w:bCs/>
-                <w:rtl w:val="1"/>
                 <w:color w:val="12171D"/>
                 <w:sz w:val="16"/>
                 <w:szCs w:val="16"/>
-                <w:lang w:val="ar-SA" w:eastAsia="ar-SA"/>
-              </w:rPr>
-              <w:t xml:space="preserve">مدة التوريد</w:t>
+                <w:rtl w:val="1"/>
+                <w:lang w:val="ar-SA" w:bidi="ar-SA"/>
+              </w:rPr>
+              <w:t xml:space="preserve">صلاحية العرض حتى</w:t>
             </w:r>
           </w:p>
         </w:tc>
@@ -2660,8 +2658,9 @@
           </w:tcPr>
           <w:p>
             <w:pPr>
-              <w:jc w:val="left"/>
-              <w:spacing w:before="0" w:after="0" w:line="250" w:lineRule="auto"/>
+              <w:keepNext/>
+              <w:spacing w:before="0" w:after="0" w:line="250" w:lineRule="auto"/>
+              <w:jc w:val="left"/>
             </w:pPr>
             <w:r>
               <w:rPr>
@@ -2673,24 +2672,191 @@
                 <w:szCs w:val="18"/>
                 <w:lang w:val="en-GB"/>
               </w:rPr>
+              <w:t xml:space="preserve">[Quote Validity Date]</w:t>
+            </w:r>
+          </w:p>
+        </w:tc>
+      </w:tr>
+      <w:tr>
+        <w:trPr>
+          <w:cantSplit/>
+        </w:trPr>
+        <w:tc>
+          <w:tcPr>
+            <w:tcW w:w="1650" w:type="dxa"/>
+            <w:tcBorders>
+              <w:bottom w:val="single" w:sz="4" w:space="0" w:color="BCACA7"/>
+            </w:tcBorders>
+            <w:shd w:val="clear" w:color="auto" w:fill="F4F1F0"/>
+            <w:vAlign w:val="center"/>
+          </w:tcPr>
+          <w:p>
+            <w:pPr>
+              <w:keepNext/>
+              <w:spacing w:before="0" w:after="12" w:line="250" w:lineRule="auto"/>
+              <w:jc w:val="left"/>
+            </w:pPr>
+            <w:r>
+              <w:rPr>
+                <w:rFonts w:ascii="Inter" w:hAnsi="Inter" w:eastAsia="Inter" w:cs="Inter"/>
+                <w:b/>
+                <w:bCs/>
+                <w:color w:val="12171D"/>
+                <w:sz w:val="15"/>
+                <w:szCs w:val="15"/>
+                <w:lang w:val="en-GB"/>
+              </w:rPr>
+              <w:t xml:space="preserve">CURRENCY</w:t>
+            </w:r>
+          </w:p>
+          <w:p>
+            <w:pPr>
+              <w:keepNext/>
+              <w:bidi w:val="1"/>
+              <w:spacing w:before="0" w:after="0" w:line="250" w:lineRule="auto"/>
+              <w:jc w:val="left"/>
+            </w:pPr>
+            <w:r>
+              <w:rPr>
+                <w:rFonts w:ascii="Noto Sans Arabic" w:hAnsi="Noto Sans Arabic" w:eastAsia="Noto Sans Arabic" w:cs="Noto Sans Arabic"/>
+                <w:color w:val="12171D"/>
+                <w:sz w:val="16"/>
+                <w:szCs w:val="16"/>
+                <w:rtl w:val="1"/>
+                <w:lang w:val="ar-SA" w:bidi="ar-SA"/>
+              </w:rPr>
+              <w:t xml:space="preserve">العملة</w:t>
+            </w:r>
+          </w:p>
+        </w:tc>
+        <w:tc>
+          <w:tcPr>
+            <w:tcW w:w="3350" w:type="dxa"/>
+            <w:tcBorders>
+              <w:bottom w:val="single" w:sz="4" w:space="0" w:color="BCACA7"/>
+            </w:tcBorders>
+            <w:vAlign w:val="center"/>
+          </w:tcPr>
+          <w:p>
+            <w:pPr>
+              <w:keepNext/>
+              <w:spacing w:before="0" w:after="0" w:line="250" w:lineRule="auto"/>
+              <w:jc w:val="left"/>
+            </w:pPr>
+            <w:r>
+              <w:rPr>
+                <w:rFonts w:ascii="Inter" w:hAnsi="Inter" w:eastAsia="Inter" w:cs="Inter"/>
+                <w:i/>
+                <w:iCs/>
+                <w:color w:val="12171D"/>
+                <w:sz w:val="18"/>
+                <w:szCs w:val="18"/>
+                <w:lang w:val="en-GB"/>
+              </w:rPr>
+              <w:t xml:space="preserve">[Currency Code]</w:t>
+            </w:r>
+          </w:p>
+        </w:tc>
+        <w:tc>
+          <w:tcPr>
+            <w:tcW w:w="1650" w:type="dxa"/>
+            <w:tcBorders>
+              <w:bottom w:val="single" w:sz="4" w:space="0" w:color="BCACA7"/>
+            </w:tcBorders>
+            <w:shd w:val="clear" w:color="auto" w:fill="F4F1F0"/>
+            <w:vAlign w:val="center"/>
+          </w:tcPr>
+          <w:p>
+            <w:pPr>
+              <w:keepNext/>
+              <w:spacing w:before="0" w:after="12" w:line="250" w:lineRule="auto"/>
+              <w:jc w:val="left"/>
+            </w:pPr>
+            <w:r>
+              <w:rPr>
+                <w:rFonts w:ascii="Inter" w:hAnsi="Inter" w:eastAsia="Inter" w:cs="Inter"/>
+                <w:b/>
+                <w:bCs/>
+                <w:color w:val="12171D"/>
+                <w:sz w:val="15"/>
+                <w:szCs w:val="15"/>
+                <w:lang w:val="en-GB"/>
+              </w:rPr>
+              <w:t xml:space="preserve">LEAD TIME</w:t>
+            </w:r>
+          </w:p>
+          <w:p>
+            <w:pPr>
+              <w:keepNext/>
+              <w:bidi w:val="1"/>
+              <w:spacing w:before="0" w:after="0" w:line="250" w:lineRule="auto"/>
+              <w:jc w:val="left"/>
+            </w:pPr>
+            <w:r>
+              <w:rPr>
+                <w:rFonts w:ascii="Noto Sans Arabic" w:hAnsi="Noto Sans Arabic" w:eastAsia="Noto Sans Arabic" w:cs="Noto Sans Arabic"/>
+                <w:color w:val="12171D"/>
+                <w:sz w:val="16"/>
+                <w:szCs w:val="16"/>
+                <w:rtl w:val="1"/>
+                <w:lang w:val="ar-SA" w:bidi="ar-SA"/>
+              </w:rPr>
+              <w:t xml:space="preserve">مدة التوريد</w:t>
+            </w:r>
+          </w:p>
+        </w:tc>
+        <w:tc>
+          <w:tcPr>
+            <w:tcW w:w="3350" w:type="dxa"/>
+            <w:tcBorders>
+              <w:bottom w:val="single" w:sz="4" w:space="0" w:color="BCACA7"/>
+            </w:tcBorders>
+            <w:vAlign w:val="center"/>
+          </w:tcPr>
+          <w:p>
+            <w:pPr>
+              <w:keepNext/>
+              <w:spacing w:before="0" w:after="0" w:line="250" w:lineRule="auto"/>
+              <w:jc w:val="left"/>
+            </w:pPr>
+            <w:r>
+              <w:rPr>
+                <w:rFonts w:ascii="Inter" w:hAnsi="Inter" w:eastAsia="Inter" w:cs="Inter"/>
+                <w:i/>
+                <w:iCs/>
+                <w:color w:val="12171D"/>
+                <w:sz w:val="18"/>
+                <w:szCs w:val="18"/>
+                <w:lang w:val="en-GB"/>
+              </w:rPr>
               <w:t xml:space="preserve">[Supplier Lead Time]</w:t>
             </w:r>
           </w:p>
         </w:tc>
       </w:tr>
     </w:tbl>
+    <w:p>
+      <w:pPr>
+        <w:keepNext/>
+        <w:spacing w:before="0" w:after="0" w:line="20" w:lineRule="exact"/>
+        <w:rPr>
+          <w:sz w:val="2"/>
+          <w:szCs w:val="2"/>
+        </w:rPr>
+      </w:pPr>
+    </w:p>
     <w:tbl>
       <w:tblPr>
         <w:tblW w:w="10000" w:type="dxa"/>
+        <w:tblBorders>
+          <w:top w:val="single" w:sz="4" w:color="BCACA7"/>
+          <w:left w:val="single" w:sz="4" w:color="BCACA7"/>
+          <w:bottom w:val="single" w:sz="4" w:color="BCACA7"/>
+          <w:right w:val="single" w:sz="4" w:color="BCACA7"/>
+          <w:insideH w:val="single" w:sz="4" w:color="BCACA7"/>
+          <w:insideV w:val="single" w:sz="4" w:color="BCACA7"/>
+        </w:tblBorders>
         <w:tblLayout w:type="fixed"/>
-        <w:tblBorders>
-          <w:top w:val="nil"/>
-          <w:left w:val="nil"/>
-          <w:bottom w:val="nil"/>
-          <w:right w:val="nil"/>
-          <w:insideH w:val="nil"/>
-          <w:insideV w:val="nil"/>
-        </w:tblBorders>
         <w:tblCellMar>
           <w:top w:w="75" w:type="dxa"/>
           <w:left w:w="85" w:type="dxa"/>
@@ -2700,7 +2866,8 @@
         <w:tblLook w:firstRow="1" w:lastRow="0" w:firstColumn="0" w:lastColumn="0" w:noHBand="0" w:noVBand="1"/>
       </w:tblPr>
       <w:tblGrid>
-        <w:gridCol w:w="10000"/>
+        <w:gridCol w:w="5000"/>
+        <w:gridCol w:w="5000"/>
       </w:tblGrid>
       <w:tr>
         <w:trPr>
@@ -2708,15 +2875,17 @@
         </w:trPr>
         <w:tc>
           <w:tcPr>
-            <w:tcW w:w="10000" w:type="dxa"/>
+            <w:tcW w:w="5000" w:type="dxa"/>
+            <w:gridSpan w:val="1"/>
             <w:shd w:val="clear" w:color="auto" w:fill="BCACA7"/>
             <w:vAlign w:val="center"/>
           </w:tcPr>
           <w:p>
             <w:pPr>
-              <w:jc w:val="left"/>
-              <w:spacing w:before="0" w:after="4" w:line="250" w:lineRule="auto"/>
-              <w:keepNext/>
+              <w:pStyle w:val="Heading1"/>
+              <w:keepNext/>
+              <w:spacing w:before="0" w:after="0" w:line="250" w:lineRule="auto"/>
+              <w:jc w:val="left"/>
             </w:pPr>
             <w:r>
               <w:rPr>
@@ -2731,53 +2900,37 @@
               <w:t xml:space="preserve">RESPONSE INSTRUCTIONS</w:t>
             </w:r>
           </w:p>
-          <w:p>
-            <w:pPr>
+        </w:tc>
+        <w:tc>
+          <w:tcPr>
+            <w:tcW w:w="5000" w:type="dxa"/>
+            <w:gridSpan w:val="1"/>
+            <w:shd w:val="clear" w:color="auto" w:fill="BCACA7"/>
+            <w:vAlign w:val="center"/>
+          </w:tcPr>
+          <w:p>
+            <w:pPr>
+              <w:keepNext/>
               <w:bidi w:val="1"/>
-              <w:jc w:val="right"/>
-              <w:spacing w:before="0" w:after="0" w:line="250" w:lineRule="auto"/>
-              <w:keepNext/>
+              <w:spacing w:before="0" w:after="0" w:line="250" w:lineRule="auto"/>
+              <w:jc w:val="left"/>
             </w:pPr>
             <w:r>
               <w:rPr>
                 <w:rFonts w:ascii="Noto Sans Arabic" w:hAnsi="Noto Sans Arabic" w:eastAsia="Noto Sans Arabic" w:cs="Noto Sans Arabic"/>
                 <w:b/>
                 <w:bCs/>
-                <w:rtl w:val="1"/>
                 <w:color w:val="12171D"/>
                 <w:sz w:val="16"/>
                 <w:szCs w:val="16"/>
-                <w:lang w:val="ar-SA" w:eastAsia="ar-SA"/>
+                <w:rtl w:val="1"/>
+                <w:lang w:val="ar-SA" w:bidi="ar-SA"/>
               </w:rPr>
               <w:t xml:space="preserve">تعليمات الرد</w:t>
             </w:r>
           </w:p>
         </w:tc>
       </w:tr>
-    </w:tbl>
-    <w:tbl>
-      <w:tblPr>
-        <w:tblW w:w="10000" w:type="dxa"/>
-        <w:tblLayout w:type="fixed"/>
-        <w:tblBorders>
-          <w:top w:val="single" w:sz="4" w:color="BCACA7"/>
-          <w:left w:val="single" w:sz="4" w:color="BCACA7"/>
-          <w:bottom w:val="single" w:sz="4" w:color="BCACA7"/>
-          <w:right w:val="single" w:sz="4" w:color="BCACA7"/>
-          <w:insideH w:val="single" w:sz="4" w:color="BCACA7"/>
-          <w:insideV w:val="single" w:sz="4" w:color="BCACA7"/>
-        </w:tblBorders>
-        <w:tblCellMar>
-          <w:top w:w="75" w:type="dxa"/>
-          <w:left w:w="85" w:type="dxa"/>
-          <w:bottom w:w="75" w:type="dxa"/>
-          <w:right w:w="85" w:type="dxa"/>
-        </w:tblCellMar>
-        <w:tblLook w:firstRow="1" w:lastRow="0" w:firstColumn="0" w:lastColumn="0" w:noHBand="0" w:noVBand="1"/>
-      </w:tblPr>
-      <w:tblGrid>
-        <w:gridCol w:w="10000"/>
-      </w:tblGrid>
       <w:tr>
         <w:trPr>
           <w:cantSplit/>
@@ -2785,15 +2938,16 @@
         <w:tc>
           <w:tcPr>
             <w:tcW w:w="10000" w:type="dxa"/>
-            <w:tcBorders>
-              <w:bottom w:val="single" w:sz="4" w:space="0" w:color="BCACA7"/>
-            </w:tcBorders>
-            <w:vAlign w:val="center"/>
-          </w:tcPr>
-          <w:p>
-            <w:pPr>
-              <w:jc w:val="left"/>
-              <w:spacing w:before="0" w:after="0" w:line="250" w:lineRule="auto"/>
+            <w:gridSpan w:val="2"/>
+            <w:tcBorders>
+              <w:bottom w:val="single" w:sz="4" w:space="0" w:color="BCACA7"/>
+            </w:tcBorders>
+            <w:vAlign w:val="center"/>
+          </w:tcPr>
+          <w:p>
+            <w:pPr>
+              <w:spacing w:before="0" w:after="0" w:line="250" w:lineRule="auto"/>
+              <w:jc w:val="left"/>
             </w:pPr>
             <w:r>
               <w:rPr>
@@ -2811,6 +2965,15 @@
         </w:tc>
       </w:tr>
     </w:tbl>
+    <w:p>
+      <w:pPr>
+        <w:spacing w:before="0" w:after="0" w:line="20" w:lineRule="exact"/>
+        <w:rPr>
+          <w:sz w:val="2"/>
+          <w:szCs w:val="2"/>
+        </w:rPr>
+      </w:pPr>
+    </w:p>
     <w:sectPr>
       <w:headerReference w:type="default" r:id="rIdHeader"/>
       <w:footerReference w:type="default" r:id="rIdFooter"/>
@@ -2834,29 +2997,242 @@
     </w:pPr>
     <w:r>
       <w:rPr>
-        <w:rFonts w:ascii="Inter" w:hAnsi="Inter"/>
+        <w:rFonts w:ascii="Inter" w:hAnsi="Inter" w:cs="Inter"/>
         <w:color w:val="12171D"/>
-        <w:sz w:val="13"/>
+        <w:sz w:val="15"/>
+        <w:szCs w:val="15"/>
+        <w:lang w:val="en-GB"/>
       </w:rPr>
-      <w:t>[Registered Entity Name] | [Company Address] | contact@mish3l.com | [Business Phone]</w:t>
+      <w:t xml:space="preserve">[Registered Entity Name] | [Company Address] | contact@mish3l.com | [Business Phone]</w:t>
     </w:r>
   </w:p>
+  <w:tbl>
+    <w:tblPr>
+      <w:tblW w:w="10000" w:type="dxa"/>
+      <w:tblInd w:w="-85" w:type="dxa"/>
+      <w:tblBorders>
+        <w:top w:val="nil"/>
+        <w:left w:val="nil"/>
+        <w:bottom w:val="nil"/>
+        <w:right w:val="nil"/>
+        <w:insideH w:val="nil"/>
+        <w:insideV w:val="nil"/>
+      </w:tblBorders>
+      <w:tblLayout w:type="fixed"/>
+      <w:tblCellMar>
+        <w:top w:w="75" w:type="dxa"/>
+        <w:left w:w="85" w:type="dxa"/>
+        <w:bottom w:w="75" w:type="dxa"/>
+        <w:right w:w="85" w:type="dxa"/>
+      </w:tblCellMar>
+      <w:tblLook w:firstRow="1" w:lastRow="0" w:firstColumn="0" w:lastColumn="0" w:noHBand="0" w:noVBand="1"/>
+    </w:tblPr>
+    <w:tblGrid>
+      <w:gridCol w:w="3000"/>
+      <w:gridCol w:w="7000"/>
+    </w:tblGrid>
+    <w:tr>
+      <w:trPr>
+        <w:cantSplit/>
+      </w:trPr>
+      <w:tc>
+        <w:tcPr>
+          <w:tcW w:w="3000" w:type="dxa"/>
+          <w:vAlign w:val="top"/>
+        </w:tcPr>
+        <w:p>
+          <w:pPr>
+            <w:spacing w:before="0" w:after="0"/>
+          </w:pPr>
+          <w:r>
+            <w:rPr>
+              <w:rFonts w:ascii="Inter" w:hAnsi="Inter" w:cs="Inter"/>
+              <w:color w:val="12171D"/>
+              <w:sz w:val="15"/>
+              <w:szCs w:val="15"/>
+              <w:lang w:val="en-GB"/>
+            </w:rPr>
+            <w:t xml:space="preserve">Page </w:t>
+          </w:r>
+          <w:r>
+            <w:rPr>
+              <w:rFonts w:ascii="Inter" w:hAnsi="Inter" w:cs="Inter"/>
+              <w:color w:val="12171D"/>
+              <w:sz w:val="15"/>
+              <w:szCs w:val="15"/>
+            </w:rPr>
+            <w:fldChar w:fldCharType="begin"/>
+          </w:r>
+          <w:r>
+            <w:rPr>
+              <w:rFonts w:ascii="Inter" w:hAnsi="Inter" w:cs="Inter"/>
+              <w:color w:val="12171D"/>
+              <w:sz w:val="15"/>
+              <w:szCs w:val="15"/>
+            </w:rPr>
+            <w:instrText xml:space="preserve"> PAGE </w:instrText>
+          </w:r>
+          <w:r>
+            <w:rPr>
+              <w:rFonts w:ascii="Inter" w:hAnsi="Inter" w:cs="Inter"/>
+              <w:color w:val="12171D"/>
+              <w:sz w:val="15"/>
+              <w:szCs w:val="15"/>
+            </w:rPr>
+            <w:fldChar w:fldCharType="separate"/>
+          </w:r>
+          <w:r>
+            <w:rPr>
+              <w:rFonts w:ascii="Inter" w:hAnsi="Inter" w:cs="Inter"/>
+              <w:color w:val="12171D"/>
+              <w:sz w:val="15"/>
+              <w:szCs w:val="15"/>
+              <w:lang w:val="en-GB"/>
+            </w:rPr>
+            <w:t xml:space="preserve">1</w:t>
+          </w:r>
+          <w:r>
+            <w:rPr>
+              <w:rFonts w:ascii="Inter" w:hAnsi="Inter" w:cs="Inter"/>
+              <w:color w:val="12171D"/>
+              <w:sz w:val="15"/>
+              <w:szCs w:val="15"/>
+            </w:rPr>
+            <w:fldChar w:fldCharType="end"/>
+          </w:r>
+          <w:r>
+            <w:rPr>
+              <w:rFonts w:ascii="Inter" w:hAnsi="Inter" w:cs="Inter"/>
+              <w:color w:val="12171D"/>
+              <w:sz w:val="15"/>
+              <w:szCs w:val="15"/>
+              <w:lang w:val="en-GB"/>
+            </w:rPr>
+            <w:t xml:space="preserve"> of </w:t>
+          </w:r>
+          <w:r>
+            <w:rPr>
+              <w:rFonts w:ascii="Inter" w:hAnsi="Inter" w:cs="Inter"/>
+              <w:color w:val="12171D"/>
+              <w:sz w:val="15"/>
+              <w:szCs w:val="15"/>
+            </w:rPr>
+            <w:fldChar w:fldCharType="begin"/>
+          </w:r>
+          <w:r>
+            <w:rPr>
+              <w:rFonts w:ascii="Inter" w:hAnsi="Inter" w:cs="Inter"/>
+              <w:color w:val="12171D"/>
+              <w:sz w:val="15"/>
+              <w:szCs w:val="15"/>
+            </w:rPr>
+            <w:instrText xml:space="preserve"> NUMPAGES </w:instrText>
+          </w:r>
+          <w:r>
+            <w:rPr>
+              <w:rFonts w:ascii="Inter" w:hAnsi="Inter" w:cs="Inter"/>
+              <w:color w:val="12171D"/>
+              <w:sz w:val="15"/>
+              <w:szCs w:val="15"/>
+            </w:rPr>
+            <w:fldChar w:fldCharType="separate"/>
+          </w:r>
+          <w:r>
+            <w:rPr>
+              <w:rFonts w:ascii="Inter" w:hAnsi="Inter" w:cs="Inter"/>
+              <w:color w:val="12171D"/>
+              <w:sz w:val="15"/>
+              <w:szCs w:val="15"/>
+              <w:lang w:val="en-GB"/>
+            </w:rPr>
+            <w:t xml:space="preserve">1</w:t>
+          </w:r>
+          <w:r>
+            <w:rPr>
+              <w:rFonts w:ascii="Inter" w:hAnsi="Inter" w:cs="Inter"/>
+              <w:color w:val="12171D"/>
+              <w:sz w:val="15"/>
+              <w:szCs w:val="15"/>
+            </w:rPr>
+            <w:fldChar w:fldCharType="end"/>
+          </w:r>
+        </w:p>
+      </w:tc>
+      <w:tc>
+        <w:tcPr>
+          <w:tcW w:w="7000" w:type="dxa"/>
+          <w:vAlign w:val="top"/>
+        </w:tcPr>
+        <w:p>
+          <w:pPr>
+            <w:bidi w:val="1"/>
+            <w:spacing w:before="0" w:after="0"/>
+            <w:jc w:val="left"/>
+          </w:pPr>
+          <w:r>
+            <w:rPr>
+              <w:rFonts w:ascii="Noto Sans Arabic" w:hAnsi="Noto Sans Arabic" w:cs="Noto Sans Arabic"/>
+              <w:color w:val="12171D"/>
+              <w:sz w:val="15"/>
+              <w:szCs w:val="15"/>
+              <w:rtl/>
+              <w:lang w:val="ar-SA" w:bidi="ar-SA"/>
+            </w:rPr>
+            <w:t xml:space="preserve">الاسم المسجل: </w:t>
+          </w:r>
+          <w:r>
+            <w:rPr>
+              <w:rFonts w:ascii="Inter" w:hAnsi="Inter" w:cs="Inter"/>
+              <w:color w:val="12171D"/>
+              <w:sz w:val="15"/>
+              <w:szCs w:val="15"/>
+              <w:lang w:val="en-GB"/>
+            </w:rPr>
+            <w:t xml:space="preserve">‎[Registered Entity Name]‎</w:t>
+          </w:r>
+          <w:r>
+            <w:rPr>
+              <w:rFonts w:ascii="Inter" w:hAnsi="Inter" w:cs="Inter"/>
+              <w:color w:val="12171D"/>
+              <w:sz w:val="15"/>
+              <w:szCs w:val="15"/>
+              <w:lang w:val="en-GB"/>
+            </w:rPr>
+            <w:t xml:space="preserve"> | </w:t>
+          </w:r>
+          <w:r>
+            <w:rPr>
+              <w:rFonts w:ascii="Noto Sans Arabic" w:hAnsi="Noto Sans Arabic" w:cs="Noto Sans Arabic"/>
+              <w:color w:val="12171D"/>
+              <w:sz w:val="15"/>
+              <w:szCs w:val="15"/>
+              <w:rtl/>
+              <w:lang w:val="ar-SA" w:bidi="ar-SA"/>
+            </w:rPr>
+            <w:t xml:space="preserve">العنوان: </w:t>
+          </w:r>
+          <w:r>
+            <w:rPr>
+              <w:rFonts w:ascii="Inter" w:hAnsi="Inter" w:cs="Inter"/>
+              <w:color w:val="12171D"/>
+              <w:sz w:val="15"/>
+              <w:szCs w:val="15"/>
+              <w:lang w:val="en-GB"/>
+            </w:rPr>
+            <w:t xml:space="preserve">‎[Company Address]‎</w:t>
+          </w:r>
+        </w:p>
+      </w:tc>
+    </w:tr>
+  </w:tbl>
   <w:p>
     <w:pPr>
-      <w:bidi w:val="1"/>
-      <w:jc w:val="right"/>
-      <w:spacing w:after="0"/>
+      <w:spacing w:before="0" w:after="0" w:line="20" w:lineRule="exact"/>
+      <w:rPr>
+        <w:sz w:val="2"/>
+        <w:szCs w:val="2"/>
+      </w:rPr>
     </w:pPr>
-    <w:r>
-      <w:rPr>
-        <w:rFonts w:ascii="Noto Sans Arabic" w:hAnsi="Noto Sans Arabic" w:cs="Noto Sans Arabic"/>
-        <w:rtl/>
-        <w:color w:val="12171D"/>
-        <w:sz w:val="13"/>
-        <w:lang w:val="ar-SA"/>
-      </w:rPr>
-      <w:t>الاسم المسجل: [Registered Entity Name] | العنوان: [Company Address]</w:t>
-    </w:r>
   </w:p>
 </w:ftr>
 </file>
@@ -2866,7 +3242,6 @@
   <w:tbl>
     <w:tblPr>
       <w:tblW w:w="10000" w:type="dxa"/>
-      <w:tblLayout w:type="fixed"/>
       <w:tblBorders>
         <w:top w:val="nil"/>
         <w:left w:val="nil"/>
@@ -2875,6 +3250,7 @@
         <w:insideH w:val="nil"/>
         <w:insideV w:val="nil"/>
       </w:tblBorders>
+      <w:tblLayout w:type="fixed"/>
       <w:tblCellMar>
         <w:top w:w="75" w:type="dxa"/>
         <w:left w:w="85" w:type="dxa"/>
@@ -2905,7 +3281,7 @@
             <w:drawing>
               <wp:inline distT="0" distB="0" distL="0" distR="0">
                 <wp:extent cx="1664208" cy="540380"/>
-                <wp:docPr id="1" name="GEM horizontal ink logo"/>
+                <wp:docPr id="1" name="GEM horizontal ink logo" descr="GEM logo"/>
                 <wp:cNvGraphicFramePr>
                   <a:graphicFrameLocks noChangeAspect="1"/>
                 </wp:cNvGraphicFramePr>
@@ -2948,8 +3324,8 @@
         </w:tcPr>
         <w:p>
           <w:pPr>
+            <w:spacing w:before="0" w:after="10" w:line="250" w:lineRule="auto"/>
             <w:jc w:val="right"/>
-            <w:spacing w:before="0" w:after="10" w:line="250" w:lineRule="auto"/>
           </w:pPr>
           <w:r>
             <w:rPr>
@@ -2966,8 +3342,8 @@
         </w:p>
         <w:p>
           <w:pPr>
+            <w:spacing w:before="0" w:after="8" w:line="250" w:lineRule="auto"/>
             <w:jc w:val="right"/>
-            <w:spacing w:before="0" w:after="8" w:line="250" w:lineRule="auto"/>
           </w:pPr>
           <w:r>
             <w:rPr>
@@ -2985,19 +3361,19 @@
         <w:p>
           <w:pPr>
             <w:bidi w:val="1"/>
-            <w:jc w:val="right"/>
             <w:spacing w:before="0" w:after="0" w:line="250" w:lineRule="auto"/>
+            <w:jc w:val="left"/>
           </w:pPr>
           <w:r>
             <w:rPr>
               <w:rFonts w:ascii="Noto Sans Arabic" w:hAnsi="Noto Sans Arabic" w:eastAsia="Noto Sans Arabic" w:cs="Noto Sans Arabic"/>
               <w:b/>
               <w:bCs/>
-              <w:rtl w:val="1"/>
               <w:color w:val="12171D"/>
               <w:sz w:val="14"/>
               <w:szCs w:val="14"/>
-              <w:lang w:val="ar-SA" w:eastAsia="ar-SA"/>
+              <w:rtl w:val="1"/>
+              <w:lang w:val="ar-SA" w:bidi="ar-SA"/>
             </w:rPr>
             <w:t xml:space="preserve">مسودة للمراجعة الداخلية</w:t>
           </w:r>
@@ -3007,10 +3383,19 @@
   </w:tbl>
   <w:p>
     <w:pPr>
-      <w:spacing w:before="55" w:after="0"/>
+      <w:spacing w:before="0" w:after="0" w:line="20" w:lineRule="exact"/>
+      <w:rPr>
+        <w:sz w:val="2"/>
+        <w:szCs w:val="2"/>
+      </w:rPr>
+    </w:pPr>
+  </w:p>
+  <w:p>
+    <w:pPr>
       <w:pBdr>
         <w:bottom w:val="single" w:sz="8" w:space="1" w:color="BCACA7"/>
       </w:pBdr>
+      <w:spacing w:before="90" w:after="0"/>
     </w:pPr>
   </w:p>
 </w:hdr>
@@ -3024,7 +3409,7 @@
         <w:rFonts w:ascii="Inter" w:hAnsi="Inter" w:eastAsia="Inter" w:cs="Noto Sans Arabic"/>
         <w:sz w:val="19"/>
         <w:szCs w:val="19"/>
-        <w:lang w:val="en-GB" w:eastAsia="ar-SA"/>
+        <w:lang w:val="en-GB" w:bidi="ar-SA"/>
       </w:rPr>
     </w:rPrDefault>
     <w:pPrDefault>
@@ -3056,8 +3441,8 @@
     <w:qFormat/>
     <w:rPr>
       <w:rFonts w:ascii="Jost" w:hAnsi="Jost"/>
+      <w:b/>
       <w:color w:val="12171D"/>
-      <w:b/>
       <w:sz w:val="22"/>
     </w:rPr>
   </w:style>

--- a/documents/working/business-stationery-20261027/GEM_Request_for_Quotation_Template_working.docx
+++ b/documents/working/business-stationery-20261027/GEM_Request_for_Quotation_Template_working.docx
@@ -11,64 +11,115 @@
       <w:r>
         <w:rPr>
           <w:rFonts w:ascii="Inter" w:hAnsi="Inter" w:eastAsia="Inter" w:cs="Inter"/>
-          <w:b/>
-          <w:bCs/>
           <w:color w:val="12171D"/>
-          <w:sz w:val="14"/>
-          <w:szCs w:val="14"/>
+          <w:sz w:val="18"/>
+          <w:szCs w:val="18"/>
           <w:lang w:val="en-GB"/>
         </w:rPr>
-        <w:t xml:space="preserve">TEMPLATE 02 | PROCUREMENT</w:t>
+        <w:t xml:space="preserve">TEMPLATE 01 | PROCUREMENT</w:t>
       </w:r>
+    </w:p>
+    <w:tbl>
+      <w:tblPr>
+        <w:tblW w:w="9242" w:type="dxa"/>
+        <w:tblInd w:w="-85" w:type="dxa"/>
+        <w:tblBorders>
+          <w:top w:val="nil"/>
+          <w:left w:val="nil"/>
+          <w:bottom w:val="nil"/>
+          <w:right w:val="nil"/>
+          <w:insideH w:val="nil"/>
+          <w:insideV w:val="nil"/>
+        </w:tblBorders>
+        <w:tblLayout w:type="fixed"/>
+        <w:tblCellMar>
+          <w:top w:w="40" w:type="dxa"/>
+          <w:left w:w="85" w:type="dxa"/>
+          <w:bottom w:w="40" w:type="dxa"/>
+          <w:right w:w="85" w:type="dxa"/>
+        </w:tblCellMar>
+        <w:tblLook w:firstRow="1" w:lastRow="0" w:firstColumn="0" w:lastColumn="0" w:noHBand="0" w:noVBand="1"/>
+      </w:tblPr>
+      <w:tblGrid>
+        <w:gridCol w:w="4536"/>
+        <w:gridCol w:w="4706"/>
+      </w:tblGrid>
+      <w:tr>
+        <w:trPr>
+          <w:cantSplit/>
+        </w:trPr>
+        <w:tc>
+          <w:tcPr>
+            <w:tcW w:w="4536" w:type="dxa"/>
+            <w:vAlign w:val="bottom"/>
+          </w:tcPr>
+          <w:p>
+            <w:pPr>
+              <w:pStyle w:val="Title"/>
+              <w:keepNext/>
+              <w:spacing w:before="0" w:after="0" w:line="250" w:lineRule="auto"/>
+              <w:jc w:val="left"/>
+            </w:pPr>
+            <w:r>
+              <w:rPr>
+                <w:rFonts w:ascii="Jost" w:hAnsi="Jost" w:eastAsia="Jost" w:cs="Jost"/>
+                <w:color w:val="12171D"/>
+                <w:sz w:val="42"/>
+                <w:szCs w:val="42"/>
+                <w:lang w:val="en-GB"/>
+              </w:rPr>
+              <w:t xml:space="preserve">Request for Quotation</w:t>
+            </w:r>
+          </w:p>
+        </w:tc>
+        <w:tc>
+          <w:tcPr>
+            <w:tcW w:w="4706" w:type="dxa"/>
+            <w:vAlign w:val="bottom"/>
+          </w:tcPr>
+          <w:p>
+            <w:pPr>
+              <w:keepNext/>
+              <w:bidi w:val="1"/>
+              <w:spacing w:before="0" w:after="0" w:line="250" w:lineRule="auto"/>
+              <w:jc w:val="start"/>
+            </w:pPr>
+            <w:r>
+              <w:rPr>
+                <w:rFonts w:ascii="Noto Sans Arabic" w:hAnsi="Noto Sans Arabic" w:eastAsia="Noto Sans Arabic" w:cs="Noto Sans Arabic"/>
+                <w:color w:val="12171D"/>
+                <w:sz w:val="34"/>
+                <w:szCs w:val="34"/>
+                <w:rtl w:val="1"/>
+                <w:lang w:val="ar-SA" w:bidi="ar-SA"/>
+              </w:rPr>
+              <w:t xml:space="preserve">طلب تقديم عرض سعر</w:t>
+            </w:r>
+          </w:p>
+        </w:tc>
+      </w:tr>
+    </w:tbl>
+    <w:p>
+      <w:pPr>
+        <w:keepNext/>
+        <w:spacing w:before="0" w:after="0" w:line="20" w:lineRule="exact"/>
+        <w:rPr>
+          <w:sz w:val="2"/>
+          <w:szCs w:val="2"/>
+        </w:rPr>
+      </w:pPr>
     </w:p>
     <w:p>
       <w:pPr>
-        <w:pStyle w:val="Title"/>
-        <w:keepNext/>
-        <w:spacing w:before="0" w:after="0" w:line="250" w:lineRule="auto"/>
-        <w:jc w:val="left"/>
-      </w:pPr>
-      <w:r>
-        <w:rPr>
-          <w:rFonts w:ascii="Jost" w:hAnsi="Jost" w:eastAsia="Jost" w:cs="Jost"/>
-          <w:color w:val="12171D"/>
-          <w:sz w:val="42"/>
-          <w:szCs w:val="42"/>
-          <w:lang w:val="en-GB"/>
-        </w:rPr>
-        <w:t xml:space="preserve">Request for Quotation</w:t>
-      </w:r>
-    </w:p>
-    <w:p>
-      <w:pPr>
-        <w:keepNext/>
-        <w:bidi w:val="1"/>
-        <w:spacing w:before="0" w:after="75" w:line="250" w:lineRule="auto"/>
-        <w:jc w:val="left"/>
-      </w:pPr>
-      <w:r>
-        <w:rPr>
-          <w:rFonts w:ascii="Noto Sans Arabic" w:hAnsi="Noto Sans Arabic" w:eastAsia="Noto Sans Arabic" w:cs="Noto Sans Arabic"/>
-          <w:color w:val="12171D"/>
-          <w:sz w:val="34"/>
-          <w:szCs w:val="34"/>
-          <w:rtl w:val="1"/>
-          <w:lang w:val="ar-SA" w:bidi="ar-SA"/>
-        </w:rPr>
-        <w:t xml:space="preserve">طلب تقديم عرض سعر</w:t>
-      </w:r>
-    </w:p>
-    <w:p>
-      <w:pPr>
-        <w:spacing w:before="0" w:after="100" w:line="250" w:lineRule="auto"/>
+        <w:spacing w:before="60" w:after="60" w:line="336" w:lineRule="exact"/>
         <w:jc w:val="left"/>
       </w:pPr>
       <w:r>
         <w:rPr>
           <w:rFonts w:ascii="Inter" w:hAnsi="Inter" w:eastAsia="Inter" w:cs="Inter"/>
           <w:color w:val="12171D"/>
-          <w:sz w:val="16"/>
-          <w:szCs w:val="16"/>
+          <w:sz w:val="21"/>
+          <w:szCs w:val="21"/>
           <w:lang w:val="en-GB"/>
         </w:rPr>
         <w:t xml:space="preserve">Please complete the requester and supplier fields, describe the requirement, and return a priced response by the stated date. Suppliers complete the unit price and line total columns.</w:t>
@@ -76,29 +127,29 @@
     </w:p>
     <w:tbl>
       <w:tblPr>
-        <w:tblW w:w="10000" w:type="dxa"/>
+        <w:tblW w:w="9072" w:type="dxa"/>
         <w:tblBorders>
-          <w:top w:val="single" w:sz="4" w:color="BCACA7"/>
-          <w:left w:val="single" w:sz="4" w:color="BCACA7"/>
-          <w:bottom w:val="single" w:sz="4" w:color="BCACA7"/>
-          <w:right w:val="single" w:sz="4" w:color="BCACA7"/>
-          <w:insideH w:val="single" w:sz="4" w:color="BCACA7"/>
-          <w:insideV w:val="single" w:sz="4" w:color="BCACA7"/>
+          <w:top w:val="single" w:sz="4" w:space="0" w:color="BCACA7"/>
+          <w:left w:val="single" w:sz="4" w:space="0" w:color="BCACA7"/>
+          <w:bottom w:val="single" w:sz="4" w:space="0" w:color="BCACA7"/>
+          <w:right w:val="single" w:sz="4" w:space="0" w:color="BCACA7"/>
+          <w:insideH w:val="single" w:sz="4" w:space="0" w:color="BCACA7"/>
+          <w:insideV w:val="single" w:sz="4" w:space="0" w:color="BCACA7"/>
         </w:tblBorders>
         <w:tblLayout w:type="fixed"/>
         <w:tblCellMar>
-          <w:top w:w="75" w:type="dxa"/>
+          <w:top w:w="40" w:type="dxa"/>
           <w:left w:w="85" w:type="dxa"/>
-          <w:bottom w:w="75" w:type="dxa"/>
+          <w:bottom w:w="40" w:type="dxa"/>
           <w:right w:w="85" w:type="dxa"/>
         </w:tblCellMar>
         <w:tblLook w:firstRow="1" w:lastRow="0" w:firstColumn="0" w:lastColumn="0" w:noHBand="0" w:noVBand="1"/>
       </w:tblPr>
       <w:tblGrid>
-        <w:gridCol w:w="1650"/>
-        <w:gridCol w:w="3350"/>
-        <w:gridCol w:w="1650"/>
-        <w:gridCol w:w="3350"/>
+        <w:gridCol w:w="2250"/>
+        <w:gridCol w:w="2286"/>
+        <w:gridCol w:w="2250"/>
+        <w:gridCol w:w="2286"/>
       </w:tblGrid>
       <w:tr>
         <w:trPr>
@@ -106,26 +157,30 @@
         </w:trPr>
         <w:tc>
           <w:tcPr>
-            <w:tcW w:w="5000" w:type="dxa"/>
+            <w:tcW w:w="4536" w:type="dxa"/>
             <w:gridSpan w:val="2"/>
-            <w:shd w:val="clear" w:color="auto" w:fill="BCACA7"/>
-            <w:vAlign w:val="center"/>
+            <w:tcBorders>
+              <w:top w:val="nil"/>
+              <w:left w:val="nil"/>
+              <w:bottom w:val="single" w:sz="8" w:space="0" w:color="BCACA7"/>
+              <w:right w:val="nil"/>
+            </w:tcBorders>
+            <w:vAlign w:val="bottom"/>
           </w:tcPr>
           <w:p>
             <w:pPr>
               <w:pStyle w:val="Heading1"/>
               <w:keepNext/>
-              <w:spacing w:before="0" w:after="0" w:line="250" w:lineRule="auto"/>
+              <w:spacing w:before="160" w:after="40" w:line="250" w:lineRule="auto"/>
+              <w:ind w:start="-85"/>
               <w:jc w:val="left"/>
             </w:pPr>
             <w:r>
               <w:rPr>
                 <w:rFonts w:ascii="Jost" w:hAnsi="Jost" w:eastAsia="Jost" w:cs="Jost"/>
-                <w:b/>
-                <w:bCs/>
-                <w:color w:val="12171D"/>
-                <w:sz w:val="17"/>
-                <w:szCs w:val="17"/>
+                <w:color w:val="12171D"/>
+                <w:sz w:val="21"/>
+                <w:szCs w:val="21"/>
                 <w:lang w:val="en-GB"/>
               </w:rPr>
               <w:t xml:space="preserve">REQUEST DETAILS</w:t>
@@ -134,26 +189,30 @@
         </w:tc>
         <w:tc>
           <w:tcPr>
-            <w:tcW w:w="5000" w:type="dxa"/>
+            <w:tcW w:w="4536" w:type="dxa"/>
             <w:gridSpan w:val="2"/>
-            <w:shd w:val="clear" w:color="auto" w:fill="BCACA7"/>
-            <w:vAlign w:val="center"/>
+            <w:tcBorders>
+              <w:top w:val="nil"/>
+              <w:left w:val="nil"/>
+              <w:bottom w:val="single" w:sz="8" w:space="0" w:color="BCACA7"/>
+              <w:right w:val="nil"/>
+            </w:tcBorders>
+            <w:vAlign w:val="bottom"/>
           </w:tcPr>
           <w:p>
             <w:pPr>
               <w:keepNext/>
               <w:bidi w:val="1"/>
-              <w:spacing w:before="0" w:after="0" w:line="250" w:lineRule="auto"/>
-              <w:jc w:val="left"/>
+              <w:spacing w:before="160" w:after="40" w:line="250" w:lineRule="auto"/>
+              <w:ind w:start="-85"/>
+              <w:jc w:val="start"/>
             </w:pPr>
             <w:r>
               <w:rPr>
                 <w:rFonts w:ascii="Noto Sans Arabic" w:hAnsi="Noto Sans Arabic" w:eastAsia="Noto Sans Arabic" w:cs="Noto Sans Arabic"/>
-                <w:b/>
-                <w:bCs/>
-                <w:color w:val="12171D"/>
-                <w:sz w:val="16"/>
-                <w:szCs w:val="16"/>
+                <w:color w:val="12171D"/>
+                <w:sz w:val="22"/>
+                <w:szCs w:val="22"/>
                 <w:rtl w:val="1"/>
                 <w:lang w:val="ar-SA" w:bidi="ar-SA"/>
               </w:rPr>
@@ -168,27 +227,24 @@
         </w:trPr>
         <w:tc>
           <w:tcPr>
-            <w:tcW w:w="1650" w:type="dxa"/>
-            <w:tcBorders>
-              <w:bottom w:val="single" w:sz="4" w:space="0" w:color="BCACA7"/>
-            </w:tcBorders>
-            <w:shd w:val="clear" w:color="auto" w:fill="F4F1F0"/>
-            <w:vAlign w:val="center"/>
-          </w:tcPr>
-          <w:p>
-            <w:pPr>
-              <w:keepNext/>
-              <w:spacing w:before="0" w:after="12" w:line="250" w:lineRule="auto"/>
-              <w:jc w:val="left"/>
-            </w:pPr>
-            <w:r>
-              <w:rPr>
-                <w:rFonts w:ascii="Inter" w:hAnsi="Inter" w:eastAsia="Inter" w:cs="Inter"/>
-                <w:b/>
-                <w:bCs/>
-                <w:color w:val="12171D"/>
-                <w:sz w:val="15"/>
-                <w:szCs w:val="15"/>
+            <w:tcW w:w="2250" w:type="dxa"/>
+            <w:tcBorders>
+              <w:bottom w:val="single" w:sz="4" w:space="0" w:color="BCACA7"/>
+            </w:tcBorders>
+            <w:vAlign w:val="center"/>
+          </w:tcPr>
+          <w:p>
+            <w:pPr>
+              <w:keepNext/>
+              <w:spacing w:before="0" w:after="10" w:line="250" w:lineRule="auto"/>
+              <w:jc w:val="left"/>
+            </w:pPr>
+            <w:r>
+              <w:rPr>
+                <w:rFonts w:ascii="Inter" w:hAnsi="Inter" w:eastAsia="Inter" w:cs="Inter"/>
+                <w:color w:val="12171D"/>
+                <w:sz w:val="18"/>
+                <w:szCs w:val="18"/>
                 <w:lang w:val="en-GB"/>
               </w:rPr>
               <w:t xml:space="preserve">RFQ NUMBER</w:t>
@@ -199,14 +255,14 @@
               <w:keepNext/>
               <w:bidi w:val="1"/>
               <w:spacing w:before="0" w:after="0" w:line="250" w:lineRule="auto"/>
-              <w:jc w:val="left"/>
+              <w:jc w:val="start"/>
             </w:pPr>
             <w:r>
               <w:rPr>
                 <w:rFonts w:ascii="Noto Sans Arabic" w:hAnsi="Noto Sans Arabic" w:eastAsia="Noto Sans Arabic" w:cs="Noto Sans Arabic"/>
                 <w:color w:val="12171D"/>
-                <w:sz w:val="16"/>
-                <w:szCs w:val="16"/>
+                <w:sz w:val="20"/>
+                <w:szCs w:val="20"/>
                 <w:rtl w:val="1"/>
                 <w:lang w:val="ar-SA" w:bidi="ar-SA"/>
               </w:rPr>
@@ -216,7 +272,7 @@
         </w:tc>
         <w:tc>
           <w:tcPr>
-            <w:tcW w:w="3350" w:type="dxa"/>
+            <w:tcW w:w="2286" w:type="dxa"/>
             <w:tcBorders>
               <w:bottom w:val="single" w:sz="4" w:space="0" w:color="BCACA7"/>
             </w:tcBorders>
@@ -244,27 +300,24 @@
         </w:tc>
         <w:tc>
           <w:tcPr>
-            <w:tcW w:w="1650" w:type="dxa"/>
-            <w:tcBorders>
-              <w:bottom w:val="single" w:sz="4" w:space="0" w:color="BCACA7"/>
-            </w:tcBorders>
-            <w:shd w:val="clear" w:color="auto" w:fill="F4F1F0"/>
-            <w:vAlign w:val="center"/>
-          </w:tcPr>
-          <w:p>
-            <w:pPr>
-              <w:keepNext/>
-              <w:spacing w:before="0" w:after="12" w:line="250" w:lineRule="auto"/>
-              <w:jc w:val="left"/>
-            </w:pPr>
-            <w:r>
-              <w:rPr>
-                <w:rFonts w:ascii="Inter" w:hAnsi="Inter" w:eastAsia="Inter" w:cs="Inter"/>
-                <w:b/>
-                <w:bCs/>
-                <w:color w:val="12171D"/>
-                <w:sz w:val="15"/>
-                <w:szCs w:val="15"/>
+            <w:tcW w:w="2250" w:type="dxa"/>
+            <w:tcBorders>
+              <w:bottom w:val="single" w:sz="4" w:space="0" w:color="BCACA7"/>
+            </w:tcBorders>
+            <w:vAlign w:val="center"/>
+          </w:tcPr>
+          <w:p>
+            <w:pPr>
+              <w:keepNext/>
+              <w:spacing w:before="0" w:after="10" w:line="250" w:lineRule="auto"/>
+              <w:jc w:val="left"/>
+            </w:pPr>
+            <w:r>
+              <w:rPr>
+                <w:rFonts w:ascii="Inter" w:hAnsi="Inter" w:eastAsia="Inter" w:cs="Inter"/>
+                <w:color w:val="12171D"/>
+                <w:sz w:val="18"/>
+                <w:szCs w:val="18"/>
                 <w:lang w:val="en-GB"/>
               </w:rPr>
               <w:t xml:space="preserve">ISSUE DATE</w:t>
@@ -275,14 +328,14 @@
               <w:keepNext/>
               <w:bidi w:val="1"/>
               <w:spacing w:before="0" w:after="0" w:line="250" w:lineRule="auto"/>
-              <w:jc w:val="left"/>
+              <w:jc w:val="start"/>
             </w:pPr>
             <w:r>
               <w:rPr>
                 <w:rFonts w:ascii="Noto Sans Arabic" w:hAnsi="Noto Sans Arabic" w:eastAsia="Noto Sans Arabic" w:cs="Noto Sans Arabic"/>
                 <w:color w:val="12171D"/>
-                <w:sz w:val="16"/>
-                <w:szCs w:val="16"/>
+                <w:sz w:val="20"/>
+                <w:szCs w:val="20"/>
                 <w:rtl w:val="1"/>
                 <w:lang w:val="ar-SA" w:bidi="ar-SA"/>
               </w:rPr>
@@ -292,7 +345,7 @@
         </w:tc>
         <w:tc>
           <w:tcPr>
-            <w:tcW w:w="3350" w:type="dxa"/>
+            <w:tcW w:w="2286" w:type="dxa"/>
             <w:tcBorders>
               <w:bottom w:val="single" w:sz="4" w:space="0" w:color="BCACA7"/>
             </w:tcBorders>
@@ -325,27 +378,23 @@
         </w:trPr>
         <w:tc>
           <w:tcPr>
-            <w:tcW w:w="1650" w:type="dxa"/>
-            <w:tcBorders>
-              <w:bottom w:val="single" w:sz="4" w:space="0" w:color="BCACA7"/>
-            </w:tcBorders>
-            <w:shd w:val="clear" w:color="auto" w:fill="F4F1F0"/>
-            <w:vAlign w:val="center"/>
-          </w:tcPr>
-          <w:p>
-            <w:pPr>
-              <w:keepNext/>
-              <w:spacing w:before="0" w:after="12" w:line="250" w:lineRule="auto"/>
-              <w:jc w:val="left"/>
-            </w:pPr>
-            <w:r>
-              <w:rPr>
-                <w:rFonts w:ascii="Inter" w:hAnsi="Inter" w:eastAsia="Inter" w:cs="Inter"/>
-                <w:b/>
-                <w:bCs/>
-                <w:color w:val="12171D"/>
-                <w:sz w:val="15"/>
-                <w:szCs w:val="15"/>
+            <w:tcW w:w="2250" w:type="dxa"/>
+            <w:tcBorders>
+              <w:bottom w:val="single" w:sz="4" w:space="0" w:color="BCACA7"/>
+            </w:tcBorders>
+            <w:vAlign w:val="center"/>
+          </w:tcPr>
+          <w:p>
+            <w:pPr>
+              <w:spacing w:before="0" w:after="10" w:line="250" w:lineRule="auto"/>
+              <w:jc w:val="left"/>
+            </w:pPr>
+            <w:r>
+              <w:rPr>
+                <w:rFonts w:ascii="Inter" w:hAnsi="Inter" w:eastAsia="Inter" w:cs="Inter"/>
+                <w:color w:val="12171D"/>
+                <w:sz w:val="18"/>
+                <w:szCs w:val="18"/>
                 <w:lang w:val="en-GB"/>
               </w:rPr>
               <w:t xml:space="preserve">REQUESTING ORGANIZATION</w:t>
@@ -353,17 +402,16 @@
           </w:p>
           <w:p>
             <w:pPr>
-              <w:keepNext/>
               <w:bidi w:val="1"/>
               <w:spacing w:before="0" w:after="0" w:line="250" w:lineRule="auto"/>
-              <w:jc w:val="left"/>
+              <w:jc w:val="start"/>
             </w:pPr>
             <w:r>
               <w:rPr>
                 <w:rFonts w:ascii="Noto Sans Arabic" w:hAnsi="Noto Sans Arabic" w:eastAsia="Noto Sans Arabic" w:cs="Noto Sans Arabic"/>
                 <w:color w:val="12171D"/>
-                <w:sz w:val="16"/>
-                <w:szCs w:val="16"/>
+                <w:sz w:val="20"/>
+                <w:szCs w:val="20"/>
                 <w:rtl w:val="1"/>
                 <w:lang w:val="ar-SA" w:bidi="ar-SA"/>
               </w:rPr>
@@ -373,15 +421,14 @@
         </w:tc>
         <w:tc>
           <w:tcPr>
-            <w:tcW w:w="3350" w:type="dxa"/>
-            <w:tcBorders>
-              <w:bottom w:val="single" w:sz="4" w:space="0" w:color="BCACA7"/>
-            </w:tcBorders>
-            <w:vAlign w:val="center"/>
-          </w:tcPr>
-          <w:p>
-            <w:pPr>
-              <w:keepNext/>
+            <w:tcW w:w="2286" w:type="dxa"/>
+            <w:tcBorders>
+              <w:bottom w:val="single" w:sz="4" w:space="0" w:color="BCACA7"/>
+            </w:tcBorders>
+            <w:vAlign w:val="center"/>
+          </w:tcPr>
+          <w:p>
+            <w:pPr>
               <w:spacing w:before="0" w:after="0" w:line="250" w:lineRule="auto"/>
               <w:jc w:val="left"/>
             </w:pPr>
@@ -401,27 +448,23 @@
         </w:tc>
         <w:tc>
           <w:tcPr>
-            <w:tcW w:w="1650" w:type="dxa"/>
-            <w:tcBorders>
-              <w:bottom w:val="single" w:sz="4" w:space="0" w:color="BCACA7"/>
-            </w:tcBorders>
-            <w:shd w:val="clear" w:color="auto" w:fill="F4F1F0"/>
-            <w:vAlign w:val="center"/>
-          </w:tcPr>
-          <w:p>
-            <w:pPr>
-              <w:keepNext/>
-              <w:spacing w:before="0" w:after="12" w:line="250" w:lineRule="auto"/>
-              <w:jc w:val="left"/>
-            </w:pPr>
-            <w:r>
-              <w:rPr>
-                <w:rFonts w:ascii="Inter" w:hAnsi="Inter" w:eastAsia="Inter" w:cs="Inter"/>
-                <w:b/>
-                <w:bCs/>
-                <w:color w:val="12171D"/>
-                <w:sz w:val="15"/>
-                <w:szCs w:val="15"/>
+            <w:tcW w:w="2250" w:type="dxa"/>
+            <w:tcBorders>
+              <w:bottom w:val="single" w:sz="4" w:space="0" w:color="BCACA7"/>
+            </w:tcBorders>
+            <w:vAlign w:val="center"/>
+          </w:tcPr>
+          <w:p>
+            <w:pPr>
+              <w:spacing w:before="0" w:after="10" w:line="250" w:lineRule="auto"/>
+              <w:jc w:val="left"/>
+            </w:pPr>
+            <w:r>
+              <w:rPr>
+                <w:rFonts w:ascii="Inter" w:hAnsi="Inter" w:eastAsia="Inter" w:cs="Inter"/>
+                <w:color w:val="12171D"/>
+                <w:sz w:val="18"/>
+                <w:szCs w:val="18"/>
                 <w:lang w:val="en-GB"/>
               </w:rPr>
               <w:t xml:space="preserve">ORGANIZATION ADDRESS</w:t>
@@ -429,17 +472,16 @@
           </w:p>
           <w:p>
             <w:pPr>
-              <w:keepNext/>
               <w:bidi w:val="1"/>
               <w:spacing w:before="0" w:after="0" w:line="250" w:lineRule="auto"/>
-              <w:jc w:val="left"/>
+              <w:jc w:val="start"/>
             </w:pPr>
             <w:r>
               <w:rPr>
                 <w:rFonts w:ascii="Noto Sans Arabic" w:hAnsi="Noto Sans Arabic" w:eastAsia="Noto Sans Arabic" w:cs="Noto Sans Arabic"/>
                 <w:color w:val="12171D"/>
-                <w:sz w:val="16"/>
-                <w:szCs w:val="16"/>
+                <w:sz w:val="20"/>
+                <w:szCs w:val="20"/>
                 <w:rtl w:val="1"/>
                 <w:lang w:val="ar-SA" w:bidi="ar-SA"/>
               </w:rPr>
@@ -449,15 +491,14 @@
         </w:tc>
         <w:tc>
           <w:tcPr>
-            <w:tcW w:w="3350" w:type="dxa"/>
-            <w:tcBorders>
-              <w:bottom w:val="single" w:sz="4" w:space="0" w:color="BCACA7"/>
-            </w:tcBorders>
-            <w:vAlign w:val="center"/>
-          </w:tcPr>
-          <w:p>
-            <w:pPr>
-              <w:keepNext/>
+            <w:tcW w:w="2286" w:type="dxa"/>
+            <w:tcBorders>
+              <w:bottom w:val="single" w:sz="4" w:space="0" w:color="BCACA7"/>
+            </w:tcBorders>
+            <w:vAlign w:val="center"/>
+          </w:tcPr>
+          <w:p>
+            <w:pPr>
               <w:spacing w:before="0" w:after="0" w:line="250" w:lineRule="auto"/>
               <w:jc w:val="left"/>
             </w:pPr>
@@ -482,27 +523,23 @@
         </w:trPr>
         <w:tc>
           <w:tcPr>
-            <w:tcW w:w="1650" w:type="dxa"/>
-            <w:tcBorders>
-              <w:bottom w:val="single" w:sz="4" w:space="0" w:color="BCACA7"/>
-            </w:tcBorders>
-            <w:shd w:val="clear" w:color="auto" w:fill="F4F1F0"/>
-            <w:vAlign w:val="center"/>
-          </w:tcPr>
-          <w:p>
-            <w:pPr>
-              <w:keepNext/>
-              <w:spacing w:before="0" w:after="12" w:line="250" w:lineRule="auto"/>
-              <w:jc w:val="left"/>
-            </w:pPr>
-            <w:r>
-              <w:rPr>
-                <w:rFonts w:ascii="Inter" w:hAnsi="Inter" w:eastAsia="Inter" w:cs="Inter"/>
-                <w:b/>
-                <w:bCs/>
-                <w:color w:val="12171D"/>
-                <w:sz w:val="15"/>
-                <w:szCs w:val="15"/>
+            <w:tcW w:w="2250" w:type="dxa"/>
+            <w:tcBorders>
+              <w:bottom w:val="single" w:sz="4" w:space="0" w:color="BCACA7"/>
+            </w:tcBorders>
+            <w:vAlign w:val="center"/>
+          </w:tcPr>
+          <w:p>
+            <w:pPr>
+              <w:spacing w:before="0" w:after="10" w:line="250" w:lineRule="auto"/>
+              <w:jc w:val="left"/>
+            </w:pPr>
+            <w:r>
+              <w:rPr>
+                <w:rFonts w:ascii="Inter" w:hAnsi="Inter" w:eastAsia="Inter" w:cs="Inter"/>
+                <w:color w:val="12171D"/>
+                <w:sz w:val="18"/>
+                <w:szCs w:val="18"/>
                 <w:lang w:val="en-GB"/>
               </w:rPr>
               <w:t xml:space="preserve">RESPONSE DUE</w:t>
@@ -510,17 +547,16 @@
           </w:p>
           <w:p>
             <w:pPr>
-              <w:keepNext/>
               <w:bidi w:val="1"/>
               <w:spacing w:before="0" w:after="0" w:line="250" w:lineRule="auto"/>
-              <w:jc w:val="left"/>
+              <w:jc w:val="start"/>
             </w:pPr>
             <w:r>
               <w:rPr>
                 <w:rFonts w:ascii="Noto Sans Arabic" w:hAnsi="Noto Sans Arabic" w:eastAsia="Noto Sans Arabic" w:cs="Noto Sans Arabic"/>
                 <w:color w:val="12171D"/>
-                <w:sz w:val="16"/>
-                <w:szCs w:val="16"/>
+                <w:sz w:val="20"/>
+                <w:szCs w:val="20"/>
                 <w:rtl w:val="1"/>
                 <w:lang w:val="ar-SA" w:bidi="ar-SA"/>
               </w:rPr>
@@ -530,15 +566,14 @@
         </w:tc>
         <w:tc>
           <w:tcPr>
-            <w:tcW w:w="3350" w:type="dxa"/>
-            <w:tcBorders>
-              <w:bottom w:val="single" w:sz="4" w:space="0" w:color="BCACA7"/>
-            </w:tcBorders>
-            <w:vAlign w:val="center"/>
-          </w:tcPr>
-          <w:p>
-            <w:pPr>
-              <w:keepNext/>
+            <w:tcW w:w="2286" w:type="dxa"/>
+            <w:tcBorders>
+              <w:bottom w:val="single" w:sz="4" w:space="0" w:color="BCACA7"/>
+            </w:tcBorders>
+            <w:vAlign w:val="center"/>
+          </w:tcPr>
+          <w:p>
+            <w:pPr>
               <w:spacing w:before="0" w:after="0" w:line="250" w:lineRule="auto"/>
               <w:jc w:val="left"/>
             </w:pPr>
@@ -558,27 +593,23 @@
         </w:tc>
         <w:tc>
           <w:tcPr>
-            <w:tcW w:w="1650" w:type="dxa"/>
-            <w:tcBorders>
-              <w:bottom w:val="single" w:sz="4" w:space="0" w:color="BCACA7"/>
-            </w:tcBorders>
-            <w:shd w:val="clear" w:color="auto" w:fill="F4F1F0"/>
-            <w:vAlign w:val="center"/>
-          </w:tcPr>
-          <w:p>
-            <w:pPr>
-              <w:keepNext/>
-              <w:spacing w:before="0" w:after="12" w:line="250" w:lineRule="auto"/>
-              <w:jc w:val="left"/>
-            </w:pPr>
-            <w:r>
-              <w:rPr>
-                <w:rFonts w:ascii="Inter" w:hAnsi="Inter" w:eastAsia="Inter" w:cs="Inter"/>
-                <w:b/>
-                <w:bCs/>
-                <w:color w:val="12171D"/>
-                <w:sz w:val="15"/>
-                <w:szCs w:val="15"/>
+            <w:tcW w:w="2250" w:type="dxa"/>
+            <w:tcBorders>
+              <w:bottom w:val="single" w:sz="4" w:space="0" w:color="BCACA7"/>
+            </w:tcBorders>
+            <w:vAlign w:val="center"/>
+          </w:tcPr>
+          <w:p>
+            <w:pPr>
+              <w:spacing w:before="0" w:after="10" w:line="250" w:lineRule="auto"/>
+              <w:jc w:val="left"/>
+            </w:pPr>
+            <w:r>
+              <w:rPr>
+                <w:rFonts w:ascii="Inter" w:hAnsi="Inter" w:eastAsia="Inter" w:cs="Inter"/>
+                <w:color w:val="12171D"/>
+                <w:sz w:val="18"/>
+                <w:szCs w:val="18"/>
                 <w:lang w:val="en-GB"/>
               </w:rPr>
               <w:t xml:space="preserve">REQUESTER</w:t>
@@ -586,17 +617,16 @@
           </w:p>
           <w:p>
             <w:pPr>
-              <w:keepNext/>
               <w:bidi w:val="1"/>
               <w:spacing w:before="0" w:after="0" w:line="250" w:lineRule="auto"/>
-              <w:jc w:val="left"/>
+              <w:jc w:val="start"/>
             </w:pPr>
             <w:r>
               <w:rPr>
                 <w:rFonts w:ascii="Noto Sans Arabic" w:hAnsi="Noto Sans Arabic" w:eastAsia="Noto Sans Arabic" w:cs="Noto Sans Arabic"/>
                 <w:color w:val="12171D"/>
-                <w:sz w:val="16"/>
-                <w:szCs w:val="16"/>
+                <w:sz w:val="20"/>
+                <w:szCs w:val="20"/>
                 <w:rtl w:val="1"/>
                 <w:lang w:val="ar-SA" w:bidi="ar-SA"/>
               </w:rPr>
@@ -606,15 +636,14 @@
         </w:tc>
         <w:tc>
           <w:tcPr>
-            <w:tcW w:w="3350" w:type="dxa"/>
-            <w:tcBorders>
-              <w:bottom w:val="single" w:sz="4" w:space="0" w:color="BCACA7"/>
-            </w:tcBorders>
-            <w:vAlign w:val="center"/>
-          </w:tcPr>
-          <w:p>
-            <w:pPr>
-              <w:keepNext/>
+            <w:tcW w:w="2286" w:type="dxa"/>
+            <w:tcBorders>
+              <w:bottom w:val="single" w:sz="4" w:space="0" w:color="BCACA7"/>
+            </w:tcBorders>
+            <w:vAlign w:val="center"/>
+          </w:tcPr>
+          <w:p>
+            <w:pPr>
               <w:spacing w:before="0" w:after="0" w:line="250" w:lineRule="auto"/>
               <w:jc w:val="left"/>
             </w:pPr>
@@ -639,26 +668,23 @@
         </w:trPr>
         <w:tc>
           <w:tcPr>
-            <w:tcW w:w="1650" w:type="dxa"/>
-            <w:tcBorders>
-              <w:bottom w:val="single" w:sz="4" w:space="0" w:color="BCACA7"/>
-            </w:tcBorders>
-            <w:shd w:val="clear" w:color="auto" w:fill="F4F1F0"/>
-            <w:vAlign w:val="center"/>
-          </w:tcPr>
-          <w:p>
-            <w:pPr>
-              <w:spacing w:before="0" w:after="12" w:line="250" w:lineRule="auto"/>
-              <w:jc w:val="left"/>
-            </w:pPr>
-            <w:r>
-              <w:rPr>
-                <w:rFonts w:ascii="Inter" w:hAnsi="Inter" w:eastAsia="Inter" w:cs="Inter"/>
-                <w:b/>
-                <w:bCs/>
-                <w:color w:val="12171D"/>
-                <w:sz w:val="15"/>
-                <w:szCs w:val="15"/>
+            <w:tcW w:w="2250" w:type="dxa"/>
+            <w:tcBorders>
+              <w:bottom w:val="single" w:sz="4" w:space="0" w:color="BCACA7"/>
+            </w:tcBorders>
+            <w:vAlign w:val="center"/>
+          </w:tcPr>
+          <w:p>
+            <w:pPr>
+              <w:spacing w:before="0" w:after="10" w:line="250" w:lineRule="auto"/>
+              <w:jc w:val="left"/>
+            </w:pPr>
+            <w:r>
+              <w:rPr>
+                <w:rFonts w:ascii="Inter" w:hAnsi="Inter" w:eastAsia="Inter" w:cs="Inter"/>
+                <w:color w:val="12171D"/>
+                <w:sz w:val="18"/>
+                <w:szCs w:val="18"/>
                 <w:lang w:val="en-GB"/>
               </w:rPr>
               <w:t xml:space="preserve">REQUESTER EMAIL</w:t>
@@ -668,14 +694,14 @@
             <w:pPr>
               <w:bidi w:val="1"/>
               <w:spacing w:before="0" w:after="0" w:line="250" w:lineRule="auto"/>
-              <w:jc w:val="left"/>
+              <w:jc w:val="start"/>
             </w:pPr>
             <w:r>
               <w:rPr>
                 <w:rFonts w:ascii="Noto Sans Arabic" w:hAnsi="Noto Sans Arabic" w:eastAsia="Noto Sans Arabic" w:cs="Noto Sans Arabic"/>
                 <w:color w:val="12171D"/>
-                <w:sz w:val="16"/>
-                <w:szCs w:val="16"/>
+                <w:sz w:val="20"/>
+                <w:szCs w:val="20"/>
                 <w:rtl w:val="1"/>
                 <w:lang w:val="ar-SA" w:bidi="ar-SA"/>
               </w:rPr>
@@ -685,7 +711,7 @@
         </w:tc>
         <w:tc>
           <w:tcPr>
-            <w:tcW w:w="3350" w:type="dxa"/>
+            <w:tcW w:w="2286" w:type="dxa"/>
             <w:tcBorders>
               <w:bottom w:val="single" w:sz="4" w:space="0" w:color="BCACA7"/>
             </w:tcBorders>
@@ -712,26 +738,23 @@
         </w:tc>
         <w:tc>
           <w:tcPr>
-            <w:tcW w:w="1650" w:type="dxa"/>
-            <w:tcBorders>
-              <w:bottom w:val="single" w:sz="4" w:space="0" w:color="BCACA7"/>
-            </w:tcBorders>
-            <w:shd w:val="clear" w:color="auto" w:fill="F4F1F0"/>
-            <w:vAlign w:val="center"/>
-          </w:tcPr>
-          <w:p>
-            <w:pPr>
-              <w:spacing w:before="0" w:after="12" w:line="250" w:lineRule="auto"/>
-              <w:jc w:val="left"/>
-            </w:pPr>
-            <w:r>
-              <w:rPr>
-                <w:rFonts w:ascii="Inter" w:hAnsi="Inter" w:eastAsia="Inter" w:cs="Inter"/>
-                <w:b/>
-                <w:bCs/>
-                <w:color w:val="12171D"/>
-                <w:sz w:val="15"/>
-                <w:szCs w:val="15"/>
+            <w:tcW w:w="2250" w:type="dxa"/>
+            <w:tcBorders>
+              <w:bottom w:val="single" w:sz="4" w:space="0" w:color="BCACA7"/>
+            </w:tcBorders>
+            <w:vAlign w:val="center"/>
+          </w:tcPr>
+          <w:p>
+            <w:pPr>
+              <w:spacing w:before="0" w:after="10" w:line="250" w:lineRule="auto"/>
+              <w:jc w:val="left"/>
+            </w:pPr>
+            <w:r>
+              <w:rPr>
+                <w:rFonts w:ascii="Inter" w:hAnsi="Inter" w:eastAsia="Inter" w:cs="Inter"/>
+                <w:color w:val="12171D"/>
+                <w:sz w:val="18"/>
+                <w:szCs w:val="18"/>
                 <w:lang w:val="en-GB"/>
               </w:rPr>
               <w:t xml:space="preserve">PROJECT / REFERENCE</w:t>
@@ -741,14 +764,14 @@
             <w:pPr>
               <w:bidi w:val="1"/>
               <w:spacing w:before="0" w:after="0" w:line="250" w:lineRule="auto"/>
-              <w:jc w:val="left"/>
+              <w:jc w:val="start"/>
             </w:pPr>
             <w:r>
               <w:rPr>
                 <w:rFonts w:ascii="Noto Sans Arabic" w:hAnsi="Noto Sans Arabic" w:eastAsia="Noto Sans Arabic" w:cs="Noto Sans Arabic"/>
                 <w:color w:val="12171D"/>
-                <w:sz w:val="16"/>
-                <w:szCs w:val="16"/>
+                <w:sz w:val="20"/>
+                <w:szCs w:val="20"/>
                 <w:rtl w:val="1"/>
                 <w:lang w:val="ar-SA" w:bidi="ar-SA"/>
               </w:rPr>
@@ -758,7 +781,7 @@
         </w:tc>
         <w:tc>
           <w:tcPr>
-            <w:tcW w:w="3350" w:type="dxa"/>
+            <w:tcW w:w="2286" w:type="dxa"/>
             <w:tcBorders>
               <w:bottom w:val="single" w:sz="4" w:space="0" w:color="BCACA7"/>
             </w:tcBorders>
@@ -796,29 +819,29 @@
     </w:p>
     <w:tbl>
       <w:tblPr>
-        <w:tblW w:w="10000" w:type="dxa"/>
+        <w:tblW w:w="9072" w:type="dxa"/>
         <w:tblBorders>
-          <w:top w:val="single" w:sz="4" w:color="BCACA7"/>
-          <w:left w:val="single" w:sz="4" w:color="BCACA7"/>
-          <w:bottom w:val="single" w:sz="4" w:color="BCACA7"/>
-          <w:right w:val="single" w:sz="4" w:color="BCACA7"/>
-          <w:insideH w:val="single" w:sz="4" w:color="BCACA7"/>
-          <w:insideV w:val="single" w:sz="4" w:color="BCACA7"/>
+          <w:top w:val="single" w:sz="4" w:space="0" w:color="BCACA7"/>
+          <w:left w:val="single" w:sz="4" w:space="0" w:color="BCACA7"/>
+          <w:bottom w:val="single" w:sz="4" w:space="0" w:color="BCACA7"/>
+          <w:right w:val="single" w:sz="4" w:space="0" w:color="BCACA7"/>
+          <w:insideH w:val="single" w:sz="4" w:space="0" w:color="BCACA7"/>
+          <w:insideV w:val="single" w:sz="4" w:space="0" w:color="BCACA7"/>
         </w:tblBorders>
         <w:tblLayout w:type="fixed"/>
         <w:tblCellMar>
-          <w:top w:w="75" w:type="dxa"/>
+          <w:top w:w="40" w:type="dxa"/>
           <w:left w:w="85" w:type="dxa"/>
-          <w:bottom w:w="75" w:type="dxa"/>
+          <w:bottom w:w="40" w:type="dxa"/>
           <w:right w:w="85" w:type="dxa"/>
         </w:tblCellMar>
         <w:tblLook w:firstRow="1" w:lastRow="0" w:firstColumn="0" w:lastColumn="0" w:noHBand="0" w:noVBand="1"/>
       </w:tblPr>
       <w:tblGrid>
-        <w:gridCol w:w="1650"/>
-        <w:gridCol w:w="3350"/>
-        <w:gridCol w:w="1650"/>
-        <w:gridCol w:w="3350"/>
+        <w:gridCol w:w="2250"/>
+        <w:gridCol w:w="2286"/>
+        <w:gridCol w:w="2250"/>
+        <w:gridCol w:w="2286"/>
       </w:tblGrid>
       <w:tr>
         <w:trPr>
@@ -826,26 +849,30 @@
         </w:trPr>
         <w:tc>
           <w:tcPr>
-            <w:tcW w:w="5000" w:type="dxa"/>
+            <w:tcW w:w="4536" w:type="dxa"/>
             <w:gridSpan w:val="2"/>
-            <w:shd w:val="clear" w:color="auto" w:fill="BCACA7"/>
-            <w:vAlign w:val="center"/>
+            <w:tcBorders>
+              <w:top w:val="nil"/>
+              <w:left w:val="nil"/>
+              <w:bottom w:val="single" w:sz="8" w:space="0" w:color="BCACA7"/>
+              <w:right w:val="nil"/>
+            </w:tcBorders>
+            <w:vAlign w:val="bottom"/>
           </w:tcPr>
           <w:p>
             <w:pPr>
               <w:pStyle w:val="Heading1"/>
               <w:keepNext/>
-              <w:spacing w:before="0" w:after="0" w:line="250" w:lineRule="auto"/>
+              <w:spacing w:before="160" w:after="40" w:line="250" w:lineRule="auto"/>
+              <w:ind w:start="-85"/>
               <w:jc w:val="left"/>
             </w:pPr>
             <w:r>
               <w:rPr>
                 <w:rFonts w:ascii="Jost" w:hAnsi="Jost" w:eastAsia="Jost" w:cs="Jost"/>
-                <w:b/>
-                <w:bCs/>
-                <w:color w:val="12171D"/>
-                <w:sz w:val="17"/>
-                <w:szCs w:val="17"/>
+                <w:color w:val="12171D"/>
+                <w:sz w:val="21"/>
+                <w:szCs w:val="21"/>
                 <w:lang w:val="en-GB"/>
               </w:rPr>
               <w:t xml:space="preserve">SUPPLIER DETAILS</w:t>
@@ -854,26 +881,30 @@
         </w:tc>
         <w:tc>
           <w:tcPr>
-            <w:tcW w:w="5000" w:type="dxa"/>
+            <w:tcW w:w="4536" w:type="dxa"/>
             <w:gridSpan w:val="2"/>
-            <w:shd w:val="clear" w:color="auto" w:fill="BCACA7"/>
-            <w:vAlign w:val="center"/>
+            <w:tcBorders>
+              <w:top w:val="nil"/>
+              <w:left w:val="nil"/>
+              <w:bottom w:val="single" w:sz="8" w:space="0" w:color="BCACA7"/>
+              <w:right w:val="nil"/>
+            </w:tcBorders>
+            <w:vAlign w:val="bottom"/>
           </w:tcPr>
           <w:p>
             <w:pPr>
               <w:keepNext/>
               <w:bidi w:val="1"/>
-              <w:spacing w:before="0" w:after="0" w:line="250" w:lineRule="auto"/>
-              <w:jc w:val="left"/>
+              <w:spacing w:before="160" w:after="40" w:line="250" w:lineRule="auto"/>
+              <w:ind w:start="-85"/>
+              <w:jc w:val="start"/>
             </w:pPr>
             <w:r>
               <w:rPr>
                 <w:rFonts w:ascii="Noto Sans Arabic" w:hAnsi="Noto Sans Arabic" w:eastAsia="Noto Sans Arabic" w:cs="Noto Sans Arabic"/>
-                <w:b/>
-                <w:bCs/>
-                <w:color w:val="12171D"/>
-                <w:sz w:val="16"/>
-                <w:szCs w:val="16"/>
+                <w:color w:val="12171D"/>
+                <w:sz w:val="22"/>
+                <w:szCs w:val="22"/>
                 <w:rtl w:val="1"/>
                 <w:lang w:val="ar-SA" w:bidi="ar-SA"/>
               </w:rPr>
@@ -888,27 +919,24 @@
         </w:trPr>
         <w:tc>
           <w:tcPr>
-            <w:tcW w:w="1650" w:type="dxa"/>
-            <w:tcBorders>
-              <w:bottom w:val="single" w:sz="4" w:space="0" w:color="BCACA7"/>
-            </w:tcBorders>
-            <w:shd w:val="clear" w:color="auto" w:fill="F4F1F0"/>
-            <w:vAlign w:val="center"/>
-          </w:tcPr>
-          <w:p>
-            <w:pPr>
-              <w:keepNext/>
-              <w:spacing w:before="0" w:after="12" w:line="250" w:lineRule="auto"/>
-              <w:jc w:val="left"/>
-            </w:pPr>
-            <w:r>
-              <w:rPr>
-                <w:rFonts w:ascii="Inter" w:hAnsi="Inter" w:eastAsia="Inter" w:cs="Inter"/>
-                <w:b/>
-                <w:bCs/>
-                <w:color w:val="12171D"/>
-                <w:sz w:val="15"/>
-                <w:szCs w:val="15"/>
+            <w:tcW w:w="2250" w:type="dxa"/>
+            <w:tcBorders>
+              <w:bottom w:val="single" w:sz="4" w:space="0" w:color="BCACA7"/>
+            </w:tcBorders>
+            <w:vAlign w:val="center"/>
+          </w:tcPr>
+          <w:p>
+            <w:pPr>
+              <w:keepNext/>
+              <w:spacing w:before="0" w:after="10" w:line="250" w:lineRule="auto"/>
+              <w:jc w:val="left"/>
+            </w:pPr>
+            <w:r>
+              <w:rPr>
+                <w:rFonts w:ascii="Inter" w:hAnsi="Inter" w:eastAsia="Inter" w:cs="Inter"/>
+                <w:color w:val="12171D"/>
+                <w:sz w:val="18"/>
+                <w:szCs w:val="18"/>
                 <w:lang w:val="en-GB"/>
               </w:rPr>
               <w:t xml:space="preserve">SUPPLIER NAME</w:t>
@@ -919,14 +947,14 @@
               <w:keepNext/>
               <w:bidi w:val="1"/>
               <w:spacing w:before="0" w:after="0" w:line="250" w:lineRule="auto"/>
-              <w:jc w:val="left"/>
+              <w:jc w:val="start"/>
             </w:pPr>
             <w:r>
               <w:rPr>
                 <w:rFonts w:ascii="Noto Sans Arabic" w:hAnsi="Noto Sans Arabic" w:eastAsia="Noto Sans Arabic" w:cs="Noto Sans Arabic"/>
                 <w:color w:val="12171D"/>
-                <w:sz w:val="16"/>
-                <w:szCs w:val="16"/>
+                <w:sz w:val="20"/>
+                <w:szCs w:val="20"/>
                 <w:rtl w:val="1"/>
                 <w:lang w:val="ar-SA" w:bidi="ar-SA"/>
               </w:rPr>
@@ -936,7 +964,7 @@
         </w:tc>
         <w:tc>
           <w:tcPr>
-            <w:tcW w:w="3350" w:type="dxa"/>
+            <w:tcW w:w="2286" w:type="dxa"/>
             <w:tcBorders>
               <w:bottom w:val="single" w:sz="4" w:space="0" w:color="BCACA7"/>
             </w:tcBorders>
@@ -964,27 +992,24 @@
         </w:tc>
         <w:tc>
           <w:tcPr>
-            <w:tcW w:w="1650" w:type="dxa"/>
-            <w:tcBorders>
-              <w:bottom w:val="single" w:sz="4" w:space="0" w:color="BCACA7"/>
-            </w:tcBorders>
-            <w:shd w:val="clear" w:color="auto" w:fill="F4F1F0"/>
-            <w:vAlign w:val="center"/>
-          </w:tcPr>
-          <w:p>
-            <w:pPr>
-              <w:keepNext/>
-              <w:spacing w:before="0" w:after="12" w:line="250" w:lineRule="auto"/>
-              <w:jc w:val="left"/>
-            </w:pPr>
-            <w:r>
-              <w:rPr>
-                <w:rFonts w:ascii="Inter" w:hAnsi="Inter" w:eastAsia="Inter" w:cs="Inter"/>
-                <w:b/>
-                <w:bCs/>
-                <w:color w:val="12171D"/>
-                <w:sz w:val="15"/>
-                <w:szCs w:val="15"/>
+            <w:tcW w:w="2250" w:type="dxa"/>
+            <w:tcBorders>
+              <w:bottom w:val="single" w:sz="4" w:space="0" w:color="BCACA7"/>
+            </w:tcBorders>
+            <w:vAlign w:val="center"/>
+          </w:tcPr>
+          <w:p>
+            <w:pPr>
+              <w:keepNext/>
+              <w:spacing w:before="0" w:after="10" w:line="250" w:lineRule="auto"/>
+              <w:jc w:val="left"/>
+            </w:pPr>
+            <w:r>
+              <w:rPr>
+                <w:rFonts w:ascii="Inter" w:hAnsi="Inter" w:eastAsia="Inter" w:cs="Inter"/>
+                <w:color w:val="12171D"/>
+                <w:sz w:val="18"/>
+                <w:szCs w:val="18"/>
                 <w:lang w:val="en-GB"/>
               </w:rPr>
               <w:t xml:space="preserve">CONTACT NAME</w:t>
@@ -995,14 +1020,14 @@
               <w:keepNext/>
               <w:bidi w:val="1"/>
               <w:spacing w:before="0" w:after="0" w:line="250" w:lineRule="auto"/>
-              <w:jc w:val="left"/>
+              <w:jc w:val="start"/>
             </w:pPr>
             <w:r>
               <w:rPr>
                 <w:rFonts w:ascii="Noto Sans Arabic" w:hAnsi="Noto Sans Arabic" w:eastAsia="Noto Sans Arabic" w:cs="Noto Sans Arabic"/>
                 <w:color w:val="12171D"/>
-                <w:sz w:val="16"/>
-                <w:szCs w:val="16"/>
+                <w:sz w:val="20"/>
+                <w:szCs w:val="20"/>
                 <w:rtl w:val="1"/>
                 <w:lang w:val="ar-SA" w:bidi="ar-SA"/>
               </w:rPr>
@@ -1012,7 +1037,7 @@
         </w:tc>
         <w:tc>
           <w:tcPr>
-            <w:tcW w:w="3350" w:type="dxa"/>
+            <w:tcW w:w="2286" w:type="dxa"/>
             <w:tcBorders>
               <w:bottom w:val="single" w:sz="4" w:space="0" w:color="BCACA7"/>
             </w:tcBorders>
@@ -1045,26 +1070,23 @@
         </w:trPr>
         <w:tc>
           <w:tcPr>
-            <w:tcW w:w="1650" w:type="dxa"/>
-            <w:tcBorders>
-              <w:bottom w:val="single" w:sz="4" w:space="0" w:color="BCACA7"/>
-            </w:tcBorders>
-            <w:shd w:val="clear" w:color="auto" w:fill="F4F1F0"/>
-            <w:vAlign w:val="center"/>
-          </w:tcPr>
-          <w:p>
-            <w:pPr>
-              <w:spacing w:before="0" w:after="12" w:line="250" w:lineRule="auto"/>
-              <w:jc w:val="left"/>
-            </w:pPr>
-            <w:r>
-              <w:rPr>
-                <w:rFonts w:ascii="Inter" w:hAnsi="Inter" w:eastAsia="Inter" w:cs="Inter"/>
-                <w:b/>
-                <w:bCs/>
-                <w:color w:val="12171D"/>
-                <w:sz w:val="15"/>
-                <w:szCs w:val="15"/>
+            <w:tcW w:w="2250" w:type="dxa"/>
+            <w:tcBorders>
+              <w:bottom w:val="single" w:sz="4" w:space="0" w:color="BCACA7"/>
+            </w:tcBorders>
+            <w:vAlign w:val="center"/>
+          </w:tcPr>
+          <w:p>
+            <w:pPr>
+              <w:spacing w:before="0" w:after="10" w:line="250" w:lineRule="auto"/>
+              <w:jc w:val="left"/>
+            </w:pPr>
+            <w:r>
+              <w:rPr>
+                <w:rFonts w:ascii="Inter" w:hAnsi="Inter" w:eastAsia="Inter" w:cs="Inter"/>
+                <w:color w:val="12171D"/>
+                <w:sz w:val="18"/>
+                <w:szCs w:val="18"/>
                 <w:lang w:val="en-GB"/>
               </w:rPr>
               <w:t xml:space="preserve">EMAIL</w:t>
@@ -1074,14 +1096,14 @@
             <w:pPr>
               <w:bidi w:val="1"/>
               <w:spacing w:before="0" w:after="0" w:line="250" w:lineRule="auto"/>
-              <w:jc w:val="left"/>
+              <w:jc w:val="start"/>
             </w:pPr>
             <w:r>
               <w:rPr>
                 <w:rFonts w:ascii="Noto Sans Arabic" w:hAnsi="Noto Sans Arabic" w:eastAsia="Noto Sans Arabic" w:cs="Noto Sans Arabic"/>
                 <w:color w:val="12171D"/>
-                <w:sz w:val="16"/>
-                <w:szCs w:val="16"/>
+                <w:sz w:val="20"/>
+                <w:szCs w:val="20"/>
                 <w:rtl w:val="1"/>
                 <w:lang w:val="ar-SA" w:bidi="ar-SA"/>
               </w:rPr>
@@ -1091,7 +1113,7 @@
         </w:tc>
         <w:tc>
           <w:tcPr>
-            <w:tcW w:w="3350" w:type="dxa"/>
+            <w:tcW w:w="2286" w:type="dxa"/>
             <w:tcBorders>
               <w:bottom w:val="single" w:sz="4" w:space="0" w:color="BCACA7"/>
             </w:tcBorders>
@@ -1118,26 +1140,23 @@
         </w:tc>
         <w:tc>
           <w:tcPr>
-            <w:tcW w:w="1650" w:type="dxa"/>
-            <w:tcBorders>
-              <w:bottom w:val="single" w:sz="4" w:space="0" w:color="BCACA7"/>
-            </w:tcBorders>
-            <w:shd w:val="clear" w:color="auto" w:fill="F4F1F0"/>
-            <w:vAlign w:val="center"/>
-          </w:tcPr>
-          <w:p>
-            <w:pPr>
-              <w:spacing w:before="0" w:after="12" w:line="250" w:lineRule="auto"/>
-              <w:jc w:val="left"/>
-            </w:pPr>
-            <w:r>
-              <w:rPr>
-                <w:rFonts w:ascii="Inter" w:hAnsi="Inter" w:eastAsia="Inter" w:cs="Inter"/>
-                <w:b/>
-                <w:bCs/>
-                <w:color w:val="12171D"/>
-                <w:sz w:val="15"/>
-                <w:szCs w:val="15"/>
+            <w:tcW w:w="2250" w:type="dxa"/>
+            <w:tcBorders>
+              <w:bottom w:val="single" w:sz="4" w:space="0" w:color="BCACA7"/>
+            </w:tcBorders>
+            <w:vAlign w:val="center"/>
+          </w:tcPr>
+          <w:p>
+            <w:pPr>
+              <w:spacing w:before="0" w:after="10" w:line="250" w:lineRule="auto"/>
+              <w:jc w:val="left"/>
+            </w:pPr>
+            <w:r>
+              <w:rPr>
+                <w:rFonts w:ascii="Inter" w:hAnsi="Inter" w:eastAsia="Inter" w:cs="Inter"/>
+                <w:color w:val="12171D"/>
+                <w:sz w:val="18"/>
+                <w:szCs w:val="18"/>
                 <w:lang w:val="en-GB"/>
               </w:rPr>
               <w:t xml:space="preserve">ADDRESS</w:t>
@@ -1147,14 +1166,14 @@
             <w:pPr>
               <w:bidi w:val="1"/>
               <w:spacing w:before="0" w:after="0" w:line="250" w:lineRule="auto"/>
-              <w:jc w:val="left"/>
+              <w:jc w:val="start"/>
             </w:pPr>
             <w:r>
               <w:rPr>
                 <w:rFonts w:ascii="Noto Sans Arabic" w:hAnsi="Noto Sans Arabic" w:eastAsia="Noto Sans Arabic" w:cs="Noto Sans Arabic"/>
                 <w:color w:val="12171D"/>
-                <w:sz w:val="16"/>
-                <w:szCs w:val="16"/>
+                <w:sz w:val="20"/>
+                <w:szCs w:val="20"/>
                 <w:rtl w:val="1"/>
                 <w:lang w:val="ar-SA" w:bidi="ar-SA"/>
               </w:rPr>
@@ -1164,7 +1183,7 @@
         </w:tc>
         <w:tc>
           <w:tcPr>
-            <w:tcW w:w="3350" w:type="dxa"/>
+            <w:tcW w:w="2286" w:type="dxa"/>
             <w:tcBorders>
               <w:bottom w:val="single" w:sz="4" w:space="0" w:color="BCACA7"/>
             </w:tcBorders>
@@ -1202,31 +1221,31 @@
     </w:p>
     <w:tbl>
       <w:tblPr>
-        <w:tblW w:w="10000" w:type="dxa"/>
+        <w:tblW w:w="9072" w:type="dxa"/>
         <w:tblBorders>
-          <w:top w:val="single" w:sz="4" w:color="BCACA7"/>
-          <w:left w:val="single" w:sz="4" w:color="BCACA7"/>
-          <w:bottom w:val="single" w:sz="4" w:color="BCACA7"/>
-          <w:right w:val="single" w:sz="4" w:color="BCACA7"/>
-          <w:insideH w:val="single" w:sz="4" w:color="BCACA7"/>
-          <w:insideV w:val="single" w:sz="4" w:color="BCACA7"/>
+          <w:top w:val="single" w:sz="4" w:space="0" w:color="BCACA7"/>
+          <w:left w:val="single" w:sz="4" w:space="0" w:color="BCACA7"/>
+          <w:bottom w:val="single" w:sz="4" w:space="0" w:color="BCACA7"/>
+          <w:right w:val="single" w:sz="4" w:space="0" w:color="BCACA7"/>
+          <w:insideH w:val="single" w:sz="4" w:space="0" w:color="BCACA7"/>
+          <w:insideV w:val="single" w:sz="4" w:space="0" w:color="BCACA7"/>
         </w:tblBorders>
         <w:tblLayout w:type="fixed"/>
         <w:tblCellMar>
-          <w:top w:w="75" w:type="dxa"/>
+          <w:top w:w="40" w:type="dxa"/>
           <w:left w:w="85" w:type="dxa"/>
-          <w:bottom w:w="75" w:type="dxa"/>
+          <w:bottom w:w="40" w:type="dxa"/>
           <w:right w:w="85" w:type="dxa"/>
         </w:tblCellMar>
         <w:tblLook w:firstRow="1" w:lastRow="0" w:firstColumn="0" w:lastColumn="0" w:noHBand="0" w:noVBand="1"/>
       </w:tblPr>
       <w:tblGrid>
-        <w:gridCol w:w="500"/>
-        <w:gridCol w:w="3400"/>
-        <w:gridCol w:w="900"/>
+        <w:gridCol w:w="520"/>
+        <w:gridCol w:w="2400"/>
+        <w:gridCol w:w="800"/>
         <w:gridCol w:w="850"/>
-        <w:gridCol w:w="2050"/>
-        <w:gridCol w:w="2300"/>
+        <w:gridCol w:w="2250"/>
+        <w:gridCol w:w="2252"/>
       </w:tblGrid>
       <w:tr>
         <w:trPr>
@@ -1235,26 +1254,30 @@
         </w:trPr>
         <w:tc>
           <w:tcPr>
-            <w:tcW w:w="4800" w:type="dxa"/>
+            <w:tcW w:w="3720" w:type="dxa"/>
             <w:gridSpan w:val="3"/>
-            <w:shd w:val="clear" w:color="auto" w:fill="BCACA7"/>
-            <w:vAlign w:val="center"/>
+            <w:tcBorders>
+              <w:top w:val="nil"/>
+              <w:left w:val="nil"/>
+              <w:bottom w:val="single" w:sz="8" w:space="0" w:color="BCACA7"/>
+              <w:right w:val="nil"/>
+            </w:tcBorders>
+            <w:vAlign w:val="bottom"/>
           </w:tcPr>
           <w:p>
             <w:pPr>
               <w:pStyle w:val="Heading1"/>
               <w:keepNext/>
-              <w:spacing w:before="0" w:after="0" w:line="250" w:lineRule="auto"/>
+              <w:spacing w:before="160" w:after="40" w:line="250" w:lineRule="auto"/>
+              <w:ind w:start="-85"/>
               <w:jc w:val="left"/>
             </w:pPr>
             <w:r>
               <w:rPr>
                 <w:rFonts w:ascii="Jost" w:hAnsi="Jost" w:eastAsia="Jost" w:cs="Jost"/>
-                <w:b/>
-                <w:bCs/>
-                <w:color w:val="12171D"/>
-                <w:sz w:val="17"/>
-                <w:szCs w:val="17"/>
+                <w:color w:val="12171D"/>
+                <w:sz w:val="21"/>
+                <w:szCs w:val="21"/>
                 <w:lang w:val="en-GB"/>
               </w:rPr>
               <w:t xml:space="preserve">ITEMS OR SERVICES</w:t>
@@ -1263,26 +1286,30 @@
         </w:tc>
         <w:tc>
           <w:tcPr>
-            <w:tcW w:w="5200" w:type="dxa"/>
+            <w:tcW w:w="5352" w:type="dxa"/>
             <w:gridSpan w:val="3"/>
-            <w:shd w:val="clear" w:color="auto" w:fill="BCACA7"/>
-            <w:vAlign w:val="center"/>
+            <w:tcBorders>
+              <w:top w:val="nil"/>
+              <w:left w:val="nil"/>
+              <w:bottom w:val="single" w:sz="8" w:space="0" w:color="BCACA7"/>
+              <w:right w:val="nil"/>
+            </w:tcBorders>
+            <w:vAlign w:val="bottom"/>
           </w:tcPr>
           <w:p>
             <w:pPr>
               <w:keepNext/>
               <w:bidi w:val="1"/>
-              <w:spacing w:before="0" w:after="0" w:line="250" w:lineRule="auto"/>
-              <w:jc w:val="left"/>
+              <w:spacing w:before="160" w:after="40" w:line="250" w:lineRule="auto"/>
+              <w:ind w:start="-85"/>
+              <w:jc w:val="start"/>
             </w:pPr>
             <w:r>
               <w:rPr>
                 <w:rFonts w:ascii="Noto Sans Arabic" w:hAnsi="Noto Sans Arabic" w:eastAsia="Noto Sans Arabic" w:cs="Noto Sans Arabic"/>
-                <w:b/>
-                <w:bCs/>
-                <w:color w:val="12171D"/>
-                <w:sz w:val="16"/>
-                <w:szCs w:val="16"/>
+                <w:color w:val="12171D"/>
+                <w:sz w:val="22"/>
+                <w:szCs w:val="22"/>
                 <w:rtl w:val="1"/>
                 <w:lang w:val="ar-SA" w:bidi="ar-SA"/>
               </w:rPr>
@@ -1298,7 +1325,7 @@
         </w:trPr>
         <w:tc>
           <w:tcPr>
-            <w:tcW w:w="500" w:type="dxa"/>
+            <w:tcW w:w="520" w:type="dxa"/>
             <w:shd w:val="clear" w:color="auto" w:fill="12171D"/>
             <w:vAlign w:val="center"/>
           </w:tcPr>
@@ -1311,11 +1338,9 @@
             <w:r>
               <w:rPr>
                 <w:rFonts w:ascii="Inter" w:hAnsi="Inter" w:eastAsia="Inter" w:cs="Inter"/>
-                <w:b/>
-                <w:bCs/>
                 <w:color w:val="FFFFFF"/>
-                <w:sz w:val="14"/>
-                <w:szCs w:val="14"/>
+                <w:sz w:val="18"/>
+                <w:szCs w:val="18"/>
                 <w:lang w:val="en-GB"/>
               </w:rPr>
               <w:t xml:space="preserve">No.</w:t>
@@ -1326,16 +1351,14 @@
               <w:keepNext/>
               <w:bidi w:val="1"/>
               <w:spacing w:before="0" w:after="0" w:line="250" w:lineRule="auto"/>
-              <w:jc w:val="left"/>
+              <w:jc w:val="start"/>
             </w:pPr>
             <w:r>
               <w:rPr>
                 <w:rFonts w:ascii="Noto Sans Arabic" w:hAnsi="Noto Sans Arabic" w:eastAsia="Noto Sans Arabic" w:cs="Noto Sans Arabic"/>
-                <w:b/>
-                <w:bCs/>
                 <w:color w:val="FFFFFF"/>
-                <w:sz w:val="14"/>
-                <w:szCs w:val="14"/>
+                <w:sz w:val="20"/>
+                <w:szCs w:val="20"/>
                 <w:rtl w:val="1"/>
                 <w:lang w:val="ar-SA" w:bidi="ar-SA"/>
               </w:rPr>
@@ -1345,7 +1368,7 @@
         </w:tc>
         <w:tc>
           <w:tcPr>
-            <w:tcW w:w="3400" w:type="dxa"/>
+            <w:tcW w:w="2400" w:type="dxa"/>
             <w:shd w:val="clear" w:color="auto" w:fill="12171D"/>
             <w:vAlign w:val="center"/>
           </w:tcPr>
@@ -1358,11 +1381,9 @@
             <w:r>
               <w:rPr>
                 <w:rFonts w:ascii="Inter" w:hAnsi="Inter" w:eastAsia="Inter" w:cs="Inter"/>
-                <w:b/>
-                <w:bCs/>
                 <w:color w:val="FFFFFF"/>
-                <w:sz w:val="14"/>
-                <w:szCs w:val="14"/>
+                <w:sz w:val="18"/>
+                <w:szCs w:val="18"/>
                 <w:lang w:val="en-GB"/>
               </w:rPr>
               <w:t xml:space="preserve">Item / Service</w:t>
@@ -1373,16 +1394,14 @@
               <w:keepNext/>
               <w:bidi w:val="1"/>
               <w:spacing w:before="0" w:after="0" w:line="250" w:lineRule="auto"/>
-              <w:jc w:val="left"/>
+              <w:jc w:val="start"/>
             </w:pPr>
             <w:r>
               <w:rPr>
                 <w:rFonts w:ascii="Noto Sans Arabic" w:hAnsi="Noto Sans Arabic" w:eastAsia="Noto Sans Arabic" w:cs="Noto Sans Arabic"/>
-                <w:b/>
-                <w:bCs/>
                 <w:color w:val="FFFFFF"/>
-                <w:sz w:val="14"/>
-                <w:szCs w:val="14"/>
+                <w:sz w:val="20"/>
+                <w:szCs w:val="20"/>
                 <w:rtl w:val="1"/>
                 <w:lang w:val="ar-SA" w:bidi="ar-SA"/>
               </w:rPr>
@@ -1392,7 +1411,7 @@
         </w:tc>
         <w:tc>
           <w:tcPr>
-            <w:tcW w:w="900" w:type="dxa"/>
+            <w:tcW w:w="800" w:type="dxa"/>
             <w:shd w:val="clear" w:color="auto" w:fill="12171D"/>
             <w:vAlign w:val="center"/>
           </w:tcPr>
@@ -1405,11 +1424,9 @@
             <w:r>
               <w:rPr>
                 <w:rFonts w:ascii="Inter" w:hAnsi="Inter" w:eastAsia="Inter" w:cs="Inter"/>
-                <w:b/>
-                <w:bCs/>
                 <w:color w:val="FFFFFF"/>
-                <w:sz w:val="14"/>
-                <w:szCs w:val="14"/>
+                <w:sz w:val="18"/>
+                <w:szCs w:val="18"/>
                 <w:lang w:val="en-GB"/>
               </w:rPr>
               <w:t xml:space="preserve">Qty</w:t>
@@ -1425,11 +1442,9 @@
             <w:r>
               <w:rPr>
                 <w:rFonts w:ascii="Noto Sans Arabic" w:hAnsi="Noto Sans Arabic" w:eastAsia="Noto Sans Arabic" w:cs="Noto Sans Arabic"/>
-                <w:b/>
-                <w:bCs/>
                 <w:color w:val="FFFFFF"/>
-                <w:sz w:val="14"/>
-                <w:szCs w:val="14"/>
+                <w:sz w:val="20"/>
+                <w:szCs w:val="20"/>
                 <w:rtl w:val="1"/>
                 <w:lang w:val="ar-SA" w:bidi="ar-SA"/>
               </w:rPr>
@@ -1452,11 +1467,9 @@
             <w:r>
               <w:rPr>
                 <w:rFonts w:ascii="Inter" w:hAnsi="Inter" w:eastAsia="Inter" w:cs="Inter"/>
-                <w:b/>
-                <w:bCs/>
                 <w:color w:val="FFFFFF"/>
-                <w:sz w:val="14"/>
-                <w:szCs w:val="14"/>
+                <w:sz w:val="18"/>
+                <w:szCs w:val="18"/>
                 <w:lang w:val="en-GB"/>
               </w:rPr>
               <w:t xml:space="preserve">Unit</w:t>
@@ -1472,11 +1485,9 @@
             <w:r>
               <w:rPr>
                 <w:rFonts w:ascii="Noto Sans Arabic" w:hAnsi="Noto Sans Arabic" w:eastAsia="Noto Sans Arabic" w:cs="Noto Sans Arabic"/>
-                <w:b/>
-                <w:bCs/>
                 <w:color w:val="FFFFFF"/>
-                <w:sz w:val="14"/>
-                <w:szCs w:val="14"/>
+                <w:sz w:val="20"/>
+                <w:szCs w:val="20"/>
                 <w:rtl w:val="1"/>
                 <w:lang w:val="ar-SA" w:bidi="ar-SA"/>
               </w:rPr>
@@ -1486,7 +1497,7 @@
         </w:tc>
         <w:tc>
           <w:tcPr>
-            <w:tcW w:w="2050" w:type="dxa"/>
+            <w:tcW w:w="2250" w:type="dxa"/>
             <w:shd w:val="clear" w:color="auto" w:fill="12171D"/>
             <w:vAlign w:val="center"/>
           </w:tcPr>
@@ -1499,11 +1510,9 @@
             <w:r>
               <w:rPr>
                 <w:rFonts w:ascii="Inter" w:hAnsi="Inter" w:eastAsia="Inter" w:cs="Inter"/>
-                <w:b/>
-                <w:bCs/>
                 <w:color w:val="FFFFFF"/>
-                <w:sz w:val="14"/>
-                <w:szCs w:val="14"/>
+                <w:sz w:val="18"/>
+                <w:szCs w:val="18"/>
                 <w:lang w:val="en-GB"/>
               </w:rPr>
               <w:t xml:space="preserve">Unit Price</w:t>
@@ -1514,16 +1523,14 @@
               <w:keepNext/>
               <w:bidi w:val="1"/>
               <w:spacing w:before="0" w:after="0" w:line="250" w:lineRule="auto"/>
-              <w:jc w:val="left"/>
+              <w:jc w:val="start"/>
             </w:pPr>
             <w:r>
               <w:rPr>
                 <w:rFonts w:ascii="Noto Sans Arabic" w:hAnsi="Noto Sans Arabic" w:eastAsia="Noto Sans Arabic" w:cs="Noto Sans Arabic"/>
-                <w:b/>
-                <w:bCs/>
                 <w:color w:val="FFFFFF"/>
-                <w:sz w:val="14"/>
-                <w:szCs w:val="14"/>
+                <w:sz w:val="20"/>
+                <w:szCs w:val="20"/>
                 <w:rtl w:val="1"/>
                 <w:lang w:val="ar-SA" w:bidi="ar-SA"/>
               </w:rPr>
@@ -1533,7 +1540,7 @@
         </w:tc>
         <w:tc>
           <w:tcPr>
-            <w:tcW w:w="2300" w:type="dxa"/>
+            <w:tcW w:w="2252" w:type="dxa"/>
             <w:shd w:val="clear" w:color="auto" w:fill="12171D"/>
             <w:vAlign w:val="center"/>
           </w:tcPr>
@@ -1546,11 +1553,9 @@
             <w:r>
               <w:rPr>
                 <w:rFonts w:ascii="Inter" w:hAnsi="Inter" w:eastAsia="Inter" w:cs="Inter"/>
-                <w:b/>
-                <w:bCs/>
                 <w:color w:val="FFFFFF"/>
-                <w:sz w:val="14"/>
-                <w:szCs w:val="14"/>
+                <w:sz w:val="18"/>
+                <w:szCs w:val="18"/>
                 <w:lang w:val="en-GB"/>
               </w:rPr>
               <w:t xml:space="preserve">Line Total</w:t>
@@ -1561,16 +1566,14 @@
               <w:keepNext/>
               <w:bidi w:val="1"/>
               <w:spacing w:before="0" w:after="0" w:line="250" w:lineRule="auto"/>
-              <w:jc w:val="left"/>
+              <w:jc w:val="start"/>
             </w:pPr>
             <w:r>
               <w:rPr>
                 <w:rFonts w:ascii="Noto Sans Arabic" w:hAnsi="Noto Sans Arabic" w:eastAsia="Noto Sans Arabic" w:cs="Noto Sans Arabic"/>
-                <w:b/>
-                <w:bCs/>
                 <w:color w:val="FFFFFF"/>
-                <w:sz w:val="14"/>
-                <w:szCs w:val="14"/>
+                <w:sz w:val="20"/>
+                <w:szCs w:val="20"/>
                 <w:rtl w:val="1"/>
                 <w:lang w:val="ar-SA" w:bidi="ar-SA"/>
               </w:rPr>
@@ -1585,7 +1588,7 @@
         </w:trPr>
         <w:tc>
           <w:tcPr>
-            <w:tcW w:w="500" w:type="dxa"/>
+            <w:tcW w:w="520" w:type="dxa"/>
             <w:tcBorders>
               <w:bottom w:val="single" w:sz="4" w:space="0" w:color="BCACA7"/>
             </w:tcBorders>
@@ -1603,8 +1606,8 @@
                 <w:i/>
                 <w:iCs/>
                 <w:color w:val="12171D"/>
-                <w:sz w:val="14"/>
-                <w:szCs w:val="14"/>
+                <w:sz w:val="18"/>
+                <w:szCs w:val="18"/>
                 <w:lang w:val="en-GB"/>
               </w:rPr>
               <w:t xml:space="preserve">1</w:t>
@@ -1613,35 +1616,35 @@
         </w:tc>
         <w:tc>
           <w:tcPr>
-            <w:tcW w:w="3400" w:type="dxa"/>
-            <w:tcBorders>
-              <w:bottom w:val="single" w:sz="4" w:space="0" w:color="BCACA7"/>
-            </w:tcBorders>
-            <w:vAlign w:val="center"/>
-          </w:tcPr>
-          <w:p>
-            <w:pPr>
-              <w:keepNext/>
-              <w:spacing w:before="0" w:after="0" w:line="250" w:lineRule="auto"/>
-              <w:jc w:val="left"/>
-            </w:pPr>
-            <w:r>
-              <w:rPr>
-                <w:rFonts w:ascii="Inter" w:hAnsi="Inter" w:eastAsia="Inter" w:cs="Inter"/>
-                <w:i/>
-                <w:iCs/>
-                <w:color w:val="12171D"/>
-                <w:sz w:val="15"/>
-                <w:szCs w:val="15"/>
-                <w:lang w:val="en-GB"/>
-              </w:rPr>
-              <w:t xml:space="preserve">[Description / specification]</w:t>
-            </w:r>
-          </w:p>
-        </w:tc>
-        <w:tc>
-          <w:tcPr>
-            <w:tcW w:w="900" w:type="dxa"/>
+            <w:tcW w:w="2400" w:type="dxa"/>
+            <w:tcBorders>
+              <w:bottom w:val="single" w:sz="4" w:space="0" w:color="BCACA7"/>
+            </w:tcBorders>
+            <w:vAlign w:val="center"/>
+          </w:tcPr>
+          <w:p>
+            <w:pPr>
+              <w:keepNext/>
+              <w:spacing w:before="0" w:after="0" w:line="250" w:lineRule="auto"/>
+              <w:jc w:val="left"/>
+            </w:pPr>
+            <w:r>
+              <w:rPr>
+                <w:rFonts w:ascii="Inter" w:hAnsi="Inter" w:eastAsia="Inter" w:cs="Inter"/>
+                <w:i/>
+                <w:iCs/>
+                <w:color w:val="12171D"/>
+                <w:sz w:val="18"/>
+                <w:szCs w:val="18"/>
+                <w:lang w:val="en-GB"/>
+              </w:rPr>
+              <w:t xml:space="preserve">[Description]</w:t>
+            </w:r>
+          </w:p>
+        </w:tc>
+        <w:tc>
+          <w:tcPr>
+            <w:tcW w:w="800" w:type="dxa"/>
             <w:tcBorders>
               <w:bottom w:val="single" w:sz="4" w:space="0" w:color="BCACA7"/>
             </w:tcBorders>
@@ -1659,8 +1662,8 @@
                 <w:i/>
                 <w:iCs/>
                 <w:color w:val="12171D"/>
-                <w:sz w:val="14"/>
-                <w:szCs w:val="14"/>
+                <w:sz w:val="18"/>
+                <w:szCs w:val="18"/>
                 <w:lang w:val="en-GB"/>
               </w:rPr>
               <w:t xml:space="preserve">[Qty]</w:t>
@@ -1687,8 +1690,8 @@
                 <w:i/>
                 <w:iCs/>
                 <w:color w:val="12171D"/>
-                <w:sz w:val="14"/>
-                <w:szCs w:val="14"/>
+                <w:sz w:val="18"/>
+                <w:szCs w:val="18"/>
                 <w:lang w:val="en-GB"/>
               </w:rPr>
               <w:t xml:space="preserve">[Unit]</w:t>
@@ -1697,7 +1700,7 @@
         </w:tc>
         <w:tc>
           <w:tcPr>
-            <w:tcW w:w="2050" w:type="dxa"/>
+            <w:tcW w:w="2250" w:type="dxa"/>
             <w:tcBorders>
               <w:bottom w:val="single" w:sz="4" w:space="0" w:color="BCACA7"/>
             </w:tcBorders>
@@ -1715,8 +1718,8 @@
                 <w:i/>
                 <w:iCs/>
                 <w:color w:val="12171D"/>
-                <w:sz w:val="14"/>
-                <w:szCs w:val="14"/>
+                <w:sz w:val="18"/>
+                <w:szCs w:val="18"/>
                 <w:lang w:val="en-GB"/>
               </w:rPr>
               <w:t xml:space="preserve">[Currency] [Unit Price]</w:t>
@@ -1725,7 +1728,7 @@
         </w:tc>
         <w:tc>
           <w:tcPr>
-            <w:tcW w:w="2300" w:type="dxa"/>
+            <w:tcW w:w="2252" w:type="dxa"/>
             <w:tcBorders>
               <w:bottom w:val="single" w:sz="4" w:space="0" w:color="BCACA7"/>
             </w:tcBorders>
@@ -1743,8 +1746,8 @@
                 <w:i/>
                 <w:iCs/>
                 <w:color w:val="12171D"/>
-                <w:sz w:val="14"/>
-                <w:szCs w:val="14"/>
+                <w:sz w:val="18"/>
+                <w:szCs w:val="18"/>
                 <w:lang w:val="en-GB"/>
               </w:rPr>
               <w:t xml:space="preserve">[Currency] [Line Total]</w:t>
@@ -1758,7 +1761,7 @@
         </w:trPr>
         <w:tc>
           <w:tcPr>
-            <w:tcW w:w="500" w:type="dxa"/>
+            <w:tcW w:w="520" w:type="dxa"/>
             <w:tcBorders>
               <w:bottom w:val="single" w:sz="4" w:space="0" w:color="BCACA7"/>
             </w:tcBorders>
@@ -1776,8 +1779,8 @@
                 <w:i/>
                 <w:iCs/>
                 <w:color w:val="12171D"/>
-                <w:sz w:val="14"/>
-                <w:szCs w:val="14"/>
+                <w:sz w:val="18"/>
+                <w:szCs w:val="18"/>
                 <w:lang w:val="en-GB"/>
               </w:rPr>
               <w:t xml:space="preserve">2</w:t>
@@ -1786,35 +1789,35 @@
         </w:tc>
         <w:tc>
           <w:tcPr>
-            <w:tcW w:w="3400" w:type="dxa"/>
-            <w:tcBorders>
-              <w:bottom w:val="single" w:sz="4" w:space="0" w:color="BCACA7"/>
-            </w:tcBorders>
-            <w:vAlign w:val="center"/>
-          </w:tcPr>
-          <w:p>
-            <w:pPr>
-              <w:keepNext/>
-              <w:spacing w:before="0" w:after="0" w:line="250" w:lineRule="auto"/>
-              <w:jc w:val="left"/>
-            </w:pPr>
-            <w:r>
-              <w:rPr>
-                <w:rFonts w:ascii="Inter" w:hAnsi="Inter" w:eastAsia="Inter" w:cs="Inter"/>
-                <w:i/>
-                <w:iCs/>
-                <w:color w:val="12171D"/>
-                <w:sz w:val="15"/>
-                <w:szCs w:val="15"/>
-                <w:lang w:val="en-GB"/>
-              </w:rPr>
-              <w:t xml:space="preserve">[Description / specification]</w:t>
-            </w:r>
-          </w:p>
-        </w:tc>
-        <w:tc>
-          <w:tcPr>
-            <w:tcW w:w="900" w:type="dxa"/>
+            <w:tcW w:w="2400" w:type="dxa"/>
+            <w:tcBorders>
+              <w:bottom w:val="single" w:sz="4" w:space="0" w:color="BCACA7"/>
+            </w:tcBorders>
+            <w:vAlign w:val="center"/>
+          </w:tcPr>
+          <w:p>
+            <w:pPr>
+              <w:keepNext/>
+              <w:spacing w:before="0" w:after="0" w:line="250" w:lineRule="auto"/>
+              <w:jc w:val="left"/>
+            </w:pPr>
+            <w:r>
+              <w:rPr>
+                <w:rFonts w:ascii="Inter" w:hAnsi="Inter" w:eastAsia="Inter" w:cs="Inter"/>
+                <w:i/>
+                <w:iCs/>
+                <w:color w:val="12171D"/>
+                <w:sz w:val="18"/>
+                <w:szCs w:val="18"/>
+                <w:lang w:val="en-GB"/>
+              </w:rPr>
+              <w:t xml:space="preserve">[Description]</w:t>
+            </w:r>
+          </w:p>
+        </w:tc>
+        <w:tc>
+          <w:tcPr>
+            <w:tcW w:w="800" w:type="dxa"/>
             <w:tcBorders>
               <w:bottom w:val="single" w:sz="4" w:space="0" w:color="BCACA7"/>
             </w:tcBorders>
@@ -1832,8 +1835,8 @@
                 <w:i/>
                 <w:iCs/>
                 <w:color w:val="12171D"/>
-                <w:sz w:val="14"/>
-                <w:szCs w:val="14"/>
+                <w:sz w:val="18"/>
+                <w:szCs w:val="18"/>
                 <w:lang w:val="en-GB"/>
               </w:rPr>
               <w:t xml:space="preserve">[Qty]</w:t>
@@ -1860,8 +1863,8 @@
                 <w:i/>
                 <w:iCs/>
                 <w:color w:val="12171D"/>
-                <w:sz w:val="14"/>
-                <w:szCs w:val="14"/>
+                <w:sz w:val="18"/>
+                <w:szCs w:val="18"/>
                 <w:lang w:val="en-GB"/>
               </w:rPr>
               <w:t xml:space="preserve">[Unit]</w:t>
@@ -1870,7 +1873,7 @@
         </w:tc>
         <w:tc>
           <w:tcPr>
-            <w:tcW w:w="2050" w:type="dxa"/>
+            <w:tcW w:w="2250" w:type="dxa"/>
             <w:tcBorders>
               <w:bottom w:val="single" w:sz="4" w:space="0" w:color="BCACA7"/>
             </w:tcBorders>
@@ -1888,8 +1891,8 @@
                 <w:i/>
                 <w:iCs/>
                 <w:color w:val="12171D"/>
-                <w:sz w:val="14"/>
-                <w:szCs w:val="14"/>
+                <w:sz w:val="18"/>
+                <w:szCs w:val="18"/>
                 <w:lang w:val="en-GB"/>
               </w:rPr>
               <w:t xml:space="preserve">[Currency] [Unit Price]</w:t>
@@ -1898,7 +1901,7 @@
         </w:tc>
         <w:tc>
           <w:tcPr>
-            <w:tcW w:w="2300" w:type="dxa"/>
+            <w:tcW w:w="2252" w:type="dxa"/>
             <w:tcBorders>
               <w:bottom w:val="single" w:sz="4" w:space="0" w:color="BCACA7"/>
             </w:tcBorders>
@@ -1916,8 +1919,8 @@
                 <w:i/>
                 <w:iCs/>
                 <w:color w:val="12171D"/>
-                <w:sz w:val="14"/>
-                <w:szCs w:val="14"/>
+                <w:sz w:val="18"/>
+                <w:szCs w:val="18"/>
                 <w:lang w:val="en-GB"/>
               </w:rPr>
               <w:t xml:space="preserve">[Currency] [Line Total]</w:t>
@@ -1931,7 +1934,7 @@
         </w:trPr>
         <w:tc>
           <w:tcPr>
-            <w:tcW w:w="500" w:type="dxa"/>
+            <w:tcW w:w="520" w:type="dxa"/>
             <w:tcBorders>
               <w:bottom w:val="single" w:sz="4" w:space="0" w:color="BCACA7"/>
             </w:tcBorders>
@@ -1949,8 +1952,8 @@
                 <w:i/>
                 <w:iCs/>
                 <w:color w:val="12171D"/>
-                <w:sz w:val="14"/>
-                <w:szCs w:val="14"/>
+                <w:sz w:val="18"/>
+                <w:szCs w:val="18"/>
                 <w:lang w:val="en-GB"/>
               </w:rPr>
               <w:t xml:space="preserve">3</w:t>
@@ -1959,35 +1962,35 @@
         </w:tc>
         <w:tc>
           <w:tcPr>
-            <w:tcW w:w="3400" w:type="dxa"/>
-            <w:tcBorders>
-              <w:bottom w:val="single" w:sz="4" w:space="0" w:color="BCACA7"/>
-            </w:tcBorders>
-            <w:vAlign w:val="center"/>
-          </w:tcPr>
-          <w:p>
-            <w:pPr>
-              <w:keepNext/>
-              <w:spacing w:before="0" w:after="0" w:line="250" w:lineRule="auto"/>
-              <w:jc w:val="left"/>
-            </w:pPr>
-            <w:r>
-              <w:rPr>
-                <w:rFonts w:ascii="Inter" w:hAnsi="Inter" w:eastAsia="Inter" w:cs="Inter"/>
-                <w:i/>
-                <w:iCs/>
-                <w:color w:val="12171D"/>
-                <w:sz w:val="15"/>
-                <w:szCs w:val="15"/>
-                <w:lang w:val="en-GB"/>
-              </w:rPr>
-              <w:t xml:space="preserve">[Description / specification]</w:t>
-            </w:r>
-          </w:p>
-        </w:tc>
-        <w:tc>
-          <w:tcPr>
-            <w:tcW w:w="900" w:type="dxa"/>
+            <w:tcW w:w="2400" w:type="dxa"/>
+            <w:tcBorders>
+              <w:bottom w:val="single" w:sz="4" w:space="0" w:color="BCACA7"/>
+            </w:tcBorders>
+            <w:vAlign w:val="center"/>
+          </w:tcPr>
+          <w:p>
+            <w:pPr>
+              <w:keepNext/>
+              <w:spacing w:before="0" w:after="0" w:line="250" w:lineRule="auto"/>
+              <w:jc w:val="left"/>
+            </w:pPr>
+            <w:r>
+              <w:rPr>
+                <w:rFonts w:ascii="Inter" w:hAnsi="Inter" w:eastAsia="Inter" w:cs="Inter"/>
+                <w:i/>
+                <w:iCs/>
+                <w:color w:val="12171D"/>
+                <w:sz w:val="18"/>
+                <w:szCs w:val="18"/>
+                <w:lang w:val="en-GB"/>
+              </w:rPr>
+              <w:t xml:space="preserve">[Description]</w:t>
+            </w:r>
+          </w:p>
+        </w:tc>
+        <w:tc>
+          <w:tcPr>
+            <w:tcW w:w="800" w:type="dxa"/>
             <w:tcBorders>
               <w:bottom w:val="single" w:sz="4" w:space="0" w:color="BCACA7"/>
             </w:tcBorders>
@@ -2005,8 +2008,8 @@
                 <w:i/>
                 <w:iCs/>
                 <w:color w:val="12171D"/>
-                <w:sz w:val="14"/>
-                <w:szCs w:val="14"/>
+                <w:sz w:val="18"/>
+                <w:szCs w:val="18"/>
                 <w:lang w:val="en-GB"/>
               </w:rPr>
               <w:t xml:space="preserve">[Qty]</w:t>
@@ -2033,8 +2036,8 @@
                 <w:i/>
                 <w:iCs/>
                 <w:color w:val="12171D"/>
-                <w:sz w:val="14"/>
-                <w:szCs w:val="14"/>
+                <w:sz w:val="18"/>
+                <w:szCs w:val="18"/>
                 <w:lang w:val="en-GB"/>
               </w:rPr>
               <w:t xml:space="preserve">[Unit]</w:t>
@@ -2043,7 +2046,7 @@
         </w:tc>
         <w:tc>
           <w:tcPr>
-            <w:tcW w:w="2050" w:type="dxa"/>
+            <w:tcW w:w="2250" w:type="dxa"/>
             <w:tcBorders>
               <w:bottom w:val="single" w:sz="4" w:space="0" w:color="BCACA7"/>
             </w:tcBorders>
@@ -2061,8 +2064,8 @@
                 <w:i/>
                 <w:iCs/>
                 <w:color w:val="12171D"/>
-                <w:sz w:val="14"/>
-                <w:szCs w:val="14"/>
+                <w:sz w:val="18"/>
+                <w:szCs w:val="18"/>
                 <w:lang w:val="en-GB"/>
               </w:rPr>
               <w:t xml:space="preserve">[Currency] [Unit Price]</w:t>
@@ -2071,7 +2074,7 @@
         </w:tc>
         <w:tc>
           <w:tcPr>
-            <w:tcW w:w="2300" w:type="dxa"/>
+            <w:tcW w:w="2252" w:type="dxa"/>
             <w:tcBorders>
               <w:bottom w:val="single" w:sz="4" w:space="0" w:color="BCACA7"/>
             </w:tcBorders>
@@ -2089,8 +2092,8 @@
                 <w:i/>
                 <w:iCs/>
                 <w:color w:val="12171D"/>
-                <w:sz w:val="14"/>
-                <w:szCs w:val="14"/>
+                <w:sz w:val="18"/>
+                <w:szCs w:val="18"/>
                 <w:lang w:val="en-GB"/>
               </w:rPr>
               <w:t xml:space="preserve">[Currency] [Line Total]</w:t>
@@ -2104,7 +2107,7 @@
         </w:trPr>
         <w:tc>
           <w:tcPr>
-            <w:tcW w:w="500" w:type="dxa"/>
+            <w:tcW w:w="520" w:type="dxa"/>
             <w:tcBorders>
               <w:bottom w:val="single" w:sz="4" w:space="0" w:color="BCACA7"/>
             </w:tcBorders>
@@ -2121,8 +2124,8 @@
                 <w:i/>
                 <w:iCs/>
                 <w:color w:val="12171D"/>
-                <w:sz w:val="14"/>
-                <w:szCs w:val="14"/>
+                <w:sz w:val="18"/>
+                <w:szCs w:val="18"/>
                 <w:lang w:val="en-GB"/>
               </w:rPr>
               <w:t xml:space="preserve">4</w:t>
@@ -2131,34 +2134,34 @@
         </w:tc>
         <w:tc>
           <w:tcPr>
-            <w:tcW w:w="3400" w:type="dxa"/>
-            <w:tcBorders>
-              <w:bottom w:val="single" w:sz="4" w:space="0" w:color="BCACA7"/>
-            </w:tcBorders>
-            <w:vAlign w:val="center"/>
-          </w:tcPr>
-          <w:p>
-            <w:pPr>
-              <w:spacing w:before="0" w:after="0" w:line="250" w:lineRule="auto"/>
-              <w:jc w:val="left"/>
-            </w:pPr>
-            <w:r>
-              <w:rPr>
-                <w:rFonts w:ascii="Inter" w:hAnsi="Inter" w:eastAsia="Inter" w:cs="Inter"/>
-                <w:i/>
-                <w:iCs/>
-                <w:color w:val="12171D"/>
-                <w:sz w:val="15"/>
-                <w:szCs w:val="15"/>
-                <w:lang w:val="en-GB"/>
-              </w:rPr>
-              <w:t xml:space="preserve">[Description / specification]</w:t>
-            </w:r>
-          </w:p>
-        </w:tc>
-        <w:tc>
-          <w:tcPr>
-            <w:tcW w:w="900" w:type="dxa"/>
+            <w:tcW w:w="2400" w:type="dxa"/>
+            <w:tcBorders>
+              <w:bottom w:val="single" w:sz="4" w:space="0" w:color="BCACA7"/>
+            </w:tcBorders>
+            <w:vAlign w:val="center"/>
+          </w:tcPr>
+          <w:p>
+            <w:pPr>
+              <w:spacing w:before="0" w:after="0" w:line="250" w:lineRule="auto"/>
+              <w:jc w:val="left"/>
+            </w:pPr>
+            <w:r>
+              <w:rPr>
+                <w:rFonts w:ascii="Inter" w:hAnsi="Inter" w:eastAsia="Inter" w:cs="Inter"/>
+                <w:i/>
+                <w:iCs/>
+                <w:color w:val="12171D"/>
+                <w:sz w:val="18"/>
+                <w:szCs w:val="18"/>
+                <w:lang w:val="en-GB"/>
+              </w:rPr>
+              <w:t xml:space="preserve">[Description]</w:t>
+            </w:r>
+          </w:p>
+        </w:tc>
+        <w:tc>
+          <w:tcPr>
+            <w:tcW w:w="800" w:type="dxa"/>
             <w:tcBorders>
               <w:bottom w:val="single" w:sz="4" w:space="0" w:color="BCACA7"/>
             </w:tcBorders>
@@ -2175,8 +2178,8 @@
                 <w:i/>
                 <w:iCs/>
                 <w:color w:val="12171D"/>
-                <w:sz w:val="14"/>
-                <w:szCs w:val="14"/>
+                <w:sz w:val="18"/>
+                <w:szCs w:val="18"/>
                 <w:lang w:val="en-GB"/>
               </w:rPr>
               <w:t xml:space="preserve">[Qty]</w:t>
@@ -2202,8 +2205,8 @@
                 <w:i/>
                 <w:iCs/>
                 <w:color w:val="12171D"/>
-                <w:sz w:val="14"/>
-                <w:szCs w:val="14"/>
+                <w:sz w:val="18"/>
+                <w:szCs w:val="18"/>
                 <w:lang w:val="en-GB"/>
               </w:rPr>
               <w:t xml:space="preserve">[Unit]</w:t>
@@ -2212,7 +2215,7 @@
         </w:tc>
         <w:tc>
           <w:tcPr>
-            <w:tcW w:w="2050" w:type="dxa"/>
+            <w:tcW w:w="2250" w:type="dxa"/>
             <w:tcBorders>
               <w:bottom w:val="single" w:sz="4" w:space="0" w:color="BCACA7"/>
             </w:tcBorders>
@@ -2229,8 +2232,8 @@
                 <w:i/>
                 <w:iCs/>
                 <w:color w:val="12171D"/>
-                <w:sz w:val="14"/>
-                <w:szCs w:val="14"/>
+                <w:sz w:val="18"/>
+                <w:szCs w:val="18"/>
                 <w:lang w:val="en-GB"/>
               </w:rPr>
               <w:t xml:space="preserve">[Currency] [Unit Price]</w:t>
@@ -2239,7 +2242,7 @@
         </w:tc>
         <w:tc>
           <w:tcPr>
-            <w:tcW w:w="2300" w:type="dxa"/>
+            <w:tcW w:w="2252" w:type="dxa"/>
             <w:tcBorders>
               <w:bottom w:val="single" w:sz="4" w:space="0" w:color="BCACA7"/>
             </w:tcBorders>
@@ -2256,8 +2259,8 @@
                 <w:i/>
                 <w:iCs/>
                 <w:color w:val="12171D"/>
-                <w:sz w:val="14"/>
-                <w:szCs w:val="14"/>
+                <w:sz w:val="18"/>
+                <w:szCs w:val="18"/>
                 <w:lang w:val="en-GB"/>
               </w:rPr>
               <w:t xml:space="preserve">[Currency] [Line Total]</w:t>
@@ -2277,29 +2280,29 @@
     </w:p>
     <w:tbl>
       <w:tblPr>
-        <w:tblW w:w="10000" w:type="dxa"/>
+        <w:tblW w:w="9072" w:type="dxa"/>
         <w:tblBorders>
-          <w:top w:val="single" w:sz="4" w:color="BCACA7"/>
-          <w:left w:val="single" w:sz="4" w:color="BCACA7"/>
-          <w:bottom w:val="single" w:sz="4" w:color="BCACA7"/>
-          <w:right w:val="single" w:sz="4" w:color="BCACA7"/>
-          <w:insideH w:val="single" w:sz="4" w:color="BCACA7"/>
-          <w:insideV w:val="single" w:sz="4" w:color="BCACA7"/>
+          <w:top w:val="single" w:sz="4" w:space="0" w:color="BCACA7"/>
+          <w:left w:val="single" w:sz="4" w:space="0" w:color="BCACA7"/>
+          <w:bottom w:val="single" w:sz="4" w:space="0" w:color="BCACA7"/>
+          <w:right w:val="single" w:sz="4" w:space="0" w:color="BCACA7"/>
+          <w:insideH w:val="single" w:sz="4" w:space="0" w:color="BCACA7"/>
+          <w:insideV w:val="single" w:sz="4" w:space="0" w:color="BCACA7"/>
         </w:tblBorders>
         <w:tblLayout w:type="fixed"/>
         <w:tblCellMar>
-          <w:top w:w="75" w:type="dxa"/>
+          <w:top w:w="40" w:type="dxa"/>
           <w:left w:w="85" w:type="dxa"/>
-          <w:bottom w:w="75" w:type="dxa"/>
+          <w:bottom w:w="40" w:type="dxa"/>
           <w:right w:w="85" w:type="dxa"/>
         </w:tblCellMar>
         <w:tblLook w:firstRow="1" w:lastRow="0" w:firstColumn="0" w:lastColumn="0" w:noHBand="0" w:noVBand="1"/>
       </w:tblPr>
       <w:tblGrid>
-        <w:gridCol w:w="1650"/>
-        <w:gridCol w:w="3350"/>
-        <w:gridCol w:w="1650"/>
-        <w:gridCol w:w="3350"/>
+        <w:gridCol w:w="2250"/>
+        <w:gridCol w:w="2286"/>
+        <w:gridCol w:w="2250"/>
+        <w:gridCol w:w="2286"/>
       </w:tblGrid>
       <w:tr>
         <w:trPr>
@@ -2307,26 +2310,30 @@
         </w:trPr>
         <w:tc>
           <w:tcPr>
-            <w:tcW w:w="5000" w:type="dxa"/>
+            <w:tcW w:w="4536" w:type="dxa"/>
             <w:gridSpan w:val="2"/>
-            <w:shd w:val="clear" w:color="auto" w:fill="BCACA7"/>
-            <w:vAlign w:val="center"/>
+            <w:tcBorders>
+              <w:top w:val="nil"/>
+              <w:left w:val="nil"/>
+              <w:bottom w:val="single" w:sz="8" w:space="0" w:color="BCACA7"/>
+              <w:right w:val="nil"/>
+            </w:tcBorders>
+            <w:vAlign w:val="bottom"/>
           </w:tcPr>
           <w:p>
             <w:pPr>
               <w:pStyle w:val="Heading1"/>
               <w:keepNext/>
-              <w:spacing w:before="0" w:after="0" w:line="250" w:lineRule="auto"/>
+              <w:spacing w:before="160" w:after="40" w:line="250" w:lineRule="auto"/>
+              <w:ind w:start="-85"/>
               <w:jc w:val="left"/>
             </w:pPr>
             <w:r>
               <w:rPr>
                 <w:rFonts w:ascii="Jost" w:hAnsi="Jost" w:eastAsia="Jost" w:cs="Jost"/>
-                <w:b/>
-                <w:bCs/>
-                <w:color w:val="12171D"/>
-                <w:sz w:val="17"/>
-                <w:szCs w:val="17"/>
+                <w:color w:val="12171D"/>
+                <w:sz w:val="21"/>
+                <w:szCs w:val="21"/>
                 <w:lang w:val="en-GB"/>
               </w:rPr>
               <w:t xml:space="preserve">DELIVERY AND COMMERCIAL RESPONSE</w:t>
@@ -2335,26 +2342,30 @@
         </w:tc>
         <w:tc>
           <w:tcPr>
-            <w:tcW w:w="5000" w:type="dxa"/>
+            <w:tcW w:w="4536" w:type="dxa"/>
             <w:gridSpan w:val="2"/>
-            <w:shd w:val="clear" w:color="auto" w:fill="BCACA7"/>
-            <w:vAlign w:val="center"/>
+            <w:tcBorders>
+              <w:top w:val="nil"/>
+              <w:left w:val="nil"/>
+              <w:bottom w:val="single" w:sz="8" w:space="0" w:color="BCACA7"/>
+              <w:right w:val="nil"/>
+            </w:tcBorders>
+            <w:vAlign w:val="bottom"/>
           </w:tcPr>
           <w:p>
             <w:pPr>
               <w:keepNext/>
               <w:bidi w:val="1"/>
-              <w:spacing w:before="0" w:after="0" w:line="250" w:lineRule="auto"/>
-              <w:jc w:val="left"/>
+              <w:spacing w:before="160" w:after="40" w:line="250" w:lineRule="auto"/>
+              <w:ind w:start="-85"/>
+              <w:jc w:val="start"/>
             </w:pPr>
             <w:r>
               <w:rPr>
                 <w:rFonts w:ascii="Noto Sans Arabic" w:hAnsi="Noto Sans Arabic" w:eastAsia="Noto Sans Arabic" w:cs="Noto Sans Arabic"/>
-                <w:b/>
-                <w:bCs/>
-                <w:color w:val="12171D"/>
-                <w:sz w:val="16"/>
-                <w:szCs w:val="16"/>
+                <w:color w:val="12171D"/>
+                <w:sz w:val="22"/>
+                <w:szCs w:val="22"/>
                 <w:rtl w:val="1"/>
                 <w:lang w:val="ar-SA" w:bidi="ar-SA"/>
               </w:rPr>
@@ -2369,27 +2380,24 @@
         </w:trPr>
         <w:tc>
           <w:tcPr>
-            <w:tcW w:w="1650" w:type="dxa"/>
-            <w:tcBorders>
-              <w:bottom w:val="single" w:sz="4" w:space="0" w:color="BCACA7"/>
-            </w:tcBorders>
-            <w:shd w:val="clear" w:color="auto" w:fill="F4F1F0"/>
-            <w:vAlign w:val="center"/>
-          </w:tcPr>
-          <w:p>
-            <w:pPr>
-              <w:keepNext/>
-              <w:spacing w:before="0" w:after="12" w:line="250" w:lineRule="auto"/>
-              <w:jc w:val="left"/>
-            </w:pPr>
-            <w:r>
-              <w:rPr>
-                <w:rFonts w:ascii="Inter" w:hAnsi="Inter" w:eastAsia="Inter" w:cs="Inter"/>
-                <w:b/>
-                <w:bCs/>
-                <w:color w:val="12171D"/>
-                <w:sz w:val="15"/>
-                <w:szCs w:val="15"/>
+            <w:tcW w:w="2250" w:type="dxa"/>
+            <w:tcBorders>
+              <w:bottom w:val="single" w:sz="4" w:space="0" w:color="BCACA7"/>
+            </w:tcBorders>
+            <w:vAlign w:val="center"/>
+          </w:tcPr>
+          <w:p>
+            <w:pPr>
+              <w:keepNext/>
+              <w:spacing w:before="0" w:after="10" w:line="250" w:lineRule="auto"/>
+              <w:jc w:val="left"/>
+            </w:pPr>
+            <w:r>
+              <w:rPr>
+                <w:rFonts w:ascii="Inter" w:hAnsi="Inter" w:eastAsia="Inter" w:cs="Inter"/>
+                <w:color w:val="12171D"/>
+                <w:sz w:val="18"/>
+                <w:szCs w:val="18"/>
                 <w:lang w:val="en-GB"/>
               </w:rPr>
               <w:t xml:space="preserve">DELIVERY LOCATION</w:t>
@@ -2400,14 +2408,14 @@
               <w:keepNext/>
               <w:bidi w:val="1"/>
               <w:spacing w:before="0" w:after="0" w:line="250" w:lineRule="auto"/>
-              <w:jc w:val="left"/>
+              <w:jc w:val="start"/>
             </w:pPr>
             <w:r>
               <w:rPr>
                 <w:rFonts w:ascii="Noto Sans Arabic" w:hAnsi="Noto Sans Arabic" w:eastAsia="Noto Sans Arabic" w:cs="Noto Sans Arabic"/>
                 <w:color w:val="12171D"/>
-                <w:sz w:val="16"/>
-                <w:szCs w:val="16"/>
+                <w:sz w:val="20"/>
+                <w:szCs w:val="20"/>
                 <w:rtl w:val="1"/>
                 <w:lang w:val="ar-SA" w:bidi="ar-SA"/>
               </w:rPr>
@@ -2417,7 +2425,7 @@
         </w:tc>
         <w:tc>
           <w:tcPr>
-            <w:tcW w:w="3350" w:type="dxa"/>
+            <w:tcW w:w="2286" w:type="dxa"/>
             <w:tcBorders>
               <w:bottom w:val="single" w:sz="4" w:space="0" w:color="BCACA7"/>
             </w:tcBorders>
@@ -2445,27 +2453,24 @@
         </w:tc>
         <w:tc>
           <w:tcPr>
-            <w:tcW w:w="1650" w:type="dxa"/>
-            <w:tcBorders>
-              <w:bottom w:val="single" w:sz="4" w:space="0" w:color="BCACA7"/>
-            </w:tcBorders>
-            <w:shd w:val="clear" w:color="auto" w:fill="F4F1F0"/>
-            <w:vAlign w:val="center"/>
-          </w:tcPr>
-          <w:p>
-            <w:pPr>
-              <w:keepNext/>
-              <w:spacing w:before="0" w:after="12" w:line="250" w:lineRule="auto"/>
-              <w:jc w:val="left"/>
-            </w:pPr>
-            <w:r>
-              <w:rPr>
-                <w:rFonts w:ascii="Inter" w:hAnsi="Inter" w:eastAsia="Inter" w:cs="Inter"/>
-                <w:b/>
-                <w:bCs/>
-                <w:color w:val="12171D"/>
-                <w:sz w:val="15"/>
-                <w:szCs w:val="15"/>
+            <w:tcW w:w="2250" w:type="dxa"/>
+            <w:tcBorders>
+              <w:bottom w:val="single" w:sz="4" w:space="0" w:color="BCACA7"/>
+            </w:tcBorders>
+            <w:vAlign w:val="center"/>
+          </w:tcPr>
+          <w:p>
+            <w:pPr>
+              <w:keepNext/>
+              <w:spacing w:before="0" w:after="10" w:line="250" w:lineRule="auto"/>
+              <w:jc w:val="left"/>
+            </w:pPr>
+            <w:r>
+              <w:rPr>
+                <w:rFonts w:ascii="Inter" w:hAnsi="Inter" w:eastAsia="Inter" w:cs="Inter"/>
+                <w:color w:val="12171D"/>
+                <w:sz w:val="18"/>
+                <w:szCs w:val="18"/>
                 <w:lang w:val="en-GB"/>
               </w:rPr>
               <w:t xml:space="preserve">REQUESTED DELIVERY</w:t>
@@ -2476,14 +2481,14 @@
               <w:keepNext/>
               <w:bidi w:val="1"/>
               <w:spacing w:before="0" w:after="0" w:line="250" w:lineRule="auto"/>
-              <w:jc w:val="left"/>
+              <w:jc w:val="start"/>
             </w:pPr>
             <w:r>
               <w:rPr>
                 <w:rFonts w:ascii="Noto Sans Arabic" w:hAnsi="Noto Sans Arabic" w:eastAsia="Noto Sans Arabic" w:cs="Noto Sans Arabic"/>
                 <w:color w:val="12171D"/>
-                <w:sz w:val="16"/>
-                <w:szCs w:val="16"/>
+                <w:sz w:val="20"/>
+                <w:szCs w:val="20"/>
                 <w:rtl w:val="1"/>
                 <w:lang w:val="ar-SA" w:bidi="ar-SA"/>
               </w:rPr>
@@ -2493,7 +2498,7 @@
         </w:tc>
         <w:tc>
           <w:tcPr>
-            <w:tcW w:w="3350" w:type="dxa"/>
+            <w:tcW w:w="2286" w:type="dxa"/>
             <w:tcBorders>
               <w:bottom w:val="single" w:sz="4" w:space="0" w:color="BCACA7"/>
             </w:tcBorders>
@@ -2526,27 +2531,24 @@
         </w:trPr>
         <w:tc>
           <w:tcPr>
-            <w:tcW w:w="1650" w:type="dxa"/>
-            <w:tcBorders>
-              <w:bottom w:val="single" w:sz="4" w:space="0" w:color="BCACA7"/>
-            </w:tcBorders>
-            <w:shd w:val="clear" w:color="auto" w:fill="F4F1F0"/>
-            <w:vAlign w:val="center"/>
-          </w:tcPr>
-          <w:p>
-            <w:pPr>
-              <w:keepNext/>
-              <w:spacing w:before="0" w:after="12" w:line="250" w:lineRule="auto"/>
-              <w:jc w:val="left"/>
-            </w:pPr>
-            <w:r>
-              <w:rPr>
-                <w:rFonts w:ascii="Inter" w:hAnsi="Inter" w:eastAsia="Inter" w:cs="Inter"/>
-                <w:b/>
-                <w:bCs/>
-                <w:color w:val="12171D"/>
-                <w:sz w:val="15"/>
-                <w:szCs w:val="15"/>
+            <w:tcW w:w="2250" w:type="dxa"/>
+            <w:tcBorders>
+              <w:bottom w:val="single" w:sz="4" w:space="0" w:color="BCACA7"/>
+            </w:tcBorders>
+            <w:vAlign w:val="center"/>
+          </w:tcPr>
+          <w:p>
+            <w:pPr>
+              <w:keepNext/>
+              <w:spacing w:before="0" w:after="10" w:line="250" w:lineRule="auto"/>
+              <w:jc w:val="left"/>
+            </w:pPr>
+            <w:r>
+              <w:rPr>
+                <w:rFonts w:ascii="Inter" w:hAnsi="Inter" w:eastAsia="Inter" w:cs="Inter"/>
+                <w:color w:val="12171D"/>
+                <w:sz w:val="18"/>
+                <w:szCs w:val="18"/>
                 <w:lang w:val="en-GB"/>
               </w:rPr>
               <w:t xml:space="preserve">PAYMENT TERMS</w:t>
@@ -2557,14 +2559,14 @@
               <w:keepNext/>
               <w:bidi w:val="1"/>
               <w:spacing w:before="0" w:after="0" w:line="250" w:lineRule="auto"/>
-              <w:jc w:val="left"/>
+              <w:jc w:val="start"/>
             </w:pPr>
             <w:r>
               <w:rPr>
                 <w:rFonts w:ascii="Noto Sans Arabic" w:hAnsi="Noto Sans Arabic" w:eastAsia="Noto Sans Arabic" w:cs="Noto Sans Arabic"/>
                 <w:color w:val="12171D"/>
-                <w:sz w:val="16"/>
-                <w:szCs w:val="16"/>
+                <w:sz w:val="20"/>
+                <w:szCs w:val="20"/>
                 <w:rtl w:val="1"/>
                 <w:lang w:val="ar-SA" w:bidi="ar-SA"/>
               </w:rPr>
@@ -2574,7 +2576,7 @@
         </w:tc>
         <w:tc>
           <w:tcPr>
-            <w:tcW w:w="3350" w:type="dxa"/>
+            <w:tcW w:w="2286" w:type="dxa"/>
             <w:tcBorders>
               <w:bottom w:val="single" w:sz="4" w:space="0" w:color="BCACA7"/>
             </w:tcBorders>
@@ -2602,27 +2604,24 @@
         </w:tc>
         <w:tc>
           <w:tcPr>
-            <w:tcW w:w="1650" w:type="dxa"/>
-            <w:tcBorders>
-              <w:bottom w:val="single" w:sz="4" w:space="0" w:color="BCACA7"/>
-            </w:tcBorders>
-            <w:shd w:val="clear" w:color="auto" w:fill="F4F1F0"/>
-            <w:vAlign w:val="center"/>
-          </w:tcPr>
-          <w:p>
-            <w:pPr>
-              <w:keepNext/>
-              <w:spacing w:before="0" w:after="12" w:line="250" w:lineRule="auto"/>
-              <w:jc w:val="left"/>
-            </w:pPr>
-            <w:r>
-              <w:rPr>
-                <w:rFonts w:ascii="Inter" w:hAnsi="Inter" w:eastAsia="Inter" w:cs="Inter"/>
-                <w:b/>
-                <w:bCs/>
-                <w:color w:val="12171D"/>
-                <w:sz w:val="15"/>
-                <w:szCs w:val="15"/>
+            <w:tcW w:w="2250" w:type="dxa"/>
+            <w:tcBorders>
+              <w:bottom w:val="single" w:sz="4" w:space="0" w:color="BCACA7"/>
+            </w:tcBorders>
+            <w:vAlign w:val="center"/>
+          </w:tcPr>
+          <w:p>
+            <w:pPr>
+              <w:keepNext/>
+              <w:spacing w:before="0" w:after="10" w:line="250" w:lineRule="auto"/>
+              <w:jc w:val="left"/>
+            </w:pPr>
+            <w:r>
+              <w:rPr>
+                <w:rFonts w:ascii="Inter" w:hAnsi="Inter" w:eastAsia="Inter" w:cs="Inter"/>
+                <w:color w:val="12171D"/>
+                <w:sz w:val="18"/>
+                <w:szCs w:val="18"/>
                 <w:lang w:val="en-GB"/>
               </w:rPr>
               <w:t xml:space="preserve">QUOTE VALID UNTIL</w:t>
@@ -2633,14 +2632,14 @@
               <w:keepNext/>
               <w:bidi w:val="1"/>
               <w:spacing w:before="0" w:after="0" w:line="250" w:lineRule="auto"/>
-              <w:jc w:val="left"/>
+              <w:jc w:val="start"/>
             </w:pPr>
             <w:r>
               <w:rPr>
                 <w:rFonts w:ascii="Noto Sans Arabic" w:hAnsi="Noto Sans Arabic" w:eastAsia="Noto Sans Arabic" w:cs="Noto Sans Arabic"/>
                 <w:color w:val="12171D"/>
-                <w:sz w:val="16"/>
-                <w:szCs w:val="16"/>
+                <w:sz w:val="20"/>
+                <w:szCs w:val="20"/>
                 <w:rtl w:val="1"/>
                 <w:lang w:val="ar-SA" w:bidi="ar-SA"/>
               </w:rPr>
@@ -2650,7 +2649,7 @@
         </w:tc>
         <w:tc>
           <w:tcPr>
-            <w:tcW w:w="3350" w:type="dxa"/>
+            <w:tcW w:w="2286" w:type="dxa"/>
             <w:tcBorders>
               <w:bottom w:val="single" w:sz="4" w:space="0" w:color="BCACA7"/>
             </w:tcBorders>
@@ -2683,27 +2682,24 @@
         </w:trPr>
         <w:tc>
           <w:tcPr>
-            <w:tcW w:w="1650" w:type="dxa"/>
-            <w:tcBorders>
-              <w:bottom w:val="single" w:sz="4" w:space="0" w:color="BCACA7"/>
-            </w:tcBorders>
-            <w:shd w:val="clear" w:color="auto" w:fill="F4F1F0"/>
-            <w:vAlign w:val="center"/>
-          </w:tcPr>
-          <w:p>
-            <w:pPr>
-              <w:keepNext/>
-              <w:spacing w:before="0" w:after="12" w:line="250" w:lineRule="auto"/>
-              <w:jc w:val="left"/>
-            </w:pPr>
-            <w:r>
-              <w:rPr>
-                <w:rFonts w:ascii="Inter" w:hAnsi="Inter" w:eastAsia="Inter" w:cs="Inter"/>
-                <w:b/>
-                <w:bCs/>
-                <w:color w:val="12171D"/>
-                <w:sz w:val="15"/>
-                <w:szCs w:val="15"/>
+            <w:tcW w:w="2250" w:type="dxa"/>
+            <w:tcBorders>
+              <w:bottom w:val="single" w:sz="4" w:space="0" w:color="BCACA7"/>
+            </w:tcBorders>
+            <w:vAlign w:val="center"/>
+          </w:tcPr>
+          <w:p>
+            <w:pPr>
+              <w:keepNext/>
+              <w:spacing w:before="0" w:after="10" w:line="250" w:lineRule="auto"/>
+              <w:jc w:val="left"/>
+            </w:pPr>
+            <w:r>
+              <w:rPr>
+                <w:rFonts w:ascii="Inter" w:hAnsi="Inter" w:eastAsia="Inter" w:cs="Inter"/>
+                <w:color w:val="12171D"/>
+                <w:sz w:val="18"/>
+                <w:szCs w:val="18"/>
                 <w:lang w:val="en-GB"/>
               </w:rPr>
               <w:t xml:space="preserve">CURRENCY</w:t>
@@ -2714,14 +2710,14 @@
               <w:keepNext/>
               <w:bidi w:val="1"/>
               <w:spacing w:before="0" w:after="0" w:line="250" w:lineRule="auto"/>
-              <w:jc w:val="left"/>
+              <w:jc w:val="start"/>
             </w:pPr>
             <w:r>
               <w:rPr>
                 <w:rFonts w:ascii="Noto Sans Arabic" w:hAnsi="Noto Sans Arabic" w:eastAsia="Noto Sans Arabic" w:cs="Noto Sans Arabic"/>
                 <w:color w:val="12171D"/>
-                <w:sz w:val="16"/>
-                <w:szCs w:val="16"/>
+                <w:sz w:val="20"/>
+                <w:szCs w:val="20"/>
                 <w:rtl w:val="1"/>
                 <w:lang w:val="ar-SA" w:bidi="ar-SA"/>
               </w:rPr>
@@ -2731,7 +2727,7 @@
         </w:tc>
         <w:tc>
           <w:tcPr>
-            <w:tcW w:w="3350" w:type="dxa"/>
+            <w:tcW w:w="2286" w:type="dxa"/>
             <w:tcBorders>
               <w:bottom w:val="single" w:sz="4" w:space="0" w:color="BCACA7"/>
             </w:tcBorders>
@@ -2759,27 +2755,24 @@
         </w:tc>
         <w:tc>
           <w:tcPr>
-            <w:tcW w:w="1650" w:type="dxa"/>
-            <w:tcBorders>
-              <w:bottom w:val="single" w:sz="4" w:space="0" w:color="BCACA7"/>
-            </w:tcBorders>
-            <w:shd w:val="clear" w:color="auto" w:fill="F4F1F0"/>
-            <w:vAlign w:val="center"/>
-          </w:tcPr>
-          <w:p>
-            <w:pPr>
-              <w:keepNext/>
-              <w:spacing w:before="0" w:after="12" w:line="250" w:lineRule="auto"/>
-              <w:jc w:val="left"/>
-            </w:pPr>
-            <w:r>
-              <w:rPr>
-                <w:rFonts w:ascii="Inter" w:hAnsi="Inter" w:eastAsia="Inter" w:cs="Inter"/>
-                <w:b/>
-                <w:bCs/>
-                <w:color w:val="12171D"/>
-                <w:sz w:val="15"/>
-                <w:szCs w:val="15"/>
+            <w:tcW w:w="2250" w:type="dxa"/>
+            <w:tcBorders>
+              <w:bottom w:val="single" w:sz="4" w:space="0" w:color="BCACA7"/>
+            </w:tcBorders>
+            <w:vAlign w:val="center"/>
+          </w:tcPr>
+          <w:p>
+            <w:pPr>
+              <w:keepNext/>
+              <w:spacing w:before="0" w:after="10" w:line="250" w:lineRule="auto"/>
+              <w:jc w:val="left"/>
+            </w:pPr>
+            <w:r>
+              <w:rPr>
+                <w:rFonts w:ascii="Inter" w:hAnsi="Inter" w:eastAsia="Inter" w:cs="Inter"/>
+                <w:color w:val="12171D"/>
+                <w:sz w:val="18"/>
+                <w:szCs w:val="18"/>
                 <w:lang w:val="en-GB"/>
               </w:rPr>
               <w:t xml:space="preserve">LEAD TIME</w:t>
@@ -2790,14 +2783,14 @@
               <w:keepNext/>
               <w:bidi w:val="1"/>
               <w:spacing w:before="0" w:after="0" w:line="250" w:lineRule="auto"/>
-              <w:jc w:val="left"/>
+              <w:jc w:val="start"/>
             </w:pPr>
             <w:r>
               <w:rPr>
                 <w:rFonts w:ascii="Noto Sans Arabic" w:hAnsi="Noto Sans Arabic" w:eastAsia="Noto Sans Arabic" w:cs="Noto Sans Arabic"/>
                 <w:color w:val="12171D"/>
-                <w:sz w:val="16"/>
-                <w:szCs w:val="16"/>
+                <w:sz w:val="20"/>
+                <w:szCs w:val="20"/>
                 <w:rtl w:val="1"/>
                 <w:lang w:val="ar-SA" w:bidi="ar-SA"/>
               </w:rPr>
@@ -2807,7 +2800,7 @@
         </w:tc>
         <w:tc>
           <w:tcPr>
-            <w:tcW w:w="3350" w:type="dxa"/>
+            <w:tcW w:w="2286" w:type="dxa"/>
             <w:tcBorders>
               <w:bottom w:val="single" w:sz="4" w:space="0" w:color="BCACA7"/>
             </w:tcBorders>
@@ -2847,27 +2840,27 @@
     </w:p>
     <w:tbl>
       <w:tblPr>
-        <w:tblW w:w="10000" w:type="dxa"/>
+        <w:tblW w:w="9072" w:type="dxa"/>
         <w:tblBorders>
-          <w:top w:val="single" w:sz="4" w:color="BCACA7"/>
-          <w:left w:val="single" w:sz="4" w:color="BCACA7"/>
-          <w:bottom w:val="single" w:sz="4" w:color="BCACA7"/>
-          <w:right w:val="single" w:sz="4" w:color="BCACA7"/>
-          <w:insideH w:val="single" w:sz="4" w:color="BCACA7"/>
-          <w:insideV w:val="single" w:sz="4" w:color="BCACA7"/>
+          <w:top w:val="single" w:sz="4" w:space="0" w:color="BCACA7"/>
+          <w:left w:val="single" w:sz="4" w:space="0" w:color="BCACA7"/>
+          <w:bottom w:val="single" w:sz="4" w:space="0" w:color="BCACA7"/>
+          <w:right w:val="single" w:sz="4" w:space="0" w:color="BCACA7"/>
+          <w:insideH w:val="single" w:sz="4" w:space="0" w:color="BCACA7"/>
+          <w:insideV w:val="single" w:sz="4" w:space="0" w:color="BCACA7"/>
         </w:tblBorders>
         <w:tblLayout w:type="fixed"/>
         <w:tblCellMar>
-          <w:top w:w="75" w:type="dxa"/>
+          <w:top w:w="40" w:type="dxa"/>
           <w:left w:w="85" w:type="dxa"/>
-          <w:bottom w:w="75" w:type="dxa"/>
+          <w:bottom w:w="40" w:type="dxa"/>
           <w:right w:w="85" w:type="dxa"/>
         </w:tblCellMar>
         <w:tblLook w:firstRow="1" w:lastRow="0" w:firstColumn="0" w:lastColumn="0" w:noHBand="0" w:noVBand="1"/>
       </w:tblPr>
       <w:tblGrid>
-        <w:gridCol w:w="5000"/>
-        <w:gridCol w:w="5000"/>
+        <w:gridCol w:w="4536"/>
+        <w:gridCol w:w="4536"/>
       </w:tblGrid>
       <w:tr>
         <w:trPr>
@@ -2875,26 +2868,30 @@
         </w:trPr>
         <w:tc>
           <w:tcPr>
-            <w:tcW w:w="5000" w:type="dxa"/>
+            <w:tcW w:w="4536" w:type="dxa"/>
             <w:gridSpan w:val="1"/>
-            <w:shd w:val="clear" w:color="auto" w:fill="BCACA7"/>
-            <w:vAlign w:val="center"/>
+            <w:tcBorders>
+              <w:top w:val="nil"/>
+              <w:left w:val="nil"/>
+              <w:bottom w:val="single" w:sz="8" w:space="0" w:color="BCACA7"/>
+              <w:right w:val="nil"/>
+            </w:tcBorders>
+            <w:vAlign w:val="bottom"/>
           </w:tcPr>
           <w:p>
             <w:pPr>
               <w:pStyle w:val="Heading1"/>
               <w:keepNext/>
-              <w:spacing w:before="0" w:after="0" w:line="250" w:lineRule="auto"/>
+              <w:spacing w:before="160" w:after="40" w:line="250" w:lineRule="auto"/>
+              <w:ind w:start="-85"/>
               <w:jc w:val="left"/>
             </w:pPr>
             <w:r>
               <w:rPr>
                 <w:rFonts w:ascii="Jost" w:hAnsi="Jost" w:eastAsia="Jost" w:cs="Jost"/>
-                <w:b/>
-                <w:bCs/>
-                <w:color w:val="12171D"/>
-                <w:sz w:val="17"/>
-                <w:szCs w:val="17"/>
+                <w:color w:val="12171D"/>
+                <w:sz w:val="21"/>
+                <w:szCs w:val="21"/>
                 <w:lang w:val="en-GB"/>
               </w:rPr>
               <w:t xml:space="preserve">RESPONSE INSTRUCTIONS</w:t>
@@ -2903,26 +2900,30 @@
         </w:tc>
         <w:tc>
           <w:tcPr>
-            <w:tcW w:w="5000" w:type="dxa"/>
+            <w:tcW w:w="4536" w:type="dxa"/>
             <w:gridSpan w:val="1"/>
-            <w:shd w:val="clear" w:color="auto" w:fill="BCACA7"/>
-            <w:vAlign w:val="center"/>
+            <w:tcBorders>
+              <w:top w:val="nil"/>
+              <w:left w:val="nil"/>
+              <w:bottom w:val="single" w:sz="8" w:space="0" w:color="BCACA7"/>
+              <w:right w:val="nil"/>
+            </w:tcBorders>
+            <w:vAlign w:val="bottom"/>
           </w:tcPr>
           <w:p>
             <w:pPr>
               <w:keepNext/>
               <w:bidi w:val="1"/>
-              <w:spacing w:before="0" w:after="0" w:line="250" w:lineRule="auto"/>
-              <w:jc w:val="left"/>
+              <w:spacing w:before="160" w:after="40" w:line="250" w:lineRule="auto"/>
+              <w:ind w:start="-85"/>
+              <w:jc w:val="start"/>
             </w:pPr>
             <w:r>
               <w:rPr>
                 <w:rFonts w:ascii="Noto Sans Arabic" w:hAnsi="Noto Sans Arabic" w:eastAsia="Noto Sans Arabic" w:cs="Noto Sans Arabic"/>
-                <w:b/>
-                <w:bCs/>
-                <w:color w:val="12171D"/>
-                <w:sz w:val="16"/>
-                <w:szCs w:val="16"/>
+                <w:color w:val="12171D"/>
+                <w:sz w:val="22"/>
+                <w:szCs w:val="22"/>
                 <w:rtl w:val="1"/>
                 <w:lang w:val="ar-SA" w:bidi="ar-SA"/>
               </w:rPr>
@@ -2937,7 +2938,7 @@
         </w:trPr>
         <w:tc>
           <w:tcPr>
-            <w:tcW w:w="10000" w:type="dxa"/>
+            <w:tcW w:w="9072" w:type="dxa"/>
             <w:gridSpan w:val="2"/>
             <w:tcBorders>
               <w:bottom w:val="single" w:sz="4" w:space="0" w:color="BCACA7"/>
@@ -2946,17 +2947,17 @@
           </w:tcPr>
           <w:p>
             <w:pPr>
-              <w:spacing w:before="0" w:after="0" w:line="250" w:lineRule="auto"/>
-              <w:jc w:val="left"/>
-            </w:pPr>
-            <w:r>
-              <w:rPr>
-                <w:rFonts w:ascii="Inter" w:hAnsi="Inter" w:eastAsia="Inter" w:cs="Inter"/>
-                <w:i/>
-                <w:iCs/>
-                <w:color w:val="12171D"/>
-                <w:sz w:val="16"/>
-                <w:szCs w:val="16"/>
+              <w:spacing w:before="0" w:after="0" w:line="288" w:lineRule="exact"/>
+              <w:jc w:val="left"/>
+            </w:pPr>
+            <w:r>
+              <w:rPr>
+                <w:rFonts w:ascii="Inter" w:hAnsi="Inter" w:eastAsia="Inter" w:cs="Inter"/>
+                <w:i/>
+                <w:iCs/>
+                <w:color w:val="12171D"/>
+                <w:sz w:val="18"/>
+                <w:szCs w:val="18"/>
                 <w:lang w:val="en-GB"/>
               </w:rPr>
               <w:t xml:space="preserve">Return the completed pricing and delivery information to [Requester Email] by [Response Due Date]. Include product or service specifications and any supporting documents relevant to this request.</w:t>
@@ -2975,11 +2976,14 @@
       </w:pPr>
     </w:p>
     <w:sectPr>
+      <w:headerReference w:type="first" r:id="rIdHeaderFirst"/>
       <w:headerReference w:type="default" r:id="rIdHeader"/>
+      <w:footerReference w:type="first" r:id="rIdFooterFirst"/>
       <w:footerReference w:type="default" r:id="rIdFooter"/>
       <w:pgSz w:w="11906" w:h="16838"/>
-      <w:pgMar w:top="1500" w:right="950" w:bottom="1110" w:left="950" w:header="360" w:footer="420" w:gutter="0"/>
+      <w:pgMar w:top="1701" w:right="1417" w:bottom="1417" w:left="1417" w:header="1020" w:footer="680" w:gutter="0"/>
       <w:cols w:num="1" w:space="425"/>
+      <w:titlePg/>
       <w:docGrid w:linePitch="360"/>
     </w:sectPr>
   </w:body>
@@ -2987,416 +2991,414 @@
 </file>
 
 <file path=word/footer1.xml><?xml version="1.0" encoding="utf-8"?>
-<w:ftr xmlns:w="http://schemas.openxmlformats.org/wordprocessingml/2006/main">
+<w:ftr xmlns:w="http://schemas.openxmlformats.org/wordprocessingml/2006/main" xmlns:r="http://schemas.openxmlformats.org/officeDocument/2006/relationships" xmlns:wp="http://schemas.openxmlformats.org/drawingml/2006/wordprocessingDrawing" xmlns:a="http://schemas.openxmlformats.org/drawingml/2006/main" xmlns:pic="http://schemas.openxmlformats.org/drawingml/2006/picture">
   <w:p>
     <w:pPr>
       <w:pBdr>
-        <w:top w:val="single" w:sz="4" w:space="5" w:color="BCACA7"/>
+        <w:top w:val="single" w:sz="4" w:space="6" w:color="BCACA7"/>
       </w:pBdr>
-      <w:spacing w:before="70" w:after="15"/>
+      <w:tabs>
+        <w:tab w:val="right" w:pos="9072"/>
+      </w:tabs>
+      <w:spacing w:after="30" w:line="252" w:lineRule="exact"/>
+      <w:jc w:val="left"/>
     </w:pPr>
+    <w:r>
+      <w:rPr>
+        <w:rFonts w:ascii="Inter" w:hAnsi="Inter" w:eastAsia="Inter" w:cs="Inter"/>
+        <w:color w:val="12171D"/>
+        <w:sz w:val="18"/>
+        <w:szCs w:val="18"/>
+        <w:lang w:val="en-GB"/>
+      </w:rPr>
+      <w:t xml:space="preserve">GEM™   [ADDRESS] · [CITY] · [COUNTRY] · [POSTAL CODE]   [T]   [E]   [W]</w:t>
+    </w:r>
+    <w:r>
+      <w:tab/>
+    </w:r>
+    <w:r>
+      <w:rPr>
+        <w:rFonts w:ascii="Inter" w:hAnsi="Inter" w:eastAsia="Inter" w:cs="Inter"/>
+        <w:color w:val="12171D"/>
+        <w:sz w:val="18"/>
+        <w:szCs w:val="18"/>
+        <w:lang w:val="en-GB"/>
+      </w:rPr>
+      <w:t xml:space="preserve">Page </w:t>
+    </w:r>
     <w:r>
       <w:rPr>
         <w:rFonts w:ascii="Inter" w:hAnsi="Inter" w:cs="Inter"/>
         <w:color w:val="12171D"/>
-        <w:sz w:val="15"/>
-        <w:szCs w:val="15"/>
+        <w:sz w:val="18"/>
+        <w:szCs w:val="18"/>
+      </w:rPr>
+      <w:fldChar w:fldCharType="begin"/>
+    </w:r>
+    <w:r>
+      <w:rPr>
+        <w:rFonts w:ascii="Inter" w:hAnsi="Inter" w:cs="Inter"/>
+        <w:color w:val="12171D"/>
+        <w:sz w:val="18"/>
+        <w:szCs w:val="18"/>
+      </w:rPr>
+      <w:instrText xml:space="preserve"> PAGE \* MERGEFORMAT </w:instrText>
+    </w:r>
+    <w:r>
+      <w:rPr>
+        <w:rFonts w:ascii="Inter" w:hAnsi="Inter" w:cs="Inter"/>
+        <w:color w:val="12171D"/>
+        <w:sz w:val="18"/>
+        <w:szCs w:val="18"/>
+      </w:rPr>
+      <w:fldChar w:fldCharType="separate"/>
+    </w:r>
+    <w:r>
+      <w:rPr>
+        <w:rFonts w:ascii="Inter" w:hAnsi="Inter" w:eastAsia="Inter" w:cs="Inter"/>
+        <w:color w:val="12171D"/>
+        <w:sz w:val="18"/>
+        <w:szCs w:val="18"/>
         <w:lang w:val="en-GB"/>
       </w:rPr>
-      <w:t xml:space="preserve">[Registered Entity Name] | [Company Address] | contact@mish3l.com | [Business Phone]</w:t>
+      <w:t xml:space="preserve">1</w:t>
+    </w:r>
+    <w:r>
+      <w:rPr>
+        <w:rFonts w:ascii="Inter" w:hAnsi="Inter" w:cs="Inter"/>
+        <w:color w:val="12171D"/>
+        <w:sz w:val="18"/>
+        <w:szCs w:val="18"/>
+      </w:rPr>
+      <w:fldChar w:fldCharType="end"/>
+    </w:r>
+    <w:r>
+      <w:rPr>
+        <w:rFonts w:ascii="Inter" w:hAnsi="Inter" w:eastAsia="Inter" w:cs="Inter"/>
+        <w:color w:val="12171D"/>
+        <w:sz w:val="18"/>
+        <w:szCs w:val="18"/>
+        <w:lang w:val="en-GB"/>
+      </w:rPr>
+      <w:t xml:space="preserve"> of </w:t>
+    </w:r>
+    <w:r>
+      <w:rPr>
+        <w:rFonts w:ascii="Inter" w:hAnsi="Inter" w:cs="Inter"/>
+        <w:color w:val="12171D"/>
+        <w:sz w:val="18"/>
+        <w:szCs w:val="18"/>
+      </w:rPr>
+      <w:fldChar w:fldCharType="begin"/>
+    </w:r>
+    <w:r>
+      <w:rPr>
+        <w:rFonts w:ascii="Inter" w:hAnsi="Inter" w:cs="Inter"/>
+        <w:color w:val="12171D"/>
+        <w:sz w:val="18"/>
+        <w:szCs w:val="18"/>
+      </w:rPr>
+      <w:instrText xml:space="preserve"> NUMPAGES \* MERGEFORMAT </w:instrText>
+    </w:r>
+    <w:r>
+      <w:rPr>
+        <w:rFonts w:ascii="Inter" w:hAnsi="Inter" w:cs="Inter"/>
+        <w:color w:val="12171D"/>
+        <w:sz w:val="18"/>
+        <w:szCs w:val="18"/>
+      </w:rPr>
+      <w:fldChar w:fldCharType="separate"/>
+    </w:r>
+    <w:r>
+      <w:rPr>
+        <w:rFonts w:ascii="Inter" w:hAnsi="Inter" w:eastAsia="Inter" w:cs="Inter"/>
+        <w:color w:val="12171D"/>
+        <w:sz w:val="18"/>
+        <w:szCs w:val="18"/>
+        <w:lang w:val="en-GB"/>
+      </w:rPr>
+      <w:t xml:space="preserve">1</w:t>
+    </w:r>
+    <w:r>
+      <w:rPr>
+        <w:rFonts w:ascii="Inter" w:hAnsi="Inter" w:cs="Inter"/>
+        <w:color w:val="12171D"/>
+        <w:sz w:val="18"/>
+        <w:szCs w:val="18"/>
+      </w:rPr>
+      <w:fldChar w:fldCharType="end"/>
     </w:r>
   </w:p>
-  <w:tbl>
-    <w:tblPr>
-      <w:tblW w:w="10000" w:type="dxa"/>
-      <w:tblInd w:w="-85" w:type="dxa"/>
-      <w:tblBorders>
-        <w:top w:val="nil"/>
-        <w:left w:val="nil"/>
-        <w:bottom w:val="nil"/>
-        <w:right w:val="nil"/>
-        <w:insideH w:val="nil"/>
-        <w:insideV w:val="nil"/>
-      </w:tblBorders>
-      <w:tblLayout w:type="fixed"/>
-      <w:tblCellMar>
-        <w:top w:w="75" w:type="dxa"/>
-        <w:left w:w="85" w:type="dxa"/>
-        <w:bottom w:w="75" w:type="dxa"/>
-        <w:right w:w="85" w:type="dxa"/>
-      </w:tblCellMar>
-      <w:tblLook w:firstRow="1" w:lastRow="0" w:firstColumn="0" w:lastColumn="0" w:noHBand="0" w:noVBand="1"/>
-    </w:tblPr>
-    <w:tblGrid>
-      <w:gridCol w:w="3000"/>
-      <w:gridCol w:w="7000"/>
-    </w:tblGrid>
-    <w:tr>
-      <w:trPr>
-        <w:cantSplit/>
-      </w:trPr>
-      <w:tc>
-        <w:tcPr>
-          <w:tcW w:w="3000" w:type="dxa"/>
-          <w:vAlign w:val="top"/>
-        </w:tcPr>
-        <w:p>
-          <w:pPr>
-            <w:spacing w:before="0" w:after="0"/>
-          </w:pPr>
-          <w:r>
-            <w:rPr>
-              <w:rFonts w:ascii="Inter" w:hAnsi="Inter" w:cs="Inter"/>
-              <w:color w:val="12171D"/>
-              <w:sz w:val="15"/>
-              <w:szCs w:val="15"/>
-              <w:lang w:val="en-GB"/>
-            </w:rPr>
-            <w:t xml:space="preserve">Page </w:t>
-          </w:r>
-          <w:r>
-            <w:rPr>
-              <w:rFonts w:ascii="Inter" w:hAnsi="Inter" w:cs="Inter"/>
-              <w:color w:val="12171D"/>
-              <w:sz w:val="15"/>
-              <w:szCs w:val="15"/>
-            </w:rPr>
-            <w:fldChar w:fldCharType="begin"/>
-          </w:r>
-          <w:r>
-            <w:rPr>
-              <w:rFonts w:ascii="Inter" w:hAnsi="Inter" w:cs="Inter"/>
-              <w:color w:val="12171D"/>
-              <w:sz w:val="15"/>
-              <w:szCs w:val="15"/>
-            </w:rPr>
-            <w:instrText xml:space="preserve"> PAGE </w:instrText>
-          </w:r>
-          <w:r>
-            <w:rPr>
-              <w:rFonts w:ascii="Inter" w:hAnsi="Inter" w:cs="Inter"/>
-              <w:color w:val="12171D"/>
-              <w:sz w:val="15"/>
-              <w:szCs w:val="15"/>
-            </w:rPr>
-            <w:fldChar w:fldCharType="separate"/>
-          </w:r>
-          <w:r>
-            <w:rPr>
-              <w:rFonts w:ascii="Inter" w:hAnsi="Inter" w:cs="Inter"/>
-              <w:color w:val="12171D"/>
-              <w:sz w:val="15"/>
-              <w:szCs w:val="15"/>
-              <w:lang w:val="en-GB"/>
-            </w:rPr>
-            <w:t xml:space="preserve">1</w:t>
-          </w:r>
-          <w:r>
-            <w:rPr>
-              <w:rFonts w:ascii="Inter" w:hAnsi="Inter" w:cs="Inter"/>
-              <w:color w:val="12171D"/>
-              <w:sz w:val="15"/>
-              <w:szCs w:val="15"/>
-            </w:rPr>
-            <w:fldChar w:fldCharType="end"/>
-          </w:r>
-          <w:r>
-            <w:rPr>
-              <w:rFonts w:ascii="Inter" w:hAnsi="Inter" w:cs="Inter"/>
-              <w:color w:val="12171D"/>
-              <w:sz w:val="15"/>
-              <w:szCs w:val="15"/>
-              <w:lang w:val="en-GB"/>
-            </w:rPr>
-            <w:t xml:space="preserve"> of </w:t>
-          </w:r>
-          <w:r>
-            <w:rPr>
-              <w:rFonts w:ascii="Inter" w:hAnsi="Inter" w:cs="Inter"/>
-              <w:color w:val="12171D"/>
-              <w:sz w:val="15"/>
-              <w:szCs w:val="15"/>
-            </w:rPr>
-            <w:fldChar w:fldCharType="begin"/>
-          </w:r>
-          <w:r>
-            <w:rPr>
-              <w:rFonts w:ascii="Inter" w:hAnsi="Inter" w:cs="Inter"/>
-              <w:color w:val="12171D"/>
-              <w:sz w:val="15"/>
-              <w:szCs w:val="15"/>
-            </w:rPr>
-            <w:instrText xml:space="preserve"> NUMPAGES </w:instrText>
-          </w:r>
-          <w:r>
-            <w:rPr>
-              <w:rFonts w:ascii="Inter" w:hAnsi="Inter" w:cs="Inter"/>
-              <w:color w:val="12171D"/>
-              <w:sz w:val="15"/>
-              <w:szCs w:val="15"/>
-            </w:rPr>
-            <w:fldChar w:fldCharType="separate"/>
-          </w:r>
-          <w:r>
-            <w:rPr>
-              <w:rFonts w:ascii="Inter" w:hAnsi="Inter" w:cs="Inter"/>
-              <w:color w:val="12171D"/>
-              <w:sz w:val="15"/>
-              <w:szCs w:val="15"/>
-              <w:lang w:val="en-GB"/>
-            </w:rPr>
-            <w:t xml:space="preserve">1</w:t>
-          </w:r>
-          <w:r>
-            <w:rPr>
-              <w:rFonts w:ascii="Inter" w:hAnsi="Inter" w:cs="Inter"/>
-              <w:color w:val="12171D"/>
-              <w:sz w:val="15"/>
-              <w:szCs w:val="15"/>
-            </w:rPr>
-            <w:fldChar w:fldCharType="end"/>
-          </w:r>
-        </w:p>
-      </w:tc>
-      <w:tc>
-        <w:tcPr>
-          <w:tcW w:w="7000" w:type="dxa"/>
-          <w:vAlign w:val="top"/>
-        </w:tcPr>
-        <w:p>
-          <w:pPr>
-            <w:bidi w:val="1"/>
-            <w:spacing w:before="0" w:after="0"/>
-            <w:jc w:val="left"/>
-          </w:pPr>
-          <w:r>
-            <w:rPr>
-              <w:rFonts w:ascii="Noto Sans Arabic" w:hAnsi="Noto Sans Arabic" w:cs="Noto Sans Arabic"/>
-              <w:color w:val="12171D"/>
-              <w:sz w:val="15"/>
-              <w:szCs w:val="15"/>
-              <w:rtl/>
-              <w:lang w:val="ar-SA" w:bidi="ar-SA"/>
-            </w:rPr>
-            <w:t xml:space="preserve">الاسم المسجل: </w:t>
-          </w:r>
-          <w:r>
-            <w:rPr>
-              <w:rFonts w:ascii="Inter" w:hAnsi="Inter" w:cs="Inter"/>
-              <w:color w:val="12171D"/>
-              <w:sz w:val="15"/>
-              <w:szCs w:val="15"/>
-              <w:lang w:val="en-GB"/>
-            </w:rPr>
-            <w:t xml:space="preserve">‎[Registered Entity Name]‎</w:t>
-          </w:r>
-          <w:r>
-            <w:rPr>
-              <w:rFonts w:ascii="Inter" w:hAnsi="Inter" w:cs="Inter"/>
-              <w:color w:val="12171D"/>
-              <w:sz w:val="15"/>
-              <w:szCs w:val="15"/>
-              <w:lang w:val="en-GB"/>
-            </w:rPr>
-            <w:t xml:space="preserve"> | </w:t>
-          </w:r>
-          <w:r>
-            <w:rPr>
-              <w:rFonts w:ascii="Noto Sans Arabic" w:hAnsi="Noto Sans Arabic" w:cs="Noto Sans Arabic"/>
-              <w:color w:val="12171D"/>
-              <w:sz w:val="15"/>
-              <w:szCs w:val="15"/>
-              <w:rtl/>
-              <w:lang w:val="ar-SA" w:bidi="ar-SA"/>
-            </w:rPr>
-            <w:t xml:space="preserve">العنوان: </w:t>
-          </w:r>
-          <w:r>
-            <w:rPr>
-              <w:rFonts w:ascii="Inter" w:hAnsi="Inter" w:cs="Inter"/>
-              <w:color w:val="12171D"/>
-              <w:sz w:val="15"/>
-              <w:szCs w:val="15"/>
-              <w:lang w:val="en-GB"/>
-            </w:rPr>
-            <w:t xml:space="preserve">‎[Company Address]‎</w:t>
-          </w:r>
-        </w:p>
-      </w:tc>
-    </w:tr>
-  </w:tbl>
   <w:p>
     <w:pPr>
-      <w:spacing w:before="0" w:after="0" w:line="20" w:lineRule="exact"/>
+      <w:spacing w:after="30" w:line="252" w:lineRule="exact"/>
+      <w:jc w:val="left"/>
+    </w:pPr>
+    <w:r>
       <w:rPr>
-        <w:sz w:val="2"/>
-        <w:szCs w:val="2"/>
+        <w:rFonts w:ascii="Inter" w:hAnsi="Inter" w:eastAsia="Inter" w:cs="Inter"/>
+        <w:color w:val="12171D"/>
+        <w:sz w:val="18"/>
+        <w:szCs w:val="18"/>
+        <w:lang w:val="en-GB"/>
       </w:rPr>
+      <w:t xml:space="preserve">WORKING APPLICATION / PENDING VALIDATION · EXTERNAL ISSUE RESTRICTED (D8 PENDING)</w:t>
+    </w:r>
+  </w:p>
+</w:ftr>
+</file>
+
+<file path=word/footer2.xml><?xml version="1.0" encoding="utf-8"?>
+<w:ftr xmlns:w="http://schemas.openxmlformats.org/wordprocessingml/2006/main" xmlns:r="http://schemas.openxmlformats.org/officeDocument/2006/relationships" xmlns:wp="http://schemas.openxmlformats.org/drawingml/2006/wordprocessingDrawing" xmlns:a="http://schemas.openxmlformats.org/drawingml/2006/main" xmlns:pic="http://schemas.openxmlformats.org/drawingml/2006/picture">
+  <w:p>
+    <w:pPr>
+      <w:pBdr>
+        <w:top w:val="single" w:sz="4" w:space="6" w:color="BCACA7"/>
+      </w:pBdr>
+      <w:tabs>
+        <w:tab w:val="right" w:pos="9072"/>
+      </w:tabs>
+      <w:spacing w:after="30" w:line="252" w:lineRule="exact"/>
+      <w:jc w:val="left"/>
     </w:pPr>
+    <w:r>
+      <w:rPr>
+        <w:rFonts w:ascii="Inter" w:hAnsi="Inter" w:eastAsia="Inter" w:cs="Inter"/>
+        <w:color w:val="12171D"/>
+        <w:sz w:val="18"/>
+        <w:szCs w:val="18"/>
+        <w:lang w:val="en-GB"/>
+      </w:rPr>
+      <w:t xml:space="preserve">GEM™   [ADDRESS] · [CITY] · [COUNTRY] · [POSTAL CODE]   [T]   [E]   [W]</w:t>
+    </w:r>
+    <w:r>
+      <w:tab/>
+    </w:r>
+    <w:r>
+      <w:rPr>
+        <w:rFonts w:ascii="Inter" w:hAnsi="Inter" w:eastAsia="Inter" w:cs="Inter"/>
+        <w:color w:val="12171D"/>
+        <w:sz w:val="18"/>
+        <w:szCs w:val="18"/>
+        <w:lang w:val="en-GB"/>
+      </w:rPr>
+      <w:t xml:space="preserve">Page </w:t>
+    </w:r>
+    <w:r>
+      <w:rPr>
+        <w:rFonts w:ascii="Inter" w:hAnsi="Inter" w:cs="Inter"/>
+        <w:color w:val="12171D"/>
+        <w:sz w:val="18"/>
+        <w:szCs w:val="18"/>
+      </w:rPr>
+      <w:fldChar w:fldCharType="begin"/>
+    </w:r>
+    <w:r>
+      <w:rPr>
+        <w:rFonts w:ascii="Inter" w:hAnsi="Inter" w:cs="Inter"/>
+        <w:color w:val="12171D"/>
+        <w:sz w:val="18"/>
+        <w:szCs w:val="18"/>
+      </w:rPr>
+      <w:instrText xml:space="preserve"> PAGE \* MERGEFORMAT </w:instrText>
+    </w:r>
+    <w:r>
+      <w:rPr>
+        <w:rFonts w:ascii="Inter" w:hAnsi="Inter" w:cs="Inter"/>
+        <w:color w:val="12171D"/>
+        <w:sz w:val="18"/>
+        <w:szCs w:val="18"/>
+      </w:rPr>
+      <w:fldChar w:fldCharType="separate"/>
+    </w:r>
+    <w:r>
+      <w:rPr>
+        <w:rFonts w:ascii="Inter" w:hAnsi="Inter" w:eastAsia="Inter" w:cs="Inter"/>
+        <w:color w:val="12171D"/>
+        <w:sz w:val="18"/>
+        <w:szCs w:val="18"/>
+        <w:lang w:val="en-GB"/>
+      </w:rPr>
+      <w:t xml:space="preserve">1</w:t>
+    </w:r>
+    <w:r>
+      <w:rPr>
+        <w:rFonts w:ascii="Inter" w:hAnsi="Inter" w:cs="Inter"/>
+        <w:color w:val="12171D"/>
+        <w:sz w:val="18"/>
+        <w:szCs w:val="18"/>
+      </w:rPr>
+      <w:fldChar w:fldCharType="end"/>
+    </w:r>
+    <w:r>
+      <w:rPr>
+        <w:rFonts w:ascii="Inter" w:hAnsi="Inter" w:eastAsia="Inter" w:cs="Inter"/>
+        <w:color w:val="12171D"/>
+        <w:sz w:val="18"/>
+        <w:szCs w:val="18"/>
+        <w:lang w:val="en-GB"/>
+      </w:rPr>
+      <w:t xml:space="preserve"> of </w:t>
+    </w:r>
+    <w:r>
+      <w:rPr>
+        <w:rFonts w:ascii="Inter" w:hAnsi="Inter" w:cs="Inter"/>
+        <w:color w:val="12171D"/>
+        <w:sz w:val="18"/>
+        <w:szCs w:val="18"/>
+      </w:rPr>
+      <w:fldChar w:fldCharType="begin"/>
+    </w:r>
+    <w:r>
+      <w:rPr>
+        <w:rFonts w:ascii="Inter" w:hAnsi="Inter" w:cs="Inter"/>
+        <w:color w:val="12171D"/>
+        <w:sz w:val="18"/>
+        <w:szCs w:val="18"/>
+      </w:rPr>
+      <w:instrText xml:space="preserve"> NUMPAGES \* MERGEFORMAT </w:instrText>
+    </w:r>
+    <w:r>
+      <w:rPr>
+        <w:rFonts w:ascii="Inter" w:hAnsi="Inter" w:cs="Inter"/>
+        <w:color w:val="12171D"/>
+        <w:sz w:val="18"/>
+        <w:szCs w:val="18"/>
+      </w:rPr>
+      <w:fldChar w:fldCharType="separate"/>
+    </w:r>
+    <w:r>
+      <w:rPr>
+        <w:rFonts w:ascii="Inter" w:hAnsi="Inter" w:eastAsia="Inter" w:cs="Inter"/>
+        <w:color w:val="12171D"/>
+        <w:sz w:val="18"/>
+        <w:szCs w:val="18"/>
+        <w:lang w:val="en-GB"/>
+      </w:rPr>
+      <w:t xml:space="preserve">1</w:t>
+    </w:r>
+    <w:r>
+      <w:rPr>
+        <w:rFonts w:ascii="Inter" w:hAnsi="Inter" w:cs="Inter"/>
+        <w:color w:val="12171D"/>
+        <w:sz w:val="18"/>
+        <w:szCs w:val="18"/>
+      </w:rPr>
+      <w:fldChar w:fldCharType="end"/>
+    </w:r>
+  </w:p>
+  <w:p>
+    <w:pPr>
+      <w:spacing w:after="30" w:line="252" w:lineRule="exact"/>
+      <w:jc w:val="left"/>
+    </w:pPr>
+    <w:r>
+      <w:rPr>
+        <w:rFonts w:ascii="Inter" w:hAnsi="Inter" w:eastAsia="Inter" w:cs="Inter"/>
+        <w:color w:val="12171D"/>
+        <w:sz w:val="18"/>
+        <w:szCs w:val="18"/>
+        <w:lang w:val="en-GB"/>
+      </w:rPr>
+      <w:t xml:space="preserve">WORKING APPLICATION / PENDING VALIDATION · EXTERNAL ISSUE RESTRICTED (D8 PENDING)</w:t>
+    </w:r>
   </w:p>
 </w:ftr>
 </file>
 
 <file path=word/header1.xml><?xml version="1.0" encoding="utf-8"?>
 <w:hdr xmlns:w="http://schemas.openxmlformats.org/wordprocessingml/2006/main" xmlns:r="http://schemas.openxmlformats.org/officeDocument/2006/relationships" xmlns:wp="http://schemas.openxmlformats.org/drawingml/2006/wordprocessingDrawing" xmlns:a="http://schemas.openxmlformats.org/drawingml/2006/main" xmlns:pic="http://schemas.openxmlformats.org/drawingml/2006/picture">
-  <w:tbl>
-    <w:tblPr>
-      <w:tblW w:w="10000" w:type="dxa"/>
-      <w:tblBorders>
-        <w:top w:val="nil"/>
-        <w:left w:val="nil"/>
-        <w:bottom w:val="nil"/>
-        <w:right w:val="nil"/>
-        <w:insideH w:val="nil"/>
-        <w:insideV w:val="nil"/>
-      </w:tblBorders>
-      <w:tblLayout w:type="fixed"/>
-      <w:tblCellMar>
-        <w:top w:w="75" w:type="dxa"/>
-        <w:left w:w="85" w:type="dxa"/>
-        <w:bottom w:w="75" w:type="dxa"/>
-        <w:right w:w="85" w:type="dxa"/>
-      </w:tblCellMar>
-      <w:tblLook w:firstRow="1" w:lastRow="0" w:firstColumn="0" w:lastColumn="0" w:noHBand="0" w:noVBand="1"/>
-    </w:tblPr>
-    <w:tblGrid>
-      <w:gridCol w:w="4700"/>
-      <w:gridCol w:w="5300"/>
-    </w:tblGrid>
-    <w:tr>
-      <w:trPr>
-        <w:cantSplit/>
-      </w:trPr>
-      <w:tc>
-        <w:tcPr>
-          <w:tcW w:w="4700" w:type="dxa"/>
-          <w:vAlign w:val="center"/>
-        </w:tcPr>
-        <w:p>
-          <w:pPr>
-            <w:spacing w:after="0"/>
-            <w:jc w:val="left"/>
-          </w:pPr>
-          <w:r>
-            <w:drawing>
-              <wp:inline distT="0" distB="0" distL="0" distR="0">
-                <wp:extent cx="1664208" cy="540380"/>
-                <wp:docPr id="1" name="GEM horizontal ink logo" descr="GEM logo"/>
-                <wp:cNvGraphicFramePr>
-                  <a:graphicFrameLocks noChangeAspect="1"/>
-                </wp:cNvGraphicFramePr>
-                <a:graphic>
-                  <a:graphicData uri="http://schemas.openxmlformats.org/drawingml/2006/picture">
-                    <pic:pic>
-                      <pic:nvPicPr>
-                        <pic:cNvPr id="0" name="GEM horizontal ink logo"/>
-                        <pic:cNvPicPr>
-                          <a:picLocks noChangeAspect="1"/>
-                        </pic:cNvPicPr>
-                      </pic:nvPicPr>
-                      <pic:blipFill>
-                        <a:blip r:embed="rIdLogo"/>
-                        <a:stretch>
-                          <a:fillRect/>
-                        </a:stretch>
-                      </pic:blipFill>
-                      <pic:spPr>
-                        <a:xfrm>
-                          <a:off x="0" y="0"/>
-                          <a:ext cx="1664208" cy="540380"/>
-                        </a:xfrm>
-                        <a:prstGeom prst="rect">
-                          <a:avLst/>
-                        </a:prstGeom>
-                      </pic:spPr>
-                    </pic:pic>
-                  </a:graphicData>
-                </a:graphic>
-              </wp:inline>
-            </w:drawing>
-          </w:r>
-        </w:p>
-      </w:tc>
-      <w:tc>
-        <w:tcPr>
-          <w:tcW w:w="5300" w:type="dxa"/>
-          <w:vAlign w:val="center"/>
-        </w:tcPr>
-        <w:p>
-          <w:pPr>
-            <w:spacing w:before="0" w:after="10" w:line="250" w:lineRule="auto"/>
-            <w:jc w:val="right"/>
-          </w:pPr>
-          <w:r>
-            <w:rPr>
-              <w:rFonts w:ascii="Jost" w:hAnsi="Jost" w:eastAsia="Jost" w:cs="Jost"/>
-              <w:b/>
-              <w:bCs/>
-              <w:color w:val="12171D"/>
-              <w:sz w:val="17"/>
-              <w:szCs w:val="17"/>
-              <w:lang w:val="en-GB"/>
-            </w:rPr>
-            <w:t xml:space="preserve">BUSINESS DOCUMENTS</w:t>
-          </w:r>
-        </w:p>
-        <w:p>
-          <w:pPr>
-            <w:spacing w:before="0" w:after="8" w:line="250" w:lineRule="auto"/>
-            <w:jc w:val="right"/>
-          </w:pPr>
-          <w:r>
-            <w:rPr>
-              <w:rFonts w:ascii="Inter" w:hAnsi="Inter" w:eastAsia="Inter" w:cs="Inter"/>
-              <w:b/>
-              <w:bCs/>
-              <w:color w:val="12171D"/>
-              <w:sz w:val="13"/>
-              <w:szCs w:val="13"/>
-              <w:lang w:val="en-GB"/>
-            </w:rPr>
-            <w:t xml:space="preserve">INTERNAL REVIEW DRAFT</w:t>
-          </w:r>
-        </w:p>
-        <w:p>
-          <w:pPr>
-            <w:bidi w:val="1"/>
-            <w:spacing w:before="0" w:after="0" w:line="250" w:lineRule="auto"/>
-            <w:jc w:val="left"/>
-          </w:pPr>
-          <w:r>
-            <w:rPr>
-              <w:rFonts w:ascii="Noto Sans Arabic" w:hAnsi="Noto Sans Arabic" w:eastAsia="Noto Sans Arabic" w:cs="Noto Sans Arabic"/>
-              <w:b/>
-              <w:bCs/>
-              <w:color w:val="12171D"/>
-              <w:sz w:val="14"/>
-              <w:szCs w:val="14"/>
-              <w:rtl w:val="1"/>
-              <w:lang w:val="ar-SA" w:bidi="ar-SA"/>
-            </w:rPr>
-            <w:t xml:space="preserve">مسودة للمراجعة الداخلية</w:t>
-          </w:r>
-        </w:p>
-      </w:tc>
-    </w:tr>
-  </w:tbl>
   <w:p>
     <w:pPr>
-      <w:spacing w:before="0" w:after="0" w:line="20" w:lineRule="exact"/>
-      <w:rPr>
-        <w:sz w:val="2"/>
-        <w:szCs w:val="2"/>
-      </w:rPr>
+      <w:spacing w:after="0" w:line="240" w:lineRule="auto"/>
+      <w:jc w:val="left"/>
     </w:pPr>
+    <w:r>
+      <w:drawing>
+        <wp:inline distT="0" distB="0" distL="0" distR="0">
+          <wp:extent cx="1152000" cy="374062"/>
+          <wp:docPr id="1" name="GEM horizontal ink logo" descr="GEM trademark horizontal logo. Supplied official vector kit; production-master acceptance pending."/>
+          <wp:cNvGraphicFramePr>
+            <a:graphicFrameLocks noChangeAspect="1"/>
+          </wp:cNvGraphicFramePr>
+          <a:graphic>
+            <a:graphicData uri="http://schemas.openxmlformats.org/drawingml/2006/picture">
+              <pic:pic>
+                <pic:nvPicPr>
+                  <pic:cNvPr id="0" name="GEM horizontal ink logo"/>
+                  <pic:cNvPicPr>
+                    <a:picLocks noChangeAspect="1"/>
+                  </pic:cNvPicPr>
+                </pic:nvPicPr>
+                <pic:blipFill>
+                  <a:blip r:embed="rIdLogo"/>
+                  <a:stretch>
+                    <a:fillRect/>
+                  </a:stretch>
+                </pic:blipFill>
+                <pic:spPr>
+                  <a:xfrm>
+                    <a:off x="0" y="0"/>
+                    <a:ext cx="1152000" cy="374062"/>
+                  </a:xfrm>
+                  <a:prstGeom prst="rect">
+                    <a:avLst/>
+                  </a:prstGeom>
+                </pic:spPr>
+              </pic:pic>
+            </a:graphicData>
+          </a:graphic>
+        </wp:inline>
+      </w:drawing>
+    </w:r>
   </w:p>
   <w:p>
     <w:pPr>
-      <w:pBdr>
-        <w:bottom w:val="single" w:sz="8" w:space="1" w:color="BCACA7"/>
-      </w:pBdr>
-      <w:spacing w:before="90" w:after="0"/>
+      <w:spacing w:before="400" w:after="170" w:line="300" w:lineRule="exact"/>
+      <w:jc w:val="left"/>
     </w:pPr>
+    <w:r>
+      <w:rPr>
+        <w:rFonts w:ascii="Jost" w:hAnsi="Jost" w:eastAsia="Jost" w:cs="Jost"/>
+        <w:color w:val="12171D"/>
+        <w:spacing w:val="38"/>
+        <w:sz w:val="21"/>
+        <w:szCs w:val="21"/>
+        <w:lang w:val="en-GB"/>
+      </w:rPr>
+      <w:t>HOSPITALITY, IN PERFECT PROPORTION</w:t>
+    </w:r>
+  </w:p>
+</w:hdr>
+</file>
+
+<file path=word/header2.xml><?xml version="1.0" encoding="utf-8"?>
+<w:hdr xmlns:w="http://schemas.openxmlformats.org/wordprocessingml/2006/main" xmlns:r="http://schemas.openxmlformats.org/officeDocument/2006/relationships" xmlns:wp="http://schemas.openxmlformats.org/drawingml/2006/wordprocessingDrawing" xmlns:a="http://schemas.openxmlformats.org/drawingml/2006/main" xmlns:pic="http://schemas.openxmlformats.org/drawingml/2006/picture">
+  <w:p>
+    <w:pPr>
+      <w:spacing w:after="0" w:line="240" w:lineRule="auto"/>
+      <w:jc w:val="left"/>
+    </w:pPr>
+    <w:r>
+      <w:rPr>
+        <w:rFonts w:ascii="Inter" w:hAnsi="Inter" w:eastAsia="Inter" w:cs="Inter"/>
+        <w:color w:val="12171D"/>
+        <w:sz w:val="16"/>
+        <w:szCs w:val="16"/>
+        <w:lang w:val="en-GB"/>
+      </w:rPr>
+      <w:t xml:space="preserve">GEM™</w:t>
+    </w:r>
+    <w:r>
+      <w:rPr>
+        <w:rFonts w:ascii="Inter" w:hAnsi="Inter" w:eastAsia="Inter" w:cs="Inter"/>
+        <w:color w:val="12171D"/>
+        <w:sz w:val="16"/>
+        <w:szCs w:val="16"/>
+        <w:lang w:val="en-GB"/>
+      </w:rPr>
+      <w:t xml:space="preserve">    [REFERENCE NUMBER]</w:t>
+    </w:r>
   </w:p>
 </w:hdr>
 </file>
@@ -3407,8 +3409,8 @@
     <w:rPrDefault>
       <w:rPr>
         <w:rFonts w:ascii="Inter" w:hAnsi="Inter" w:eastAsia="Inter" w:cs="Noto Sans Arabic"/>
-        <w:sz w:val="19"/>
-        <w:szCs w:val="19"/>
+        <w:sz w:val="18"/>
+        <w:szCs w:val="18"/>
         <w:lang w:val="en-GB" w:bidi="ar-SA"/>
       </w:rPr>
     </w:rPrDefault>
@@ -3441,9 +3443,8 @@
     <w:qFormat/>
     <w:rPr>
       <w:rFonts w:ascii="Jost" w:hAnsi="Jost"/>
-      <w:b/>
       <w:color w:val="12171D"/>
-      <w:sz w:val="22"/>
+      <w:sz w:val="21"/>
     </w:rPr>
   </w:style>
 </w:styles>

--- a/documents/working/business-stationery-20261027/GEM_Request_for_Quotation_Template_working.docx
+++ b/documents/working/business-stationery-20261027/GEM_Request_for_Quotation_Template_working.docx
@@ -3354,7 +3354,7 @@
   </w:p>
   <w:p>
     <w:pPr>
-      <w:spacing w:before="400" w:after="170" w:line="300" w:lineRule="exact"/>
+      <w:spacing w:before="680" w:after="227" w:line="300" w:lineRule="exact"/>
       <w:jc w:val="left"/>
     </w:pPr>
     <w:r>

--- a/documents/working/business-stationery-20261027/GEM_Request_for_Quotation_Template_working.docx
+++ b/documents/working/business-stationery-20261027/GEM_Request_for_Quotation_Template_working.docx
@@ -2,23 +2,6 @@
 <file path=word/document.xml><?xml version="1.0" encoding="utf-8"?>
 <w:document xmlns:w="http://schemas.openxmlformats.org/wordprocessingml/2006/main" xmlns:r="http://schemas.openxmlformats.org/officeDocument/2006/relationships" xmlns:wp="http://schemas.openxmlformats.org/drawingml/2006/wordprocessingDrawing" xmlns:a="http://schemas.openxmlformats.org/drawingml/2006/main" xmlns:pic="http://schemas.openxmlformats.org/drawingml/2006/picture">
   <w:body>
-    <w:p>
-      <w:pPr>
-        <w:keepNext/>
-        <w:spacing w:before="0" w:after="35" w:line="250" w:lineRule="auto"/>
-        <w:jc w:val="left"/>
-      </w:pPr>
-      <w:r>
-        <w:rPr>
-          <w:rFonts w:ascii="Inter" w:hAnsi="Inter" w:eastAsia="Inter" w:cs="Inter"/>
-          <w:color w:val="12171D"/>
-          <w:sz w:val="18"/>
-          <w:szCs w:val="18"/>
-          <w:lang w:val="en-GB"/>
-        </w:rPr>
-        <w:t xml:space="preserve">TEMPLATE 01 | PROCUREMENT</w:t>
-      </w:r>
-    </w:p>
     <w:tbl>
       <w:tblPr>
         <w:tblW w:w="9242" w:type="dxa"/>
@@ -108,22 +91,6 @@
           <w:szCs w:val="2"/>
         </w:rPr>
       </w:pPr>
-    </w:p>
-    <w:p>
-      <w:pPr>
-        <w:spacing w:before="60" w:after="60" w:line="336" w:lineRule="exact"/>
-        <w:jc w:val="left"/>
-      </w:pPr>
-      <w:r>
-        <w:rPr>
-          <w:rFonts w:ascii="Inter" w:hAnsi="Inter" w:eastAsia="Inter" w:cs="Inter"/>
-          <w:color w:val="12171D"/>
-          <w:sz w:val="21"/>
-          <w:szCs w:val="21"/>
-          <w:lang w:val="en-GB"/>
-        </w:rPr>
-        <w:t xml:space="preserve">Please complete the requester and supplier fields, describe the requirement, and return a priced response by the stated date. Suppliers complete the unit price and line total columns.</w:t>
-      </w:r>
     </w:p>
     <w:tbl>
       <w:tblPr>
@@ -287,14 +254,52 @@
             <w:r>
               <w:rPr>
                 <w:rFonts w:ascii="Inter" w:hAnsi="Inter" w:eastAsia="Inter" w:cs="Inter"/>
-                <w:i/>
-                <w:iCs/>
                 <w:color w:val="12171D"/>
                 <w:sz w:val="18"/>
                 <w:szCs w:val="18"/>
                 <w:lang w:val="en-GB"/>
               </w:rPr>
-              <w:t xml:space="preserve">[RFQ Number]</w:t>
+              <w:fldChar w:fldCharType="begin"/>
+            </w:r>
+            <w:r>
+              <w:rPr>
+                <w:rFonts w:ascii="Inter" w:hAnsi="Inter" w:eastAsia="Inter" w:cs="Inter"/>
+                <w:color w:val="12171D"/>
+                <w:sz w:val="18"/>
+                <w:szCs w:val="18"/>
+                <w:lang w:val="en-GB"/>
+              </w:rPr>
+              <w:instrText xml:space="preserve"> DOCPROPERTY RefNo \* MERGEFORMAT </w:instrText>
+            </w:r>
+            <w:r>
+              <w:rPr>
+                <w:rFonts w:ascii="Inter" w:hAnsi="Inter" w:eastAsia="Inter" w:cs="Inter"/>
+                <w:color w:val="12171D"/>
+                <w:sz w:val="18"/>
+                <w:szCs w:val="18"/>
+                <w:lang w:val="en-GB"/>
+              </w:rPr>
+              <w:fldChar w:fldCharType="separate"/>
+            </w:r>
+            <w:r>
+              <w:rPr>
+                <w:rFonts w:ascii="Inter" w:hAnsi="Inter" w:eastAsia="Inter" w:cs="Inter"/>
+                <w:color w:val="12171D"/>
+                <w:sz w:val="18"/>
+                <w:szCs w:val="18"/>
+                <w:lang w:val="en-GB"/>
+              </w:rPr>
+              <w:t xml:space="preserve">Enter reference number</w:t>
+            </w:r>
+            <w:r>
+              <w:rPr>
+                <w:rFonts w:ascii="Inter" w:hAnsi="Inter" w:eastAsia="Inter" w:cs="Inter"/>
+                <w:color w:val="12171D"/>
+                <w:sz w:val="18"/>
+                <w:szCs w:val="18"/>
+                <w:lang w:val="en-GB"/>
+              </w:rPr>
+              <w:fldChar w:fldCharType="end"/>
             </w:r>
           </w:p>
         </w:tc>
@@ -357,18 +362,26 @@
               <w:spacing w:before="0" w:after="0" w:line="250" w:lineRule="auto"/>
               <w:jc w:val="left"/>
             </w:pPr>
-            <w:r>
-              <w:rPr>
-                <w:rFonts w:ascii="Inter" w:hAnsi="Inter" w:eastAsia="Inter" w:cs="Inter"/>
-                <w:i/>
-                <w:iCs/>
-                <w:color w:val="12171D"/>
-                <w:sz w:val="18"/>
-                <w:szCs w:val="18"/>
-                <w:lang w:val="en-GB"/>
-              </w:rPr>
-              <w:t xml:space="preserve">[Issue Date]</w:t>
-            </w:r>
+            <w:sdt>
+              <w:sdtPr>
+                <w:alias w:val="Issue Date | DD/MM/YYYY (Gregorian)"/>
+                <w:tag w:val="field_1001"/>
+                <w:id w:val="1001"/>
+                <w:text/>
+              </w:sdtPr>
+              <w:sdtContent>
+                <w:r>
+                  <w:rPr>
+                    <w:rFonts w:ascii="Inter" w:hAnsi="Inter" w:eastAsia="Inter" w:cs="Inter"/>
+                    <w:color w:val="12171D"/>
+                    <w:sz w:val="18"/>
+                    <w:szCs w:val="18"/>
+                    <w:lang w:val="en-GB"/>
+                  </w:rPr>
+                  <w:t xml:space="preserve">Enter Issue Date - DD/MM/YYYY (Gregorian)</w:t>
+                </w:r>
+              </w:sdtContent>
+            </w:sdt>
           </w:p>
         </w:tc>
       </w:tr>
@@ -397,7 +410,7 @@
                 <w:szCs w:val="18"/>
                 <w:lang w:val="en-GB"/>
               </w:rPr>
-              <w:t xml:space="preserve">REQUESTING ORGANIZATION</w:t>
+              <w:t xml:space="preserve">REGISTERED LEGAL NAME (TRADING NAME: GEM)</w:t>
             </w:r>
           </w:p>
           <w:p>
@@ -415,7 +428,7 @@
                 <w:rtl w:val="1"/>
                 <w:lang w:val="ar-SA" w:bidi="ar-SA"/>
               </w:rPr>
-              <w:t xml:space="preserve">الجهة الطالبة</w:t>
+              <w:t xml:space="preserve">الاسم القانوني المسجل</w:t>
             </w:r>
           </w:p>
         </w:tc>
@@ -432,42 +445,50 @@
               <w:spacing w:before="0" w:after="0" w:line="250" w:lineRule="auto"/>
               <w:jc w:val="left"/>
             </w:pPr>
+            <w:sdt>
+              <w:sdtPr>
+                <w:alias w:val="Registered Legal Name"/>
+                <w:tag w:val="field_1002"/>
+                <w:id w:val="1002"/>
+                <w:text/>
+              </w:sdtPr>
+              <w:sdtContent>
+                <w:r>
+                  <w:rPr>
+                    <w:rFonts w:ascii="Inter" w:hAnsi="Inter" w:eastAsia="Inter" w:cs="Inter"/>
+                    <w:color w:val="12171D"/>
+                    <w:sz w:val="18"/>
+                    <w:szCs w:val="18"/>
+                    <w:lang w:val="en-GB"/>
+                  </w:rPr>
+                  <w:t xml:space="preserve">Enter Registered Legal Name</w:t>
+                </w:r>
+              </w:sdtContent>
+            </w:sdt>
+          </w:p>
+        </w:tc>
+        <w:tc>
+          <w:tcPr>
+            <w:tcW w:w="2250" w:type="dxa"/>
+            <w:tcBorders>
+              <w:bottom w:val="single" w:sz="4" w:space="0" w:color="BCACA7"/>
+            </w:tcBorders>
+            <w:vAlign w:val="center"/>
+          </w:tcPr>
+          <w:p>
+            <w:pPr>
+              <w:spacing w:before="0" w:after="10" w:line="250" w:lineRule="auto"/>
+              <w:jc w:val="left"/>
+            </w:pPr>
             <w:r>
               <w:rPr>
                 <w:rFonts w:ascii="Inter" w:hAnsi="Inter" w:eastAsia="Inter" w:cs="Inter"/>
-                <w:i/>
-                <w:iCs/>
                 <w:color w:val="12171D"/>
                 <w:sz w:val="18"/>
                 <w:szCs w:val="18"/>
                 <w:lang w:val="en-GB"/>
               </w:rPr>
-              <w:t xml:space="preserve">[Requesting Organization]</w:t>
-            </w:r>
-          </w:p>
-        </w:tc>
-        <w:tc>
-          <w:tcPr>
-            <w:tcW w:w="2250" w:type="dxa"/>
-            <w:tcBorders>
-              <w:bottom w:val="single" w:sz="4" w:space="0" w:color="BCACA7"/>
-            </w:tcBorders>
-            <w:vAlign w:val="center"/>
-          </w:tcPr>
-          <w:p>
-            <w:pPr>
-              <w:spacing w:before="0" w:after="10" w:line="250" w:lineRule="auto"/>
-              <w:jc w:val="left"/>
-            </w:pPr>
-            <w:r>
-              <w:rPr>
-                <w:rFonts w:ascii="Inter" w:hAnsi="Inter" w:eastAsia="Inter" w:cs="Inter"/>
-                <w:color w:val="12171D"/>
-                <w:sz w:val="18"/>
-                <w:szCs w:val="18"/>
-                <w:lang w:val="en-GB"/>
-              </w:rPr>
-              <w:t xml:space="preserve">ORGANIZATION ADDRESS</w:t>
+              <w:t xml:space="preserve">BUSINESS / NATIONAL ADDRESS</w:t>
             </w:r>
           </w:p>
           <w:p>
@@ -485,7 +506,7 @@
                 <w:rtl w:val="1"/>
                 <w:lang w:val="ar-SA" w:bidi="ar-SA"/>
               </w:rPr>
-              <w:t xml:space="preserve">عنوان الجهة الطالبة</w:t>
+              <w:t xml:space="preserve">عنوان المنشأة / العنوان الوطني</w:t>
             </w:r>
           </w:p>
         </w:tc>
@@ -502,18 +523,26 @@
               <w:spacing w:before="0" w:after="0" w:line="250" w:lineRule="auto"/>
               <w:jc w:val="left"/>
             </w:pPr>
-            <w:r>
-              <w:rPr>
-                <w:rFonts w:ascii="Inter" w:hAnsi="Inter" w:eastAsia="Inter" w:cs="Inter"/>
-                <w:i/>
-                <w:iCs/>
-                <w:color w:val="12171D"/>
-                <w:sz w:val="18"/>
-                <w:szCs w:val="18"/>
-                <w:lang w:val="en-GB"/>
-              </w:rPr>
-              <w:t xml:space="preserve">[Requesting Organization Address]</w:t>
-            </w:r>
+            <w:sdt>
+              <w:sdtPr>
+                <w:alias w:val="Business / National Address"/>
+                <w:tag w:val="field_1003"/>
+                <w:id w:val="1003"/>
+                <w:text/>
+              </w:sdtPr>
+              <w:sdtContent>
+                <w:r>
+                  <w:rPr>
+                    <w:rFonts w:ascii="Inter" w:hAnsi="Inter" w:eastAsia="Inter" w:cs="Inter"/>
+                    <w:color w:val="12171D"/>
+                    <w:sz w:val="18"/>
+                    <w:szCs w:val="18"/>
+                    <w:lang w:val="en-GB"/>
+                  </w:rPr>
+                  <w:t xml:space="preserve">Enter Business / National Address</w:t>
+                </w:r>
+              </w:sdtContent>
+            </w:sdt>
           </w:p>
         </w:tc>
       </w:tr>
@@ -577,18 +606,26 @@
               <w:spacing w:before="0" w:after="0" w:line="250" w:lineRule="auto"/>
               <w:jc w:val="left"/>
             </w:pPr>
-            <w:r>
-              <w:rPr>
-                <w:rFonts w:ascii="Inter" w:hAnsi="Inter" w:eastAsia="Inter" w:cs="Inter"/>
-                <w:i/>
-                <w:iCs/>
-                <w:color w:val="12171D"/>
-                <w:sz w:val="18"/>
-                <w:szCs w:val="18"/>
-                <w:lang w:val="en-GB"/>
-              </w:rPr>
-              <w:t xml:space="preserve">[Response Due Date]</w:t>
-            </w:r>
+            <w:sdt>
+              <w:sdtPr>
+                <w:alias w:val="Response Due Date | DD/MM/YYYY (Gregorian)"/>
+                <w:tag w:val="field_1004"/>
+                <w:id w:val="1004"/>
+                <w:text/>
+              </w:sdtPr>
+              <w:sdtContent>
+                <w:r>
+                  <w:rPr>
+                    <w:rFonts w:ascii="Inter" w:hAnsi="Inter" w:eastAsia="Inter" w:cs="Inter"/>
+                    <w:color w:val="12171D"/>
+                    <w:sz w:val="18"/>
+                    <w:szCs w:val="18"/>
+                    <w:lang w:val="en-GB"/>
+                  </w:rPr>
+                  <w:t xml:space="preserve">Enter Response Due Date - DD/MM/YYYY (Gregorian)</w:t>
+                </w:r>
+              </w:sdtContent>
+            </w:sdt>
           </w:p>
         </w:tc>
         <w:tc>
@@ -650,14 +687,12 @@
             <w:r>
               <w:rPr>
                 <w:rFonts w:ascii="Inter" w:hAnsi="Inter" w:eastAsia="Inter" w:cs="Inter"/>
-                <w:i/>
-                <w:iCs/>
                 <w:color w:val="12171D"/>
                 <w:sz w:val="18"/>
                 <w:szCs w:val="18"/>
                 <w:lang w:val="en-GB"/>
               </w:rPr>
-              <w:t xml:space="preserve">[Requester Name / Role]</w:t>
+              <w:t xml:space="preserve">Mashal Abdulrahman, GM / Owner</w:t>
             </w:r>
           </w:p>
         </w:tc>
@@ -725,14 +760,12 @@
             <w:r>
               <w:rPr>
                 <w:rFonts w:ascii="Inter" w:hAnsi="Inter" w:eastAsia="Inter" w:cs="Inter"/>
-                <w:i/>
-                <w:iCs/>
                 <w:color w:val="12171D"/>
                 <w:sz w:val="18"/>
                 <w:szCs w:val="18"/>
                 <w:lang w:val="en-GB"/>
               </w:rPr>
-              <w:t xml:space="preserve">[Requester Email]</w:t>
+              <w:t xml:space="preserve">contact@mish3l.com</w:t>
             </w:r>
           </w:p>
         </w:tc>
@@ -792,18 +825,177 @@
               <w:spacing w:before="0" w:after="0" w:line="250" w:lineRule="auto"/>
               <w:jc w:val="left"/>
             </w:pPr>
+            <w:sdt>
+              <w:sdtPr>
+                <w:alias w:val="Project or Reference"/>
+                <w:tag w:val="field_1005"/>
+                <w:id w:val="1005"/>
+                <w:text/>
+              </w:sdtPr>
+              <w:sdtContent>
+                <w:r>
+                  <w:rPr>
+                    <w:rFonts w:ascii="Inter" w:hAnsi="Inter" w:eastAsia="Inter" w:cs="Inter"/>
+                    <w:color w:val="12171D"/>
+                    <w:sz w:val="18"/>
+                    <w:szCs w:val="18"/>
+                    <w:lang w:val="en-GB"/>
+                  </w:rPr>
+                  <w:t xml:space="preserve">Enter Project or Reference</w:t>
+                </w:r>
+              </w:sdtContent>
+            </w:sdt>
+          </w:p>
+        </w:tc>
+      </w:tr>
+      <w:tr>
+        <w:trPr>
+          <w:cantSplit/>
+        </w:trPr>
+        <w:tc>
+          <w:tcPr>
+            <w:tcW w:w="2250" w:type="dxa"/>
+            <w:tcBorders>
+              <w:bottom w:val="single" w:sz="4" w:space="0" w:color="BCACA7"/>
+            </w:tcBorders>
+            <w:vAlign w:val="center"/>
+          </w:tcPr>
+          <w:p>
+            <w:pPr>
+              <w:spacing w:before="0" w:after="10" w:line="250" w:lineRule="auto"/>
+              <w:jc w:val="left"/>
+            </w:pPr>
             <w:r>
               <w:rPr>
                 <w:rFonts w:ascii="Inter" w:hAnsi="Inter" w:eastAsia="Inter" w:cs="Inter"/>
-                <w:i/>
-                <w:iCs/>
                 <w:color w:val="12171D"/>
                 <w:sz w:val="18"/>
                 <w:szCs w:val="18"/>
                 <w:lang w:val="en-GB"/>
               </w:rPr>
-              <w:t xml:space="preserve">[Project or Reference]</w:t>
-            </w:r>
+              <w:t xml:space="preserve">REQUESTER PHONE</w:t>
+            </w:r>
+          </w:p>
+          <w:p>
+            <w:pPr>
+              <w:bidi w:val="1"/>
+              <w:spacing w:before="0" w:after="0" w:line="250" w:lineRule="auto"/>
+              <w:jc w:val="start"/>
+            </w:pPr>
+            <w:r>
+              <w:rPr>
+                <w:rFonts w:ascii="Noto Sans Arabic" w:hAnsi="Noto Sans Arabic" w:eastAsia="Noto Sans Arabic" w:cs="Noto Sans Arabic"/>
+                <w:color w:val="12171D"/>
+                <w:sz w:val="20"/>
+                <w:szCs w:val="20"/>
+                <w:rtl w:val="1"/>
+                <w:lang w:val="ar-SA" w:bidi="ar-SA"/>
+              </w:rPr>
+              <w:t xml:space="preserve">هاتف مقدم الطلب</w:t>
+            </w:r>
+          </w:p>
+        </w:tc>
+        <w:tc>
+          <w:tcPr>
+            <w:tcW w:w="2286" w:type="dxa"/>
+            <w:tcBorders>
+              <w:bottom w:val="single" w:sz="4" w:space="0" w:color="BCACA7"/>
+            </w:tcBorders>
+            <w:vAlign w:val="center"/>
+          </w:tcPr>
+          <w:p>
+            <w:pPr>
+              <w:spacing w:before="0" w:after="0" w:line="250" w:lineRule="auto"/>
+              <w:jc w:val="left"/>
+            </w:pPr>
+            <w:r>
+              <w:rPr>
+                <w:rFonts w:ascii="Inter" w:hAnsi="Inter" w:eastAsia="Inter" w:cs="Inter"/>
+                <w:color w:val="12171D"/>
+                <w:sz w:val="18"/>
+                <w:szCs w:val="18"/>
+                <w:lang w:val="en-GB"/>
+              </w:rPr>
+              <w:t xml:space="preserve">+966114502929</w:t>
+            </w:r>
+          </w:p>
+        </w:tc>
+        <w:tc>
+          <w:tcPr>
+            <w:tcW w:w="2250" w:type="dxa"/>
+            <w:tcBorders>
+              <w:bottom w:val="single" w:sz="4" w:space="0" w:color="BCACA7"/>
+            </w:tcBorders>
+            <w:vAlign w:val="center"/>
+          </w:tcPr>
+          <w:p>
+            <w:pPr>
+              <w:spacing w:before="0" w:after="10" w:line="250" w:lineRule="auto"/>
+              <w:jc w:val="left"/>
+            </w:pPr>
+            <w:r>
+              <w:rPr>
+                <w:rFonts w:ascii="Inter" w:hAnsi="Inter" w:eastAsia="Inter" w:cs="Inter"/>
+                <w:color w:val="12171D"/>
+                <w:sz w:val="18"/>
+                <w:szCs w:val="18"/>
+                <w:lang w:val="en-GB"/>
+              </w:rPr>
+              <w:t xml:space="preserve">COMMERCIAL REGISTRATION NO.</w:t>
+            </w:r>
+          </w:p>
+          <w:p>
+            <w:pPr>
+              <w:bidi w:val="1"/>
+              <w:spacing w:before="0" w:after="0" w:line="250" w:lineRule="auto"/>
+              <w:jc w:val="start"/>
+            </w:pPr>
+            <w:r>
+              <w:rPr>
+                <w:rFonts w:ascii="Noto Sans Arabic" w:hAnsi="Noto Sans Arabic" w:eastAsia="Noto Sans Arabic" w:cs="Noto Sans Arabic"/>
+                <w:color w:val="12171D"/>
+                <w:sz w:val="20"/>
+                <w:szCs w:val="20"/>
+                <w:rtl w:val="1"/>
+                <w:lang w:val="ar-SA" w:bidi="ar-SA"/>
+              </w:rPr>
+              <w:t xml:space="preserve">رقم السجل التجاري</w:t>
+            </w:r>
+          </w:p>
+        </w:tc>
+        <w:tc>
+          <w:tcPr>
+            <w:tcW w:w="2286" w:type="dxa"/>
+            <w:tcBorders>
+              <w:bottom w:val="single" w:sz="4" w:space="0" w:color="BCACA7"/>
+            </w:tcBorders>
+            <w:vAlign w:val="center"/>
+          </w:tcPr>
+          <w:p>
+            <w:pPr>
+              <w:spacing w:before="0" w:after="0" w:line="250" w:lineRule="auto"/>
+              <w:jc w:val="left"/>
+            </w:pPr>
+            <w:sdt>
+              <w:sdtPr>
+                <w:alias w:val="Commercial Registration No."/>
+                <w:tag w:val="field_1006"/>
+                <w:id w:val="1006"/>
+                <w:text/>
+              </w:sdtPr>
+              <w:sdtContent>
+                <w:r>
+                  <w:rPr>
+                    <w:rFonts w:ascii="Inter" w:hAnsi="Inter" w:eastAsia="Inter" w:cs="Inter"/>
+                    <w:color w:val="12171D"/>
+                    <w:sz w:val="18"/>
+                    <w:szCs w:val="18"/>
+                    <w:lang w:val="en-GB"/>
+                  </w:rPr>
+                  <w:t xml:space="preserve">Enter Commercial Registration No.</w:t>
+                </w:r>
+              </w:sdtContent>
+            </w:sdt>
           </w:p>
         </w:tc>
       </w:tr>
@@ -939,7 +1131,7 @@
                 <w:szCs w:val="18"/>
                 <w:lang w:val="en-GB"/>
               </w:rPr>
-              <w:t xml:space="preserve">SUPPLIER NAME</w:t>
+              <w:t xml:space="preserve">SUPPLIER REGISTERED LEGAL NAME</w:t>
             </w:r>
           </w:p>
           <w:p>
@@ -958,7 +1150,7 @@
                 <w:rtl w:val="1"/>
                 <w:lang w:val="ar-SA" w:bidi="ar-SA"/>
               </w:rPr>
-              <w:t xml:space="preserve">اسم المورد</w:t>
+              <w:t xml:space="preserve">الاسم القانوني المسجل للمورد</w:t>
             </w:r>
           </w:p>
         </w:tc>
@@ -976,18 +1168,26 @@
               <w:spacing w:before="0" w:after="0" w:line="250" w:lineRule="auto"/>
               <w:jc w:val="left"/>
             </w:pPr>
-            <w:r>
-              <w:rPr>
-                <w:rFonts w:ascii="Inter" w:hAnsi="Inter" w:eastAsia="Inter" w:cs="Inter"/>
-                <w:i/>
-                <w:iCs/>
-                <w:color w:val="12171D"/>
-                <w:sz w:val="18"/>
-                <w:szCs w:val="18"/>
-                <w:lang w:val="en-GB"/>
-              </w:rPr>
-              <w:t xml:space="preserve">[Supplier Name]</w:t>
-            </w:r>
+            <w:sdt>
+              <w:sdtPr>
+                <w:alias w:val="Supplier Registered Legal Name"/>
+                <w:tag w:val="field_1007"/>
+                <w:id w:val="1007"/>
+                <w:text/>
+              </w:sdtPr>
+              <w:sdtContent>
+                <w:r>
+                  <w:rPr>
+                    <w:rFonts w:ascii="Inter" w:hAnsi="Inter" w:eastAsia="Inter" w:cs="Inter"/>
+                    <w:color w:val="12171D"/>
+                    <w:sz w:val="18"/>
+                    <w:szCs w:val="18"/>
+                    <w:lang w:val="en-GB"/>
+                  </w:rPr>
+                  <w:t xml:space="preserve">Enter Supplier Registered Legal Name</w:t>
+                </w:r>
+              </w:sdtContent>
+            </w:sdt>
           </w:p>
         </w:tc>
         <w:tc>
@@ -1049,18 +1249,26 @@
               <w:spacing w:before="0" w:after="0" w:line="250" w:lineRule="auto"/>
               <w:jc w:val="left"/>
             </w:pPr>
-            <w:r>
-              <w:rPr>
-                <w:rFonts w:ascii="Inter" w:hAnsi="Inter" w:eastAsia="Inter" w:cs="Inter"/>
-                <w:i/>
-                <w:iCs/>
-                <w:color w:val="12171D"/>
-                <w:sz w:val="18"/>
-                <w:szCs w:val="18"/>
-                <w:lang w:val="en-GB"/>
-              </w:rPr>
-              <w:t xml:space="preserve">[Supplier Contact]</w:t>
-            </w:r>
+            <w:sdt>
+              <w:sdtPr>
+                <w:alias w:val="Supplier Contact"/>
+                <w:tag w:val="field_1008"/>
+                <w:id w:val="1008"/>
+                <w:text/>
+              </w:sdtPr>
+              <w:sdtContent>
+                <w:r>
+                  <w:rPr>
+                    <w:rFonts w:ascii="Inter" w:hAnsi="Inter" w:eastAsia="Inter" w:cs="Inter"/>
+                    <w:color w:val="12171D"/>
+                    <w:sz w:val="18"/>
+                    <w:szCs w:val="18"/>
+                    <w:lang w:val="en-GB"/>
+                  </w:rPr>
+                  <w:t xml:space="preserve">Enter Supplier Contact</w:t>
+                </w:r>
+              </w:sdtContent>
+            </w:sdt>
           </w:p>
         </w:tc>
       </w:tr>
@@ -1124,18 +1332,26 @@
               <w:spacing w:before="0" w:after="0" w:line="250" w:lineRule="auto"/>
               <w:jc w:val="left"/>
             </w:pPr>
-            <w:r>
-              <w:rPr>
-                <w:rFonts w:ascii="Inter" w:hAnsi="Inter" w:eastAsia="Inter" w:cs="Inter"/>
-                <w:i/>
-                <w:iCs/>
-                <w:color w:val="12171D"/>
-                <w:sz w:val="18"/>
-                <w:szCs w:val="18"/>
-                <w:lang w:val="en-GB"/>
-              </w:rPr>
-              <w:t xml:space="preserve">[Supplier Email]</w:t>
-            </w:r>
+            <w:sdt>
+              <w:sdtPr>
+                <w:alias w:val="Supplier Email"/>
+                <w:tag w:val="field_1009"/>
+                <w:id w:val="1009"/>
+                <w:text/>
+              </w:sdtPr>
+              <w:sdtContent>
+                <w:r>
+                  <w:rPr>
+                    <w:rFonts w:ascii="Inter" w:hAnsi="Inter" w:eastAsia="Inter" w:cs="Inter"/>
+                    <w:color w:val="12171D"/>
+                    <w:sz w:val="18"/>
+                    <w:szCs w:val="18"/>
+                    <w:lang w:val="en-GB"/>
+                  </w:rPr>
+                  <w:t xml:space="preserve">Enter Supplier Email</w:t>
+                </w:r>
+              </w:sdtContent>
+            </w:sdt>
           </w:p>
         </w:tc>
         <w:tc>
@@ -1194,18 +1410,348 @@
               <w:spacing w:before="0" w:after="0" w:line="250" w:lineRule="auto"/>
               <w:jc w:val="left"/>
             </w:pPr>
+            <w:sdt>
+              <w:sdtPr>
+                <w:alias w:val="Supplier Address"/>
+                <w:tag w:val="field_1010"/>
+                <w:id w:val="1010"/>
+                <w:text/>
+              </w:sdtPr>
+              <w:sdtContent>
+                <w:r>
+                  <w:rPr>
+                    <w:rFonts w:ascii="Inter" w:hAnsi="Inter" w:eastAsia="Inter" w:cs="Inter"/>
+                    <w:color w:val="12171D"/>
+                    <w:sz w:val="18"/>
+                    <w:szCs w:val="18"/>
+                    <w:lang w:val="en-GB"/>
+                  </w:rPr>
+                  <w:t xml:space="preserve">Enter Supplier Address</w:t>
+                </w:r>
+              </w:sdtContent>
+            </w:sdt>
+          </w:p>
+        </w:tc>
+      </w:tr>
+      <w:tr>
+        <w:trPr>
+          <w:cantSplit/>
+        </w:trPr>
+        <w:tc>
+          <w:tcPr>
+            <w:tcW w:w="2250" w:type="dxa"/>
+            <w:tcBorders>
+              <w:bottom w:val="single" w:sz="4" w:space="0" w:color="BCACA7"/>
+            </w:tcBorders>
+            <w:vAlign w:val="center"/>
+          </w:tcPr>
+          <w:p>
+            <w:pPr>
+              <w:spacing w:before="0" w:after="10" w:line="250" w:lineRule="auto"/>
+              <w:jc w:val="left"/>
+            </w:pPr>
             <w:r>
               <w:rPr>
                 <w:rFonts w:ascii="Inter" w:hAnsi="Inter" w:eastAsia="Inter" w:cs="Inter"/>
-                <w:i/>
-                <w:iCs/>
                 <w:color w:val="12171D"/>
                 <w:sz w:val="18"/>
                 <w:szCs w:val="18"/>
                 <w:lang w:val="en-GB"/>
               </w:rPr>
-              <w:t xml:space="preserve">[Supplier Address]</w:t>
-            </w:r>
+              <w:t xml:space="preserve">SUPPLIER QUOTE REFERENCE</w:t>
+            </w:r>
+          </w:p>
+          <w:p>
+            <w:pPr>
+              <w:bidi w:val="1"/>
+              <w:spacing w:before="0" w:after="0" w:line="250" w:lineRule="auto"/>
+              <w:jc w:val="start"/>
+            </w:pPr>
+            <w:r>
+              <w:rPr>
+                <w:rFonts w:ascii="Noto Sans Arabic" w:hAnsi="Noto Sans Arabic" w:eastAsia="Noto Sans Arabic" w:cs="Noto Sans Arabic"/>
+                <w:color w:val="12171D"/>
+                <w:sz w:val="20"/>
+                <w:szCs w:val="20"/>
+                <w:rtl w:val="1"/>
+                <w:lang w:val="ar-SA" w:bidi="ar-SA"/>
+              </w:rPr>
+              <w:t xml:space="preserve">مرجع عرض المورد</w:t>
+            </w:r>
+          </w:p>
+        </w:tc>
+        <w:tc>
+          <w:tcPr>
+            <w:tcW w:w="2286" w:type="dxa"/>
+            <w:tcBorders>
+              <w:bottom w:val="single" w:sz="4" w:space="0" w:color="BCACA7"/>
+            </w:tcBorders>
+            <w:vAlign w:val="center"/>
+          </w:tcPr>
+          <w:p>
+            <w:pPr>
+              <w:spacing w:before="0" w:after="0" w:line="250" w:lineRule="auto"/>
+              <w:jc w:val="left"/>
+            </w:pPr>
+            <w:sdt>
+              <w:sdtPr>
+                <w:alias w:val="Supplier Quote Reference"/>
+                <w:tag w:val="field_1011"/>
+                <w:id w:val="1011"/>
+                <w:text/>
+              </w:sdtPr>
+              <w:sdtContent>
+                <w:r>
+                  <w:rPr>
+                    <w:rFonts w:ascii="Inter" w:hAnsi="Inter" w:eastAsia="Inter" w:cs="Inter"/>
+                    <w:color w:val="12171D"/>
+                    <w:sz w:val="18"/>
+                    <w:szCs w:val="18"/>
+                    <w:lang w:val="en-GB"/>
+                  </w:rPr>
+                  <w:t xml:space="preserve">Enter Supplier Quote Reference</w:t>
+                </w:r>
+              </w:sdtContent>
+            </w:sdt>
+          </w:p>
+        </w:tc>
+        <w:tc>
+          <w:tcPr>
+            <w:tcW w:w="2250" w:type="dxa"/>
+            <w:tcBorders>
+              <w:bottom w:val="single" w:sz="4" w:space="0" w:color="BCACA7"/>
+            </w:tcBorders>
+            <w:vAlign w:val="center"/>
+          </w:tcPr>
+          <w:p>
+            <w:pPr>
+              <w:spacing w:before="0" w:after="10" w:line="250" w:lineRule="auto"/>
+              <w:jc w:val="left"/>
+            </w:pPr>
+            <w:r>
+              <w:rPr>
+                <w:rFonts w:ascii="Inter" w:hAnsi="Inter" w:eastAsia="Inter" w:cs="Inter"/>
+                <w:color w:val="12171D"/>
+                <w:sz w:val="18"/>
+                <w:szCs w:val="18"/>
+                <w:lang w:val="en-GB"/>
+              </w:rPr>
+              <w:t xml:space="preserve">SUPPLIER PHONE</w:t>
+            </w:r>
+          </w:p>
+          <w:p>
+            <w:pPr>
+              <w:bidi w:val="1"/>
+              <w:spacing w:before="0" w:after="0" w:line="250" w:lineRule="auto"/>
+              <w:jc w:val="start"/>
+            </w:pPr>
+            <w:r>
+              <w:rPr>
+                <w:rFonts w:ascii="Noto Sans Arabic" w:hAnsi="Noto Sans Arabic" w:eastAsia="Noto Sans Arabic" w:cs="Noto Sans Arabic"/>
+                <w:color w:val="12171D"/>
+                <w:sz w:val="20"/>
+                <w:szCs w:val="20"/>
+                <w:rtl w:val="1"/>
+                <w:lang w:val="ar-SA" w:bidi="ar-SA"/>
+              </w:rPr>
+              <w:t xml:space="preserve">هاتف المورد</w:t>
+            </w:r>
+          </w:p>
+        </w:tc>
+        <w:tc>
+          <w:tcPr>
+            <w:tcW w:w="2286" w:type="dxa"/>
+            <w:tcBorders>
+              <w:bottom w:val="single" w:sz="4" w:space="0" w:color="BCACA7"/>
+            </w:tcBorders>
+            <w:vAlign w:val="center"/>
+          </w:tcPr>
+          <w:p>
+            <w:pPr>
+              <w:spacing w:before="0" w:after="0" w:line="250" w:lineRule="auto"/>
+              <w:jc w:val="left"/>
+            </w:pPr>
+            <w:sdt>
+              <w:sdtPr>
+                <w:alias w:val="Supplier Phone"/>
+                <w:tag w:val="field_1012"/>
+                <w:id w:val="1012"/>
+                <w:text/>
+              </w:sdtPr>
+              <w:sdtContent>
+                <w:r>
+                  <w:rPr>
+                    <w:rFonts w:ascii="Inter" w:hAnsi="Inter" w:eastAsia="Inter" w:cs="Inter"/>
+                    <w:color w:val="12171D"/>
+                    <w:sz w:val="18"/>
+                    <w:szCs w:val="18"/>
+                    <w:lang w:val="en-GB"/>
+                  </w:rPr>
+                  <w:t xml:space="preserve">Enter Supplier Phone</w:t>
+                </w:r>
+              </w:sdtContent>
+            </w:sdt>
+          </w:p>
+        </w:tc>
+      </w:tr>
+      <w:tr>
+        <w:trPr>
+          <w:cantSplit/>
+        </w:trPr>
+        <w:tc>
+          <w:tcPr>
+            <w:tcW w:w="2250" w:type="dxa"/>
+            <w:tcBorders>
+              <w:bottom w:val="single" w:sz="4" w:space="0" w:color="BCACA7"/>
+            </w:tcBorders>
+            <w:vAlign w:val="center"/>
+          </w:tcPr>
+          <w:p>
+            <w:pPr>
+              <w:spacing w:before="0" w:after="10" w:line="250" w:lineRule="auto"/>
+              <w:jc w:val="left"/>
+            </w:pPr>
+            <w:r>
+              <w:rPr>
+                <w:rFonts w:ascii="Inter" w:hAnsi="Inter" w:eastAsia="Inter" w:cs="Inter"/>
+                <w:color w:val="12171D"/>
+                <w:sz w:val="18"/>
+                <w:szCs w:val="18"/>
+                <w:lang w:val="en-GB"/>
+              </w:rPr>
+              <w:t xml:space="preserve">SUPPLIER CONFIRMATION</w:t>
+            </w:r>
+          </w:p>
+          <w:p>
+            <w:pPr>
+              <w:bidi w:val="1"/>
+              <w:spacing w:before="0" w:after="0" w:line="250" w:lineRule="auto"/>
+              <w:jc w:val="start"/>
+            </w:pPr>
+            <w:r>
+              <w:rPr>
+                <w:rFonts w:ascii="Noto Sans Arabic" w:hAnsi="Noto Sans Arabic" w:eastAsia="Noto Sans Arabic" w:cs="Noto Sans Arabic"/>
+                <w:color w:val="12171D"/>
+                <w:sz w:val="20"/>
+                <w:szCs w:val="20"/>
+                <w:rtl w:val="1"/>
+                <w:lang w:val="ar-SA" w:bidi="ar-SA"/>
+              </w:rPr>
+              <w:t xml:space="preserve">تأكيد المورد</w:t>
+            </w:r>
+          </w:p>
+        </w:tc>
+        <w:tc>
+          <w:tcPr>
+            <w:tcW w:w="2286" w:type="dxa"/>
+            <w:tcBorders>
+              <w:bottom w:val="single" w:sz="4" w:space="0" w:color="BCACA7"/>
+            </w:tcBorders>
+            <w:vAlign w:val="center"/>
+          </w:tcPr>
+          <w:p>
+            <w:pPr>
+              <w:spacing w:before="0" w:after="0" w:line="250" w:lineRule="auto"/>
+              <w:jc w:val="left"/>
+            </w:pPr>
+            <w:sdt>
+              <w:sdtPr>
+                <w:alias w:val="Supplier Confirmation"/>
+                <w:tag w:val="field_1013"/>
+                <w:id w:val="1013"/>
+                <w:text/>
+              </w:sdtPr>
+              <w:sdtContent>
+                <w:r>
+                  <w:rPr>
+                    <w:rFonts w:ascii="Inter" w:hAnsi="Inter" w:eastAsia="Inter" w:cs="Inter"/>
+                    <w:color w:val="12171D"/>
+                    <w:sz w:val="18"/>
+                    <w:szCs w:val="18"/>
+                    <w:lang w:val="en-GB"/>
+                  </w:rPr>
+                  <w:t xml:space="preserve">Enter Supplier Confirmation</w:t>
+                </w:r>
+              </w:sdtContent>
+            </w:sdt>
+          </w:p>
+        </w:tc>
+        <w:tc>
+          <w:tcPr>
+            <w:tcW w:w="2250" w:type="dxa"/>
+            <w:tcBorders>
+              <w:bottom w:val="single" w:sz="4" w:space="0" w:color="BCACA7"/>
+            </w:tcBorders>
+            <w:vAlign w:val="center"/>
+          </w:tcPr>
+          <w:p>
+            <w:pPr>
+              <w:spacing w:before="0" w:after="10" w:line="250" w:lineRule="auto"/>
+              <w:jc w:val="left"/>
+            </w:pPr>
+            <w:r>
+              <w:rPr>
+                <w:rFonts w:ascii="Inter" w:hAnsi="Inter" w:eastAsia="Inter" w:cs="Inter"/>
+                <w:color w:val="12171D"/>
+                <w:sz w:val="18"/>
+                <w:szCs w:val="18"/>
+                <w:lang w:val="en-GB"/>
+              </w:rPr>
+              <w:t xml:space="preserve">SUPPLIER TAX IDENTIFIER</w:t>
+            </w:r>
+          </w:p>
+          <w:p>
+            <w:pPr>
+              <w:bidi w:val="1"/>
+              <w:spacing w:before="0" w:after="0" w:line="250" w:lineRule="auto"/>
+              <w:jc w:val="start"/>
+            </w:pPr>
+            <w:r>
+              <w:rPr>
+                <w:rFonts w:ascii="Noto Sans Arabic" w:hAnsi="Noto Sans Arabic" w:eastAsia="Noto Sans Arabic" w:cs="Noto Sans Arabic"/>
+                <w:color w:val="12171D"/>
+                <w:sz w:val="20"/>
+                <w:szCs w:val="20"/>
+                <w:rtl w:val="1"/>
+                <w:lang w:val="ar-SA" w:bidi="ar-SA"/>
+              </w:rPr>
+              <w:t xml:space="preserve">الرقم الضريبي للمورد</w:t>
+            </w:r>
+          </w:p>
+        </w:tc>
+        <w:tc>
+          <w:tcPr>
+            <w:tcW w:w="2286" w:type="dxa"/>
+            <w:tcBorders>
+              <w:bottom w:val="single" w:sz="4" w:space="0" w:color="BCACA7"/>
+            </w:tcBorders>
+            <w:vAlign w:val="center"/>
+          </w:tcPr>
+          <w:p>
+            <w:pPr>
+              <w:spacing w:before="0" w:after="0" w:line="250" w:lineRule="auto"/>
+              <w:jc w:val="left"/>
+            </w:pPr>
+            <w:sdt>
+              <w:sdtPr>
+                <w:alias w:val="Supplier Tax Identifier"/>
+                <w:tag w:val="field_1014"/>
+                <w:id w:val="1014"/>
+                <w:text/>
+              </w:sdtPr>
+              <w:sdtContent>
+                <w:r>
+                  <w:rPr>
+                    <w:rFonts w:ascii="Inter" w:hAnsi="Inter" w:eastAsia="Inter" w:cs="Inter"/>
+                    <w:color w:val="12171D"/>
+                    <w:sz w:val="18"/>
+                    <w:szCs w:val="18"/>
+                    <w:lang w:val="en-GB"/>
+                  </w:rPr>
+                  <w:t xml:space="preserve">Enter Supplier Tax Identifier</w:t>
+                </w:r>
+              </w:sdtContent>
+            </w:sdt>
           </w:p>
         </w:tc>
       </w:tr>
@@ -1515,7 +2061,7 @@
                 <w:szCs w:val="18"/>
                 <w:lang w:val="en-GB"/>
               </w:rPr>
-              <w:t xml:space="preserve">Unit Price</w:t>
+              <w:t xml:space="preserve">Unit Price (SAR)</w:t>
             </w:r>
           </w:p>
           <w:p>
@@ -1558,7 +2104,7 @@
                 <w:szCs w:val="18"/>
                 <w:lang w:val="en-GB"/>
               </w:rPr>
-              <w:t xml:space="preserve">Line Total</w:t>
+              <w:t xml:space="preserve">Line Total (SAR)</w:t>
             </w:r>
           </w:p>
           <w:p>
@@ -1603,8 +2149,6 @@
             <w:r>
               <w:rPr>
                 <w:rFonts w:ascii="Inter" w:hAnsi="Inter" w:eastAsia="Inter" w:cs="Inter"/>
-                <w:i/>
-                <w:iCs/>
                 <w:color w:val="12171D"/>
                 <w:sz w:val="18"/>
                 <w:szCs w:val="18"/>
@@ -1628,18 +2172,26 @@
               <w:spacing w:before="0" w:after="0" w:line="250" w:lineRule="auto"/>
               <w:jc w:val="left"/>
             </w:pPr>
-            <w:r>
-              <w:rPr>
-                <w:rFonts w:ascii="Inter" w:hAnsi="Inter" w:eastAsia="Inter" w:cs="Inter"/>
-                <w:i/>
-                <w:iCs/>
-                <w:color w:val="12171D"/>
-                <w:sz w:val="18"/>
-                <w:szCs w:val="18"/>
-                <w:lang w:val="en-GB"/>
-              </w:rPr>
-              <w:t xml:space="preserve">[Description]</w:t>
-            </w:r>
+            <w:sdt>
+              <w:sdtPr>
+                <w:alias w:val="Description"/>
+                <w:tag w:val="field_1015"/>
+                <w:id w:val="1015"/>
+                <w:text/>
+              </w:sdtPr>
+              <w:sdtContent>
+                <w:r>
+                  <w:rPr>
+                    <w:rFonts w:ascii="Inter" w:hAnsi="Inter" w:eastAsia="Inter" w:cs="Inter"/>
+                    <w:color w:val="12171D"/>
+                    <w:sz w:val="18"/>
+                    <w:szCs w:val="18"/>
+                    <w:lang w:val="en-GB"/>
+                  </w:rPr>
+                  <w:t xml:space="preserve">Enter Description</w:t>
+                </w:r>
+              </w:sdtContent>
+            </w:sdt>
           </w:p>
         </w:tc>
         <w:tc>
@@ -1656,18 +2208,26 @@
               <w:spacing w:before="0" w:after="0" w:line="250" w:lineRule="auto"/>
               <w:jc w:val="center"/>
             </w:pPr>
-            <w:r>
-              <w:rPr>
-                <w:rFonts w:ascii="Inter" w:hAnsi="Inter" w:eastAsia="Inter" w:cs="Inter"/>
-                <w:i/>
-                <w:iCs/>
-                <w:color w:val="12171D"/>
-                <w:sz w:val="18"/>
-                <w:szCs w:val="18"/>
-                <w:lang w:val="en-GB"/>
-              </w:rPr>
-              <w:t xml:space="preserve">[Qty]</w:t>
-            </w:r>
+            <w:sdt>
+              <w:sdtPr>
+                <w:alias w:val="Qty"/>
+                <w:tag w:val="field_1016"/>
+                <w:id w:val="1016"/>
+                <w:text/>
+              </w:sdtPr>
+              <w:sdtContent>
+                <w:r>
+                  <w:rPr>
+                    <w:rFonts w:ascii="Inter" w:hAnsi="Inter" w:eastAsia="Inter" w:cs="Inter"/>
+                    <w:color w:val="12171D"/>
+                    <w:sz w:val="18"/>
+                    <w:szCs w:val="18"/>
+                    <w:lang w:val="en-GB"/>
+                  </w:rPr>
+                  <w:t xml:space="preserve">Enter Qty</w:t>
+                </w:r>
+              </w:sdtContent>
+            </w:sdt>
           </w:p>
         </w:tc>
         <w:tc>
@@ -1684,18 +2244,26 @@
               <w:spacing w:before="0" w:after="0" w:line="250" w:lineRule="auto"/>
               <w:jc w:val="center"/>
             </w:pPr>
-            <w:r>
-              <w:rPr>
-                <w:rFonts w:ascii="Inter" w:hAnsi="Inter" w:eastAsia="Inter" w:cs="Inter"/>
-                <w:i/>
-                <w:iCs/>
-                <w:color w:val="12171D"/>
-                <w:sz w:val="18"/>
-                <w:szCs w:val="18"/>
-                <w:lang w:val="en-GB"/>
-              </w:rPr>
-              <w:t xml:space="preserve">[Unit]</w:t>
-            </w:r>
+            <w:sdt>
+              <w:sdtPr>
+                <w:alias w:val="Unit"/>
+                <w:tag w:val="field_1017"/>
+                <w:id w:val="1017"/>
+                <w:text/>
+              </w:sdtPr>
+              <w:sdtContent>
+                <w:r>
+                  <w:rPr>
+                    <w:rFonts w:ascii="Inter" w:hAnsi="Inter" w:eastAsia="Inter" w:cs="Inter"/>
+                    <w:color w:val="12171D"/>
+                    <w:sz w:val="18"/>
+                    <w:szCs w:val="18"/>
+                    <w:lang w:val="en-GB"/>
+                  </w:rPr>
+                  <w:t xml:space="preserve">Enter Unit</w:t>
+                </w:r>
+              </w:sdtContent>
+            </w:sdt>
           </w:p>
         </w:tc>
         <w:tc>
@@ -1712,18 +2280,26 @@
               <w:spacing w:before="0" w:after="0" w:line="250" w:lineRule="auto"/>
               <w:jc w:val="right"/>
             </w:pPr>
-            <w:r>
-              <w:rPr>
-                <w:rFonts w:ascii="Inter" w:hAnsi="Inter" w:eastAsia="Inter" w:cs="Inter"/>
-                <w:i/>
-                <w:iCs/>
-                <w:color w:val="12171D"/>
-                <w:sz w:val="18"/>
-                <w:szCs w:val="18"/>
-                <w:lang w:val="en-GB"/>
-              </w:rPr>
-              <w:t xml:space="preserve">[Currency] [Unit Price]</w:t>
-            </w:r>
+            <w:sdt>
+              <w:sdtPr>
+                <w:alias w:val="Unit Price"/>
+                <w:tag w:val="field_1018"/>
+                <w:id w:val="1018"/>
+                <w:text/>
+              </w:sdtPr>
+              <w:sdtContent>
+                <w:r>
+                  <w:rPr>
+                    <w:rFonts w:ascii="Inter" w:hAnsi="Inter" w:eastAsia="Inter" w:cs="Inter"/>
+                    <w:color w:val="12171D"/>
+                    <w:sz w:val="18"/>
+                    <w:szCs w:val="18"/>
+                    <w:lang w:val="en-GB"/>
+                  </w:rPr>
+                  <w:t xml:space="preserve">Enter Unit Price</w:t>
+                </w:r>
+              </w:sdtContent>
+            </w:sdt>
           </w:p>
         </w:tc>
         <w:tc>
@@ -1740,18 +2316,18 @@
               <w:spacing w:before="0" w:after="0" w:line="250" w:lineRule="auto"/>
               <w:jc w:val="right"/>
             </w:pPr>
-            <w:r>
-              <w:rPr>
-                <w:rFonts w:ascii="Inter" w:hAnsi="Inter" w:eastAsia="Inter" w:cs="Inter"/>
-                <w:i/>
-                <w:iCs/>
-                <w:color w:val="12171D"/>
-                <w:sz w:val="18"/>
-                <w:szCs w:val="18"/>
-                <w:lang w:val="en-GB"/>
-              </w:rPr>
-              <w:t xml:space="preserve">[Currency] [Line Total]</w:t>
-            </w:r>
+            <w:fldSimple w:instr="=C3*E3 \# &quot;#,##0.00&quot;">
+              <w:r>
+                <w:rPr>
+                  <w:rFonts w:ascii="Inter" w:hAnsi="Inter" w:eastAsia="Inter" w:cs="Inter"/>
+                  <w:color w:val="12171D"/>
+                  <w:sz w:val="18"/>
+                  <w:szCs w:val="18"/>
+                  <w:lang w:val="en-GB"/>
+                </w:rPr>
+                <w:t xml:space="preserve">0.00</w:t>
+              </w:r>
+            </w:fldSimple>
           </w:p>
         </w:tc>
       </w:tr>
@@ -1776,8 +2352,6 @@
             <w:r>
               <w:rPr>
                 <w:rFonts w:ascii="Inter" w:hAnsi="Inter" w:eastAsia="Inter" w:cs="Inter"/>
-                <w:i/>
-                <w:iCs/>
                 <w:color w:val="12171D"/>
                 <w:sz w:val="18"/>
                 <w:szCs w:val="18"/>
@@ -1801,18 +2375,26 @@
               <w:spacing w:before="0" w:after="0" w:line="250" w:lineRule="auto"/>
               <w:jc w:val="left"/>
             </w:pPr>
-            <w:r>
-              <w:rPr>
-                <w:rFonts w:ascii="Inter" w:hAnsi="Inter" w:eastAsia="Inter" w:cs="Inter"/>
-                <w:i/>
-                <w:iCs/>
-                <w:color w:val="12171D"/>
-                <w:sz w:val="18"/>
-                <w:szCs w:val="18"/>
-                <w:lang w:val="en-GB"/>
-              </w:rPr>
-              <w:t xml:space="preserve">[Description]</w:t>
-            </w:r>
+            <w:sdt>
+              <w:sdtPr>
+                <w:alias w:val="Description"/>
+                <w:tag w:val="field_1019"/>
+                <w:id w:val="1019"/>
+                <w:text/>
+              </w:sdtPr>
+              <w:sdtContent>
+                <w:r>
+                  <w:rPr>
+                    <w:rFonts w:ascii="Inter" w:hAnsi="Inter" w:eastAsia="Inter" w:cs="Inter"/>
+                    <w:color w:val="12171D"/>
+                    <w:sz w:val="18"/>
+                    <w:szCs w:val="18"/>
+                    <w:lang w:val="en-GB"/>
+                  </w:rPr>
+                  <w:t xml:space="preserve">Enter Description</w:t>
+                </w:r>
+              </w:sdtContent>
+            </w:sdt>
           </w:p>
         </w:tc>
         <w:tc>
@@ -1829,18 +2411,26 @@
               <w:spacing w:before="0" w:after="0" w:line="250" w:lineRule="auto"/>
               <w:jc w:val="center"/>
             </w:pPr>
-            <w:r>
-              <w:rPr>
-                <w:rFonts w:ascii="Inter" w:hAnsi="Inter" w:eastAsia="Inter" w:cs="Inter"/>
-                <w:i/>
-                <w:iCs/>
-                <w:color w:val="12171D"/>
-                <w:sz w:val="18"/>
-                <w:szCs w:val="18"/>
-                <w:lang w:val="en-GB"/>
-              </w:rPr>
-              <w:t xml:space="preserve">[Qty]</w:t>
-            </w:r>
+            <w:sdt>
+              <w:sdtPr>
+                <w:alias w:val="Qty"/>
+                <w:tag w:val="field_1020"/>
+                <w:id w:val="1020"/>
+                <w:text/>
+              </w:sdtPr>
+              <w:sdtContent>
+                <w:r>
+                  <w:rPr>
+                    <w:rFonts w:ascii="Inter" w:hAnsi="Inter" w:eastAsia="Inter" w:cs="Inter"/>
+                    <w:color w:val="12171D"/>
+                    <w:sz w:val="18"/>
+                    <w:szCs w:val="18"/>
+                    <w:lang w:val="en-GB"/>
+                  </w:rPr>
+                  <w:t xml:space="preserve">Enter Qty</w:t>
+                </w:r>
+              </w:sdtContent>
+            </w:sdt>
           </w:p>
         </w:tc>
         <w:tc>
@@ -1857,18 +2447,26 @@
               <w:spacing w:before="0" w:after="0" w:line="250" w:lineRule="auto"/>
               <w:jc w:val="center"/>
             </w:pPr>
-            <w:r>
-              <w:rPr>
-                <w:rFonts w:ascii="Inter" w:hAnsi="Inter" w:eastAsia="Inter" w:cs="Inter"/>
-                <w:i/>
-                <w:iCs/>
-                <w:color w:val="12171D"/>
-                <w:sz w:val="18"/>
-                <w:szCs w:val="18"/>
-                <w:lang w:val="en-GB"/>
-              </w:rPr>
-              <w:t xml:space="preserve">[Unit]</w:t>
-            </w:r>
+            <w:sdt>
+              <w:sdtPr>
+                <w:alias w:val="Unit"/>
+                <w:tag w:val="field_1021"/>
+                <w:id w:val="1021"/>
+                <w:text/>
+              </w:sdtPr>
+              <w:sdtContent>
+                <w:r>
+                  <w:rPr>
+                    <w:rFonts w:ascii="Inter" w:hAnsi="Inter" w:eastAsia="Inter" w:cs="Inter"/>
+                    <w:color w:val="12171D"/>
+                    <w:sz w:val="18"/>
+                    <w:szCs w:val="18"/>
+                    <w:lang w:val="en-GB"/>
+                  </w:rPr>
+                  <w:t xml:space="preserve">Enter Unit</w:t>
+                </w:r>
+              </w:sdtContent>
+            </w:sdt>
           </w:p>
         </w:tc>
         <w:tc>
@@ -1885,18 +2483,26 @@
               <w:spacing w:before="0" w:after="0" w:line="250" w:lineRule="auto"/>
               <w:jc w:val="right"/>
             </w:pPr>
-            <w:r>
-              <w:rPr>
-                <w:rFonts w:ascii="Inter" w:hAnsi="Inter" w:eastAsia="Inter" w:cs="Inter"/>
-                <w:i/>
-                <w:iCs/>
-                <w:color w:val="12171D"/>
-                <w:sz w:val="18"/>
-                <w:szCs w:val="18"/>
-                <w:lang w:val="en-GB"/>
-              </w:rPr>
-              <w:t xml:space="preserve">[Currency] [Unit Price]</w:t>
-            </w:r>
+            <w:sdt>
+              <w:sdtPr>
+                <w:alias w:val="Unit Price"/>
+                <w:tag w:val="field_1022"/>
+                <w:id w:val="1022"/>
+                <w:text/>
+              </w:sdtPr>
+              <w:sdtContent>
+                <w:r>
+                  <w:rPr>
+                    <w:rFonts w:ascii="Inter" w:hAnsi="Inter" w:eastAsia="Inter" w:cs="Inter"/>
+                    <w:color w:val="12171D"/>
+                    <w:sz w:val="18"/>
+                    <w:szCs w:val="18"/>
+                    <w:lang w:val="en-GB"/>
+                  </w:rPr>
+                  <w:t xml:space="preserve">Enter Unit Price</w:t>
+                </w:r>
+              </w:sdtContent>
+            </w:sdt>
           </w:p>
         </w:tc>
         <w:tc>
@@ -1913,18 +2519,18 @@
               <w:spacing w:before="0" w:after="0" w:line="250" w:lineRule="auto"/>
               <w:jc w:val="right"/>
             </w:pPr>
-            <w:r>
-              <w:rPr>
-                <w:rFonts w:ascii="Inter" w:hAnsi="Inter" w:eastAsia="Inter" w:cs="Inter"/>
-                <w:i/>
-                <w:iCs/>
-                <w:color w:val="12171D"/>
-                <w:sz w:val="18"/>
-                <w:szCs w:val="18"/>
-                <w:lang w:val="en-GB"/>
-              </w:rPr>
-              <w:t xml:space="preserve">[Currency] [Line Total]</w:t>
-            </w:r>
+            <w:fldSimple w:instr="=C4*E4 \# &quot;#,##0.00&quot;">
+              <w:r>
+                <w:rPr>
+                  <w:rFonts w:ascii="Inter" w:hAnsi="Inter" w:eastAsia="Inter" w:cs="Inter"/>
+                  <w:color w:val="12171D"/>
+                  <w:sz w:val="18"/>
+                  <w:szCs w:val="18"/>
+                  <w:lang w:val="en-GB"/>
+                </w:rPr>
+                <w:t xml:space="preserve">0.00</w:t>
+              </w:r>
+            </w:fldSimple>
           </w:p>
         </w:tc>
       </w:tr>
@@ -1949,8 +2555,6 @@
             <w:r>
               <w:rPr>
                 <w:rFonts w:ascii="Inter" w:hAnsi="Inter" w:eastAsia="Inter" w:cs="Inter"/>
-                <w:i/>
-                <w:iCs/>
                 <w:color w:val="12171D"/>
                 <w:sz w:val="18"/>
                 <w:szCs w:val="18"/>
@@ -1974,18 +2578,26 @@
               <w:spacing w:before="0" w:after="0" w:line="250" w:lineRule="auto"/>
               <w:jc w:val="left"/>
             </w:pPr>
-            <w:r>
-              <w:rPr>
-                <w:rFonts w:ascii="Inter" w:hAnsi="Inter" w:eastAsia="Inter" w:cs="Inter"/>
-                <w:i/>
-                <w:iCs/>
-                <w:color w:val="12171D"/>
-                <w:sz w:val="18"/>
-                <w:szCs w:val="18"/>
-                <w:lang w:val="en-GB"/>
-              </w:rPr>
-              <w:t xml:space="preserve">[Description]</w:t>
-            </w:r>
+            <w:sdt>
+              <w:sdtPr>
+                <w:alias w:val="Description"/>
+                <w:tag w:val="field_1023"/>
+                <w:id w:val="1023"/>
+                <w:text/>
+              </w:sdtPr>
+              <w:sdtContent>
+                <w:r>
+                  <w:rPr>
+                    <w:rFonts w:ascii="Inter" w:hAnsi="Inter" w:eastAsia="Inter" w:cs="Inter"/>
+                    <w:color w:val="12171D"/>
+                    <w:sz w:val="18"/>
+                    <w:szCs w:val="18"/>
+                    <w:lang w:val="en-GB"/>
+                  </w:rPr>
+                  <w:t xml:space="preserve">Enter Description</w:t>
+                </w:r>
+              </w:sdtContent>
+            </w:sdt>
           </w:p>
         </w:tc>
         <w:tc>
@@ -2002,18 +2614,26 @@
               <w:spacing w:before="0" w:after="0" w:line="250" w:lineRule="auto"/>
               <w:jc w:val="center"/>
             </w:pPr>
-            <w:r>
-              <w:rPr>
-                <w:rFonts w:ascii="Inter" w:hAnsi="Inter" w:eastAsia="Inter" w:cs="Inter"/>
-                <w:i/>
-                <w:iCs/>
-                <w:color w:val="12171D"/>
-                <w:sz w:val="18"/>
-                <w:szCs w:val="18"/>
-                <w:lang w:val="en-GB"/>
-              </w:rPr>
-              <w:t xml:space="preserve">[Qty]</w:t>
-            </w:r>
+            <w:sdt>
+              <w:sdtPr>
+                <w:alias w:val="Qty"/>
+                <w:tag w:val="field_1024"/>
+                <w:id w:val="1024"/>
+                <w:text/>
+              </w:sdtPr>
+              <w:sdtContent>
+                <w:r>
+                  <w:rPr>
+                    <w:rFonts w:ascii="Inter" w:hAnsi="Inter" w:eastAsia="Inter" w:cs="Inter"/>
+                    <w:color w:val="12171D"/>
+                    <w:sz w:val="18"/>
+                    <w:szCs w:val="18"/>
+                    <w:lang w:val="en-GB"/>
+                  </w:rPr>
+                  <w:t xml:space="preserve">Enter Qty</w:t>
+                </w:r>
+              </w:sdtContent>
+            </w:sdt>
           </w:p>
         </w:tc>
         <w:tc>
@@ -2030,18 +2650,26 @@
               <w:spacing w:before="0" w:after="0" w:line="250" w:lineRule="auto"/>
               <w:jc w:val="center"/>
             </w:pPr>
-            <w:r>
-              <w:rPr>
-                <w:rFonts w:ascii="Inter" w:hAnsi="Inter" w:eastAsia="Inter" w:cs="Inter"/>
-                <w:i/>
-                <w:iCs/>
-                <w:color w:val="12171D"/>
-                <w:sz w:val="18"/>
-                <w:szCs w:val="18"/>
-                <w:lang w:val="en-GB"/>
-              </w:rPr>
-              <w:t xml:space="preserve">[Unit]</w:t>
-            </w:r>
+            <w:sdt>
+              <w:sdtPr>
+                <w:alias w:val="Unit"/>
+                <w:tag w:val="field_1025"/>
+                <w:id w:val="1025"/>
+                <w:text/>
+              </w:sdtPr>
+              <w:sdtContent>
+                <w:r>
+                  <w:rPr>
+                    <w:rFonts w:ascii="Inter" w:hAnsi="Inter" w:eastAsia="Inter" w:cs="Inter"/>
+                    <w:color w:val="12171D"/>
+                    <w:sz w:val="18"/>
+                    <w:szCs w:val="18"/>
+                    <w:lang w:val="en-GB"/>
+                  </w:rPr>
+                  <w:t xml:space="preserve">Enter Unit</w:t>
+                </w:r>
+              </w:sdtContent>
+            </w:sdt>
           </w:p>
         </w:tc>
         <w:tc>
@@ -2058,18 +2686,26 @@
               <w:spacing w:before="0" w:after="0" w:line="250" w:lineRule="auto"/>
               <w:jc w:val="right"/>
             </w:pPr>
-            <w:r>
-              <w:rPr>
-                <w:rFonts w:ascii="Inter" w:hAnsi="Inter" w:eastAsia="Inter" w:cs="Inter"/>
-                <w:i/>
-                <w:iCs/>
-                <w:color w:val="12171D"/>
-                <w:sz w:val="18"/>
-                <w:szCs w:val="18"/>
-                <w:lang w:val="en-GB"/>
-              </w:rPr>
-              <w:t xml:space="preserve">[Currency] [Unit Price]</w:t>
-            </w:r>
+            <w:sdt>
+              <w:sdtPr>
+                <w:alias w:val="Unit Price"/>
+                <w:tag w:val="field_1026"/>
+                <w:id w:val="1026"/>
+                <w:text/>
+              </w:sdtPr>
+              <w:sdtContent>
+                <w:r>
+                  <w:rPr>
+                    <w:rFonts w:ascii="Inter" w:hAnsi="Inter" w:eastAsia="Inter" w:cs="Inter"/>
+                    <w:color w:val="12171D"/>
+                    <w:sz w:val="18"/>
+                    <w:szCs w:val="18"/>
+                    <w:lang w:val="en-GB"/>
+                  </w:rPr>
+                  <w:t xml:space="preserve">Enter Unit Price</w:t>
+                </w:r>
+              </w:sdtContent>
+            </w:sdt>
           </w:p>
         </w:tc>
         <w:tc>
@@ -2086,18 +2722,18 @@
               <w:spacing w:before="0" w:after="0" w:line="250" w:lineRule="auto"/>
               <w:jc w:val="right"/>
             </w:pPr>
-            <w:r>
-              <w:rPr>
-                <w:rFonts w:ascii="Inter" w:hAnsi="Inter" w:eastAsia="Inter" w:cs="Inter"/>
-                <w:i/>
-                <w:iCs/>
-                <w:color w:val="12171D"/>
-                <w:sz w:val="18"/>
-                <w:szCs w:val="18"/>
-                <w:lang w:val="en-GB"/>
-              </w:rPr>
-              <w:t xml:space="preserve">[Currency] [Line Total]</w:t>
-            </w:r>
+            <w:fldSimple w:instr="=C5*E5 \# &quot;#,##0.00&quot;">
+              <w:r>
+                <w:rPr>
+                  <w:rFonts w:ascii="Inter" w:hAnsi="Inter" w:eastAsia="Inter" w:cs="Inter"/>
+                  <w:color w:val="12171D"/>
+                  <w:sz w:val="18"/>
+                  <w:szCs w:val="18"/>
+                  <w:lang w:val="en-GB"/>
+                </w:rPr>
+                <w:t xml:space="preserve">0.00</w:t>
+              </w:r>
+            </w:fldSimple>
           </w:p>
         </w:tc>
       </w:tr>
@@ -2115,14 +2751,13 @@
           </w:tcPr>
           <w:p>
             <w:pPr>
+              <w:keepNext/>
               <w:spacing w:before="0" w:after="0" w:line="250" w:lineRule="auto"/>
               <w:jc w:val="center"/>
             </w:pPr>
             <w:r>
               <w:rPr>
                 <w:rFonts w:ascii="Inter" w:hAnsi="Inter" w:eastAsia="Inter" w:cs="Inter"/>
-                <w:i/>
-                <w:iCs/>
                 <w:color w:val="12171D"/>
                 <w:sz w:val="18"/>
                 <w:szCs w:val="18"/>
@@ -2142,101 +2777,291 @@
           </w:tcPr>
           <w:p>
             <w:pPr>
+              <w:keepNext/>
+              <w:spacing w:before="0" w:after="0" w:line="250" w:lineRule="auto"/>
+              <w:jc w:val="left"/>
+            </w:pPr>
+            <w:sdt>
+              <w:sdtPr>
+                <w:alias w:val="Description"/>
+                <w:tag w:val="field_1027"/>
+                <w:id w:val="1027"/>
+                <w:text/>
+              </w:sdtPr>
+              <w:sdtContent>
+                <w:r>
+                  <w:rPr>
+                    <w:rFonts w:ascii="Inter" w:hAnsi="Inter" w:eastAsia="Inter" w:cs="Inter"/>
+                    <w:color w:val="12171D"/>
+                    <w:sz w:val="18"/>
+                    <w:szCs w:val="18"/>
+                    <w:lang w:val="en-GB"/>
+                  </w:rPr>
+                  <w:t xml:space="preserve">Enter Description</w:t>
+                </w:r>
+              </w:sdtContent>
+            </w:sdt>
+          </w:p>
+        </w:tc>
+        <w:tc>
+          <w:tcPr>
+            <w:tcW w:w="800" w:type="dxa"/>
+            <w:tcBorders>
+              <w:bottom w:val="single" w:sz="4" w:space="0" w:color="BCACA7"/>
+            </w:tcBorders>
+            <w:vAlign w:val="center"/>
+          </w:tcPr>
+          <w:p>
+            <w:pPr>
+              <w:keepNext/>
+              <w:spacing w:before="0" w:after="0" w:line="250" w:lineRule="auto"/>
+              <w:jc w:val="center"/>
+            </w:pPr>
+            <w:sdt>
+              <w:sdtPr>
+                <w:alias w:val="Qty"/>
+                <w:tag w:val="field_1028"/>
+                <w:id w:val="1028"/>
+                <w:text/>
+              </w:sdtPr>
+              <w:sdtContent>
+                <w:r>
+                  <w:rPr>
+                    <w:rFonts w:ascii="Inter" w:hAnsi="Inter" w:eastAsia="Inter" w:cs="Inter"/>
+                    <w:color w:val="12171D"/>
+                    <w:sz w:val="18"/>
+                    <w:szCs w:val="18"/>
+                    <w:lang w:val="en-GB"/>
+                  </w:rPr>
+                  <w:t xml:space="preserve">Enter Qty</w:t>
+                </w:r>
+              </w:sdtContent>
+            </w:sdt>
+          </w:p>
+        </w:tc>
+        <w:tc>
+          <w:tcPr>
+            <w:tcW w:w="850" w:type="dxa"/>
+            <w:tcBorders>
+              <w:bottom w:val="single" w:sz="4" w:space="0" w:color="BCACA7"/>
+            </w:tcBorders>
+            <w:vAlign w:val="center"/>
+          </w:tcPr>
+          <w:p>
+            <w:pPr>
+              <w:keepNext/>
+              <w:spacing w:before="0" w:after="0" w:line="250" w:lineRule="auto"/>
+              <w:jc w:val="center"/>
+            </w:pPr>
+            <w:sdt>
+              <w:sdtPr>
+                <w:alias w:val="Unit"/>
+                <w:tag w:val="field_1029"/>
+                <w:id w:val="1029"/>
+                <w:text/>
+              </w:sdtPr>
+              <w:sdtContent>
+                <w:r>
+                  <w:rPr>
+                    <w:rFonts w:ascii="Inter" w:hAnsi="Inter" w:eastAsia="Inter" w:cs="Inter"/>
+                    <w:color w:val="12171D"/>
+                    <w:sz w:val="18"/>
+                    <w:szCs w:val="18"/>
+                    <w:lang w:val="en-GB"/>
+                  </w:rPr>
+                  <w:t xml:space="preserve">Enter Unit</w:t>
+                </w:r>
+              </w:sdtContent>
+            </w:sdt>
+          </w:p>
+        </w:tc>
+        <w:tc>
+          <w:tcPr>
+            <w:tcW w:w="2250" w:type="dxa"/>
+            <w:tcBorders>
+              <w:bottom w:val="single" w:sz="4" w:space="0" w:color="BCACA7"/>
+            </w:tcBorders>
+            <w:vAlign w:val="center"/>
+          </w:tcPr>
+          <w:p>
+            <w:pPr>
+              <w:keepNext/>
+              <w:spacing w:before="0" w:after="0" w:line="250" w:lineRule="auto"/>
+              <w:jc w:val="right"/>
+            </w:pPr>
+            <w:sdt>
+              <w:sdtPr>
+                <w:alias w:val="Unit Price"/>
+                <w:tag w:val="field_1030"/>
+                <w:id w:val="1030"/>
+                <w:text/>
+              </w:sdtPr>
+              <w:sdtContent>
+                <w:r>
+                  <w:rPr>
+                    <w:rFonts w:ascii="Inter" w:hAnsi="Inter" w:eastAsia="Inter" w:cs="Inter"/>
+                    <w:color w:val="12171D"/>
+                    <w:sz w:val="18"/>
+                    <w:szCs w:val="18"/>
+                    <w:lang w:val="en-GB"/>
+                  </w:rPr>
+                  <w:t xml:space="preserve">Enter Unit Price</w:t>
+                </w:r>
+              </w:sdtContent>
+            </w:sdt>
+          </w:p>
+        </w:tc>
+        <w:tc>
+          <w:tcPr>
+            <w:tcW w:w="2252" w:type="dxa"/>
+            <w:tcBorders>
+              <w:bottom w:val="single" w:sz="4" w:space="0" w:color="BCACA7"/>
+            </w:tcBorders>
+            <w:vAlign w:val="center"/>
+          </w:tcPr>
+          <w:p>
+            <w:pPr>
+              <w:keepNext/>
+              <w:spacing w:before="0" w:after="0" w:line="250" w:lineRule="auto"/>
+              <w:jc w:val="right"/>
+            </w:pPr>
+            <w:fldSimple w:instr="=C6*E6 \# &quot;#,##0.00&quot;">
+              <w:r>
+                <w:rPr>
+                  <w:rFonts w:ascii="Inter" w:hAnsi="Inter" w:eastAsia="Inter" w:cs="Inter"/>
+                  <w:color w:val="12171D"/>
+                  <w:sz w:val="18"/>
+                  <w:szCs w:val="18"/>
+                  <w:lang w:val="en-GB"/>
+                </w:rPr>
+                <w:t xml:space="preserve">0.00</w:t>
+              </w:r>
+            </w:fldSimple>
+          </w:p>
+        </w:tc>
+      </w:tr>
+      <w:tr>
+        <w:trPr>
+          <w:cantSplit/>
+        </w:trPr>
+        <w:tc>
+          <w:tcPr>
+            <w:tcW w:w="6820" w:type="dxa"/>
+            <w:gridSpan w:val="5"/>
+            <w:tcBorders>
+              <w:bottom w:val="single" w:sz="4" w:space="0" w:color="BCACA7"/>
+            </w:tcBorders>
+            <w:vAlign w:val="center"/>
+          </w:tcPr>
+          <w:p>
+            <w:pPr>
+              <w:keepNext/>
+              <w:tabs>
+                <w:tab w:val="right" w:pos="6650"/>
+              </w:tabs>
               <w:spacing w:before="0" w:after="0" w:line="250" w:lineRule="auto"/>
               <w:jc w:val="left"/>
             </w:pPr>
             <w:r>
               <w:rPr>
                 <w:rFonts w:ascii="Inter" w:hAnsi="Inter" w:eastAsia="Inter" w:cs="Inter"/>
-                <w:i/>
-                <w:iCs/>
                 <w:color w:val="12171D"/>
                 <w:sz w:val="18"/>
                 <w:szCs w:val="18"/>
                 <w:lang w:val="en-GB"/>
               </w:rPr>
-              <w:t xml:space="preserve">[Description]</w:t>
-            </w:r>
-          </w:p>
-        </w:tc>
-        <w:tc>
-          <w:tcPr>
-            <w:tcW w:w="800" w:type="dxa"/>
-            <w:tcBorders>
-              <w:bottom w:val="single" w:sz="4" w:space="0" w:color="BCACA7"/>
-            </w:tcBorders>
-            <w:vAlign w:val="center"/>
-          </w:tcPr>
-          <w:p>
-            <w:pPr>
-              <w:spacing w:before="0" w:after="0" w:line="250" w:lineRule="auto"/>
-              <w:jc w:val="center"/>
-            </w:pPr>
-            <w:r>
-              <w:rPr>
-                <w:rFonts w:ascii="Inter" w:hAnsi="Inter" w:eastAsia="Inter" w:cs="Inter"/>
-                <w:i/>
-                <w:iCs/>
-                <w:color w:val="12171D"/>
-                <w:sz w:val="18"/>
-                <w:szCs w:val="18"/>
-                <w:lang w:val="en-GB"/>
-              </w:rPr>
-              <w:t xml:space="preserve">[Qty]</w:t>
-            </w:r>
-          </w:p>
-        </w:tc>
-        <w:tc>
-          <w:tcPr>
-            <w:tcW w:w="850" w:type="dxa"/>
-            <w:tcBorders>
-              <w:bottom w:val="single" w:sz="4" w:space="0" w:color="BCACA7"/>
-            </w:tcBorders>
-            <w:vAlign w:val="center"/>
-          </w:tcPr>
-          <w:p>
-            <w:pPr>
-              <w:spacing w:before="0" w:after="0" w:line="250" w:lineRule="auto"/>
-              <w:jc w:val="center"/>
-            </w:pPr>
-            <w:r>
-              <w:rPr>
-                <w:rFonts w:ascii="Inter" w:hAnsi="Inter" w:eastAsia="Inter" w:cs="Inter"/>
-                <w:i/>
-                <w:iCs/>
-                <w:color w:val="12171D"/>
-                <w:sz w:val="18"/>
-                <w:szCs w:val="18"/>
-                <w:lang w:val="en-GB"/>
-              </w:rPr>
-              <w:t xml:space="preserve">[Unit]</w:t>
-            </w:r>
-          </w:p>
-        </w:tc>
-        <w:tc>
-          <w:tcPr>
-            <w:tcW w:w="2250" w:type="dxa"/>
-            <w:tcBorders>
-              <w:bottom w:val="single" w:sz="4" w:space="0" w:color="BCACA7"/>
-            </w:tcBorders>
-            <w:vAlign w:val="center"/>
-          </w:tcPr>
-          <w:p>
-            <w:pPr>
+              <w:t xml:space="preserve">SUBTOTAL</w:t>
+            </w:r>
+            <w:r>
+              <w:tab/>
+            </w:r>
+            <w:r>
+              <w:rPr>
+                <w:rFonts w:ascii="Noto Sans Arabic" w:hAnsi="Noto Sans Arabic" w:eastAsia="Noto Sans Arabic" w:cs="Noto Sans Arabic"/>
+                <w:color w:val="12171D"/>
+                <w:sz w:val="20"/>
+                <w:szCs w:val="20"/>
+                <w:rtl w:val="1"/>
+                <w:lang w:val="ar-SA" w:bidi="ar-SA"/>
+              </w:rPr>
+              <w:t xml:space="preserve">المجموع الفرعي</w:t>
+            </w:r>
+          </w:p>
+        </w:tc>
+        <w:tc>
+          <w:tcPr>
+            <w:tcW w:w="2252" w:type="dxa"/>
+            <w:tcBorders>
+              <w:bottom w:val="single" w:sz="4" w:space="0" w:color="BCACA7"/>
+            </w:tcBorders>
+            <w:vAlign w:val="center"/>
+          </w:tcPr>
+          <w:p>
+            <w:pPr>
+              <w:keepNext/>
               <w:spacing w:before="0" w:after="0" w:line="250" w:lineRule="auto"/>
               <w:jc w:val="right"/>
             </w:pPr>
-            <w:r>
-              <w:rPr>
-                <w:rFonts w:ascii="Inter" w:hAnsi="Inter" w:eastAsia="Inter" w:cs="Inter"/>
-                <w:i/>
-                <w:iCs/>
-                <w:color w:val="12171D"/>
-                <w:sz w:val="18"/>
-                <w:szCs w:val="18"/>
-                <w:lang w:val="en-GB"/>
-              </w:rPr>
-              <w:t xml:space="preserve">[Currency] [Unit Price]</w:t>
+            <w:fldSimple w:instr="=SUM(F3:F6) \# &quot;#,##0.00&quot;">
+              <w:r>
+                <w:rPr>
+                  <w:rFonts w:ascii="Inter" w:hAnsi="Inter" w:eastAsia="Inter" w:cs="Inter"/>
+                  <w:color w:val="12171D"/>
+                  <w:sz w:val="18"/>
+                  <w:szCs w:val="18"/>
+                  <w:lang w:val="en-GB"/>
+                </w:rPr>
+                <w:t xml:space="preserve">0.00</w:t>
+              </w:r>
+            </w:fldSimple>
+          </w:p>
+        </w:tc>
+      </w:tr>
+      <w:tr>
+        <w:trPr>
+          <w:cantSplit/>
+        </w:trPr>
+        <w:tc>
+          <w:tcPr>
+            <w:tcW w:w="6820" w:type="dxa"/>
+            <w:gridSpan w:val="5"/>
+            <w:tcBorders>
+              <w:top w:val="single" w:sz="8" w:space="0" w:color="12171D"/>
+              <w:bottom w:val="single" w:sz="4" w:space="0" w:color="BCACA7"/>
+            </w:tcBorders>
+            <w:vAlign w:val="center"/>
+          </w:tcPr>
+          <w:p>
+            <w:pPr>
+              <w:tabs>
+                <w:tab w:val="right" w:pos="6650"/>
+              </w:tabs>
+              <w:spacing w:before="0" w:after="0" w:line="250" w:lineRule="auto"/>
+              <w:jc w:val="left"/>
+            </w:pPr>
+            <w:r>
+              <w:rPr>
+                <w:rFonts w:ascii="Jost" w:hAnsi="Jost" w:eastAsia="Jost" w:cs="Jost"/>
+                <w:color w:val="12171D"/>
+                <w:sz w:val="21"/>
+                <w:szCs w:val="21"/>
+                <w:lang w:val="en-GB"/>
+              </w:rPr>
+              <w:t xml:space="preserve">TOTAL</w:t>
+            </w:r>
+            <w:r>
+              <w:tab/>
+            </w:r>
+            <w:r>
+              <w:rPr>
+                <w:rFonts w:ascii="Noto Sans Arabic" w:hAnsi="Noto Sans Arabic" w:eastAsia="Noto Sans Arabic" w:cs="Noto Sans Arabic"/>
+                <w:color w:val="12171D"/>
+                <w:sz w:val="22"/>
+                <w:szCs w:val="22"/>
+                <w:rtl w:val="1"/>
+                <w:lang w:val="ar-SA" w:bidi="ar-SA"/>
+              </w:rPr>
+              <w:t xml:space="preserve">الإجمالي</w:t>
             </w:r>
           </w:p>
         </w:tc>
@@ -2244,6 +3069,7 @@
           <w:tcPr>
             <w:tcW w:w="2252" w:type="dxa"/>
             <w:tcBorders>
+              <w:top w:val="single" w:sz="8" w:space="0" w:color="12171D"/>
               <w:bottom w:val="single" w:sz="4" w:space="0" w:color="BCACA7"/>
             </w:tcBorders>
             <w:vAlign w:val="center"/>
@@ -2253,18 +3079,18 @@
               <w:spacing w:before="0" w:after="0" w:line="250" w:lineRule="auto"/>
               <w:jc w:val="right"/>
             </w:pPr>
-            <w:r>
-              <w:rPr>
-                <w:rFonts w:ascii="Inter" w:hAnsi="Inter" w:eastAsia="Inter" w:cs="Inter"/>
-                <w:i/>
-                <w:iCs/>
-                <w:color w:val="12171D"/>
-                <w:sz w:val="18"/>
-                <w:szCs w:val="18"/>
-                <w:lang w:val="en-GB"/>
-              </w:rPr>
-              <w:t xml:space="preserve">[Currency] [Line Total]</w:t>
-            </w:r>
+            <w:fldSimple w:instr="=B7 \# &quot;#,##0.00&quot;">
+              <w:r>
+                <w:rPr>
+                  <w:rFonts w:ascii="Jost" w:hAnsi="Jost" w:eastAsia="Jost" w:cs="Jost"/>
+                  <w:color w:val="12171D"/>
+                  <w:sz w:val="21"/>
+                  <w:szCs w:val="21"/>
+                  <w:lang w:val="en-GB"/>
+                </w:rPr>
+                <w:t xml:space="preserve">0.00</w:t>
+              </w:r>
+            </w:fldSimple>
           </w:p>
         </w:tc>
       </w:tr>
@@ -2437,18 +3263,26 @@
               <w:spacing w:before="0" w:after="0" w:line="250" w:lineRule="auto"/>
               <w:jc w:val="left"/>
             </w:pPr>
-            <w:r>
-              <w:rPr>
-                <w:rFonts w:ascii="Inter" w:hAnsi="Inter" w:eastAsia="Inter" w:cs="Inter"/>
-                <w:i/>
-                <w:iCs/>
-                <w:color w:val="12171D"/>
-                <w:sz w:val="18"/>
-                <w:szCs w:val="18"/>
-                <w:lang w:val="en-GB"/>
-              </w:rPr>
-              <w:t xml:space="preserve">[Delivery Address]</w:t>
-            </w:r>
+            <w:sdt>
+              <w:sdtPr>
+                <w:alias w:val="Delivery Address"/>
+                <w:tag w:val="field_1031"/>
+                <w:id w:val="1031"/>
+                <w:text/>
+              </w:sdtPr>
+              <w:sdtContent>
+                <w:r>
+                  <w:rPr>
+                    <w:rFonts w:ascii="Inter" w:hAnsi="Inter" w:eastAsia="Inter" w:cs="Inter"/>
+                    <w:color w:val="12171D"/>
+                    <w:sz w:val="18"/>
+                    <w:szCs w:val="18"/>
+                    <w:lang w:val="en-GB"/>
+                  </w:rPr>
+                  <w:t xml:space="preserve">Enter Delivery Address</w:t>
+                </w:r>
+              </w:sdtContent>
+            </w:sdt>
           </w:p>
         </w:tc>
         <w:tc>
@@ -2510,18 +3344,26 @@
               <w:spacing w:before="0" w:after="0" w:line="250" w:lineRule="auto"/>
               <w:jc w:val="left"/>
             </w:pPr>
-            <w:r>
-              <w:rPr>
-                <w:rFonts w:ascii="Inter" w:hAnsi="Inter" w:eastAsia="Inter" w:cs="Inter"/>
-                <w:i/>
-                <w:iCs/>
-                <w:color w:val="12171D"/>
-                <w:sz w:val="18"/>
-                <w:szCs w:val="18"/>
-                <w:lang w:val="en-GB"/>
-              </w:rPr>
-              <w:t xml:space="preserve">[Requested Delivery Date]</w:t>
-            </w:r>
+            <w:sdt>
+              <w:sdtPr>
+                <w:alias w:val="Requested Delivery Date | DD/MM/YYYY (Gregorian)"/>
+                <w:tag w:val="field_1032"/>
+                <w:id w:val="1032"/>
+                <w:text/>
+              </w:sdtPr>
+              <w:sdtContent>
+                <w:r>
+                  <w:rPr>
+                    <w:rFonts w:ascii="Inter" w:hAnsi="Inter" w:eastAsia="Inter" w:cs="Inter"/>
+                    <w:color w:val="12171D"/>
+                    <w:sz w:val="18"/>
+                    <w:szCs w:val="18"/>
+                    <w:lang w:val="en-GB"/>
+                  </w:rPr>
+                  <w:t xml:space="preserve">Enter Requested Delivery Date - DD/MM/YYYY (Gregorian)</w:t>
+                </w:r>
+              </w:sdtContent>
+            </w:sdt>
           </w:p>
         </w:tc>
       </w:tr>
@@ -2539,7 +3381,6 @@
           </w:tcPr>
           <w:p>
             <w:pPr>
-              <w:keepNext/>
               <w:spacing w:before="0" w:after="10" w:line="250" w:lineRule="auto"/>
               <w:jc w:val="left"/>
             </w:pPr>
@@ -2556,7 +3397,6 @@
           </w:p>
           <w:p>
             <w:pPr>
-              <w:keepNext/>
               <w:bidi w:val="1"/>
               <w:spacing w:before="0" w:after="0" w:line="250" w:lineRule="auto"/>
               <w:jc w:val="start"/>
@@ -2584,52 +3424,57 @@
           </w:tcPr>
           <w:p>
             <w:pPr>
-              <w:keepNext/>
-              <w:spacing w:before="0" w:after="0" w:line="250" w:lineRule="auto"/>
+              <w:spacing w:before="0" w:after="0" w:line="250" w:lineRule="auto"/>
+              <w:jc w:val="left"/>
+            </w:pPr>
+            <w:sdt>
+              <w:sdtPr>
+                <w:alias w:val="Requested Payment Terms"/>
+                <w:tag w:val="field_1033"/>
+                <w:id w:val="1033"/>
+                <w:text/>
+              </w:sdtPr>
+              <w:sdtContent>
+                <w:r>
+                  <w:rPr>
+                    <w:rFonts w:ascii="Inter" w:hAnsi="Inter" w:eastAsia="Inter" w:cs="Inter"/>
+                    <w:color w:val="12171D"/>
+                    <w:sz w:val="18"/>
+                    <w:szCs w:val="18"/>
+                    <w:lang w:val="en-GB"/>
+                  </w:rPr>
+                  <w:t xml:space="preserve">Enter Requested Payment Terms</w:t>
+                </w:r>
+              </w:sdtContent>
+            </w:sdt>
+          </w:p>
+        </w:tc>
+        <w:tc>
+          <w:tcPr>
+            <w:tcW w:w="2250" w:type="dxa"/>
+            <w:tcBorders>
+              <w:bottom w:val="single" w:sz="4" w:space="0" w:color="BCACA7"/>
+            </w:tcBorders>
+            <w:vAlign w:val="center"/>
+          </w:tcPr>
+          <w:p>
+            <w:pPr>
+              <w:spacing w:before="0" w:after="10" w:line="250" w:lineRule="auto"/>
               <w:jc w:val="left"/>
             </w:pPr>
             <w:r>
               <w:rPr>
                 <w:rFonts w:ascii="Inter" w:hAnsi="Inter" w:eastAsia="Inter" w:cs="Inter"/>
-                <w:i/>
-                <w:iCs/>
                 <w:color w:val="12171D"/>
                 <w:sz w:val="18"/>
                 <w:szCs w:val="18"/>
                 <w:lang w:val="en-GB"/>
               </w:rPr>
-              <w:t xml:space="preserve">[Requested Payment Terms]</w:t>
-            </w:r>
-          </w:p>
-        </w:tc>
-        <w:tc>
-          <w:tcPr>
-            <w:tcW w:w="2250" w:type="dxa"/>
-            <w:tcBorders>
-              <w:bottom w:val="single" w:sz="4" w:space="0" w:color="BCACA7"/>
-            </w:tcBorders>
-            <w:vAlign w:val="center"/>
-          </w:tcPr>
-          <w:p>
-            <w:pPr>
-              <w:keepNext/>
-              <w:spacing w:before="0" w:after="10" w:line="250" w:lineRule="auto"/>
-              <w:jc w:val="left"/>
-            </w:pPr>
-            <w:r>
-              <w:rPr>
-                <w:rFonts w:ascii="Inter" w:hAnsi="Inter" w:eastAsia="Inter" w:cs="Inter"/>
-                <w:color w:val="12171D"/>
-                <w:sz w:val="18"/>
-                <w:szCs w:val="18"/>
-                <w:lang w:val="en-GB"/>
-              </w:rPr>
               <w:t xml:space="preserve">QUOTE VALID UNTIL</w:t>
             </w:r>
           </w:p>
           <w:p>
             <w:pPr>
-              <w:keepNext/>
               <w:bidi w:val="1"/>
               <w:spacing w:before="0" w:after="0" w:line="250" w:lineRule="auto"/>
               <w:jc w:val="start"/>
@@ -2657,22 +3502,29 @@
           </w:tcPr>
           <w:p>
             <w:pPr>
-              <w:keepNext/>
-              <w:spacing w:before="0" w:after="0" w:line="250" w:lineRule="auto"/>
-              <w:jc w:val="left"/>
-            </w:pPr>
-            <w:r>
-              <w:rPr>
-                <w:rFonts w:ascii="Inter" w:hAnsi="Inter" w:eastAsia="Inter" w:cs="Inter"/>
-                <w:i/>
-                <w:iCs/>
-                <w:color w:val="12171D"/>
-                <w:sz w:val="18"/>
-                <w:szCs w:val="18"/>
-                <w:lang w:val="en-GB"/>
-              </w:rPr>
-              <w:t xml:space="preserve">[Quote Validity Date]</w:t>
-            </w:r>
+              <w:spacing w:before="0" w:after="0" w:line="250" w:lineRule="auto"/>
+              <w:jc w:val="left"/>
+            </w:pPr>
+            <w:sdt>
+              <w:sdtPr>
+                <w:alias w:val="Quote Validity Date | DD/MM/YYYY (Gregorian)"/>
+                <w:tag w:val="field_1034"/>
+                <w:id w:val="1034"/>
+                <w:text/>
+              </w:sdtPr>
+              <w:sdtContent>
+                <w:r>
+                  <w:rPr>
+                    <w:rFonts w:ascii="Inter" w:hAnsi="Inter" w:eastAsia="Inter" w:cs="Inter"/>
+                    <w:color w:val="12171D"/>
+                    <w:sz w:val="18"/>
+                    <w:szCs w:val="18"/>
+                    <w:lang w:val="en-GB"/>
+                  </w:rPr>
+                  <w:t xml:space="preserve">Enter Quote Validity Date - DD/MM/YYYY (Gregorian)</w:t>
+                </w:r>
+              </w:sdtContent>
+            </w:sdt>
           </w:p>
         </w:tc>
       </w:tr>
@@ -2690,7 +3542,6 @@
           </w:tcPr>
           <w:p>
             <w:pPr>
-              <w:keepNext/>
               <w:spacing w:before="0" w:after="10" w:line="250" w:lineRule="auto"/>
               <w:jc w:val="left"/>
             </w:pPr>
@@ -2707,7 +3558,6 @@
           </w:p>
           <w:p>
             <w:pPr>
-              <w:keepNext/>
               <w:bidi w:val="1"/>
               <w:spacing w:before="0" w:after="0" w:line="250" w:lineRule="auto"/>
               <w:jc w:val="start"/>
@@ -2735,21 +3585,18 @@
           </w:tcPr>
           <w:p>
             <w:pPr>
-              <w:keepNext/>
               <w:spacing w:before="0" w:after="0" w:line="250" w:lineRule="auto"/>
               <w:jc w:val="left"/>
             </w:pPr>
             <w:r>
               <w:rPr>
                 <w:rFonts w:ascii="Inter" w:hAnsi="Inter" w:eastAsia="Inter" w:cs="Inter"/>
-                <w:i/>
-                <w:iCs/>
                 <w:color w:val="12171D"/>
                 <w:sz w:val="18"/>
                 <w:szCs w:val="18"/>
                 <w:lang w:val="en-GB"/>
               </w:rPr>
-              <w:t xml:space="preserve">[Currency Code]</w:t>
+              <w:t xml:space="preserve">SAR</w:t>
             </w:r>
           </w:p>
         </w:tc>
@@ -2763,7 +3610,6 @@
           </w:tcPr>
           <w:p>
             <w:pPr>
-              <w:keepNext/>
               <w:spacing w:before="0" w:after="10" w:line="250" w:lineRule="auto"/>
               <w:jc w:val="left"/>
             </w:pPr>
@@ -2780,7 +3626,6 @@
           </w:p>
           <w:p>
             <w:pPr>
-              <w:keepNext/>
               <w:bidi w:val="1"/>
               <w:spacing w:before="0" w:after="0" w:line="250" w:lineRule="auto"/>
               <w:jc w:val="start"/>
@@ -2808,22 +3653,120 @@
           </w:tcPr>
           <w:p>
             <w:pPr>
-              <w:keepNext/>
-              <w:spacing w:before="0" w:after="0" w:line="250" w:lineRule="auto"/>
+              <w:spacing w:before="0" w:after="0" w:line="250" w:lineRule="auto"/>
+              <w:jc w:val="left"/>
+            </w:pPr>
+            <w:sdt>
+              <w:sdtPr>
+                <w:alias w:val="Supplier Lead Time"/>
+                <w:tag w:val="field_1035"/>
+                <w:id w:val="1035"/>
+                <w:text/>
+              </w:sdtPr>
+              <w:sdtContent>
+                <w:r>
+                  <w:rPr>
+                    <w:rFonts w:ascii="Inter" w:hAnsi="Inter" w:eastAsia="Inter" w:cs="Inter"/>
+                    <w:color w:val="12171D"/>
+                    <w:sz w:val="18"/>
+                    <w:szCs w:val="18"/>
+                    <w:lang w:val="en-GB"/>
+                  </w:rPr>
+                  <w:t xml:space="preserve">Enter Supplier Lead Time</w:t>
+                </w:r>
+              </w:sdtContent>
+            </w:sdt>
+          </w:p>
+        </w:tc>
+      </w:tr>
+      <w:tr>
+        <w:trPr>
+          <w:cantSplit/>
+        </w:trPr>
+        <w:tc>
+          <w:tcPr>
+            <w:tcW w:w="2250" w:type="dxa"/>
+            <w:tcBorders>
+              <w:bottom w:val="single" w:sz="4" w:space="0" w:color="BCACA7"/>
+            </w:tcBorders>
+            <w:vAlign w:val="center"/>
+          </w:tcPr>
+          <w:p>
+            <w:pPr>
+              <w:keepNext/>
+              <w:spacing w:before="0" w:after="10" w:line="250" w:lineRule="auto"/>
               <w:jc w:val="left"/>
             </w:pPr>
             <w:r>
               <w:rPr>
                 <w:rFonts w:ascii="Inter" w:hAnsi="Inter" w:eastAsia="Inter" w:cs="Inter"/>
-                <w:i/>
-                <w:iCs/>
                 <w:color w:val="12171D"/>
                 <w:sz w:val="18"/>
                 <w:szCs w:val="18"/>
                 <w:lang w:val="en-GB"/>
               </w:rPr>
-              <w:t xml:space="preserve">[Supplier Lead Time]</w:t>
-            </w:r>
+              <w:t xml:space="preserve">PRICES ARE</w:t>
+            </w:r>
+          </w:p>
+          <w:p>
+            <w:pPr>
+              <w:keepNext/>
+              <w:bidi w:val="1"/>
+              <w:spacing w:before="0" w:after="0" w:line="250" w:lineRule="auto"/>
+              <w:jc w:val="start"/>
+            </w:pPr>
+            <w:r>
+              <w:rPr>
+                <w:rFonts w:ascii="Noto Sans Arabic" w:hAnsi="Noto Sans Arabic" w:eastAsia="Noto Sans Arabic" w:cs="Noto Sans Arabic"/>
+                <w:color w:val="12171D"/>
+                <w:sz w:val="20"/>
+                <w:szCs w:val="20"/>
+                <w:rtl w:val="1"/>
+                <w:lang w:val="ar-SA" w:bidi="ar-SA"/>
+              </w:rPr>
+              <w:t xml:space="preserve">الأسعار</w:t>
+            </w:r>
+          </w:p>
+        </w:tc>
+        <w:tc>
+          <w:tcPr>
+            <w:tcW w:w="6822" w:type="dxa"/>
+            <w:gridSpan w:val="3"/>
+            <w:tcBorders>
+              <w:bottom w:val="single" w:sz="4" w:space="0" w:color="BCACA7"/>
+            </w:tcBorders>
+            <w:vAlign w:val="center"/>
+          </w:tcPr>
+          <w:p>
+            <w:pPr>
+              <w:keepNext/>
+              <w:spacing w:before="0" w:after="0" w:line="250" w:lineRule="auto"/>
+              <w:jc w:val="left"/>
+            </w:pPr>
+            <w:sdt>
+              <w:sdtPr>
+                <w:alias w:val="Select VAT treatment"/>
+                <w:tag w:val="field_1036"/>
+                <w:id w:val="1036"/>
+                <w:dropDownList>
+                  <w:listItem w:displayText="VAT-inclusive" w:value="VAT-inclusive"/>
+                  <w:listItem w:displayText="VAT-exclusive" w:value="VAT-exclusive"/>
+                </w:dropDownList>
+                <w:showingPlcHdr/>
+              </w:sdtPr>
+              <w:sdtContent>
+                <w:r>
+                  <w:rPr>
+                    <w:rFonts w:ascii="Inter" w:hAnsi="Inter" w:eastAsia="Inter" w:cs="Inter"/>
+                    <w:color w:val="12171D"/>
+                    <w:sz w:val="18"/>
+                    <w:szCs w:val="18"/>
+                    <w:lang w:val="en-GB"/>
+                  </w:rPr>
+                  <w:t xml:space="preserve">Select VAT treatment</w:t>
+                </w:r>
+              </w:sdtContent>
+            </w:sdt>
           </w:p>
         </w:tc>
       </w:tr>
@@ -2943,24 +3886,40 @@
             <w:tcBorders>
               <w:bottom w:val="single" w:sz="4" w:space="0" w:color="BCACA7"/>
             </w:tcBorders>
-            <w:vAlign w:val="center"/>
-          </w:tcPr>
-          <w:p>
-            <w:pPr>
-              <w:spacing w:before="0" w:after="0" w:line="288" w:lineRule="exact"/>
+            <w:vAlign w:val="top"/>
+          </w:tcPr>
+          <w:p>
+            <w:pPr>
+              <w:spacing w:before="0" w:after="40" w:line="288" w:lineRule="exact"/>
               <w:jc w:val="left"/>
             </w:pPr>
             <w:r>
               <w:rPr>
                 <w:rFonts w:ascii="Inter" w:hAnsi="Inter" w:eastAsia="Inter" w:cs="Inter"/>
-                <w:i/>
-                <w:iCs/>
                 <w:color w:val="12171D"/>
                 <w:sz w:val="18"/>
                 <w:szCs w:val="18"/>
                 <w:lang w:val="en-GB"/>
               </w:rPr>
-              <w:t xml:space="preserve">Return the completed pricing and delivery information to [Requester Email] by [Response Due Date]. Include product or service specifications and any supporting documents relevant to this request.</w:t>
+              <w:t xml:space="preserve">Complete the supplier details, each requested item, prices, VAT selection, delivery and commercial fields, and supplier confirmation. Return this RFQ by the response due date.</w:t>
+            </w:r>
+          </w:p>
+          <w:p>
+            <w:pPr>
+              <w:bidi w:val="1"/>
+              <w:spacing w:before="0" w:after="40" w:line="288" w:lineRule="exact"/>
+              <w:jc w:val="start"/>
+            </w:pPr>
+            <w:r>
+              <w:rPr>
+                <w:rFonts w:ascii="Noto Sans Arabic" w:hAnsi="Noto Sans Arabic" w:eastAsia="Noto Sans Arabic" w:cs="Noto Sans Arabic"/>
+                <w:color w:val="12171D"/>
+                <w:sz w:val="20"/>
+                <w:szCs w:val="20"/>
+                <w:rtl w:val="1"/>
+                <w:lang w:val="ar-SA" w:bidi="ar-SA"/>
+              </w:rPr>
+              <w:t xml:space="preserve">يرجى استكمال بيانات المورد والبنود المطلوبة والأسعار وخيار ضريبة القيمة المضافة وبيانات التسليم والشروط التجارية وتأكيد المورد، ثم إعادة طلب عرض السعر قبل موعد الرد.</w:t>
             </w:r>
           </w:p>
         </w:tc>
@@ -3011,7 +3970,7 @@
         <w:szCs w:val="18"/>
         <w:lang w:val="en-GB"/>
       </w:rPr>
-      <w:t xml:space="preserve">GEM™   [ADDRESS] · [CITY] · [COUNTRY] · [POSTAL CODE]   [T]   [E]   [W]</w:t>
+      <w:t xml:space="preserve">GEM™ · Riyadh, Saudi Arabia · contact@mish3l.com · +966114502929</w:t>
     </w:r>
     <w:r>
       <w:tab/>
@@ -3142,7 +4101,28 @@
         <w:szCs w:val="18"/>
         <w:lang w:val="en-GB"/>
       </w:rPr>
-      <w:t xml:space="preserve">WORKING APPLICATION / PENDING VALIDATION · EXTERNAL ISSUE RESTRICTED (D8 PENDING)</w:t>
+      <w:t xml:space="preserve">NOT FOR EXTERNAL ISSUE · </w:t>
+    </w:r>
+    <w:r>
+      <w:rPr>
+        <w:rFonts w:ascii="Noto Sans Arabic" w:hAnsi="Noto Sans Arabic" w:eastAsia="Noto Sans Arabic" w:cs="Noto Sans Arabic"/>
+        <w:color w:val="12171D"/>
+        <w:sz w:val="18"/>
+        <w:szCs w:val="18"/>
+        <w:rtl w:val="1"/>
+        <w:lang w:val="ar-SA" w:bidi="ar-SA"/>
+      </w:rPr>
+      <w:t xml:space="preserve">غير مخصص للإصدار الخارجي</w:t>
+    </w:r>
+    <w:r>
+      <w:rPr>
+        <w:rFonts w:ascii="Inter" w:hAnsi="Inter" w:eastAsia="Inter" w:cs="Inter"/>
+        <w:color w:val="12171D"/>
+        <w:sz w:val="18"/>
+        <w:szCs w:val="18"/>
+        <w:lang w:val="en-GB"/>
+      </w:rPr>
+      <w:t xml:space="preserve"> · PENDING VALIDATION (D8)</w:t>
     </w:r>
   </w:p>
 </w:ftr>
@@ -3169,7 +4149,7 @@
         <w:szCs w:val="18"/>
         <w:lang w:val="en-GB"/>
       </w:rPr>
-      <w:t xml:space="preserve">GEM™   [ADDRESS] · [CITY] · [COUNTRY] · [POSTAL CODE]   [T]   [E]   [W]</w:t>
+      <w:t xml:space="preserve">GEM™ · Riyadh, Saudi Arabia · contact@mish3l.com · +966114502929</w:t>
     </w:r>
     <w:r>
       <w:tab/>
@@ -3300,7 +4280,28 @@
         <w:szCs w:val="18"/>
         <w:lang w:val="en-GB"/>
       </w:rPr>
-      <w:t xml:space="preserve">WORKING APPLICATION / PENDING VALIDATION · EXTERNAL ISSUE RESTRICTED (D8 PENDING)</w:t>
+      <w:t xml:space="preserve">NOT FOR EXTERNAL ISSUE · </w:t>
+    </w:r>
+    <w:r>
+      <w:rPr>
+        <w:rFonts w:ascii="Noto Sans Arabic" w:hAnsi="Noto Sans Arabic" w:eastAsia="Noto Sans Arabic" w:cs="Noto Sans Arabic"/>
+        <w:color w:val="12171D"/>
+        <w:sz w:val="18"/>
+        <w:szCs w:val="18"/>
+        <w:rtl w:val="1"/>
+        <w:lang w:val="ar-SA" w:bidi="ar-SA"/>
+      </w:rPr>
+      <w:t xml:space="preserve">غير مخصص للإصدار الخارجي</w:t>
+    </w:r>
+    <w:r>
+      <w:rPr>
+        <w:rFonts w:ascii="Inter" w:hAnsi="Inter" w:eastAsia="Inter" w:cs="Inter"/>
+        <w:color w:val="12171D"/>
+        <w:sz w:val="18"/>
+        <w:szCs w:val="18"/>
+        <w:lang w:val="en-GB"/>
+      </w:rPr>
+      <w:t xml:space="preserve"> · PENDING VALIDATION (D8)</w:t>
     </w:r>
   </w:p>
 </w:ftr>
@@ -3376,7 +4377,7 @@
 <w:hdr xmlns:w="http://schemas.openxmlformats.org/wordprocessingml/2006/main" xmlns:r="http://schemas.openxmlformats.org/officeDocument/2006/relationships" xmlns:wp="http://schemas.openxmlformats.org/drawingml/2006/wordprocessingDrawing" xmlns:a="http://schemas.openxmlformats.org/drawingml/2006/main" xmlns:pic="http://schemas.openxmlformats.org/drawingml/2006/picture">
   <w:p>
     <w:pPr>
-      <w:spacing w:after="0" w:line="240" w:lineRule="auto"/>
+      <w:spacing w:before="0" w:after="0" w:line="240" w:lineRule="exact"/>
       <w:jc w:val="left"/>
     </w:pPr>
     <w:r>
@@ -3387,7 +4388,7 @@
         <w:szCs w:val="16"/>
         <w:lang w:val="en-GB"/>
       </w:rPr>
-      <w:t xml:space="preserve">GEM™</w:t>
+      <w:t xml:space="preserve">GEM™ · RFQ CONTINUED · </w:t>
     </w:r>
     <w:r>
       <w:rPr>
@@ -3397,7 +4398,65 @@
         <w:szCs w:val="16"/>
         <w:lang w:val="en-GB"/>
       </w:rPr>
-      <w:t xml:space="preserve">    [REFERENCE NUMBER]</w:t>
+      <w:fldChar w:fldCharType="begin"/>
+    </w:r>
+    <w:r>
+      <w:rPr>
+        <w:rFonts w:ascii="Inter" w:hAnsi="Inter" w:eastAsia="Inter" w:cs="Inter"/>
+        <w:color w:val="12171D"/>
+        <w:sz w:val="16"/>
+        <w:szCs w:val="16"/>
+        <w:lang w:val="en-GB"/>
+      </w:rPr>
+      <w:instrText xml:space="preserve"> DOCPROPERTY RefNo \* MERGEFORMAT </w:instrText>
+    </w:r>
+    <w:r>
+      <w:rPr>
+        <w:rFonts w:ascii="Inter" w:hAnsi="Inter" w:eastAsia="Inter" w:cs="Inter"/>
+        <w:color w:val="12171D"/>
+        <w:sz w:val="16"/>
+        <w:szCs w:val="16"/>
+        <w:lang w:val="en-GB"/>
+      </w:rPr>
+      <w:fldChar w:fldCharType="separate"/>
+    </w:r>
+    <w:r>
+      <w:rPr>
+        <w:rFonts w:ascii="Inter" w:hAnsi="Inter" w:eastAsia="Inter" w:cs="Inter"/>
+        <w:color w:val="12171D"/>
+        <w:sz w:val="16"/>
+        <w:szCs w:val="16"/>
+        <w:lang w:val="en-GB"/>
+      </w:rPr>
+      <w:t xml:space="preserve">Enter reference number</w:t>
+    </w:r>
+    <w:r>
+      <w:rPr>
+        <w:rFonts w:ascii="Inter" w:hAnsi="Inter" w:eastAsia="Inter" w:cs="Inter"/>
+        <w:color w:val="12171D"/>
+        <w:sz w:val="16"/>
+        <w:szCs w:val="16"/>
+        <w:lang w:val="en-GB"/>
+      </w:rPr>
+      <w:fldChar w:fldCharType="end"/>
+    </w:r>
+  </w:p>
+  <w:p>
+    <w:pPr>
+      <w:bidi w:val="1"/>
+      <w:spacing w:before="0" w:after="0" w:line="240" w:lineRule="exact"/>
+      <w:jc w:val="start"/>
+    </w:pPr>
+    <w:r>
+      <w:rPr>
+        <w:rFonts w:ascii="Noto Sans Arabic" w:hAnsi="Noto Sans Arabic" w:eastAsia="Noto Sans Arabic" w:cs="Noto Sans Arabic"/>
+        <w:color w:val="12171D"/>
+        <w:sz w:val="16"/>
+        <w:szCs w:val="16"/>
+        <w:rtl w:val="1"/>
+        <w:lang w:val="ar-SA" w:bidi="ar-SA"/>
+      </w:rPr>
+      <w:t xml:space="preserve">تكملة طلب عرض السعر</w:t>
     </w:r>
   </w:p>
 </w:hdr>

--- a/documents/working/business-stationery-20261027/GEM_Request_for_Quotation_Template_working.docx
+++ b/documents/working/business-stationery-20261027/GEM_Request_for_Quotation_Template_working.docx
@@ -96,27 +96,27 @@
       <w:tblPr>
         <w:tblW w:w="9072" w:type="dxa"/>
         <w:tblBorders>
-          <w:top w:val="single" w:sz="4" w:space="0" w:color="BCACA7"/>
-          <w:left w:val="single" w:sz="4" w:space="0" w:color="BCACA7"/>
-          <w:bottom w:val="single" w:sz="4" w:space="0" w:color="BCACA7"/>
-          <w:right w:val="single" w:sz="4" w:space="0" w:color="BCACA7"/>
-          <w:insideH w:val="single" w:sz="4" w:space="0" w:color="BCACA7"/>
-          <w:insideV w:val="single" w:sz="4" w:space="0" w:color="BCACA7"/>
+          <w:top w:val="nil"/>
+          <w:left w:val="nil"/>
+          <w:bottom w:val="nil"/>
+          <w:right w:val="nil"/>
+          <w:insideH w:val="nil"/>
+          <w:insideV w:val="nil"/>
         </w:tblBorders>
         <w:tblLayout w:type="fixed"/>
         <w:tblCellMar>
-          <w:top w:w="40" w:type="dxa"/>
+          <w:top w:w="90" w:type="dxa"/>
           <w:left w:w="85" w:type="dxa"/>
-          <w:bottom w:w="40" w:type="dxa"/>
+          <w:bottom w:w="100" w:type="dxa"/>
           <w:right w:w="85" w:type="dxa"/>
         </w:tblCellMar>
         <w:tblLook w:firstRow="1" w:lastRow="0" w:firstColumn="0" w:lastColumn="0" w:noHBand="0" w:noVBand="1"/>
       </w:tblPr>
       <w:tblGrid>
-        <w:gridCol w:w="2250"/>
-        <w:gridCol w:w="2286"/>
-        <w:gridCol w:w="2250"/>
-        <w:gridCol w:w="2286"/>
+        <w:gridCol w:w="2268"/>
+        <w:gridCol w:w="2268"/>
+        <w:gridCol w:w="2268"/>
+        <w:gridCol w:w="2268"/>
       </w:tblGrid>
       <w:tr>
         <w:trPr>
@@ -124,86 +124,54 @@
         </w:trPr>
         <w:tc>
           <w:tcPr>
-            <w:tcW w:w="4536" w:type="dxa"/>
-            <w:gridSpan w:val="2"/>
-            <w:tcBorders>
-              <w:top w:val="nil"/>
-              <w:left w:val="nil"/>
-              <w:bottom w:val="single" w:sz="8" w:space="0" w:color="BCACA7"/>
-              <w:right w:val="nil"/>
-            </w:tcBorders>
-            <w:vAlign w:val="bottom"/>
-          </w:tcPr>
-          <w:p>
-            <w:pPr>
-              <w:pStyle w:val="Heading1"/>
-              <w:keepNext/>
-              <w:spacing w:before="160" w:after="40" w:line="250" w:lineRule="auto"/>
-              <w:ind w:start="-85"/>
-              <w:jc w:val="left"/>
-            </w:pPr>
-            <w:r>
-              <w:rPr>
-                <w:rFonts w:ascii="Jost" w:hAnsi="Jost" w:eastAsia="Jost" w:cs="Jost"/>
+            <w:tcW w:w="2268" w:type="dxa"/>
+            <w:tcBorders>
+              <w:top w:val="single" w:sz="8" w:space="0" w:color="12171D"/>
+              <w:bottom w:val="single" w:sz="4" w:space="0" w:color="BCACA7"/>
+            </w:tcBorders>
+            <w:vAlign w:val="top"/>
+          </w:tcPr>
+          <w:p>
+            <w:pPr>
+              <w:keepNext/>
+              <w:spacing w:before="0" w:after="0" w:line="250" w:lineRule="auto"/>
+              <w:jc w:val="left"/>
+            </w:pPr>
+            <w:r>
+              <w:rPr>
+                <w:rFonts w:ascii="Inter" w:hAnsi="Inter" w:eastAsia="Inter" w:cs="Inter"/>
+                <w:color w:val="12171D"/>
+                <w:spacing w:val="13"/>
+                <w:sz w:val="16"/>
+                <w:szCs w:val="16"/>
+                <w:lang w:val="en-GB"/>
+              </w:rPr>
+              <w:t xml:space="preserve">RFQ NUMBER</w:t>
+            </w:r>
+          </w:p>
+          <w:p>
+            <w:pPr>
+              <w:keepNext/>
+              <w:bidi w:val="1"/>
+              <w:spacing w:before="0" w:after="40" w:line="250" w:lineRule="auto"/>
+              <w:jc w:val="start"/>
+            </w:pPr>
+            <w:r>
+              <w:rPr>
+                <w:rFonts w:ascii="Noto Sans Arabic" w:hAnsi="Noto Sans Arabic" w:eastAsia="Noto Sans Arabic" w:cs="Noto Sans Arabic"/>
                 <w:color w:val="12171D"/>
                 <w:sz w:val="21"/>
                 <w:szCs w:val="21"/>
-                <w:lang w:val="en-GB"/>
-              </w:rPr>
-              <w:t xml:space="preserve">REQUEST DETAILS</w:t>
-            </w:r>
-          </w:p>
-        </w:tc>
-        <w:tc>
-          <w:tcPr>
-            <w:tcW w:w="4536" w:type="dxa"/>
-            <w:gridSpan w:val="2"/>
-            <w:tcBorders>
-              <w:top w:val="nil"/>
-              <w:left w:val="nil"/>
-              <w:bottom w:val="single" w:sz="8" w:space="0" w:color="BCACA7"/>
-              <w:right w:val="nil"/>
-            </w:tcBorders>
-            <w:vAlign w:val="bottom"/>
-          </w:tcPr>
-          <w:p>
-            <w:pPr>
-              <w:keepNext/>
-              <w:bidi w:val="1"/>
-              <w:spacing w:before="160" w:after="40" w:line="250" w:lineRule="auto"/>
-              <w:ind w:start="-85"/>
-              <w:jc w:val="start"/>
-            </w:pPr>
-            <w:r>
-              <w:rPr>
-                <w:rFonts w:ascii="Noto Sans Arabic" w:hAnsi="Noto Sans Arabic" w:eastAsia="Noto Sans Arabic" w:cs="Noto Sans Arabic"/>
-                <w:color w:val="12171D"/>
-                <w:sz w:val="22"/>
-                <w:szCs w:val="22"/>
                 <w:rtl w:val="1"/>
                 <w:lang w:val="ar-SA" w:bidi="ar-SA"/>
               </w:rPr>
-              <w:t xml:space="preserve">بيانات الطلب</w:t>
-            </w:r>
-          </w:p>
-        </w:tc>
-      </w:tr>
-      <w:tr>
-        <w:trPr>
-          <w:cantSplit/>
-        </w:trPr>
-        <w:tc>
-          <w:tcPr>
-            <w:tcW w:w="2250" w:type="dxa"/>
-            <w:tcBorders>
-              <w:bottom w:val="single" w:sz="4" w:space="0" w:color="BCACA7"/>
-            </w:tcBorders>
-            <w:vAlign w:val="center"/>
-          </w:tcPr>
-          <w:p>
-            <w:pPr>
-              <w:keepNext/>
-              <w:spacing w:before="0" w:after="10" w:line="250" w:lineRule="auto"/>
+              <w:t xml:space="preserve">رقم طلب عرض السعر</w:t>
+            </w:r>
+          </w:p>
+          <w:p>
+            <w:pPr>
+              <w:keepNext/>
+              <w:spacing w:before="0" w:after="0" w:line="250" w:lineRule="auto"/>
               <w:jc w:val="left"/>
             </w:pPr>
             <w:r>
@@ -214,148 +182,96 @@
                 <w:szCs w:val="18"/>
                 <w:lang w:val="en-GB"/>
               </w:rPr>
-              <w:t xml:space="preserve">RFQ NUMBER</w:t>
+              <w:fldChar w:fldCharType="begin"/>
+            </w:r>
+            <w:r>
+              <w:rPr>
+                <w:rFonts w:ascii="Inter" w:hAnsi="Inter" w:eastAsia="Inter" w:cs="Inter"/>
+                <w:color w:val="12171D"/>
+                <w:sz w:val="18"/>
+                <w:szCs w:val="18"/>
+                <w:lang w:val="en-GB"/>
+              </w:rPr>
+              <w:instrText xml:space="preserve"> DOCPROPERTY RefNo \* MERGEFORMAT </w:instrText>
+            </w:r>
+            <w:r>
+              <w:rPr>
+                <w:rFonts w:ascii="Inter" w:hAnsi="Inter" w:eastAsia="Inter" w:cs="Inter"/>
+                <w:color w:val="12171D"/>
+                <w:sz w:val="18"/>
+                <w:szCs w:val="18"/>
+                <w:lang w:val="en-GB"/>
+              </w:rPr>
+              <w:fldChar w:fldCharType="separate"/>
+            </w:r>
+            <w:r>
+              <w:rPr>
+                <w:rFonts w:ascii="Inter" w:hAnsi="Inter" w:eastAsia="Inter" w:cs="Inter"/>
+                <w:color w:val="12171D"/>
+                <w:sz w:val="18"/>
+                <w:szCs w:val="18"/>
+                <w:lang w:val="en-GB"/>
+              </w:rPr>
+              <w:t xml:space="preserve">Enter reference number</w:t>
+            </w:r>
+            <w:r>
+              <w:rPr>
+                <w:rFonts w:ascii="Inter" w:hAnsi="Inter" w:eastAsia="Inter" w:cs="Inter"/>
+                <w:color w:val="12171D"/>
+                <w:sz w:val="18"/>
+                <w:szCs w:val="18"/>
+                <w:lang w:val="en-GB"/>
+              </w:rPr>
+              <w:fldChar w:fldCharType="end"/>
+            </w:r>
+          </w:p>
+        </w:tc>
+        <w:tc>
+          <w:tcPr>
+            <w:tcW w:w="2268" w:type="dxa"/>
+            <w:tcBorders>
+              <w:top w:val="single" w:sz="8" w:space="0" w:color="12171D"/>
+              <w:bottom w:val="single" w:sz="4" w:space="0" w:color="BCACA7"/>
+            </w:tcBorders>
+            <w:vAlign w:val="top"/>
+          </w:tcPr>
+          <w:p>
+            <w:pPr>
+              <w:keepNext/>
+              <w:spacing w:before="0" w:after="0" w:line="250" w:lineRule="auto"/>
+              <w:jc w:val="left"/>
+            </w:pPr>
+            <w:r>
+              <w:rPr>
+                <w:rFonts w:ascii="Inter" w:hAnsi="Inter" w:eastAsia="Inter" w:cs="Inter"/>
+                <w:color w:val="12171D"/>
+                <w:spacing w:val="13"/>
+                <w:sz w:val="16"/>
+                <w:szCs w:val="16"/>
+                <w:lang w:val="en-GB"/>
+              </w:rPr>
+              <w:t xml:space="preserve">ISSUE DATE</w:t>
             </w:r>
           </w:p>
           <w:p>
             <w:pPr>
               <w:keepNext/>
               <w:bidi w:val="1"/>
-              <w:spacing w:before="0" w:after="0" w:line="250" w:lineRule="auto"/>
+              <w:spacing w:before="0" w:after="40" w:line="250" w:lineRule="auto"/>
               <w:jc w:val="start"/>
             </w:pPr>
             <w:r>
               <w:rPr>
                 <w:rFonts w:ascii="Noto Sans Arabic" w:hAnsi="Noto Sans Arabic" w:eastAsia="Noto Sans Arabic" w:cs="Noto Sans Arabic"/>
                 <w:color w:val="12171D"/>
-                <w:sz w:val="20"/>
-                <w:szCs w:val="20"/>
+                <w:sz w:val="21"/>
+                <w:szCs w:val="21"/>
                 <w:rtl w:val="1"/>
                 <w:lang w:val="ar-SA" w:bidi="ar-SA"/>
               </w:rPr>
-              <w:t xml:space="preserve">رقم طلب عرض السعر</w:t>
-            </w:r>
-          </w:p>
-        </w:tc>
-        <w:tc>
-          <w:tcPr>
-            <w:tcW w:w="2286" w:type="dxa"/>
-            <w:tcBorders>
-              <w:bottom w:val="single" w:sz="4" w:space="0" w:color="BCACA7"/>
-            </w:tcBorders>
-            <w:vAlign w:val="center"/>
-          </w:tcPr>
-          <w:p>
-            <w:pPr>
-              <w:keepNext/>
-              <w:spacing w:before="0" w:after="0" w:line="250" w:lineRule="auto"/>
-              <w:jc w:val="left"/>
-            </w:pPr>
-            <w:r>
-              <w:rPr>
-                <w:rFonts w:ascii="Inter" w:hAnsi="Inter" w:eastAsia="Inter" w:cs="Inter"/>
-                <w:color w:val="12171D"/>
-                <w:sz w:val="18"/>
-                <w:szCs w:val="18"/>
-                <w:lang w:val="en-GB"/>
-              </w:rPr>
-              <w:fldChar w:fldCharType="begin"/>
-            </w:r>
-            <w:r>
-              <w:rPr>
-                <w:rFonts w:ascii="Inter" w:hAnsi="Inter" w:eastAsia="Inter" w:cs="Inter"/>
-                <w:color w:val="12171D"/>
-                <w:sz w:val="18"/>
-                <w:szCs w:val="18"/>
-                <w:lang w:val="en-GB"/>
-              </w:rPr>
-              <w:instrText xml:space="preserve"> DOCPROPERTY RefNo \* MERGEFORMAT </w:instrText>
-            </w:r>
-            <w:r>
-              <w:rPr>
-                <w:rFonts w:ascii="Inter" w:hAnsi="Inter" w:eastAsia="Inter" w:cs="Inter"/>
-                <w:color w:val="12171D"/>
-                <w:sz w:val="18"/>
-                <w:szCs w:val="18"/>
-                <w:lang w:val="en-GB"/>
-              </w:rPr>
-              <w:fldChar w:fldCharType="separate"/>
-            </w:r>
-            <w:r>
-              <w:rPr>
-                <w:rFonts w:ascii="Inter" w:hAnsi="Inter" w:eastAsia="Inter" w:cs="Inter"/>
-                <w:color w:val="12171D"/>
-                <w:sz w:val="18"/>
-                <w:szCs w:val="18"/>
-                <w:lang w:val="en-GB"/>
-              </w:rPr>
-              <w:t xml:space="preserve">Enter reference number</w:t>
-            </w:r>
-            <w:r>
-              <w:rPr>
-                <w:rFonts w:ascii="Inter" w:hAnsi="Inter" w:eastAsia="Inter" w:cs="Inter"/>
-                <w:color w:val="12171D"/>
-                <w:sz w:val="18"/>
-                <w:szCs w:val="18"/>
-                <w:lang w:val="en-GB"/>
-              </w:rPr>
-              <w:fldChar w:fldCharType="end"/>
-            </w:r>
-          </w:p>
-        </w:tc>
-        <w:tc>
-          <w:tcPr>
-            <w:tcW w:w="2250" w:type="dxa"/>
-            <w:tcBorders>
-              <w:bottom w:val="single" w:sz="4" w:space="0" w:color="BCACA7"/>
-            </w:tcBorders>
-            <w:vAlign w:val="center"/>
-          </w:tcPr>
-          <w:p>
-            <w:pPr>
-              <w:keepNext/>
-              <w:spacing w:before="0" w:after="10" w:line="250" w:lineRule="auto"/>
-              <w:jc w:val="left"/>
-            </w:pPr>
-            <w:r>
-              <w:rPr>
-                <w:rFonts w:ascii="Inter" w:hAnsi="Inter" w:eastAsia="Inter" w:cs="Inter"/>
-                <w:color w:val="12171D"/>
-                <w:sz w:val="18"/>
-                <w:szCs w:val="18"/>
-                <w:lang w:val="en-GB"/>
-              </w:rPr>
-              <w:t xml:space="preserve">ISSUE DATE</w:t>
-            </w:r>
-          </w:p>
-          <w:p>
-            <w:pPr>
-              <w:keepNext/>
-              <w:bidi w:val="1"/>
-              <w:spacing w:before="0" w:after="0" w:line="250" w:lineRule="auto"/>
-              <w:jc w:val="start"/>
-            </w:pPr>
-            <w:r>
-              <w:rPr>
-                <w:rFonts w:ascii="Noto Sans Arabic" w:hAnsi="Noto Sans Arabic" w:eastAsia="Noto Sans Arabic" w:cs="Noto Sans Arabic"/>
-                <w:color w:val="12171D"/>
-                <w:sz w:val="20"/>
-                <w:szCs w:val="20"/>
-                <w:rtl w:val="1"/>
-                <w:lang w:val="ar-SA" w:bidi="ar-SA"/>
-              </w:rPr>
               <w:t xml:space="preserve">تاريخ الإصدار</w:t>
             </w:r>
           </w:p>
-        </w:tc>
-        <w:tc>
-          <w:tcPr>
-            <w:tcW w:w="2286" w:type="dxa"/>
-            <w:tcBorders>
-              <w:bottom w:val="single" w:sz="4" w:space="0" w:color="BCACA7"/>
-            </w:tcBorders>
-            <w:vAlign w:val="center"/>
-          </w:tcPr>
           <w:p>
             <w:pPr>
               <w:keepNext/>
@@ -378,76 +294,67 @@
                     <w:szCs w:val="18"/>
                     <w:lang w:val="en-GB"/>
                   </w:rPr>
-                  <w:t xml:space="preserve">Enter Issue Date - DD/MM/YYYY (Gregorian)</w:t>
+                  <w:t xml:space="preserve">DD/MM/YYYY (Gregorian)</w:t>
                 </w:r>
               </w:sdtContent>
             </w:sdt>
           </w:p>
         </w:tc>
-      </w:tr>
-      <w:tr>
-        <w:trPr>
-          <w:cantSplit/>
-        </w:trPr>
-        <w:tc>
-          <w:tcPr>
-            <w:tcW w:w="2250" w:type="dxa"/>
-            <w:tcBorders>
-              <w:bottom w:val="single" w:sz="4" w:space="0" w:color="BCACA7"/>
-            </w:tcBorders>
-            <w:vAlign w:val="center"/>
-          </w:tcPr>
-          <w:p>
-            <w:pPr>
-              <w:spacing w:before="0" w:after="10" w:line="250" w:lineRule="auto"/>
+        <w:tc>
+          <w:tcPr>
+            <w:tcW w:w="2268" w:type="dxa"/>
+            <w:tcBorders>
+              <w:top w:val="single" w:sz="8" w:space="0" w:color="12171D"/>
+              <w:bottom w:val="single" w:sz="4" w:space="0" w:color="BCACA7"/>
+            </w:tcBorders>
+            <w:vAlign w:val="top"/>
+          </w:tcPr>
+          <w:p>
+            <w:pPr>
+              <w:keepNext/>
+              <w:spacing w:before="0" w:after="0" w:line="250" w:lineRule="auto"/>
               <w:jc w:val="left"/>
             </w:pPr>
             <w:r>
               <w:rPr>
                 <w:rFonts w:ascii="Inter" w:hAnsi="Inter" w:eastAsia="Inter" w:cs="Inter"/>
                 <w:color w:val="12171D"/>
-                <w:sz w:val="18"/>
-                <w:szCs w:val="18"/>
-                <w:lang w:val="en-GB"/>
-              </w:rPr>
-              <w:t xml:space="preserve">REGISTERED LEGAL NAME (TRADING NAME: GEM)</w:t>
-            </w:r>
-          </w:p>
-          <w:p>
-            <w:pPr>
+                <w:spacing w:val="13"/>
+                <w:sz w:val="16"/>
+                <w:szCs w:val="16"/>
+                <w:lang w:val="en-GB"/>
+              </w:rPr>
+              <w:t xml:space="preserve">RESPONSE DUE</w:t>
+            </w:r>
+          </w:p>
+          <w:p>
+            <w:pPr>
+              <w:keepNext/>
               <w:bidi w:val="1"/>
-              <w:spacing w:before="0" w:after="0" w:line="250" w:lineRule="auto"/>
+              <w:spacing w:before="0" w:after="40" w:line="250" w:lineRule="auto"/>
               <w:jc w:val="start"/>
             </w:pPr>
             <w:r>
               <w:rPr>
                 <w:rFonts w:ascii="Noto Sans Arabic" w:hAnsi="Noto Sans Arabic" w:eastAsia="Noto Sans Arabic" w:cs="Noto Sans Arabic"/>
                 <w:color w:val="12171D"/>
-                <w:sz w:val="20"/>
-                <w:szCs w:val="20"/>
+                <w:sz w:val="21"/>
+                <w:szCs w:val="21"/>
                 <w:rtl w:val="1"/>
                 <w:lang w:val="ar-SA" w:bidi="ar-SA"/>
               </w:rPr>
-              <w:t xml:space="preserve">الاسم القانوني المسجل</w:t>
-            </w:r>
-          </w:p>
-        </w:tc>
-        <w:tc>
-          <w:tcPr>
-            <w:tcW w:w="2286" w:type="dxa"/>
-            <w:tcBorders>
-              <w:bottom w:val="single" w:sz="4" w:space="0" w:color="BCACA7"/>
-            </w:tcBorders>
-            <w:vAlign w:val="center"/>
-          </w:tcPr>
-          <w:p>
-            <w:pPr>
+              <w:t xml:space="preserve">موعد الرد</w:t>
+            </w:r>
+          </w:p>
+          <w:p>
+            <w:pPr>
+              <w:keepNext/>
               <w:spacing w:before="0" w:after="0" w:line="250" w:lineRule="auto"/>
               <w:jc w:val="left"/>
             </w:pPr>
             <w:sdt>
               <w:sdtPr>
-                <w:alias w:val="Registered Legal Name"/>
+                <w:alias w:val="Response Due Date | DD/MM/YYYY (Gregorian)"/>
                 <w:tag w:val="field_1002"/>
                 <w:id w:val="1002"/>
                 <w:text/>
@@ -461,7 +368,7 @@
                     <w:szCs w:val="18"/>
                     <w:lang w:val="en-GB"/>
                   </w:rPr>
-                  <w:t xml:space="preserve">Enter Registered Legal Name</w:t>
+                  <w:t xml:space="preserve">DD/MM/YYYY (Gregorian)</w:t>
                 </w:r>
               </w:sdtContent>
             </w:sdt>
@@ -469,55 +376,423 @@
         </w:tc>
         <w:tc>
           <w:tcPr>
-            <w:tcW w:w="2250" w:type="dxa"/>
-            <w:tcBorders>
-              <w:bottom w:val="single" w:sz="4" w:space="0" w:color="BCACA7"/>
-            </w:tcBorders>
-            <w:vAlign w:val="center"/>
-          </w:tcPr>
-          <w:p>
-            <w:pPr>
-              <w:spacing w:before="0" w:after="10" w:line="250" w:lineRule="auto"/>
+            <w:tcW w:w="2268" w:type="dxa"/>
+            <w:tcBorders>
+              <w:top w:val="single" w:sz="8" w:space="0" w:color="12171D"/>
+              <w:bottom w:val="single" w:sz="4" w:space="0" w:color="BCACA7"/>
+            </w:tcBorders>
+            <w:vAlign w:val="top"/>
+          </w:tcPr>
+          <w:p>
+            <w:pPr>
+              <w:keepNext/>
+              <w:spacing w:before="0" w:after="0" w:line="250" w:lineRule="auto"/>
               <w:jc w:val="left"/>
             </w:pPr>
             <w:r>
               <w:rPr>
                 <w:rFonts w:ascii="Inter" w:hAnsi="Inter" w:eastAsia="Inter" w:cs="Inter"/>
                 <w:color w:val="12171D"/>
-                <w:sz w:val="18"/>
-                <w:szCs w:val="18"/>
-                <w:lang w:val="en-GB"/>
-              </w:rPr>
-              <w:t xml:space="preserve">BUSINESS / NATIONAL ADDRESS</w:t>
-            </w:r>
-          </w:p>
-          <w:p>
-            <w:pPr>
+                <w:spacing w:val="13"/>
+                <w:sz w:val="16"/>
+                <w:szCs w:val="16"/>
+                <w:lang w:val="en-GB"/>
+              </w:rPr>
+              <w:t xml:space="preserve">CURRENCY</w:t>
+            </w:r>
+          </w:p>
+          <w:p>
+            <w:pPr>
+              <w:keepNext/>
               <w:bidi w:val="1"/>
-              <w:spacing w:before="0" w:after="0" w:line="250" w:lineRule="auto"/>
+              <w:spacing w:before="0" w:after="40" w:line="250" w:lineRule="auto"/>
               <w:jc w:val="start"/>
             </w:pPr>
             <w:r>
               <w:rPr>
                 <w:rFonts w:ascii="Noto Sans Arabic" w:hAnsi="Noto Sans Arabic" w:eastAsia="Noto Sans Arabic" w:cs="Noto Sans Arabic"/>
                 <w:color w:val="12171D"/>
-                <w:sz w:val="20"/>
-                <w:szCs w:val="20"/>
+                <w:sz w:val="21"/>
+                <w:szCs w:val="21"/>
                 <w:rtl w:val="1"/>
                 <w:lang w:val="ar-SA" w:bidi="ar-SA"/>
               </w:rPr>
+              <w:t xml:space="preserve">العملة</w:t>
+            </w:r>
+          </w:p>
+          <w:p>
+            <w:pPr>
+              <w:keepNext/>
+              <w:spacing w:before="0" w:after="0" w:line="250" w:lineRule="auto"/>
+              <w:jc w:val="left"/>
+            </w:pPr>
+            <w:r>
+              <w:rPr>
+                <w:rFonts w:ascii="Jost" w:hAnsi="Jost" w:eastAsia="Jost" w:cs="Jost"/>
+                <w:color w:val="12171D"/>
+                <w:sz w:val="30"/>
+                <w:szCs w:val="30"/>
+                <w:lang w:val="en-GB"/>
+              </w:rPr>
+              <w:t xml:space="preserve">SAR</w:t>
+            </w:r>
+          </w:p>
+        </w:tc>
+      </w:tr>
+    </w:tbl>
+    <w:p>
+      <w:pPr>
+        <w:keepNext/>
+        <w:spacing w:before="0" w:after="0" w:line="20" w:lineRule="exact"/>
+        <w:rPr>
+          <w:sz w:val="2"/>
+          <w:szCs w:val="2"/>
+        </w:rPr>
+      </w:pPr>
+    </w:p>
+    <w:tbl>
+      <w:tblPr>
+        <w:tblW w:w="9072" w:type="dxa"/>
+        <w:tblBorders>
+          <w:top w:val="nil"/>
+          <w:left w:val="nil"/>
+          <w:bottom w:val="nil"/>
+          <w:right w:val="nil"/>
+          <w:insideH w:val="nil"/>
+          <w:insideV w:val="nil"/>
+        </w:tblBorders>
+        <w:tblLayout w:type="fixed"/>
+        <w:tblCellMar>
+          <w:top w:w="50" w:type="dxa"/>
+          <w:left w:w="85" w:type="dxa"/>
+          <w:bottom w:w="70" w:type="dxa"/>
+          <w:right w:w="85" w:type="dxa"/>
+        </w:tblCellMar>
+        <w:tblLook w:firstRow="1" w:lastRow="0" w:firstColumn="0" w:lastColumn="0" w:noHBand="0" w:noVBand="1"/>
+      </w:tblPr>
+      <w:tblGrid>
+        <w:gridCol w:w="4336"/>
+        <w:gridCol w:w="400"/>
+        <w:gridCol w:w="4336"/>
+      </w:tblGrid>
+      <w:tr>
+        <w:trPr>
+          <w:cantSplit/>
+        </w:trPr>
+        <w:tc>
+          <w:tcPr>
+            <w:tcW w:w="4336" w:type="dxa"/>
+            <w:tcBorders>
+              <w:top w:val="nil"/>
+              <w:left w:val="nil"/>
+              <w:bottom w:val="single" w:sz="8" w:space="0" w:color="BCACA7"/>
+              <w:right w:val="nil"/>
+            </w:tcBorders>
+            <w:vAlign w:val="bottom"/>
+          </w:tcPr>
+          <w:p>
+            <w:pPr>
+              <w:pStyle w:val="Heading1"/>
+              <w:keepNext/>
+              <w:tabs>
+                <w:tab w:val="right" w:pos="4166"/>
+              </w:tabs>
+              <w:spacing w:before="160" w:after="40" w:line="250" w:lineRule="auto"/>
+              <w:jc w:val="left"/>
+            </w:pPr>
+            <w:r>
+              <w:rPr>
+                <w:rFonts w:ascii="Jost" w:hAnsi="Jost" w:eastAsia="Jost" w:cs="Jost"/>
+                <w:color w:val="12171D"/>
+                <w:spacing w:val="34"/>
+                <w:sz w:val="21"/>
+                <w:szCs w:val="21"/>
+                <w:lang w:val="en-GB"/>
+              </w:rPr>
+              <w:t xml:space="preserve">REQUESTER</w:t>
+            </w:r>
+            <w:r>
+              <w:tab/>
+            </w:r>
+            <w:r>
+              <w:rPr>
+                <w:rFonts w:ascii="Noto Sans Arabic" w:hAnsi="Noto Sans Arabic" w:eastAsia="Noto Sans Arabic" w:cs="Noto Sans Arabic"/>
+                <w:color w:val="12171D"/>
+                <w:sz w:val="22"/>
+                <w:szCs w:val="22"/>
+                <w:rtl w:val="1"/>
+                <w:lang w:val="ar-SA" w:bidi="ar-SA"/>
+              </w:rPr>
+              <w:t xml:space="preserve">مقدم الطلب</w:t>
+            </w:r>
+          </w:p>
+        </w:tc>
+        <w:tc>
+          <w:tcPr>
+            <w:tcW w:w="400" w:type="dxa"/>
+            <w:vAlign w:val="center"/>
+          </w:tcPr>
+          <w:p>
+            <w:pPr>
+              <w:spacing w:before="0" w:after="0" w:line="250" w:lineRule="auto"/>
+              <w:jc w:val="left"/>
+            </w:pPr>
+          </w:p>
+        </w:tc>
+        <w:tc>
+          <w:tcPr>
+            <w:tcW w:w="4336" w:type="dxa"/>
+            <w:tcBorders>
+              <w:top w:val="nil"/>
+              <w:left w:val="nil"/>
+              <w:bottom w:val="single" w:sz="8" w:space="0" w:color="BCACA7"/>
+              <w:right w:val="nil"/>
+            </w:tcBorders>
+            <w:vAlign w:val="bottom"/>
+          </w:tcPr>
+          <w:p>
+            <w:pPr>
+              <w:pStyle w:val="Heading1"/>
+              <w:keepNext/>
+              <w:tabs>
+                <w:tab w:val="right" w:pos="4166"/>
+              </w:tabs>
+              <w:spacing w:before="160" w:after="40" w:line="250" w:lineRule="auto"/>
+              <w:jc w:val="left"/>
+            </w:pPr>
+            <w:r>
+              <w:rPr>
+                <w:rFonts w:ascii="Jost" w:hAnsi="Jost" w:eastAsia="Jost" w:cs="Jost"/>
+                <w:color w:val="12171D"/>
+                <w:spacing w:val="34"/>
+                <w:sz w:val="21"/>
+                <w:szCs w:val="21"/>
+                <w:lang w:val="en-GB"/>
+              </w:rPr>
+              <w:t xml:space="preserve">SUPPLIER</w:t>
+            </w:r>
+            <w:r>
+              <w:tab/>
+            </w:r>
+            <w:r>
+              <w:rPr>
+                <w:rFonts w:ascii="Noto Sans Arabic" w:hAnsi="Noto Sans Arabic" w:eastAsia="Noto Sans Arabic" w:cs="Noto Sans Arabic"/>
+                <w:color w:val="12171D"/>
+                <w:sz w:val="22"/>
+                <w:szCs w:val="22"/>
+                <w:rtl w:val="1"/>
+                <w:lang w:val="ar-SA" w:bidi="ar-SA"/>
+              </w:rPr>
+              <w:t xml:space="preserve">المورد</w:t>
+            </w:r>
+          </w:p>
+        </w:tc>
+      </w:tr>
+      <w:tr>
+        <w:trPr>
+          <w:cantSplit/>
+        </w:trPr>
+        <w:tc>
+          <w:tcPr>
+            <w:tcW w:w="4336" w:type="dxa"/>
+            <w:tcBorders>
+              <w:bottom w:val="single" w:sz="4" w:space="0" w:color="BCACA7"/>
+            </w:tcBorders>
+            <w:vAlign w:val="top"/>
+          </w:tcPr>
+          <w:p>
+            <w:pPr>
+              <w:keepNext/>
+              <w:tabs>
+                <w:tab w:val="right" w:pos="4166"/>
+              </w:tabs>
+              <w:spacing w:before="0" w:after="30" w:line="250" w:lineRule="auto"/>
+              <w:jc w:val="left"/>
+            </w:pPr>
+            <w:r>
+              <w:rPr>
+                <w:rFonts w:ascii="Inter" w:hAnsi="Inter" w:eastAsia="Inter" w:cs="Inter"/>
+                <w:color w:val="12171D"/>
+                <w:spacing w:val="13"/>
+                <w:sz w:val="16"/>
+                <w:szCs w:val="16"/>
+                <w:lang w:val="en-GB"/>
+              </w:rPr>
+              <w:t xml:space="preserve">LEGAL NAME</w:t>
+            </w:r>
+            <w:r>
+              <w:tab/>
+            </w:r>
+            <w:r>
+              <w:rPr>
+                <w:rFonts w:ascii="Noto Sans Arabic" w:hAnsi="Noto Sans Arabic" w:eastAsia="Noto Sans Arabic" w:cs="Noto Sans Arabic"/>
+                <w:color w:val="12171D"/>
+                <w:sz w:val="21"/>
+                <w:szCs w:val="21"/>
+                <w:rtl w:val="1"/>
+                <w:lang w:val="ar-SA" w:bidi="ar-SA"/>
+              </w:rPr>
+              <w:t xml:space="preserve">الاسم القانوني المسجل</w:t>
+            </w:r>
+          </w:p>
+          <w:p>
+            <w:pPr>
+              <w:keepNext/>
+              <w:spacing w:before="0" w:after="0" w:line="250" w:lineRule="auto"/>
+              <w:jc w:val="left"/>
+            </w:pPr>
+            <w:sdt>
+              <w:sdtPr>
+                <w:alias w:val="Registered Legal Name"/>
+                <w:tag w:val="field_1003"/>
+                <w:id w:val="1003"/>
+                <w:text/>
+              </w:sdtPr>
+              <w:sdtContent>
+                <w:r>
+                  <w:rPr>
+                    <w:rFonts w:ascii="Inter" w:hAnsi="Inter" w:eastAsia="Inter" w:cs="Inter"/>
+                    <w:color w:val="12171D"/>
+                    <w:sz w:val="18"/>
+                    <w:szCs w:val="18"/>
+                    <w:lang w:val="en-GB"/>
+                  </w:rPr>
+                  <w:t xml:space="preserve">Enter Registered Legal Name (Trading Name: GEM)</w:t>
+                </w:r>
+              </w:sdtContent>
+            </w:sdt>
+          </w:p>
+        </w:tc>
+        <w:tc>
+          <w:tcPr>
+            <w:tcW w:w="400" w:type="dxa"/>
+            <w:vAlign w:val="center"/>
+          </w:tcPr>
+          <w:p>
+            <w:pPr>
+              <w:spacing w:before="0" w:after="0" w:line="250" w:lineRule="auto"/>
+              <w:jc w:val="left"/>
+            </w:pPr>
+          </w:p>
+        </w:tc>
+        <w:tc>
+          <w:tcPr>
+            <w:tcW w:w="4336" w:type="dxa"/>
+            <w:tcBorders>
+              <w:bottom w:val="single" w:sz="4" w:space="0" w:color="BCACA7"/>
+            </w:tcBorders>
+            <w:vAlign w:val="top"/>
+          </w:tcPr>
+          <w:p>
+            <w:pPr>
+              <w:keepNext/>
+              <w:tabs>
+                <w:tab w:val="right" w:pos="4166"/>
+              </w:tabs>
+              <w:spacing w:before="0" w:after="30" w:line="250" w:lineRule="auto"/>
+              <w:jc w:val="left"/>
+            </w:pPr>
+            <w:r>
+              <w:rPr>
+                <w:rFonts w:ascii="Inter" w:hAnsi="Inter" w:eastAsia="Inter" w:cs="Inter"/>
+                <w:color w:val="12171D"/>
+                <w:spacing w:val="13"/>
+                <w:sz w:val="16"/>
+                <w:szCs w:val="16"/>
+                <w:lang w:val="en-GB"/>
+              </w:rPr>
+              <w:t xml:space="preserve">LEGAL NAME</w:t>
+            </w:r>
+            <w:r>
+              <w:tab/>
+            </w:r>
+            <w:r>
+              <w:rPr>
+                <w:rFonts w:ascii="Noto Sans Arabic" w:hAnsi="Noto Sans Arabic" w:eastAsia="Noto Sans Arabic" w:cs="Noto Sans Arabic"/>
+                <w:color w:val="12171D"/>
+                <w:sz w:val="21"/>
+                <w:szCs w:val="21"/>
+                <w:rtl w:val="1"/>
+                <w:lang w:val="ar-SA" w:bidi="ar-SA"/>
+              </w:rPr>
+              <w:t xml:space="preserve">الاسم القانوني المسجل للمورد</w:t>
+            </w:r>
+          </w:p>
+          <w:p>
+            <w:pPr>
+              <w:keepNext/>
+              <w:spacing w:before="0" w:after="0" w:line="250" w:lineRule="auto"/>
+              <w:jc w:val="left"/>
+            </w:pPr>
+            <w:sdt>
+              <w:sdtPr>
+                <w:alias w:val="Supplier Registered Legal Name"/>
+                <w:tag w:val="field_1004"/>
+                <w:id w:val="1004"/>
+                <w:text/>
+              </w:sdtPr>
+              <w:sdtContent>
+                <w:r>
+                  <w:rPr>
+                    <w:rFonts w:ascii="Inter" w:hAnsi="Inter" w:eastAsia="Inter" w:cs="Inter"/>
+                    <w:color w:val="12171D"/>
+                    <w:sz w:val="18"/>
+                    <w:szCs w:val="18"/>
+                    <w:lang w:val="en-GB"/>
+                  </w:rPr>
+                  <w:t xml:space="preserve">Enter Supplier Registered Legal Name</w:t>
+                </w:r>
+              </w:sdtContent>
+            </w:sdt>
+          </w:p>
+        </w:tc>
+      </w:tr>
+      <w:tr>
+        <w:trPr>
+          <w:cantSplit/>
+        </w:trPr>
+        <w:tc>
+          <w:tcPr>
+            <w:tcW w:w="4336" w:type="dxa"/>
+            <w:tcBorders>
+              <w:bottom w:val="single" w:sz="4" w:space="0" w:color="BCACA7"/>
+            </w:tcBorders>
+            <w:vAlign w:val="top"/>
+          </w:tcPr>
+          <w:p>
+            <w:pPr>
+              <w:tabs>
+                <w:tab w:val="right" w:pos="4166"/>
+              </w:tabs>
+              <w:spacing w:before="0" w:after="30" w:line="250" w:lineRule="auto"/>
+              <w:jc w:val="left"/>
+            </w:pPr>
+            <w:r>
+              <w:rPr>
+                <w:rFonts w:ascii="Inter" w:hAnsi="Inter" w:eastAsia="Inter" w:cs="Inter"/>
+                <w:color w:val="12171D"/>
+                <w:spacing w:val="13"/>
+                <w:sz w:val="16"/>
+                <w:szCs w:val="16"/>
+                <w:lang w:val="en-GB"/>
+              </w:rPr>
+              <w:t xml:space="preserve">ADDRESS</w:t>
+            </w:r>
+            <w:r>
+              <w:tab/>
+            </w:r>
+            <w:r>
+              <w:rPr>
+                <w:rFonts w:ascii="Noto Sans Arabic" w:hAnsi="Noto Sans Arabic" w:eastAsia="Noto Sans Arabic" w:cs="Noto Sans Arabic"/>
+                <w:color w:val="12171D"/>
+                <w:sz w:val="21"/>
+                <w:szCs w:val="21"/>
+                <w:rtl w:val="1"/>
+                <w:lang w:val="ar-SA" w:bidi="ar-SA"/>
+              </w:rPr>
               <w:t xml:space="preserve">عنوان المنشأة / العنوان الوطني</w:t>
             </w:r>
           </w:p>
-        </w:tc>
-        <w:tc>
-          <w:tcPr>
-            <w:tcW w:w="2286" w:type="dxa"/>
-            <w:tcBorders>
-              <w:bottom w:val="single" w:sz="4" w:space="0" w:color="BCACA7"/>
-            </w:tcBorders>
-            <w:vAlign w:val="center"/>
-          </w:tcPr>
           <w:p>
             <w:pPr>
               <w:spacing w:before="0" w:after="0" w:line="250" w:lineRule="auto"/>
@@ -526,8 +801,8 @@
             <w:sdt>
               <w:sdtPr>
                 <w:alias w:val="Business / National Address"/>
-                <w:tag w:val="field_1003"/>
-                <w:id w:val="1003"/>
+                <w:tag w:val="field_1005"/>
+                <w:id w:val="1005"/>
                 <w:text/>
               </w:sdtPr>
               <w:sdtContent>
@@ -545,62 +820,60 @@
             </w:sdt>
           </w:p>
         </w:tc>
-      </w:tr>
-      <w:tr>
-        <w:trPr>
-          <w:cantSplit/>
-        </w:trPr>
-        <w:tc>
-          <w:tcPr>
-            <w:tcW w:w="2250" w:type="dxa"/>
-            <w:tcBorders>
-              <w:bottom w:val="single" w:sz="4" w:space="0" w:color="BCACA7"/>
-            </w:tcBorders>
+        <w:tc>
+          <w:tcPr>
+            <w:tcW w:w="400" w:type="dxa"/>
             <w:vAlign w:val="center"/>
           </w:tcPr>
           <w:p>
             <w:pPr>
-              <w:spacing w:before="0" w:after="10" w:line="250" w:lineRule="auto"/>
+              <w:spacing w:before="0" w:after="0" w:line="250" w:lineRule="auto"/>
+              <w:jc w:val="left"/>
+            </w:pPr>
+          </w:p>
+        </w:tc>
+        <w:tc>
+          <w:tcPr>
+            <w:tcW w:w="4336" w:type="dxa"/>
+            <w:tcBorders>
+              <w:bottom w:val="single" w:sz="4" w:space="0" w:color="BCACA7"/>
+            </w:tcBorders>
+            <w:vAlign w:val="top"/>
+          </w:tcPr>
+          <w:p>
+            <w:pPr>
+              <w:tabs>
+                <w:tab w:val="right" w:pos="4166"/>
+              </w:tabs>
+              <w:spacing w:before="0" w:after="30" w:line="250" w:lineRule="auto"/>
               <w:jc w:val="left"/>
             </w:pPr>
             <w:r>
               <w:rPr>
                 <w:rFonts w:ascii="Inter" w:hAnsi="Inter" w:eastAsia="Inter" w:cs="Inter"/>
                 <w:color w:val="12171D"/>
-                <w:sz w:val="18"/>
-                <w:szCs w:val="18"/>
-                <w:lang w:val="en-GB"/>
-              </w:rPr>
-              <w:t xml:space="preserve">RESPONSE DUE</w:t>
-            </w:r>
-          </w:p>
-          <w:p>
-            <w:pPr>
-              <w:bidi w:val="1"/>
-              <w:spacing w:before="0" w:after="0" w:line="250" w:lineRule="auto"/>
-              <w:jc w:val="start"/>
-            </w:pPr>
+                <w:spacing w:val="13"/>
+                <w:sz w:val="16"/>
+                <w:szCs w:val="16"/>
+                <w:lang w:val="en-GB"/>
+              </w:rPr>
+              <w:t xml:space="preserve">ADDRESS</w:t>
+            </w:r>
+            <w:r>
+              <w:tab/>
+            </w:r>
             <w:r>
               <w:rPr>
                 <w:rFonts w:ascii="Noto Sans Arabic" w:hAnsi="Noto Sans Arabic" w:eastAsia="Noto Sans Arabic" w:cs="Noto Sans Arabic"/>
                 <w:color w:val="12171D"/>
-                <w:sz w:val="20"/>
-                <w:szCs w:val="20"/>
+                <w:sz w:val="21"/>
+                <w:szCs w:val="21"/>
                 <w:rtl w:val="1"/>
                 <w:lang w:val="ar-SA" w:bidi="ar-SA"/>
               </w:rPr>
-              <w:t xml:space="preserve">موعد الرد</w:t>
-            </w:r>
-          </w:p>
-        </w:tc>
-        <w:tc>
-          <w:tcPr>
-            <w:tcW w:w="2286" w:type="dxa"/>
-            <w:tcBorders>
-              <w:bottom w:val="single" w:sz="4" w:space="0" w:color="BCACA7"/>
-            </w:tcBorders>
-            <w:vAlign w:val="center"/>
-          </w:tcPr>
+              <w:t xml:space="preserve">العنوان</w:t>
+            </w:r>
+          </w:p>
           <w:p>
             <w:pPr>
               <w:spacing w:before="0" w:after="0" w:line="250" w:lineRule="auto"/>
@@ -608,9 +881,9 @@
             </w:pPr>
             <w:sdt>
               <w:sdtPr>
-                <w:alias w:val="Response Due Date | DD/MM/YYYY (Gregorian)"/>
-                <w:tag w:val="field_1004"/>
-                <w:id w:val="1004"/>
+                <w:alias w:val="Supplier Address"/>
+                <w:tag w:val="field_1006"/>
+                <w:id w:val="1006"/>
                 <w:text/>
               </w:sdtPr>
               <w:sdtContent>
@@ -622,78 +895,10 @@
                     <w:szCs w:val="18"/>
                     <w:lang w:val="en-GB"/>
                   </w:rPr>
-                  <w:t xml:space="preserve">Enter Response Due Date - DD/MM/YYYY (Gregorian)</w:t>
+                  <w:t xml:space="preserve">Enter Supplier Address</w:t>
                 </w:r>
               </w:sdtContent>
             </w:sdt>
-          </w:p>
-        </w:tc>
-        <w:tc>
-          <w:tcPr>
-            <w:tcW w:w="2250" w:type="dxa"/>
-            <w:tcBorders>
-              <w:bottom w:val="single" w:sz="4" w:space="0" w:color="BCACA7"/>
-            </w:tcBorders>
-            <w:vAlign w:val="center"/>
-          </w:tcPr>
-          <w:p>
-            <w:pPr>
-              <w:spacing w:before="0" w:after="10" w:line="250" w:lineRule="auto"/>
-              <w:jc w:val="left"/>
-            </w:pPr>
-            <w:r>
-              <w:rPr>
-                <w:rFonts w:ascii="Inter" w:hAnsi="Inter" w:eastAsia="Inter" w:cs="Inter"/>
-                <w:color w:val="12171D"/>
-                <w:sz w:val="18"/>
-                <w:szCs w:val="18"/>
-                <w:lang w:val="en-GB"/>
-              </w:rPr>
-              <w:t xml:space="preserve">REQUESTER</w:t>
-            </w:r>
-          </w:p>
-          <w:p>
-            <w:pPr>
-              <w:bidi w:val="1"/>
-              <w:spacing w:before="0" w:after="0" w:line="250" w:lineRule="auto"/>
-              <w:jc w:val="start"/>
-            </w:pPr>
-            <w:r>
-              <w:rPr>
-                <w:rFonts w:ascii="Noto Sans Arabic" w:hAnsi="Noto Sans Arabic" w:eastAsia="Noto Sans Arabic" w:cs="Noto Sans Arabic"/>
-                <w:color w:val="12171D"/>
-                <w:sz w:val="20"/>
-                <w:szCs w:val="20"/>
-                <w:rtl w:val="1"/>
-                <w:lang w:val="ar-SA" w:bidi="ar-SA"/>
-              </w:rPr>
-              <w:t xml:space="preserve">مقدم الطلب</w:t>
-            </w:r>
-          </w:p>
-        </w:tc>
-        <w:tc>
-          <w:tcPr>
-            <w:tcW w:w="2286" w:type="dxa"/>
-            <w:tcBorders>
-              <w:bottom w:val="single" w:sz="4" w:space="0" w:color="BCACA7"/>
-            </w:tcBorders>
-            <w:vAlign w:val="center"/>
-          </w:tcPr>
-          <w:p>
-            <w:pPr>
-              <w:spacing w:before="0" w:after="0" w:line="250" w:lineRule="auto"/>
-              <w:jc w:val="left"/>
-            </w:pPr>
-            <w:r>
-              <w:rPr>
-                <w:rFonts w:ascii="Inter" w:hAnsi="Inter" w:eastAsia="Inter" w:cs="Inter"/>
-                <w:color w:val="12171D"/>
-                <w:sz w:val="18"/>
-                <w:szCs w:val="18"/>
-                <w:lang w:val="en-GB"/>
-              </w:rPr>
-              <w:t xml:space="preserve">Mashal Abdulrahman, GM / Owner</w:t>
-            </w:r>
           </w:p>
         </w:tc>
       </w:tr>
@@ -703,15 +908,49 @@
         </w:trPr>
         <w:tc>
           <w:tcPr>
-            <w:tcW w:w="2250" w:type="dxa"/>
-            <w:tcBorders>
-              <w:bottom w:val="single" w:sz="4" w:space="0" w:color="BCACA7"/>
-            </w:tcBorders>
-            <w:vAlign w:val="center"/>
-          </w:tcPr>
-          <w:p>
-            <w:pPr>
-              <w:spacing w:before="0" w:after="10" w:line="250" w:lineRule="auto"/>
+            <w:tcW w:w="4336" w:type="dxa"/>
+            <w:tcBorders>
+              <w:bottom w:val="single" w:sz="4" w:space="0" w:color="BCACA7"/>
+            </w:tcBorders>
+            <w:vAlign w:val="top"/>
+          </w:tcPr>
+          <w:p>
+            <w:pPr>
+              <w:tabs>
+                <w:tab w:val="right" w:pos="4166"/>
+              </w:tabs>
+              <w:spacing w:before="0" w:after="30" w:line="250" w:lineRule="auto"/>
+              <w:jc w:val="left"/>
+            </w:pPr>
+            <w:r>
+              <w:rPr>
+                <w:rFonts w:ascii="Inter" w:hAnsi="Inter" w:eastAsia="Inter" w:cs="Inter"/>
+                <w:color w:val="12171D"/>
+                <w:spacing w:val="13"/>
+                <w:sz w:val="16"/>
+                <w:szCs w:val="16"/>
+                <w:lang w:val="en-GB"/>
+              </w:rPr>
+              <w:t xml:space="preserve">CONTACT</w:t>
+            </w:r>
+            <w:r>
+              <w:tab/>
+            </w:r>
+            <w:r>
+              <w:rPr>
+                <w:rFonts w:ascii="Noto Sans Arabic" w:hAnsi="Noto Sans Arabic" w:eastAsia="Noto Sans Arabic" w:cs="Noto Sans Arabic"/>
+                <w:color w:val="12171D"/>
+                <w:sz w:val="21"/>
+                <w:szCs w:val="21"/>
+                <w:rtl w:val="1"/>
+                <w:lang w:val="ar-SA" w:bidi="ar-SA"/>
+              </w:rPr>
+              <w:t xml:space="preserve">مقدم الطلب</w:t>
+            </w:r>
+          </w:p>
+          <w:p>
+            <w:pPr>
+              <w:spacing w:before="0" w:after="0" w:line="250" w:lineRule="auto"/>
               <w:jc w:val="left"/>
             </w:pPr>
             <w:r>
@@ -722,36 +961,138 @@
                 <w:szCs w:val="18"/>
                 <w:lang w:val="en-GB"/>
               </w:rPr>
-              <w:t xml:space="preserve">REQUESTER EMAIL</w:t>
-            </w:r>
-          </w:p>
-          <w:p>
-            <w:pPr>
-              <w:bidi w:val="1"/>
-              <w:spacing w:before="0" w:after="0" w:line="250" w:lineRule="auto"/>
-              <w:jc w:val="start"/>
-            </w:pPr>
+              <w:t xml:space="preserve">Mashal Abdulrahman, GM / Owner</w:t>
+            </w:r>
+          </w:p>
+        </w:tc>
+        <w:tc>
+          <w:tcPr>
+            <w:tcW w:w="400" w:type="dxa"/>
+            <w:vAlign w:val="center"/>
+          </w:tcPr>
+          <w:p>
+            <w:pPr>
+              <w:spacing w:before="0" w:after="0" w:line="250" w:lineRule="auto"/>
+              <w:jc w:val="left"/>
+            </w:pPr>
+          </w:p>
+        </w:tc>
+        <w:tc>
+          <w:tcPr>
+            <w:tcW w:w="4336" w:type="dxa"/>
+            <w:tcBorders>
+              <w:bottom w:val="single" w:sz="4" w:space="0" w:color="BCACA7"/>
+            </w:tcBorders>
+            <w:vAlign w:val="top"/>
+          </w:tcPr>
+          <w:p>
+            <w:pPr>
+              <w:tabs>
+                <w:tab w:val="right" w:pos="4166"/>
+              </w:tabs>
+              <w:spacing w:before="0" w:after="30" w:line="250" w:lineRule="auto"/>
+              <w:jc w:val="left"/>
+            </w:pPr>
+            <w:r>
+              <w:rPr>
+                <w:rFonts w:ascii="Inter" w:hAnsi="Inter" w:eastAsia="Inter" w:cs="Inter"/>
+                <w:color w:val="12171D"/>
+                <w:spacing w:val="13"/>
+                <w:sz w:val="16"/>
+                <w:szCs w:val="16"/>
+                <w:lang w:val="en-GB"/>
+              </w:rPr>
+              <w:t xml:space="preserve">CONTACT NAME</w:t>
+            </w:r>
+            <w:r>
+              <w:tab/>
+            </w:r>
             <w:r>
               <w:rPr>
                 <w:rFonts w:ascii="Noto Sans Arabic" w:hAnsi="Noto Sans Arabic" w:eastAsia="Noto Sans Arabic" w:cs="Noto Sans Arabic"/>
                 <w:color w:val="12171D"/>
-                <w:sz w:val="20"/>
-                <w:szCs w:val="20"/>
+                <w:sz w:val="21"/>
+                <w:szCs w:val="21"/>
                 <w:rtl w:val="1"/>
                 <w:lang w:val="ar-SA" w:bidi="ar-SA"/>
               </w:rPr>
-              <w:t xml:space="preserve">بريد مقدم الطلب</w:t>
-            </w:r>
-          </w:p>
-        </w:tc>
-        <w:tc>
-          <w:tcPr>
-            <w:tcW w:w="2286" w:type="dxa"/>
-            <w:tcBorders>
-              <w:bottom w:val="single" w:sz="4" w:space="0" w:color="BCACA7"/>
-            </w:tcBorders>
-            <w:vAlign w:val="center"/>
-          </w:tcPr>
+              <w:t xml:space="preserve">اسم جهة التواصل</w:t>
+            </w:r>
+          </w:p>
+          <w:p>
+            <w:pPr>
+              <w:spacing w:before="0" w:after="0" w:line="250" w:lineRule="auto"/>
+              <w:jc w:val="left"/>
+            </w:pPr>
+            <w:sdt>
+              <w:sdtPr>
+                <w:alias w:val="Supplier Contact"/>
+                <w:tag w:val="field_1007"/>
+                <w:id w:val="1007"/>
+                <w:text/>
+              </w:sdtPr>
+              <w:sdtContent>
+                <w:r>
+                  <w:rPr>
+                    <w:rFonts w:ascii="Inter" w:hAnsi="Inter" w:eastAsia="Inter" w:cs="Inter"/>
+                    <w:color w:val="12171D"/>
+                    <w:sz w:val="18"/>
+                    <w:szCs w:val="18"/>
+                    <w:lang w:val="en-GB"/>
+                  </w:rPr>
+                  <w:t xml:space="preserve">Enter Supplier Contact</w:t>
+                </w:r>
+              </w:sdtContent>
+            </w:sdt>
+          </w:p>
+        </w:tc>
+      </w:tr>
+      <w:tr>
+        <w:trPr>
+          <w:cantSplit/>
+        </w:trPr>
+        <w:tc>
+          <w:tcPr>
+            <w:tcW w:w="4336" w:type="dxa"/>
+            <w:tcBorders>
+              <w:bottom w:val="single" w:sz="4" w:space="0" w:color="BCACA7"/>
+            </w:tcBorders>
+            <w:vAlign w:val="top"/>
+          </w:tcPr>
+          <w:p>
+            <w:pPr>
+              <w:tabs>
+                <w:tab w:val="right" w:pos="4166"/>
+              </w:tabs>
+              <w:spacing w:before="0" w:after="30" w:line="250" w:lineRule="auto"/>
+              <w:jc w:val="left"/>
+            </w:pPr>
+            <w:r>
+              <w:rPr>
+                <w:rFonts w:ascii="Inter" w:hAnsi="Inter" w:eastAsia="Inter" w:cs="Inter"/>
+                <w:color w:val="12171D"/>
+                <w:spacing w:val="13"/>
+                <w:sz w:val="16"/>
+                <w:szCs w:val="16"/>
+                <w:lang w:val="en-GB"/>
+              </w:rPr>
+              <w:t xml:space="preserve">EMAIL</w:t>
+            </w:r>
+            <w:r>
+              <w:tab/>
+            </w:r>
+            <w:r>
+              <w:rPr>
+                <w:rFonts w:ascii="Noto Sans Arabic" w:hAnsi="Noto Sans Arabic" w:eastAsia="Noto Sans Arabic" w:cs="Noto Sans Arabic"/>
+                <w:color w:val="12171D"/>
+                <w:sz w:val="21"/>
+                <w:szCs w:val="21"/>
+                <w:rtl w:val="1"/>
+                <w:lang w:val="ar-SA" w:bidi="ar-SA"/>
+              </w:rPr>
+              <w:t xml:space="preserve">البريد الإلكتروني</w:t>
+            </w:r>
+          </w:p>
           <w:p>
             <w:pPr>
               <w:spacing w:before="0" w:after="0" w:line="250" w:lineRule="auto"/>
@@ -771,15 +1112,135 @@
         </w:tc>
         <w:tc>
           <w:tcPr>
-            <w:tcW w:w="2250" w:type="dxa"/>
-            <w:tcBorders>
-              <w:bottom w:val="single" w:sz="4" w:space="0" w:color="BCACA7"/>
-            </w:tcBorders>
+            <w:tcW w:w="400" w:type="dxa"/>
             <w:vAlign w:val="center"/>
           </w:tcPr>
           <w:p>
             <w:pPr>
-              <w:spacing w:before="0" w:after="10" w:line="250" w:lineRule="auto"/>
+              <w:spacing w:before="0" w:after="0" w:line="250" w:lineRule="auto"/>
+              <w:jc w:val="left"/>
+            </w:pPr>
+          </w:p>
+        </w:tc>
+        <w:tc>
+          <w:tcPr>
+            <w:tcW w:w="4336" w:type="dxa"/>
+            <w:tcBorders>
+              <w:bottom w:val="single" w:sz="4" w:space="0" w:color="BCACA7"/>
+            </w:tcBorders>
+            <w:vAlign w:val="top"/>
+          </w:tcPr>
+          <w:p>
+            <w:pPr>
+              <w:tabs>
+                <w:tab w:val="right" w:pos="4166"/>
+              </w:tabs>
+              <w:spacing w:before="0" w:after="30" w:line="250" w:lineRule="auto"/>
+              <w:jc w:val="left"/>
+            </w:pPr>
+            <w:r>
+              <w:rPr>
+                <w:rFonts w:ascii="Inter" w:hAnsi="Inter" w:eastAsia="Inter" w:cs="Inter"/>
+                <w:color w:val="12171D"/>
+                <w:spacing w:val="13"/>
+                <w:sz w:val="16"/>
+                <w:szCs w:val="16"/>
+                <w:lang w:val="en-GB"/>
+              </w:rPr>
+              <w:t xml:space="preserve">EMAIL</w:t>
+            </w:r>
+            <w:r>
+              <w:tab/>
+            </w:r>
+            <w:r>
+              <w:rPr>
+                <w:rFonts w:ascii="Noto Sans Arabic" w:hAnsi="Noto Sans Arabic" w:eastAsia="Noto Sans Arabic" w:cs="Noto Sans Arabic"/>
+                <w:color w:val="12171D"/>
+                <w:sz w:val="21"/>
+                <w:szCs w:val="21"/>
+                <w:rtl w:val="1"/>
+                <w:lang w:val="ar-SA" w:bidi="ar-SA"/>
+              </w:rPr>
+              <w:t xml:space="preserve">البريد الإلكتروني</w:t>
+            </w:r>
+          </w:p>
+          <w:p>
+            <w:pPr>
+              <w:spacing w:before="0" w:after="0" w:line="250" w:lineRule="auto"/>
+              <w:jc w:val="left"/>
+            </w:pPr>
+            <w:sdt>
+              <w:sdtPr>
+                <w:alias w:val="Supplier Email"/>
+                <w:tag w:val="field_1008"/>
+                <w:id w:val="1008"/>
+                <w:text/>
+              </w:sdtPr>
+              <w:sdtContent>
+                <w:r>
+                  <w:rPr>
+                    <w:rFonts w:ascii="Inter" w:hAnsi="Inter" w:eastAsia="Inter" w:cs="Inter"/>
+                    <w:color w:val="12171D"/>
+                    <w:sz w:val="18"/>
+                    <w:szCs w:val="18"/>
+                    <w:lang w:val="en-GB"/>
+                  </w:rPr>
+                  <w:t xml:space="preserve">Enter Supplier Email</w:t>
+                </w:r>
+              </w:sdtContent>
+            </w:sdt>
+          </w:p>
+        </w:tc>
+      </w:tr>
+      <w:tr>
+        <w:trPr>
+          <w:cantSplit/>
+        </w:trPr>
+        <w:tc>
+          <w:tcPr>
+            <w:tcW w:w="4336" w:type="dxa"/>
+            <w:tcBorders>
+              <w:bottom w:val="single" w:sz="4" w:space="0" w:color="BCACA7"/>
+            </w:tcBorders>
+            <w:vAlign w:val="top"/>
+          </w:tcPr>
+          <w:p>
+            <w:pPr>
+              <w:tabs>
+                <w:tab w:val="right" w:pos="4166"/>
+              </w:tabs>
+              <w:spacing w:before="0" w:after="30" w:line="250" w:lineRule="auto"/>
+              <w:jc w:val="left"/>
+            </w:pPr>
+            <w:r>
+              <w:rPr>
+                <w:rFonts w:ascii="Inter" w:hAnsi="Inter" w:eastAsia="Inter" w:cs="Inter"/>
+                <w:color w:val="12171D"/>
+                <w:spacing w:val="13"/>
+                <w:sz w:val="16"/>
+                <w:szCs w:val="16"/>
+                <w:lang w:val="en-GB"/>
+              </w:rPr>
+              <w:t xml:space="preserve">PHONE</w:t>
+            </w:r>
+            <w:r>
+              <w:tab/>
+            </w:r>
+            <w:r>
+              <w:rPr>
+                <w:rFonts w:ascii="Noto Sans Arabic" w:hAnsi="Noto Sans Arabic" w:eastAsia="Noto Sans Arabic" w:cs="Noto Sans Arabic"/>
+                <w:color w:val="12171D"/>
+                <w:sz w:val="21"/>
+                <w:szCs w:val="21"/>
+                <w:rtl w:val="1"/>
+                <w:lang w:val="ar-SA" w:bidi="ar-SA"/>
+              </w:rPr>
+              <w:t xml:space="preserve">الهاتف</w:t>
+            </w:r>
+          </w:p>
+          <w:p>
+            <w:pPr>
+              <w:spacing w:before="0" w:after="0" w:line="250" w:lineRule="auto"/>
               <w:jc w:val="left"/>
             </w:pPr>
             <w:r>
@@ -790,46 +1251,411 @@
                 <w:szCs w:val="18"/>
                 <w:lang w:val="en-GB"/>
               </w:rPr>
-              <w:t xml:space="preserve">PROJECT / REFERENCE</w:t>
-            </w:r>
-          </w:p>
-          <w:p>
-            <w:pPr>
-              <w:bidi w:val="1"/>
-              <w:spacing w:before="0" w:after="0" w:line="250" w:lineRule="auto"/>
-              <w:jc w:val="start"/>
-            </w:pPr>
+              <w:t xml:space="preserve">+966114502929</w:t>
+            </w:r>
+          </w:p>
+        </w:tc>
+        <w:tc>
+          <w:tcPr>
+            <w:tcW w:w="400" w:type="dxa"/>
+            <w:vAlign w:val="center"/>
+          </w:tcPr>
+          <w:p>
+            <w:pPr>
+              <w:spacing w:before="0" w:after="0" w:line="250" w:lineRule="auto"/>
+              <w:jc w:val="left"/>
+            </w:pPr>
+          </w:p>
+        </w:tc>
+        <w:tc>
+          <w:tcPr>
+            <w:tcW w:w="4336" w:type="dxa"/>
+            <w:tcBorders>
+              <w:bottom w:val="single" w:sz="4" w:space="0" w:color="BCACA7"/>
+            </w:tcBorders>
+            <w:vAlign w:val="top"/>
+          </w:tcPr>
+          <w:p>
+            <w:pPr>
+              <w:tabs>
+                <w:tab w:val="right" w:pos="4166"/>
+              </w:tabs>
+              <w:spacing w:before="0" w:after="30" w:line="250" w:lineRule="auto"/>
+              <w:jc w:val="left"/>
+            </w:pPr>
+            <w:r>
+              <w:rPr>
+                <w:rFonts w:ascii="Inter" w:hAnsi="Inter" w:eastAsia="Inter" w:cs="Inter"/>
+                <w:color w:val="12171D"/>
+                <w:spacing w:val="13"/>
+                <w:sz w:val="16"/>
+                <w:szCs w:val="16"/>
+                <w:lang w:val="en-GB"/>
+              </w:rPr>
+              <w:t xml:space="preserve">PHONE</w:t>
+            </w:r>
+            <w:r>
+              <w:tab/>
+            </w:r>
             <w:r>
               <w:rPr>
                 <w:rFonts w:ascii="Noto Sans Arabic" w:hAnsi="Noto Sans Arabic" w:eastAsia="Noto Sans Arabic" w:cs="Noto Sans Arabic"/>
                 <w:color w:val="12171D"/>
-                <w:sz w:val="20"/>
-                <w:szCs w:val="20"/>
+                <w:sz w:val="21"/>
+                <w:szCs w:val="21"/>
                 <w:rtl w:val="1"/>
                 <w:lang w:val="ar-SA" w:bidi="ar-SA"/>
               </w:rPr>
+              <w:t xml:space="preserve">الهاتف</w:t>
+            </w:r>
+          </w:p>
+          <w:p>
+            <w:pPr>
+              <w:spacing w:before="0" w:after="0" w:line="250" w:lineRule="auto"/>
+              <w:jc w:val="left"/>
+            </w:pPr>
+            <w:sdt>
+              <w:sdtPr>
+                <w:alias w:val="Supplier Phone"/>
+                <w:tag w:val="field_1009"/>
+                <w:id w:val="1009"/>
+                <w:text/>
+              </w:sdtPr>
+              <w:sdtContent>
+                <w:r>
+                  <w:rPr>
+                    <w:rFonts w:ascii="Inter" w:hAnsi="Inter" w:eastAsia="Inter" w:cs="Inter"/>
+                    <w:color w:val="12171D"/>
+                    <w:sz w:val="18"/>
+                    <w:szCs w:val="18"/>
+                    <w:lang w:val="en-GB"/>
+                  </w:rPr>
+                  <w:t xml:space="preserve">Enter Supplier Phone</w:t>
+                </w:r>
+              </w:sdtContent>
+            </w:sdt>
+          </w:p>
+        </w:tc>
+      </w:tr>
+      <w:tr>
+        <w:trPr>
+          <w:cantSplit/>
+        </w:trPr>
+        <w:tc>
+          <w:tcPr>
+            <w:tcW w:w="4336" w:type="dxa"/>
+            <w:tcBorders>
+              <w:bottom w:val="single" w:sz="4" w:space="0" w:color="BCACA7"/>
+            </w:tcBorders>
+            <w:vAlign w:val="top"/>
+          </w:tcPr>
+          <w:p>
+            <w:pPr>
+              <w:tabs>
+                <w:tab w:val="right" w:pos="4166"/>
+              </w:tabs>
+              <w:spacing w:before="0" w:after="30" w:line="250" w:lineRule="auto"/>
+              <w:jc w:val="left"/>
+            </w:pPr>
+            <w:r>
+              <w:rPr>
+                <w:rFonts w:ascii="Inter" w:hAnsi="Inter" w:eastAsia="Inter" w:cs="Inter"/>
+                <w:color w:val="12171D"/>
+                <w:spacing w:val="13"/>
+                <w:sz w:val="16"/>
+                <w:szCs w:val="16"/>
+                <w:lang w:val="en-GB"/>
+              </w:rPr>
+              <w:t xml:space="preserve">COMMERCIAL REG. NO.</w:t>
+            </w:r>
+            <w:r>
+              <w:tab/>
+            </w:r>
+            <w:r>
+              <w:rPr>
+                <w:rFonts w:ascii="Noto Sans Arabic" w:hAnsi="Noto Sans Arabic" w:eastAsia="Noto Sans Arabic" w:cs="Noto Sans Arabic"/>
+                <w:color w:val="12171D"/>
+                <w:sz w:val="21"/>
+                <w:szCs w:val="21"/>
+                <w:rtl w:val="1"/>
+                <w:lang w:val="ar-SA" w:bidi="ar-SA"/>
+              </w:rPr>
+              <w:t xml:space="preserve">رقم السجل التجاري</w:t>
+            </w:r>
+          </w:p>
+          <w:p>
+            <w:pPr>
+              <w:spacing w:before="0" w:after="0" w:line="250" w:lineRule="auto"/>
+              <w:jc w:val="left"/>
+            </w:pPr>
+            <w:sdt>
+              <w:sdtPr>
+                <w:alias w:val="Commercial Registration No."/>
+                <w:tag w:val="field_1010"/>
+                <w:id w:val="1010"/>
+                <w:text/>
+              </w:sdtPr>
+              <w:sdtContent>
+                <w:r>
+                  <w:rPr>
+                    <w:rFonts w:ascii="Inter" w:hAnsi="Inter" w:eastAsia="Inter" w:cs="Inter"/>
+                    <w:color w:val="12171D"/>
+                    <w:sz w:val="18"/>
+                    <w:szCs w:val="18"/>
+                    <w:lang w:val="en-GB"/>
+                  </w:rPr>
+                  <w:t xml:space="preserve">Enter Commercial Registration No.</w:t>
+                </w:r>
+              </w:sdtContent>
+            </w:sdt>
+          </w:p>
+        </w:tc>
+        <w:tc>
+          <w:tcPr>
+            <w:tcW w:w="400" w:type="dxa"/>
+            <w:vAlign w:val="center"/>
+          </w:tcPr>
+          <w:p>
+            <w:pPr>
+              <w:spacing w:before="0" w:after="0" w:line="250" w:lineRule="auto"/>
+              <w:jc w:val="left"/>
+            </w:pPr>
+          </w:p>
+        </w:tc>
+        <w:tc>
+          <w:tcPr>
+            <w:tcW w:w="4336" w:type="dxa"/>
+            <w:tcBorders>
+              <w:bottom w:val="single" w:sz="4" w:space="0" w:color="BCACA7"/>
+            </w:tcBorders>
+            <w:vAlign w:val="top"/>
+          </w:tcPr>
+          <w:p>
+            <w:pPr>
+              <w:tabs>
+                <w:tab w:val="right" w:pos="4166"/>
+              </w:tabs>
+              <w:spacing w:before="0" w:after="30" w:line="250" w:lineRule="auto"/>
+              <w:jc w:val="left"/>
+            </w:pPr>
+            <w:r>
+              <w:rPr>
+                <w:rFonts w:ascii="Inter" w:hAnsi="Inter" w:eastAsia="Inter" w:cs="Inter"/>
+                <w:color w:val="12171D"/>
+                <w:spacing w:val="13"/>
+                <w:sz w:val="16"/>
+                <w:szCs w:val="16"/>
+                <w:lang w:val="en-GB"/>
+              </w:rPr>
+              <w:t xml:space="preserve">TAX IDENTIFIER</w:t>
+            </w:r>
+            <w:r>
+              <w:tab/>
+            </w:r>
+            <w:r>
+              <w:rPr>
+                <w:rFonts w:ascii="Noto Sans Arabic" w:hAnsi="Noto Sans Arabic" w:eastAsia="Noto Sans Arabic" w:cs="Noto Sans Arabic"/>
+                <w:color w:val="12171D"/>
+                <w:sz w:val="21"/>
+                <w:szCs w:val="21"/>
+                <w:rtl w:val="1"/>
+                <w:lang w:val="ar-SA" w:bidi="ar-SA"/>
+              </w:rPr>
+              <w:t xml:space="preserve">الرقم الضريبي للمورد</w:t>
+            </w:r>
+          </w:p>
+          <w:p>
+            <w:pPr>
+              <w:spacing w:before="0" w:after="0" w:line="250" w:lineRule="auto"/>
+              <w:jc w:val="left"/>
+            </w:pPr>
+            <w:sdt>
+              <w:sdtPr>
+                <w:alias w:val="Supplier Tax Identifier"/>
+                <w:tag w:val="field_1011"/>
+                <w:id w:val="1011"/>
+                <w:text/>
+              </w:sdtPr>
+              <w:sdtContent>
+                <w:r>
+                  <w:rPr>
+                    <w:rFonts w:ascii="Inter" w:hAnsi="Inter" w:eastAsia="Inter" w:cs="Inter"/>
+                    <w:color w:val="12171D"/>
+                    <w:sz w:val="18"/>
+                    <w:szCs w:val="18"/>
+                    <w:lang w:val="en-GB"/>
+                  </w:rPr>
+                  <w:t xml:space="preserve">Enter Supplier Tax Identifier</w:t>
+                </w:r>
+              </w:sdtContent>
+            </w:sdt>
+          </w:p>
+        </w:tc>
+      </w:tr>
+    </w:tbl>
+    <w:p>
+      <w:pPr>
+        <w:spacing w:before="0" w:after="0" w:line="20" w:lineRule="exact"/>
+        <w:rPr>
+          <w:sz w:val="2"/>
+          <w:szCs w:val="2"/>
+        </w:rPr>
+      </w:pPr>
+    </w:p>
+    <w:tbl>
+      <w:tblPr>
+        <w:tblW w:w="9072" w:type="dxa"/>
+        <w:tblBorders>
+          <w:top w:val="nil"/>
+          <w:left w:val="nil"/>
+          <w:bottom w:val="nil"/>
+          <w:right w:val="nil"/>
+          <w:insideH w:val="nil"/>
+          <w:insideV w:val="nil"/>
+        </w:tblBorders>
+        <w:tblLayout w:type="fixed"/>
+        <w:tblCellMar>
+          <w:top w:w="50" w:type="dxa"/>
+          <w:left w:w="85" w:type="dxa"/>
+          <w:bottom w:w="70" w:type="dxa"/>
+          <w:right w:w="85" w:type="dxa"/>
+        </w:tblCellMar>
+        <w:tblLook w:firstRow="1" w:lastRow="0" w:firstColumn="0" w:lastColumn="0" w:noHBand="0" w:noVBand="1"/>
+      </w:tblPr>
+      <w:tblGrid>
+        <w:gridCol w:w="4336"/>
+        <w:gridCol w:w="400"/>
+        <w:gridCol w:w="4336"/>
+      </w:tblGrid>
+      <w:tr>
+        <w:trPr>
+          <w:cantSplit/>
+        </w:trPr>
+        <w:tc>
+          <w:tcPr>
+            <w:tcW w:w="4336" w:type="dxa"/>
+            <w:gridSpan w:val="1"/>
+            <w:tcBorders>
+              <w:top w:val="nil"/>
+              <w:left w:val="nil"/>
+              <w:bottom w:val="single" w:sz="8" w:space="0" w:color="BCACA7"/>
+              <w:right w:val="nil"/>
+            </w:tcBorders>
+            <w:vAlign w:val="bottom"/>
+          </w:tcPr>
+          <w:p>
+            <w:pPr>
+              <w:pStyle w:val="Heading1"/>
+              <w:keepNext/>
+              <w:spacing w:before="160" w:after="40" w:line="250" w:lineRule="auto"/>
+              <w:ind w:start="-85"/>
+              <w:jc w:val="left"/>
+            </w:pPr>
+            <w:r>
+              <w:rPr>
+                <w:rFonts w:ascii="Jost" w:hAnsi="Jost" w:eastAsia="Jost" w:cs="Jost"/>
+                <w:color w:val="12171D"/>
+                <w:spacing w:val="34"/>
+                <w:sz w:val="21"/>
+                <w:szCs w:val="21"/>
+                <w:lang w:val="en-GB"/>
+              </w:rPr>
+              <w:t xml:space="preserve">REQUEST REFERENCE</w:t>
+            </w:r>
+          </w:p>
+        </w:tc>
+        <w:tc>
+          <w:tcPr>
+            <w:tcW w:w="4736" w:type="dxa"/>
+            <w:gridSpan w:val="2"/>
+            <w:tcBorders>
+              <w:top w:val="nil"/>
+              <w:left w:val="nil"/>
+              <w:bottom w:val="single" w:sz="8" w:space="0" w:color="BCACA7"/>
+              <w:right w:val="nil"/>
+            </w:tcBorders>
+            <w:vAlign w:val="bottom"/>
+          </w:tcPr>
+          <w:p>
+            <w:pPr>
+              <w:keepNext/>
+              <w:bidi w:val="1"/>
+              <w:spacing w:before="160" w:after="40" w:line="250" w:lineRule="auto"/>
+              <w:ind w:start="-85"/>
+              <w:jc w:val="start"/>
+            </w:pPr>
+            <w:r>
+              <w:rPr>
+                <w:rFonts w:ascii="Noto Sans Arabic" w:hAnsi="Noto Sans Arabic" w:eastAsia="Noto Sans Arabic" w:cs="Noto Sans Arabic"/>
+                <w:color w:val="12171D"/>
+                <w:sz w:val="22"/>
+                <w:szCs w:val="22"/>
+                <w:rtl w:val="1"/>
+                <w:lang w:val="ar-SA" w:bidi="ar-SA"/>
+              </w:rPr>
+              <w:t xml:space="preserve">مرجع الطلب</w:t>
+            </w:r>
+          </w:p>
+        </w:tc>
+      </w:tr>
+      <w:tr>
+        <w:trPr>
+          <w:cantSplit/>
+        </w:trPr>
+        <w:tc>
+          <w:tcPr>
+            <w:tcW w:w="4336" w:type="dxa"/>
+            <w:tcBorders>
+              <w:bottom w:val="single" w:sz="4" w:space="0" w:color="BCACA7"/>
+            </w:tcBorders>
+            <w:vAlign w:val="top"/>
+          </w:tcPr>
+          <w:p>
+            <w:pPr>
+              <w:keepNext/>
+              <w:tabs>
+                <w:tab w:val="right" w:pos="4166"/>
+              </w:tabs>
+              <w:spacing w:before="0" w:after="30" w:line="250" w:lineRule="auto"/>
+              <w:jc w:val="left"/>
+            </w:pPr>
+            <w:r>
+              <w:rPr>
+                <w:rFonts w:ascii="Inter" w:hAnsi="Inter" w:eastAsia="Inter" w:cs="Inter"/>
+                <w:color w:val="12171D"/>
+                <w:spacing w:val="13"/>
+                <w:sz w:val="16"/>
+                <w:szCs w:val="16"/>
+                <w:lang w:val="en-GB"/>
+              </w:rPr>
+              <w:t xml:space="preserve">PROJECT / REFERENCE</w:t>
+            </w:r>
+            <w:r>
+              <w:tab/>
+            </w:r>
+            <w:r>
+              <w:rPr>
+                <w:rFonts w:ascii="Noto Sans Arabic" w:hAnsi="Noto Sans Arabic" w:eastAsia="Noto Sans Arabic" w:cs="Noto Sans Arabic"/>
+                <w:color w:val="12171D"/>
+                <w:sz w:val="21"/>
+                <w:szCs w:val="21"/>
+                <w:rtl w:val="1"/>
+                <w:lang w:val="ar-SA" w:bidi="ar-SA"/>
+              </w:rPr>
               <w:t xml:space="preserve">المشروع / المرجع</w:t>
             </w:r>
           </w:p>
-        </w:tc>
-        <w:tc>
-          <w:tcPr>
-            <w:tcW w:w="2286" w:type="dxa"/>
-            <w:tcBorders>
-              <w:bottom w:val="single" w:sz="4" w:space="0" w:color="BCACA7"/>
-            </w:tcBorders>
-            <w:vAlign w:val="center"/>
-          </w:tcPr>
-          <w:p>
-            <w:pPr>
+          <w:p>
+            <w:pPr>
+              <w:keepNext/>
               <w:spacing w:before="0" w:after="0" w:line="250" w:lineRule="auto"/>
               <w:jc w:val="left"/>
             </w:pPr>
             <w:sdt>
               <w:sdtPr>
                 <w:alias w:val="Project or Reference"/>
-                <w:tag w:val="field_1005"/>
-                <w:id w:val="1005"/>
+                <w:tag w:val="field_1012"/>
+                <w:id w:val="1012"/>
                 <w:text/>
               </w:sdtPr>
               <w:sdtContent>
@@ -847,140 +1673,72 @@
             </w:sdt>
           </w:p>
         </w:tc>
-      </w:tr>
-      <w:tr>
-        <w:trPr>
-          <w:cantSplit/>
-        </w:trPr>
-        <w:tc>
-          <w:tcPr>
-            <w:tcW w:w="2250" w:type="dxa"/>
-            <w:tcBorders>
-              <w:bottom w:val="single" w:sz="4" w:space="0" w:color="BCACA7"/>
-            </w:tcBorders>
+        <w:tc>
+          <w:tcPr>
+            <w:tcW w:w="400" w:type="dxa"/>
             <w:vAlign w:val="center"/>
           </w:tcPr>
           <w:p>
             <w:pPr>
-              <w:spacing w:before="0" w:after="10" w:line="250" w:lineRule="auto"/>
+              <w:spacing w:before="0" w:after="0" w:line="250" w:lineRule="auto"/>
+              <w:jc w:val="left"/>
+            </w:pPr>
+          </w:p>
+        </w:tc>
+        <w:tc>
+          <w:tcPr>
+            <w:tcW w:w="4336" w:type="dxa"/>
+            <w:tcBorders>
+              <w:bottom w:val="single" w:sz="4" w:space="0" w:color="BCACA7"/>
+            </w:tcBorders>
+            <w:vAlign w:val="top"/>
+          </w:tcPr>
+          <w:p>
+            <w:pPr>
+              <w:keepNext/>
+              <w:tabs>
+                <w:tab w:val="right" w:pos="4166"/>
+              </w:tabs>
+              <w:spacing w:before="0" w:after="30" w:line="250" w:lineRule="auto"/>
               <w:jc w:val="left"/>
             </w:pPr>
             <w:r>
               <w:rPr>
                 <w:rFonts w:ascii="Inter" w:hAnsi="Inter" w:eastAsia="Inter" w:cs="Inter"/>
                 <w:color w:val="12171D"/>
-                <w:sz w:val="18"/>
-                <w:szCs w:val="18"/>
-                <w:lang w:val="en-GB"/>
-              </w:rPr>
-              <w:t xml:space="preserve">REQUESTER PHONE</w:t>
-            </w:r>
-          </w:p>
-          <w:p>
-            <w:pPr>
-              <w:bidi w:val="1"/>
-              <w:spacing w:before="0" w:after="0" w:line="250" w:lineRule="auto"/>
-              <w:jc w:val="start"/>
-            </w:pPr>
+                <w:spacing w:val="13"/>
+                <w:sz w:val="16"/>
+                <w:szCs w:val="16"/>
+                <w:lang w:val="en-GB"/>
+              </w:rPr>
+              <w:t xml:space="preserve">SUPPLIER QUOTE REF.</w:t>
+            </w:r>
+            <w:r>
+              <w:tab/>
+            </w:r>
             <w:r>
               <w:rPr>
                 <w:rFonts w:ascii="Noto Sans Arabic" w:hAnsi="Noto Sans Arabic" w:eastAsia="Noto Sans Arabic" w:cs="Noto Sans Arabic"/>
                 <w:color w:val="12171D"/>
-                <w:sz w:val="20"/>
-                <w:szCs w:val="20"/>
+                <w:sz w:val="21"/>
+                <w:szCs w:val="21"/>
                 <w:rtl w:val="1"/>
                 <w:lang w:val="ar-SA" w:bidi="ar-SA"/>
               </w:rPr>
-              <w:t xml:space="preserve">هاتف مقدم الطلب</w:t>
-            </w:r>
-          </w:p>
-        </w:tc>
-        <w:tc>
-          <w:tcPr>
-            <w:tcW w:w="2286" w:type="dxa"/>
-            <w:tcBorders>
-              <w:bottom w:val="single" w:sz="4" w:space="0" w:color="BCACA7"/>
-            </w:tcBorders>
-            <w:vAlign w:val="center"/>
-          </w:tcPr>
-          <w:p>
-            <w:pPr>
-              <w:spacing w:before="0" w:after="0" w:line="250" w:lineRule="auto"/>
-              <w:jc w:val="left"/>
-            </w:pPr>
-            <w:r>
-              <w:rPr>
-                <w:rFonts w:ascii="Inter" w:hAnsi="Inter" w:eastAsia="Inter" w:cs="Inter"/>
-                <w:color w:val="12171D"/>
-                <w:sz w:val="18"/>
-                <w:szCs w:val="18"/>
-                <w:lang w:val="en-GB"/>
-              </w:rPr>
-              <w:t xml:space="preserve">+966114502929</w:t>
-            </w:r>
-          </w:p>
-        </w:tc>
-        <w:tc>
-          <w:tcPr>
-            <w:tcW w:w="2250" w:type="dxa"/>
-            <w:tcBorders>
-              <w:bottom w:val="single" w:sz="4" w:space="0" w:color="BCACA7"/>
-            </w:tcBorders>
-            <w:vAlign w:val="center"/>
-          </w:tcPr>
-          <w:p>
-            <w:pPr>
-              <w:spacing w:before="0" w:after="10" w:line="250" w:lineRule="auto"/>
-              <w:jc w:val="left"/>
-            </w:pPr>
-            <w:r>
-              <w:rPr>
-                <w:rFonts w:ascii="Inter" w:hAnsi="Inter" w:eastAsia="Inter" w:cs="Inter"/>
-                <w:color w:val="12171D"/>
-                <w:sz w:val="18"/>
-                <w:szCs w:val="18"/>
-                <w:lang w:val="en-GB"/>
-              </w:rPr>
-              <w:t xml:space="preserve">COMMERCIAL REGISTRATION NO.</w:t>
-            </w:r>
-          </w:p>
-          <w:p>
-            <w:pPr>
-              <w:bidi w:val="1"/>
-              <w:spacing w:before="0" w:after="0" w:line="250" w:lineRule="auto"/>
-              <w:jc w:val="start"/>
-            </w:pPr>
-            <w:r>
-              <w:rPr>
-                <w:rFonts w:ascii="Noto Sans Arabic" w:hAnsi="Noto Sans Arabic" w:eastAsia="Noto Sans Arabic" w:cs="Noto Sans Arabic"/>
-                <w:color w:val="12171D"/>
-                <w:sz w:val="20"/>
-                <w:szCs w:val="20"/>
-                <w:rtl w:val="1"/>
-                <w:lang w:val="ar-SA" w:bidi="ar-SA"/>
-              </w:rPr>
-              <w:t xml:space="preserve">رقم السجل التجاري</w:t>
-            </w:r>
-          </w:p>
-        </w:tc>
-        <w:tc>
-          <w:tcPr>
-            <w:tcW w:w="2286" w:type="dxa"/>
-            <w:tcBorders>
-              <w:bottom w:val="single" w:sz="4" w:space="0" w:color="BCACA7"/>
-            </w:tcBorders>
-            <w:vAlign w:val="center"/>
-          </w:tcPr>
-          <w:p>
-            <w:pPr>
+              <w:t xml:space="preserve">مرجع عرض المورد</w:t>
+            </w:r>
+          </w:p>
+          <w:p>
+            <w:pPr>
+              <w:keepNext/>
               <w:spacing w:before="0" w:after="0" w:line="250" w:lineRule="auto"/>
               <w:jc w:val="left"/>
             </w:pPr>
             <w:sdt>
               <w:sdtPr>
-                <w:alias w:val="Commercial Registration No."/>
-                <w:tag w:val="field_1006"/>
-                <w:id w:val="1006"/>
+                <w:alias w:val="Supplier Quote Reference"/>
+                <w:tag w:val="field_1013"/>
+                <w:id w:val="1013"/>
                 <w:text/>
               </w:sdtPr>
               <w:sdtContent>
@@ -992,7 +1750,82 @@
                     <w:szCs w:val="18"/>
                     <w:lang w:val="en-GB"/>
                   </w:rPr>
-                  <w:t xml:space="preserve">Enter Commercial Registration No.</w:t>
+                  <w:t xml:space="preserve">Enter Supplier Quote Reference</w:t>
+                </w:r>
+              </w:sdtContent>
+            </w:sdt>
+          </w:p>
+        </w:tc>
+      </w:tr>
+      <w:tr>
+        <w:trPr>
+          <w:cantSplit/>
+        </w:trPr>
+        <w:tc>
+          <w:tcPr>
+            <w:tcW w:w="9072" w:type="dxa"/>
+            <w:gridSpan w:val="3"/>
+            <w:tcBorders>
+              <w:bottom w:val="single" w:sz="4" w:space="0" w:color="BCACA7"/>
+            </w:tcBorders>
+            <w:vAlign w:val="top"/>
+          </w:tcPr>
+          <w:p>
+            <w:pPr>
+              <w:tabs>
+                <w:tab w:val="right" w:pos="8902"/>
+              </w:tabs>
+              <w:spacing w:before="0" w:after="30" w:line="250" w:lineRule="auto"/>
+              <w:jc w:val="left"/>
+            </w:pPr>
+            <w:r>
+              <w:rPr>
+                <w:rFonts w:ascii="Inter" w:hAnsi="Inter" w:eastAsia="Inter" w:cs="Inter"/>
+                <w:color w:val="12171D"/>
+                <w:spacing w:val="13"/>
+                <w:sz w:val="16"/>
+                <w:szCs w:val="16"/>
+                <w:lang w:val="en-GB"/>
+              </w:rPr>
+              <w:t xml:space="preserve">SUPPLIER CONFIRMATION</w:t>
+            </w:r>
+            <w:r>
+              <w:tab/>
+            </w:r>
+            <w:r>
+              <w:rPr>
+                <w:rFonts w:ascii="Noto Sans Arabic" w:hAnsi="Noto Sans Arabic" w:eastAsia="Noto Sans Arabic" w:cs="Noto Sans Arabic"/>
+                <w:color w:val="12171D"/>
+                <w:sz w:val="21"/>
+                <w:szCs w:val="21"/>
+                <w:rtl w:val="1"/>
+                <w:lang w:val="ar-SA" w:bidi="ar-SA"/>
+              </w:rPr>
+              <w:t xml:space="preserve">تأكيد المورد</w:t>
+            </w:r>
+          </w:p>
+          <w:p>
+            <w:pPr>
+              <w:spacing w:before="0" w:after="0" w:line="250" w:lineRule="auto"/>
+              <w:jc w:val="left"/>
+            </w:pPr>
+            <w:sdt>
+              <w:sdtPr>
+                <w:alias w:val="Supplier Confirmation"/>
+                <w:tag w:val="field_1014"/>
+                <w:id w:val="1014"/>
+                <w:text/>
+              </w:sdtPr>
+              <w:sdtContent>
+                <w:r>
+                  <w:rPr>
+                    <w:rFonts w:ascii="Inter" w:hAnsi="Inter" w:eastAsia="Inter" w:cs="Inter"/>
+                    <w:color w:val="12171D"/>
+                    <w:sz w:val="18"/>
+                    <w:szCs w:val="18"/>
+                    <w:lang w:val="en-GB"/>
+                  </w:rPr>
+                  <w:t xml:space="preserve">Enter Supplier Confirmation</w:t>
                 </w:r>
               </w:sdtContent>
             </w:sdt>
@@ -1013,774 +1846,18 @@
       <w:tblPr>
         <w:tblW w:w="9072" w:type="dxa"/>
         <w:tblBorders>
-          <w:top w:val="single" w:sz="4" w:space="0" w:color="BCACA7"/>
-          <w:left w:val="single" w:sz="4" w:space="0" w:color="BCACA7"/>
-          <w:bottom w:val="single" w:sz="4" w:space="0" w:color="BCACA7"/>
-          <w:right w:val="single" w:sz="4" w:space="0" w:color="BCACA7"/>
-          <w:insideH w:val="single" w:sz="4" w:space="0" w:color="BCACA7"/>
-          <w:insideV w:val="single" w:sz="4" w:space="0" w:color="BCACA7"/>
+          <w:top w:val="nil"/>
+          <w:left w:val="nil"/>
+          <w:bottom w:val="nil"/>
+          <w:right w:val="nil"/>
+          <w:insideH w:val="nil"/>
+          <w:insideV w:val="nil"/>
         </w:tblBorders>
         <w:tblLayout w:type="fixed"/>
         <w:tblCellMar>
-          <w:top w:w="40" w:type="dxa"/>
+          <w:top w:w="50" w:type="dxa"/>
           <w:left w:w="85" w:type="dxa"/>
-          <w:bottom w:w="40" w:type="dxa"/>
-          <w:right w:w="85" w:type="dxa"/>
-        </w:tblCellMar>
-        <w:tblLook w:firstRow="1" w:lastRow="0" w:firstColumn="0" w:lastColumn="0" w:noHBand="0" w:noVBand="1"/>
-      </w:tblPr>
-      <w:tblGrid>
-        <w:gridCol w:w="2250"/>
-        <w:gridCol w:w="2286"/>
-        <w:gridCol w:w="2250"/>
-        <w:gridCol w:w="2286"/>
-      </w:tblGrid>
-      <w:tr>
-        <w:trPr>
-          <w:cantSplit/>
-        </w:trPr>
-        <w:tc>
-          <w:tcPr>
-            <w:tcW w:w="4536" w:type="dxa"/>
-            <w:gridSpan w:val="2"/>
-            <w:tcBorders>
-              <w:top w:val="nil"/>
-              <w:left w:val="nil"/>
-              <w:bottom w:val="single" w:sz="8" w:space="0" w:color="BCACA7"/>
-              <w:right w:val="nil"/>
-            </w:tcBorders>
-            <w:vAlign w:val="bottom"/>
-          </w:tcPr>
-          <w:p>
-            <w:pPr>
-              <w:pStyle w:val="Heading1"/>
-              <w:keepNext/>
-              <w:spacing w:before="160" w:after="40" w:line="250" w:lineRule="auto"/>
-              <w:ind w:start="-85"/>
-              <w:jc w:val="left"/>
-            </w:pPr>
-            <w:r>
-              <w:rPr>
-                <w:rFonts w:ascii="Jost" w:hAnsi="Jost" w:eastAsia="Jost" w:cs="Jost"/>
-                <w:color w:val="12171D"/>
-                <w:sz w:val="21"/>
-                <w:szCs w:val="21"/>
-                <w:lang w:val="en-GB"/>
-              </w:rPr>
-              <w:t xml:space="preserve">SUPPLIER DETAILS</w:t>
-            </w:r>
-          </w:p>
-        </w:tc>
-        <w:tc>
-          <w:tcPr>
-            <w:tcW w:w="4536" w:type="dxa"/>
-            <w:gridSpan w:val="2"/>
-            <w:tcBorders>
-              <w:top w:val="nil"/>
-              <w:left w:val="nil"/>
-              <w:bottom w:val="single" w:sz="8" w:space="0" w:color="BCACA7"/>
-              <w:right w:val="nil"/>
-            </w:tcBorders>
-            <w:vAlign w:val="bottom"/>
-          </w:tcPr>
-          <w:p>
-            <w:pPr>
-              <w:keepNext/>
-              <w:bidi w:val="1"/>
-              <w:spacing w:before="160" w:after="40" w:line="250" w:lineRule="auto"/>
-              <w:ind w:start="-85"/>
-              <w:jc w:val="start"/>
-            </w:pPr>
-            <w:r>
-              <w:rPr>
-                <w:rFonts w:ascii="Noto Sans Arabic" w:hAnsi="Noto Sans Arabic" w:eastAsia="Noto Sans Arabic" w:cs="Noto Sans Arabic"/>
-                <w:color w:val="12171D"/>
-                <w:sz w:val="22"/>
-                <w:szCs w:val="22"/>
-                <w:rtl w:val="1"/>
-                <w:lang w:val="ar-SA" w:bidi="ar-SA"/>
-              </w:rPr>
-              <w:t xml:space="preserve">بيانات المورد</w:t>
-            </w:r>
-          </w:p>
-        </w:tc>
-      </w:tr>
-      <w:tr>
-        <w:trPr>
-          <w:cantSplit/>
-        </w:trPr>
-        <w:tc>
-          <w:tcPr>
-            <w:tcW w:w="2250" w:type="dxa"/>
-            <w:tcBorders>
-              <w:bottom w:val="single" w:sz="4" w:space="0" w:color="BCACA7"/>
-            </w:tcBorders>
-            <w:vAlign w:val="center"/>
-          </w:tcPr>
-          <w:p>
-            <w:pPr>
-              <w:keepNext/>
-              <w:spacing w:before="0" w:after="10" w:line="250" w:lineRule="auto"/>
-              <w:jc w:val="left"/>
-            </w:pPr>
-            <w:r>
-              <w:rPr>
-                <w:rFonts w:ascii="Inter" w:hAnsi="Inter" w:eastAsia="Inter" w:cs="Inter"/>
-                <w:color w:val="12171D"/>
-                <w:sz w:val="18"/>
-                <w:szCs w:val="18"/>
-                <w:lang w:val="en-GB"/>
-              </w:rPr>
-              <w:t xml:space="preserve">SUPPLIER REGISTERED LEGAL NAME</w:t>
-            </w:r>
-          </w:p>
-          <w:p>
-            <w:pPr>
-              <w:keepNext/>
-              <w:bidi w:val="1"/>
-              <w:spacing w:before="0" w:after="0" w:line="250" w:lineRule="auto"/>
-              <w:jc w:val="start"/>
-            </w:pPr>
-            <w:r>
-              <w:rPr>
-                <w:rFonts w:ascii="Noto Sans Arabic" w:hAnsi="Noto Sans Arabic" w:eastAsia="Noto Sans Arabic" w:cs="Noto Sans Arabic"/>
-                <w:color w:val="12171D"/>
-                <w:sz w:val="20"/>
-                <w:szCs w:val="20"/>
-                <w:rtl w:val="1"/>
-                <w:lang w:val="ar-SA" w:bidi="ar-SA"/>
-              </w:rPr>
-              <w:t xml:space="preserve">الاسم القانوني المسجل للمورد</w:t>
-            </w:r>
-          </w:p>
-        </w:tc>
-        <w:tc>
-          <w:tcPr>
-            <w:tcW w:w="2286" w:type="dxa"/>
-            <w:tcBorders>
-              <w:bottom w:val="single" w:sz="4" w:space="0" w:color="BCACA7"/>
-            </w:tcBorders>
-            <w:vAlign w:val="center"/>
-          </w:tcPr>
-          <w:p>
-            <w:pPr>
-              <w:keepNext/>
-              <w:spacing w:before="0" w:after="0" w:line="250" w:lineRule="auto"/>
-              <w:jc w:val="left"/>
-            </w:pPr>
-            <w:sdt>
-              <w:sdtPr>
-                <w:alias w:val="Supplier Registered Legal Name"/>
-                <w:tag w:val="field_1007"/>
-                <w:id w:val="1007"/>
-                <w:text/>
-              </w:sdtPr>
-              <w:sdtContent>
-                <w:r>
-                  <w:rPr>
-                    <w:rFonts w:ascii="Inter" w:hAnsi="Inter" w:eastAsia="Inter" w:cs="Inter"/>
-                    <w:color w:val="12171D"/>
-                    <w:sz w:val="18"/>
-                    <w:szCs w:val="18"/>
-                    <w:lang w:val="en-GB"/>
-                  </w:rPr>
-                  <w:t xml:space="preserve">Enter Supplier Registered Legal Name</w:t>
-                </w:r>
-              </w:sdtContent>
-            </w:sdt>
-          </w:p>
-        </w:tc>
-        <w:tc>
-          <w:tcPr>
-            <w:tcW w:w="2250" w:type="dxa"/>
-            <w:tcBorders>
-              <w:bottom w:val="single" w:sz="4" w:space="0" w:color="BCACA7"/>
-            </w:tcBorders>
-            <w:vAlign w:val="center"/>
-          </w:tcPr>
-          <w:p>
-            <w:pPr>
-              <w:keepNext/>
-              <w:spacing w:before="0" w:after="10" w:line="250" w:lineRule="auto"/>
-              <w:jc w:val="left"/>
-            </w:pPr>
-            <w:r>
-              <w:rPr>
-                <w:rFonts w:ascii="Inter" w:hAnsi="Inter" w:eastAsia="Inter" w:cs="Inter"/>
-                <w:color w:val="12171D"/>
-                <w:sz w:val="18"/>
-                <w:szCs w:val="18"/>
-                <w:lang w:val="en-GB"/>
-              </w:rPr>
-              <w:t xml:space="preserve">CONTACT NAME</w:t>
-            </w:r>
-          </w:p>
-          <w:p>
-            <w:pPr>
-              <w:keepNext/>
-              <w:bidi w:val="1"/>
-              <w:spacing w:before="0" w:after="0" w:line="250" w:lineRule="auto"/>
-              <w:jc w:val="start"/>
-            </w:pPr>
-            <w:r>
-              <w:rPr>
-                <w:rFonts w:ascii="Noto Sans Arabic" w:hAnsi="Noto Sans Arabic" w:eastAsia="Noto Sans Arabic" w:cs="Noto Sans Arabic"/>
-                <w:color w:val="12171D"/>
-                <w:sz w:val="20"/>
-                <w:szCs w:val="20"/>
-                <w:rtl w:val="1"/>
-                <w:lang w:val="ar-SA" w:bidi="ar-SA"/>
-              </w:rPr>
-              <w:t xml:space="preserve">اسم جهة التواصل</w:t>
-            </w:r>
-          </w:p>
-        </w:tc>
-        <w:tc>
-          <w:tcPr>
-            <w:tcW w:w="2286" w:type="dxa"/>
-            <w:tcBorders>
-              <w:bottom w:val="single" w:sz="4" w:space="0" w:color="BCACA7"/>
-            </w:tcBorders>
-            <w:vAlign w:val="center"/>
-          </w:tcPr>
-          <w:p>
-            <w:pPr>
-              <w:keepNext/>
-              <w:spacing w:before="0" w:after="0" w:line="250" w:lineRule="auto"/>
-              <w:jc w:val="left"/>
-            </w:pPr>
-            <w:sdt>
-              <w:sdtPr>
-                <w:alias w:val="Supplier Contact"/>
-                <w:tag w:val="field_1008"/>
-                <w:id w:val="1008"/>
-                <w:text/>
-              </w:sdtPr>
-              <w:sdtContent>
-                <w:r>
-                  <w:rPr>
-                    <w:rFonts w:ascii="Inter" w:hAnsi="Inter" w:eastAsia="Inter" w:cs="Inter"/>
-                    <w:color w:val="12171D"/>
-                    <w:sz w:val="18"/>
-                    <w:szCs w:val="18"/>
-                    <w:lang w:val="en-GB"/>
-                  </w:rPr>
-                  <w:t xml:space="preserve">Enter Supplier Contact</w:t>
-                </w:r>
-              </w:sdtContent>
-            </w:sdt>
-          </w:p>
-        </w:tc>
-      </w:tr>
-      <w:tr>
-        <w:trPr>
-          <w:cantSplit/>
-        </w:trPr>
-        <w:tc>
-          <w:tcPr>
-            <w:tcW w:w="2250" w:type="dxa"/>
-            <w:tcBorders>
-              <w:bottom w:val="single" w:sz="4" w:space="0" w:color="BCACA7"/>
-            </w:tcBorders>
-            <w:vAlign w:val="center"/>
-          </w:tcPr>
-          <w:p>
-            <w:pPr>
-              <w:spacing w:before="0" w:after="10" w:line="250" w:lineRule="auto"/>
-              <w:jc w:val="left"/>
-            </w:pPr>
-            <w:r>
-              <w:rPr>
-                <w:rFonts w:ascii="Inter" w:hAnsi="Inter" w:eastAsia="Inter" w:cs="Inter"/>
-                <w:color w:val="12171D"/>
-                <w:sz w:val="18"/>
-                <w:szCs w:val="18"/>
-                <w:lang w:val="en-GB"/>
-              </w:rPr>
-              <w:t xml:space="preserve">EMAIL</w:t>
-            </w:r>
-          </w:p>
-          <w:p>
-            <w:pPr>
-              <w:bidi w:val="1"/>
-              <w:spacing w:before="0" w:after="0" w:line="250" w:lineRule="auto"/>
-              <w:jc w:val="start"/>
-            </w:pPr>
-            <w:r>
-              <w:rPr>
-                <w:rFonts w:ascii="Noto Sans Arabic" w:hAnsi="Noto Sans Arabic" w:eastAsia="Noto Sans Arabic" w:cs="Noto Sans Arabic"/>
-                <w:color w:val="12171D"/>
-                <w:sz w:val="20"/>
-                <w:szCs w:val="20"/>
-                <w:rtl w:val="1"/>
-                <w:lang w:val="ar-SA" w:bidi="ar-SA"/>
-              </w:rPr>
-              <w:t xml:space="preserve">البريد الإلكتروني</w:t>
-            </w:r>
-          </w:p>
-        </w:tc>
-        <w:tc>
-          <w:tcPr>
-            <w:tcW w:w="2286" w:type="dxa"/>
-            <w:tcBorders>
-              <w:bottom w:val="single" w:sz="4" w:space="0" w:color="BCACA7"/>
-            </w:tcBorders>
-            <w:vAlign w:val="center"/>
-          </w:tcPr>
-          <w:p>
-            <w:pPr>
-              <w:spacing w:before="0" w:after="0" w:line="250" w:lineRule="auto"/>
-              <w:jc w:val="left"/>
-            </w:pPr>
-            <w:sdt>
-              <w:sdtPr>
-                <w:alias w:val="Supplier Email"/>
-                <w:tag w:val="field_1009"/>
-                <w:id w:val="1009"/>
-                <w:text/>
-              </w:sdtPr>
-              <w:sdtContent>
-                <w:r>
-                  <w:rPr>
-                    <w:rFonts w:ascii="Inter" w:hAnsi="Inter" w:eastAsia="Inter" w:cs="Inter"/>
-                    <w:color w:val="12171D"/>
-                    <w:sz w:val="18"/>
-                    <w:szCs w:val="18"/>
-                    <w:lang w:val="en-GB"/>
-                  </w:rPr>
-                  <w:t xml:space="preserve">Enter Supplier Email</w:t>
-                </w:r>
-              </w:sdtContent>
-            </w:sdt>
-          </w:p>
-        </w:tc>
-        <w:tc>
-          <w:tcPr>
-            <w:tcW w:w="2250" w:type="dxa"/>
-            <w:tcBorders>
-              <w:bottom w:val="single" w:sz="4" w:space="0" w:color="BCACA7"/>
-            </w:tcBorders>
-            <w:vAlign w:val="center"/>
-          </w:tcPr>
-          <w:p>
-            <w:pPr>
-              <w:spacing w:before="0" w:after="10" w:line="250" w:lineRule="auto"/>
-              <w:jc w:val="left"/>
-            </w:pPr>
-            <w:r>
-              <w:rPr>
-                <w:rFonts w:ascii="Inter" w:hAnsi="Inter" w:eastAsia="Inter" w:cs="Inter"/>
-                <w:color w:val="12171D"/>
-                <w:sz w:val="18"/>
-                <w:szCs w:val="18"/>
-                <w:lang w:val="en-GB"/>
-              </w:rPr>
-              <w:t xml:space="preserve">ADDRESS</w:t>
-            </w:r>
-          </w:p>
-          <w:p>
-            <w:pPr>
-              <w:bidi w:val="1"/>
-              <w:spacing w:before="0" w:after="0" w:line="250" w:lineRule="auto"/>
-              <w:jc w:val="start"/>
-            </w:pPr>
-            <w:r>
-              <w:rPr>
-                <w:rFonts w:ascii="Noto Sans Arabic" w:hAnsi="Noto Sans Arabic" w:eastAsia="Noto Sans Arabic" w:cs="Noto Sans Arabic"/>
-                <w:color w:val="12171D"/>
-                <w:sz w:val="20"/>
-                <w:szCs w:val="20"/>
-                <w:rtl w:val="1"/>
-                <w:lang w:val="ar-SA" w:bidi="ar-SA"/>
-              </w:rPr>
-              <w:t xml:space="preserve">العنوان</w:t>
-            </w:r>
-          </w:p>
-        </w:tc>
-        <w:tc>
-          <w:tcPr>
-            <w:tcW w:w="2286" w:type="dxa"/>
-            <w:tcBorders>
-              <w:bottom w:val="single" w:sz="4" w:space="0" w:color="BCACA7"/>
-            </w:tcBorders>
-            <w:vAlign w:val="center"/>
-          </w:tcPr>
-          <w:p>
-            <w:pPr>
-              <w:spacing w:before="0" w:after="0" w:line="250" w:lineRule="auto"/>
-              <w:jc w:val="left"/>
-            </w:pPr>
-            <w:sdt>
-              <w:sdtPr>
-                <w:alias w:val="Supplier Address"/>
-                <w:tag w:val="field_1010"/>
-                <w:id w:val="1010"/>
-                <w:text/>
-              </w:sdtPr>
-              <w:sdtContent>
-                <w:r>
-                  <w:rPr>
-                    <w:rFonts w:ascii="Inter" w:hAnsi="Inter" w:eastAsia="Inter" w:cs="Inter"/>
-                    <w:color w:val="12171D"/>
-                    <w:sz w:val="18"/>
-                    <w:szCs w:val="18"/>
-                    <w:lang w:val="en-GB"/>
-                  </w:rPr>
-                  <w:t xml:space="preserve">Enter Supplier Address</w:t>
-                </w:r>
-              </w:sdtContent>
-            </w:sdt>
-          </w:p>
-        </w:tc>
-      </w:tr>
-      <w:tr>
-        <w:trPr>
-          <w:cantSplit/>
-        </w:trPr>
-        <w:tc>
-          <w:tcPr>
-            <w:tcW w:w="2250" w:type="dxa"/>
-            <w:tcBorders>
-              <w:bottom w:val="single" w:sz="4" w:space="0" w:color="BCACA7"/>
-            </w:tcBorders>
-            <w:vAlign w:val="center"/>
-          </w:tcPr>
-          <w:p>
-            <w:pPr>
-              <w:spacing w:before="0" w:after="10" w:line="250" w:lineRule="auto"/>
-              <w:jc w:val="left"/>
-            </w:pPr>
-            <w:r>
-              <w:rPr>
-                <w:rFonts w:ascii="Inter" w:hAnsi="Inter" w:eastAsia="Inter" w:cs="Inter"/>
-                <w:color w:val="12171D"/>
-                <w:sz w:val="18"/>
-                <w:szCs w:val="18"/>
-                <w:lang w:val="en-GB"/>
-              </w:rPr>
-              <w:t xml:space="preserve">SUPPLIER QUOTE REFERENCE</w:t>
-            </w:r>
-          </w:p>
-          <w:p>
-            <w:pPr>
-              <w:bidi w:val="1"/>
-              <w:spacing w:before="0" w:after="0" w:line="250" w:lineRule="auto"/>
-              <w:jc w:val="start"/>
-            </w:pPr>
-            <w:r>
-              <w:rPr>
-                <w:rFonts w:ascii="Noto Sans Arabic" w:hAnsi="Noto Sans Arabic" w:eastAsia="Noto Sans Arabic" w:cs="Noto Sans Arabic"/>
-                <w:color w:val="12171D"/>
-                <w:sz w:val="20"/>
-                <w:szCs w:val="20"/>
-                <w:rtl w:val="1"/>
-                <w:lang w:val="ar-SA" w:bidi="ar-SA"/>
-              </w:rPr>
-              <w:t xml:space="preserve">مرجع عرض المورد</w:t>
-            </w:r>
-          </w:p>
-        </w:tc>
-        <w:tc>
-          <w:tcPr>
-            <w:tcW w:w="2286" w:type="dxa"/>
-            <w:tcBorders>
-              <w:bottom w:val="single" w:sz="4" w:space="0" w:color="BCACA7"/>
-            </w:tcBorders>
-            <w:vAlign w:val="center"/>
-          </w:tcPr>
-          <w:p>
-            <w:pPr>
-              <w:spacing w:before="0" w:after="0" w:line="250" w:lineRule="auto"/>
-              <w:jc w:val="left"/>
-            </w:pPr>
-            <w:sdt>
-              <w:sdtPr>
-                <w:alias w:val="Supplier Quote Reference"/>
-                <w:tag w:val="field_1011"/>
-                <w:id w:val="1011"/>
-                <w:text/>
-              </w:sdtPr>
-              <w:sdtContent>
-                <w:r>
-                  <w:rPr>
-                    <w:rFonts w:ascii="Inter" w:hAnsi="Inter" w:eastAsia="Inter" w:cs="Inter"/>
-                    <w:color w:val="12171D"/>
-                    <w:sz w:val="18"/>
-                    <w:szCs w:val="18"/>
-                    <w:lang w:val="en-GB"/>
-                  </w:rPr>
-                  <w:t xml:space="preserve">Enter Supplier Quote Reference</w:t>
-                </w:r>
-              </w:sdtContent>
-            </w:sdt>
-          </w:p>
-        </w:tc>
-        <w:tc>
-          <w:tcPr>
-            <w:tcW w:w="2250" w:type="dxa"/>
-            <w:tcBorders>
-              <w:bottom w:val="single" w:sz="4" w:space="0" w:color="BCACA7"/>
-            </w:tcBorders>
-            <w:vAlign w:val="center"/>
-          </w:tcPr>
-          <w:p>
-            <w:pPr>
-              <w:spacing w:before="0" w:after="10" w:line="250" w:lineRule="auto"/>
-              <w:jc w:val="left"/>
-            </w:pPr>
-            <w:r>
-              <w:rPr>
-                <w:rFonts w:ascii="Inter" w:hAnsi="Inter" w:eastAsia="Inter" w:cs="Inter"/>
-                <w:color w:val="12171D"/>
-                <w:sz w:val="18"/>
-                <w:szCs w:val="18"/>
-                <w:lang w:val="en-GB"/>
-              </w:rPr>
-              <w:t xml:space="preserve">SUPPLIER PHONE</w:t>
-            </w:r>
-          </w:p>
-          <w:p>
-            <w:pPr>
-              <w:bidi w:val="1"/>
-              <w:spacing w:before="0" w:after="0" w:line="250" w:lineRule="auto"/>
-              <w:jc w:val="start"/>
-            </w:pPr>
-            <w:r>
-              <w:rPr>
-                <w:rFonts w:ascii="Noto Sans Arabic" w:hAnsi="Noto Sans Arabic" w:eastAsia="Noto Sans Arabic" w:cs="Noto Sans Arabic"/>
-                <w:color w:val="12171D"/>
-                <w:sz w:val="20"/>
-                <w:szCs w:val="20"/>
-                <w:rtl w:val="1"/>
-                <w:lang w:val="ar-SA" w:bidi="ar-SA"/>
-              </w:rPr>
-              <w:t xml:space="preserve">هاتف المورد</w:t>
-            </w:r>
-          </w:p>
-        </w:tc>
-        <w:tc>
-          <w:tcPr>
-            <w:tcW w:w="2286" w:type="dxa"/>
-            <w:tcBorders>
-              <w:bottom w:val="single" w:sz="4" w:space="0" w:color="BCACA7"/>
-            </w:tcBorders>
-            <w:vAlign w:val="center"/>
-          </w:tcPr>
-          <w:p>
-            <w:pPr>
-              <w:spacing w:before="0" w:after="0" w:line="250" w:lineRule="auto"/>
-              <w:jc w:val="left"/>
-            </w:pPr>
-            <w:sdt>
-              <w:sdtPr>
-                <w:alias w:val="Supplier Phone"/>
-                <w:tag w:val="field_1012"/>
-                <w:id w:val="1012"/>
-                <w:text/>
-              </w:sdtPr>
-              <w:sdtContent>
-                <w:r>
-                  <w:rPr>
-                    <w:rFonts w:ascii="Inter" w:hAnsi="Inter" w:eastAsia="Inter" w:cs="Inter"/>
-                    <w:color w:val="12171D"/>
-                    <w:sz w:val="18"/>
-                    <w:szCs w:val="18"/>
-                    <w:lang w:val="en-GB"/>
-                  </w:rPr>
-                  <w:t xml:space="preserve">Enter Supplier Phone</w:t>
-                </w:r>
-              </w:sdtContent>
-            </w:sdt>
-          </w:p>
-        </w:tc>
-      </w:tr>
-      <w:tr>
-        <w:trPr>
-          <w:cantSplit/>
-        </w:trPr>
-        <w:tc>
-          <w:tcPr>
-            <w:tcW w:w="2250" w:type="dxa"/>
-            <w:tcBorders>
-              <w:bottom w:val="single" w:sz="4" w:space="0" w:color="BCACA7"/>
-            </w:tcBorders>
-            <w:vAlign w:val="center"/>
-          </w:tcPr>
-          <w:p>
-            <w:pPr>
-              <w:spacing w:before="0" w:after="10" w:line="250" w:lineRule="auto"/>
-              <w:jc w:val="left"/>
-            </w:pPr>
-            <w:r>
-              <w:rPr>
-                <w:rFonts w:ascii="Inter" w:hAnsi="Inter" w:eastAsia="Inter" w:cs="Inter"/>
-                <w:color w:val="12171D"/>
-                <w:sz w:val="18"/>
-                <w:szCs w:val="18"/>
-                <w:lang w:val="en-GB"/>
-              </w:rPr>
-              <w:t xml:space="preserve">SUPPLIER CONFIRMATION</w:t>
-            </w:r>
-          </w:p>
-          <w:p>
-            <w:pPr>
-              <w:bidi w:val="1"/>
-              <w:spacing w:before="0" w:after="0" w:line="250" w:lineRule="auto"/>
-              <w:jc w:val="start"/>
-            </w:pPr>
-            <w:r>
-              <w:rPr>
-                <w:rFonts w:ascii="Noto Sans Arabic" w:hAnsi="Noto Sans Arabic" w:eastAsia="Noto Sans Arabic" w:cs="Noto Sans Arabic"/>
-                <w:color w:val="12171D"/>
-                <w:sz w:val="20"/>
-                <w:szCs w:val="20"/>
-                <w:rtl w:val="1"/>
-                <w:lang w:val="ar-SA" w:bidi="ar-SA"/>
-              </w:rPr>
-              <w:t xml:space="preserve">تأكيد المورد</w:t>
-            </w:r>
-          </w:p>
-        </w:tc>
-        <w:tc>
-          <w:tcPr>
-            <w:tcW w:w="2286" w:type="dxa"/>
-            <w:tcBorders>
-              <w:bottom w:val="single" w:sz="4" w:space="0" w:color="BCACA7"/>
-            </w:tcBorders>
-            <w:vAlign w:val="center"/>
-          </w:tcPr>
-          <w:p>
-            <w:pPr>
-              <w:spacing w:before="0" w:after="0" w:line="250" w:lineRule="auto"/>
-              <w:jc w:val="left"/>
-            </w:pPr>
-            <w:sdt>
-              <w:sdtPr>
-                <w:alias w:val="Supplier Confirmation"/>
-                <w:tag w:val="field_1013"/>
-                <w:id w:val="1013"/>
-                <w:text/>
-              </w:sdtPr>
-              <w:sdtContent>
-                <w:r>
-                  <w:rPr>
-                    <w:rFonts w:ascii="Inter" w:hAnsi="Inter" w:eastAsia="Inter" w:cs="Inter"/>
-                    <w:color w:val="12171D"/>
-                    <w:sz w:val="18"/>
-                    <w:szCs w:val="18"/>
-                    <w:lang w:val="en-GB"/>
-                  </w:rPr>
-                  <w:t xml:space="preserve">Enter Supplier Confirmation</w:t>
-                </w:r>
-              </w:sdtContent>
-            </w:sdt>
-          </w:p>
-        </w:tc>
-        <w:tc>
-          <w:tcPr>
-            <w:tcW w:w="2250" w:type="dxa"/>
-            <w:tcBorders>
-              <w:bottom w:val="single" w:sz="4" w:space="0" w:color="BCACA7"/>
-            </w:tcBorders>
-            <w:vAlign w:val="center"/>
-          </w:tcPr>
-          <w:p>
-            <w:pPr>
-              <w:spacing w:before="0" w:after="10" w:line="250" w:lineRule="auto"/>
-              <w:jc w:val="left"/>
-            </w:pPr>
-            <w:r>
-              <w:rPr>
-                <w:rFonts w:ascii="Inter" w:hAnsi="Inter" w:eastAsia="Inter" w:cs="Inter"/>
-                <w:color w:val="12171D"/>
-                <w:sz w:val="18"/>
-                <w:szCs w:val="18"/>
-                <w:lang w:val="en-GB"/>
-              </w:rPr>
-              <w:t xml:space="preserve">SUPPLIER TAX IDENTIFIER</w:t>
-            </w:r>
-          </w:p>
-          <w:p>
-            <w:pPr>
-              <w:bidi w:val="1"/>
-              <w:spacing w:before="0" w:after="0" w:line="250" w:lineRule="auto"/>
-              <w:jc w:val="start"/>
-            </w:pPr>
-            <w:r>
-              <w:rPr>
-                <w:rFonts w:ascii="Noto Sans Arabic" w:hAnsi="Noto Sans Arabic" w:eastAsia="Noto Sans Arabic" w:cs="Noto Sans Arabic"/>
-                <w:color w:val="12171D"/>
-                <w:sz w:val="20"/>
-                <w:szCs w:val="20"/>
-                <w:rtl w:val="1"/>
-                <w:lang w:val="ar-SA" w:bidi="ar-SA"/>
-              </w:rPr>
-              <w:t xml:space="preserve">الرقم الضريبي للمورد</w:t>
-            </w:r>
-          </w:p>
-        </w:tc>
-        <w:tc>
-          <w:tcPr>
-            <w:tcW w:w="2286" w:type="dxa"/>
-            <w:tcBorders>
-              <w:bottom w:val="single" w:sz="4" w:space="0" w:color="BCACA7"/>
-            </w:tcBorders>
-            <w:vAlign w:val="center"/>
-          </w:tcPr>
-          <w:p>
-            <w:pPr>
-              <w:spacing w:before="0" w:after="0" w:line="250" w:lineRule="auto"/>
-              <w:jc w:val="left"/>
-            </w:pPr>
-            <w:sdt>
-              <w:sdtPr>
-                <w:alias w:val="Supplier Tax Identifier"/>
-                <w:tag w:val="field_1014"/>
-                <w:id w:val="1014"/>
-                <w:text/>
-              </w:sdtPr>
-              <w:sdtContent>
-                <w:r>
-                  <w:rPr>
-                    <w:rFonts w:ascii="Inter" w:hAnsi="Inter" w:eastAsia="Inter" w:cs="Inter"/>
-                    <w:color w:val="12171D"/>
-                    <w:sz w:val="18"/>
-                    <w:szCs w:val="18"/>
-                    <w:lang w:val="en-GB"/>
-                  </w:rPr>
-                  <w:t xml:space="preserve">Enter Supplier Tax Identifier</w:t>
-                </w:r>
-              </w:sdtContent>
-            </w:sdt>
-          </w:p>
-        </w:tc>
-      </w:tr>
-    </w:tbl>
-    <w:p>
-      <w:pPr>
-        <w:spacing w:before="0" w:after="0" w:line="20" w:lineRule="exact"/>
-        <w:rPr>
-          <w:sz w:val="2"/>
-          <w:szCs w:val="2"/>
-        </w:rPr>
-      </w:pPr>
-    </w:p>
-    <w:tbl>
-      <w:tblPr>
-        <w:tblW w:w="9072" w:type="dxa"/>
-        <w:tblBorders>
-          <w:top w:val="single" w:sz="4" w:space="0" w:color="BCACA7"/>
-          <w:left w:val="single" w:sz="4" w:space="0" w:color="BCACA7"/>
-          <w:bottom w:val="single" w:sz="4" w:space="0" w:color="BCACA7"/>
-          <w:right w:val="single" w:sz="4" w:space="0" w:color="BCACA7"/>
-          <w:insideH w:val="single" w:sz="4" w:space="0" w:color="BCACA7"/>
-          <w:insideV w:val="single" w:sz="4" w:space="0" w:color="BCACA7"/>
-        </w:tblBorders>
-        <w:tblLayout w:type="fixed"/>
-        <w:tblCellMar>
-          <w:top w:w="40" w:type="dxa"/>
-          <w:left w:w="85" w:type="dxa"/>
-          <w:bottom w:w="40" w:type="dxa"/>
+          <w:bottom w:w="60" w:type="dxa"/>
           <w:right w:w="85" w:type="dxa"/>
         </w:tblCellMar>
         <w:tblLook w:firstRow="1" w:lastRow="0" w:firstColumn="0" w:lastColumn="0" w:noHBand="0" w:noVBand="1"/>
@@ -1822,6 +1899,7 @@
               <w:rPr>
                 <w:rFonts w:ascii="Jost" w:hAnsi="Jost" w:eastAsia="Jost" w:cs="Jost"/>
                 <w:color w:val="12171D"/>
+                <w:spacing w:val="34"/>
                 <w:sz w:val="21"/>
                 <w:szCs w:val="21"/>
                 <w:lang w:val="en-GB"/>
@@ -1872,24 +1950,27 @@
         <w:tc>
           <w:tcPr>
             <w:tcW w:w="520" w:type="dxa"/>
-            <w:shd w:val="clear" w:color="auto" w:fill="12171D"/>
-            <w:vAlign w:val="center"/>
-          </w:tcPr>
-          <w:p>
-            <w:pPr>
-              <w:keepNext/>
-              <w:spacing w:before="0" w:after="8" w:line="250" w:lineRule="auto"/>
+            <w:tcBorders>
+              <w:bottom w:val="single" w:sz="8" w:space="0" w:color="12171D"/>
+            </w:tcBorders>
+            <w:vAlign w:val="bottom"/>
+          </w:tcPr>
+          <w:p>
+            <w:pPr>
+              <w:keepNext/>
+              <w:spacing w:before="0" w:after="20" w:line="250" w:lineRule="auto"/>
               <w:jc w:val="left"/>
             </w:pPr>
             <w:r>
               <w:rPr>
                 <w:rFonts w:ascii="Inter" w:hAnsi="Inter" w:eastAsia="Inter" w:cs="Inter"/>
-                <w:color w:val="FFFFFF"/>
-                <w:sz w:val="18"/>
-                <w:szCs w:val="18"/>
-                <w:lang w:val="en-GB"/>
-              </w:rPr>
-              <w:t xml:space="preserve">No.</w:t>
+                <w:color w:val="12171D"/>
+                <w:spacing w:val="13"/>
+                <w:sz w:val="16"/>
+                <w:szCs w:val="16"/>
+                <w:lang w:val="en-GB"/>
+              </w:rPr>
+              <w:t xml:space="preserve">NO.</w:t>
             </w:r>
           </w:p>
           <w:p>
@@ -1902,9 +1983,9 @@
             <w:r>
               <w:rPr>
                 <w:rFonts w:ascii="Noto Sans Arabic" w:hAnsi="Noto Sans Arabic" w:eastAsia="Noto Sans Arabic" w:cs="Noto Sans Arabic"/>
-                <w:color w:val="FFFFFF"/>
-                <w:sz w:val="20"/>
-                <w:szCs w:val="20"/>
+                <w:color w:val="12171D"/>
+                <w:sz w:val="21"/>
+                <w:szCs w:val="21"/>
                 <w:rtl w:val="1"/>
                 <w:lang w:val="ar-SA" w:bidi="ar-SA"/>
               </w:rPr>
@@ -1915,24 +1996,27 @@
         <w:tc>
           <w:tcPr>
             <w:tcW w:w="2400" w:type="dxa"/>
-            <w:shd w:val="clear" w:color="auto" w:fill="12171D"/>
-            <w:vAlign w:val="center"/>
-          </w:tcPr>
-          <w:p>
-            <w:pPr>
-              <w:keepNext/>
-              <w:spacing w:before="0" w:after="8" w:line="250" w:lineRule="auto"/>
+            <w:tcBorders>
+              <w:bottom w:val="single" w:sz="8" w:space="0" w:color="12171D"/>
+            </w:tcBorders>
+            <w:vAlign w:val="bottom"/>
+          </w:tcPr>
+          <w:p>
+            <w:pPr>
+              <w:keepNext/>
+              <w:spacing w:before="0" w:after="20" w:line="250" w:lineRule="auto"/>
               <w:jc w:val="left"/>
             </w:pPr>
             <w:r>
               <w:rPr>
                 <w:rFonts w:ascii="Inter" w:hAnsi="Inter" w:eastAsia="Inter" w:cs="Inter"/>
-                <w:color w:val="FFFFFF"/>
-                <w:sz w:val="18"/>
-                <w:szCs w:val="18"/>
-                <w:lang w:val="en-GB"/>
-              </w:rPr>
-              <w:t xml:space="preserve">Item / Service</w:t>
+                <w:color w:val="12171D"/>
+                <w:spacing w:val="13"/>
+                <w:sz w:val="16"/>
+                <w:szCs w:val="16"/>
+                <w:lang w:val="en-GB"/>
+              </w:rPr>
+              <w:t xml:space="preserve">ITEM / SERVICE</w:t>
             </w:r>
           </w:p>
           <w:p>
@@ -1945,9 +2029,9 @@
             <w:r>
               <w:rPr>
                 <w:rFonts w:ascii="Noto Sans Arabic" w:hAnsi="Noto Sans Arabic" w:eastAsia="Noto Sans Arabic" w:cs="Noto Sans Arabic"/>
-                <w:color w:val="FFFFFF"/>
-                <w:sz w:val="20"/>
-                <w:szCs w:val="20"/>
+                <w:color w:val="12171D"/>
+                <w:sz w:val="21"/>
+                <w:szCs w:val="21"/>
                 <w:rtl w:val="1"/>
                 <w:lang w:val="ar-SA" w:bidi="ar-SA"/>
               </w:rPr>
@@ -1958,24 +2042,27 @@
         <w:tc>
           <w:tcPr>
             <w:tcW w:w="800" w:type="dxa"/>
-            <w:shd w:val="clear" w:color="auto" w:fill="12171D"/>
-            <w:vAlign w:val="center"/>
-          </w:tcPr>
-          <w:p>
-            <w:pPr>
-              <w:keepNext/>
-              <w:spacing w:before="0" w:after="8" w:line="250" w:lineRule="auto"/>
+            <w:tcBorders>
+              <w:bottom w:val="single" w:sz="8" w:space="0" w:color="12171D"/>
+            </w:tcBorders>
+            <w:vAlign w:val="bottom"/>
+          </w:tcPr>
+          <w:p>
+            <w:pPr>
+              <w:keepNext/>
+              <w:spacing w:before="0" w:after="20" w:line="250" w:lineRule="auto"/>
               <w:jc w:val="center"/>
             </w:pPr>
             <w:r>
               <w:rPr>
                 <w:rFonts w:ascii="Inter" w:hAnsi="Inter" w:eastAsia="Inter" w:cs="Inter"/>
-                <w:color w:val="FFFFFF"/>
-                <w:sz w:val="18"/>
-                <w:szCs w:val="18"/>
-                <w:lang w:val="en-GB"/>
-              </w:rPr>
-              <w:t xml:space="preserve">Qty</w:t>
+                <w:color w:val="12171D"/>
+                <w:spacing w:val="13"/>
+                <w:sz w:val="16"/>
+                <w:szCs w:val="16"/>
+                <w:lang w:val="en-GB"/>
+              </w:rPr>
+              <w:t xml:space="preserve">QTY</w:t>
             </w:r>
           </w:p>
           <w:p>
@@ -1988,9 +2075,9 @@
             <w:r>
               <w:rPr>
                 <w:rFonts w:ascii="Noto Sans Arabic" w:hAnsi="Noto Sans Arabic" w:eastAsia="Noto Sans Arabic" w:cs="Noto Sans Arabic"/>
-                <w:color w:val="FFFFFF"/>
-                <w:sz w:val="20"/>
-                <w:szCs w:val="20"/>
+                <w:color w:val="12171D"/>
+                <w:sz w:val="21"/>
+                <w:szCs w:val="21"/>
                 <w:rtl w:val="1"/>
                 <w:lang w:val="ar-SA" w:bidi="ar-SA"/>
               </w:rPr>
@@ -2001,24 +2088,27 @@
         <w:tc>
           <w:tcPr>
             <w:tcW w:w="850" w:type="dxa"/>
-            <w:shd w:val="clear" w:color="auto" w:fill="12171D"/>
-            <w:vAlign w:val="center"/>
-          </w:tcPr>
-          <w:p>
-            <w:pPr>
-              <w:keepNext/>
-              <w:spacing w:before="0" w:after="8" w:line="250" w:lineRule="auto"/>
+            <w:tcBorders>
+              <w:bottom w:val="single" w:sz="8" w:space="0" w:color="12171D"/>
+            </w:tcBorders>
+            <w:vAlign w:val="bottom"/>
+          </w:tcPr>
+          <w:p>
+            <w:pPr>
+              <w:keepNext/>
+              <w:spacing w:before="0" w:after="20" w:line="250" w:lineRule="auto"/>
               <w:jc w:val="center"/>
             </w:pPr>
             <w:r>
               <w:rPr>
                 <w:rFonts w:ascii="Inter" w:hAnsi="Inter" w:eastAsia="Inter" w:cs="Inter"/>
-                <w:color w:val="FFFFFF"/>
-                <w:sz w:val="18"/>
-                <w:szCs w:val="18"/>
-                <w:lang w:val="en-GB"/>
-              </w:rPr>
-              <w:t xml:space="preserve">Unit</w:t>
+                <w:color w:val="12171D"/>
+                <w:spacing w:val="13"/>
+                <w:sz w:val="16"/>
+                <w:szCs w:val="16"/>
+                <w:lang w:val="en-GB"/>
+              </w:rPr>
+              <w:t xml:space="preserve">UNIT</w:t>
             </w:r>
           </w:p>
           <w:p>
@@ -2031,9 +2121,9 @@
             <w:r>
               <w:rPr>
                 <w:rFonts w:ascii="Noto Sans Arabic" w:hAnsi="Noto Sans Arabic" w:eastAsia="Noto Sans Arabic" w:cs="Noto Sans Arabic"/>
-                <w:color w:val="FFFFFF"/>
-                <w:sz w:val="20"/>
-                <w:szCs w:val="20"/>
+                <w:color w:val="12171D"/>
+                <w:sz w:val="21"/>
+                <w:szCs w:val="21"/>
                 <w:rtl w:val="1"/>
                 <w:lang w:val="ar-SA" w:bidi="ar-SA"/>
               </w:rPr>
@@ -2044,24 +2134,27 @@
         <w:tc>
           <w:tcPr>
             <w:tcW w:w="2250" w:type="dxa"/>
-            <w:shd w:val="clear" w:color="auto" w:fill="12171D"/>
-            <w:vAlign w:val="center"/>
-          </w:tcPr>
-          <w:p>
-            <w:pPr>
-              <w:keepNext/>
-              <w:spacing w:before="0" w:after="8" w:line="250" w:lineRule="auto"/>
+            <w:tcBorders>
+              <w:bottom w:val="single" w:sz="8" w:space="0" w:color="12171D"/>
+            </w:tcBorders>
+            <w:vAlign w:val="bottom"/>
+          </w:tcPr>
+          <w:p>
+            <w:pPr>
+              <w:keepNext/>
+              <w:spacing w:before="0" w:after="20" w:line="250" w:lineRule="auto"/>
               <w:jc w:val="right"/>
             </w:pPr>
             <w:r>
               <w:rPr>
                 <w:rFonts w:ascii="Inter" w:hAnsi="Inter" w:eastAsia="Inter" w:cs="Inter"/>
-                <w:color w:val="FFFFFF"/>
-                <w:sz w:val="18"/>
-                <w:szCs w:val="18"/>
-                <w:lang w:val="en-GB"/>
-              </w:rPr>
-              <w:t xml:space="preserve">Unit Price (SAR)</w:t>
+                <w:color w:val="12171D"/>
+                <w:spacing w:val="13"/>
+                <w:sz w:val="16"/>
+                <w:szCs w:val="16"/>
+                <w:lang w:val="en-GB"/>
+              </w:rPr>
+              <w:t xml:space="preserve">UNIT PRICE (SAR)</w:t>
             </w:r>
           </w:p>
           <w:p>
@@ -2074,9 +2167,9 @@
             <w:r>
               <w:rPr>
                 <w:rFonts w:ascii="Noto Sans Arabic" w:hAnsi="Noto Sans Arabic" w:eastAsia="Noto Sans Arabic" w:cs="Noto Sans Arabic"/>
-                <w:color w:val="FFFFFF"/>
-                <w:sz w:val="20"/>
-                <w:szCs w:val="20"/>
+                <w:color w:val="12171D"/>
+                <w:sz w:val="21"/>
+                <w:szCs w:val="21"/>
                 <w:rtl w:val="1"/>
                 <w:lang w:val="ar-SA" w:bidi="ar-SA"/>
               </w:rPr>
@@ -2087,24 +2180,27 @@
         <w:tc>
           <w:tcPr>
             <w:tcW w:w="2252" w:type="dxa"/>
-            <w:shd w:val="clear" w:color="auto" w:fill="12171D"/>
-            <w:vAlign w:val="center"/>
-          </w:tcPr>
-          <w:p>
-            <w:pPr>
-              <w:keepNext/>
-              <w:spacing w:before="0" w:after="8" w:line="250" w:lineRule="auto"/>
+            <w:tcBorders>
+              <w:bottom w:val="single" w:sz="8" w:space="0" w:color="12171D"/>
+            </w:tcBorders>
+            <w:vAlign w:val="bottom"/>
+          </w:tcPr>
+          <w:p>
+            <w:pPr>
+              <w:keepNext/>
+              <w:spacing w:before="0" w:after="20" w:line="250" w:lineRule="auto"/>
               <w:jc w:val="right"/>
             </w:pPr>
             <w:r>
               <w:rPr>
                 <w:rFonts w:ascii="Inter" w:hAnsi="Inter" w:eastAsia="Inter" w:cs="Inter"/>
-                <w:color w:val="FFFFFF"/>
-                <w:sz w:val="18"/>
-                <w:szCs w:val="18"/>
-                <w:lang w:val="en-GB"/>
-              </w:rPr>
-              <w:t xml:space="preserve">Line Total (SAR)</w:t>
+                <w:color w:val="12171D"/>
+                <w:spacing w:val="13"/>
+                <w:sz w:val="16"/>
+                <w:szCs w:val="16"/>
+                <w:lang w:val="en-GB"/>
+              </w:rPr>
+              <w:t xml:space="preserve">LINE TOTAL (SAR)</w:t>
             </w:r>
           </w:p>
           <w:p>
@@ -2117,9 +2213,9 @@
             <w:r>
               <w:rPr>
                 <w:rFonts w:ascii="Noto Sans Arabic" w:hAnsi="Noto Sans Arabic" w:eastAsia="Noto Sans Arabic" w:cs="Noto Sans Arabic"/>
-                <w:color w:val="FFFFFF"/>
-                <w:sz w:val="20"/>
-                <w:szCs w:val="20"/>
+                <w:color w:val="12171D"/>
+                <w:sz w:val="21"/>
+                <w:szCs w:val="21"/>
                 <w:rtl w:val="1"/>
                 <w:lang w:val="ar-SA" w:bidi="ar-SA"/>
               </w:rPr>
@@ -2224,7 +2320,7 @@
                     <w:szCs w:val="18"/>
                     <w:lang w:val="en-GB"/>
                   </w:rPr>
-                  <w:t xml:space="preserve">Enter Qty</w:t>
+                  <w:t xml:space="preserve">Qty</w:t>
                 </w:r>
               </w:sdtContent>
             </w:sdt>
@@ -2260,7 +2356,7 @@
                     <w:szCs w:val="18"/>
                     <w:lang w:val="en-GB"/>
                   </w:rPr>
-                  <w:t xml:space="preserve">Enter Unit</w:t>
+                  <w:t xml:space="preserve">Unit</w:t>
                 </w:r>
               </w:sdtContent>
             </w:sdt>
@@ -2427,7 +2523,7 @@
                     <w:szCs w:val="18"/>
                     <w:lang w:val="en-GB"/>
                   </w:rPr>
-                  <w:t xml:space="preserve">Enter Qty</w:t>
+                  <w:t xml:space="preserve">Qty</w:t>
                 </w:r>
               </w:sdtContent>
             </w:sdt>
@@ -2463,7 +2559,7 @@
                     <w:szCs w:val="18"/>
                     <w:lang w:val="en-GB"/>
                   </w:rPr>
-                  <w:t xml:space="preserve">Enter Unit</w:t>
+                  <w:t xml:space="preserve">Unit</w:t>
                 </w:r>
               </w:sdtContent>
             </w:sdt>
@@ -2630,7 +2726,7 @@
                     <w:szCs w:val="18"/>
                     <w:lang w:val="en-GB"/>
                   </w:rPr>
-                  <w:t xml:space="preserve">Enter Qty</w:t>
+                  <w:t xml:space="preserve">Qty</w:t>
                 </w:r>
               </w:sdtContent>
             </w:sdt>
@@ -2666,7 +2762,7 @@
                     <w:szCs w:val="18"/>
                     <w:lang w:val="en-GB"/>
                   </w:rPr>
-                  <w:t xml:space="preserve">Enter Unit</w:t>
+                  <w:t xml:space="preserve">Unit</w:t>
                 </w:r>
               </w:sdtContent>
             </w:sdt>
@@ -2833,7 +2929,7 @@
                     <w:szCs w:val="18"/>
                     <w:lang w:val="en-GB"/>
                   </w:rPr>
-                  <w:t xml:space="preserve">Enter Qty</w:t>
+                  <w:t xml:space="preserve">Qty</w:t>
                 </w:r>
               </w:sdtContent>
             </w:sdt>
@@ -2869,7 +2965,7 @@
                     <w:szCs w:val="18"/>
                     <w:lang w:val="en-GB"/>
                   </w:rPr>
-                  <w:t xml:space="preserve">Enter Unit</w:t>
+                  <w:t xml:space="preserve">Unit</w:t>
                 </w:r>
               </w:sdtContent>
             </w:sdt>
@@ -2966,8 +3062,9 @@
               <w:rPr>
                 <w:rFonts w:ascii="Inter" w:hAnsi="Inter" w:eastAsia="Inter" w:cs="Inter"/>
                 <w:color w:val="12171D"/>
-                <w:sz w:val="18"/>
-                <w:szCs w:val="18"/>
+                <w:spacing w:val="13"/>
+                <w:sz w:val="16"/>
+                <w:szCs w:val="16"/>
                 <w:lang w:val="en-GB"/>
               </w:rPr>
               <w:t xml:space="preserve">SUBTOTAL</w:t>
@@ -2979,8 +3076,8 @@
               <w:rPr>
                 <w:rFonts w:ascii="Noto Sans Arabic" w:hAnsi="Noto Sans Arabic" w:eastAsia="Noto Sans Arabic" w:cs="Noto Sans Arabic"/>
                 <w:color w:val="12171D"/>
-                <w:sz w:val="20"/>
-                <w:szCs w:val="20"/>
+                <w:sz w:val="21"/>
+                <w:szCs w:val="21"/>
                 <w:rtl w:val="1"/>
                 <w:lang w:val="ar-SA" w:bidi="ar-SA"/>
               </w:rPr>
@@ -3043,8 +3140,9 @@
               <w:rPr>
                 <w:rFonts w:ascii="Jost" w:hAnsi="Jost" w:eastAsia="Jost" w:cs="Jost"/>
                 <w:color w:val="12171D"/>
-                <w:sz w:val="21"/>
-                <w:szCs w:val="21"/>
+                <w:spacing w:val="20"/>
+                <w:sz w:val="24"/>
+                <w:szCs w:val="24"/>
                 <w:lang w:val="en-GB"/>
               </w:rPr>
               <w:t xml:space="preserve">TOTAL</w:t>
@@ -3056,8 +3154,8 @@
               <w:rPr>
                 <w:rFonts w:ascii="Noto Sans Arabic" w:hAnsi="Noto Sans Arabic" w:eastAsia="Noto Sans Arabic" w:cs="Noto Sans Arabic"/>
                 <w:color w:val="12171D"/>
-                <w:sz w:val="22"/>
-                <w:szCs w:val="22"/>
+                <w:sz w:val="24"/>
+                <w:szCs w:val="24"/>
                 <w:rtl w:val="1"/>
                 <w:lang w:val="ar-SA" w:bidi="ar-SA"/>
               </w:rPr>
@@ -3084,8 +3182,8 @@
                 <w:rPr>
                   <w:rFonts w:ascii="Jost" w:hAnsi="Jost" w:eastAsia="Jost" w:cs="Jost"/>
                   <w:color w:val="12171D"/>
-                  <w:sz w:val="21"/>
-                  <w:szCs w:val="21"/>
+                  <w:sz w:val="24"/>
+                  <w:szCs w:val="24"/>
                   <w:lang w:val="en-GB"/>
                 </w:rPr>
                 <w:t xml:space="preserve">0.00</w:t>
@@ -3108,27 +3206,26 @@
       <w:tblPr>
         <w:tblW w:w="9072" w:type="dxa"/>
         <w:tblBorders>
-          <w:top w:val="single" w:sz="4" w:space="0" w:color="BCACA7"/>
-          <w:left w:val="single" w:sz="4" w:space="0" w:color="BCACA7"/>
-          <w:bottom w:val="single" w:sz="4" w:space="0" w:color="BCACA7"/>
-          <w:right w:val="single" w:sz="4" w:space="0" w:color="BCACA7"/>
-          <w:insideH w:val="single" w:sz="4" w:space="0" w:color="BCACA7"/>
-          <w:insideV w:val="single" w:sz="4" w:space="0" w:color="BCACA7"/>
+          <w:top w:val="nil"/>
+          <w:left w:val="nil"/>
+          <w:bottom w:val="nil"/>
+          <w:right w:val="nil"/>
+          <w:insideH w:val="nil"/>
+          <w:insideV w:val="nil"/>
         </w:tblBorders>
         <w:tblLayout w:type="fixed"/>
         <w:tblCellMar>
-          <w:top w:w="40" w:type="dxa"/>
+          <w:top w:w="50" w:type="dxa"/>
           <w:left w:w="85" w:type="dxa"/>
-          <w:bottom w:w="40" w:type="dxa"/>
+          <w:bottom w:w="70" w:type="dxa"/>
           <w:right w:w="85" w:type="dxa"/>
         </w:tblCellMar>
         <w:tblLook w:firstRow="1" w:lastRow="0" w:firstColumn="0" w:lastColumn="0" w:noHBand="0" w:noVBand="1"/>
       </w:tblPr>
       <w:tblGrid>
-        <w:gridCol w:w="2250"/>
-        <w:gridCol w:w="2286"/>
-        <w:gridCol w:w="2250"/>
-        <w:gridCol w:w="2286"/>
+        <w:gridCol w:w="4336"/>
+        <w:gridCol w:w="400"/>
+        <w:gridCol w:w="4336"/>
       </w:tblGrid>
       <w:tr>
         <w:trPr>
@@ -3136,8 +3233,8 @@
         </w:trPr>
         <w:tc>
           <w:tcPr>
-            <w:tcW w:w="4536" w:type="dxa"/>
-            <w:gridSpan w:val="2"/>
+            <w:tcW w:w="4336" w:type="dxa"/>
+            <w:gridSpan w:val="1"/>
             <w:tcBorders>
               <w:top w:val="nil"/>
               <w:left w:val="nil"/>
@@ -3158,17 +3255,18 @@
               <w:rPr>
                 <w:rFonts w:ascii="Jost" w:hAnsi="Jost" w:eastAsia="Jost" w:cs="Jost"/>
                 <w:color w:val="12171D"/>
+                <w:spacing w:val="34"/>
                 <w:sz w:val="21"/>
                 <w:szCs w:val="21"/>
                 <w:lang w:val="en-GB"/>
               </w:rPr>
-              <w:t xml:space="preserve">DELIVERY AND COMMERCIAL RESPONSE</w:t>
-            </w:r>
-          </w:p>
-        </w:tc>
-        <w:tc>
-          <w:tcPr>
-            <w:tcW w:w="4536" w:type="dxa"/>
+              <w:t xml:space="preserve">DELIVERY AND RESPONSE</w:t>
+            </w:r>
+          </w:p>
+        </w:tc>
+        <w:tc>
+          <w:tcPr>
+            <w:tcW w:w="4736" w:type="dxa"/>
             <w:gridSpan w:val="2"/>
             <w:tcBorders>
               <w:top w:val="nil"/>
@@ -3206,57 +3304,47 @@
         </w:trPr>
         <w:tc>
           <w:tcPr>
-            <w:tcW w:w="2250" w:type="dxa"/>
-            <w:tcBorders>
-              <w:bottom w:val="single" w:sz="4" w:space="0" w:color="BCACA7"/>
-            </w:tcBorders>
-            <w:vAlign w:val="center"/>
-          </w:tcPr>
-          <w:p>
-            <w:pPr>
-              <w:keepNext/>
-              <w:spacing w:before="0" w:after="10" w:line="250" w:lineRule="auto"/>
+            <w:tcW w:w="4336" w:type="dxa"/>
+            <w:tcBorders>
+              <w:bottom w:val="single" w:sz="4" w:space="0" w:color="BCACA7"/>
+            </w:tcBorders>
+            <w:vAlign w:val="top"/>
+          </w:tcPr>
+          <w:p>
+            <w:pPr>
+              <w:keepNext/>
+              <w:tabs>
+                <w:tab w:val="right" w:pos="4166"/>
+              </w:tabs>
+              <w:spacing w:before="0" w:after="30" w:line="250" w:lineRule="auto"/>
               <w:jc w:val="left"/>
             </w:pPr>
             <w:r>
               <w:rPr>
                 <w:rFonts w:ascii="Inter" w:hAnsi="Inter" w:eastAsia="Inter" w:cs="Inter"/>
                 <w:color w:val="12171D"/>
-                <w:sz w:val="18"/>
-                <w:szCs w:val="18"/>
+                <w:spacing w:val="13"/>
+                <w:sz w:val="16"/>
+                <w:szCs w:val="16"/>
                 <w:lang w:val="en-GB"/>
               </w:rPr>
               <w:t xml:space="preserve">DELIVERY LOCATION</w:t>
             </w:r>
-          </w:p>
-          <w:p>
-            <w:pPr>
-              <w:keepNext/>
-              <w:bidi w:val="1"/>
-              <w:spacing w:before="0" w:after="0" w:line="250" w:lineRule="auto"/>
-              <w:jc w:val="start"/>
-            </w:pPr>
+            <w:r>
+              <w:tab/>
+            </w:r>
             <w:r>
               <w:rPr>
                 <w:rFonts w:ascii="Noto Sans Arabic" w:hAnsi="Noto Sans Arabic" w:eastAsia="Noto Sans Arabic" w:cs="Noto Sans Arabic"/>
                 <w:color w:val="12171D"/>
-                <w:sz w:val="20"/>
-                <w:szCs w:val="20"/>
+                <w:sz w:val="21"/>
+                <w:szCs w:val="21"/>
                 <w:rtl w:val="1"/>
                 <w:lang w:val="ar-SA" w:bidi="ar-SA"/>
               </w:rPr>
               <w:t xml:space="preserve">موقع التسليم</w:t>
             </w:r>
           </w:p>
-        </w:tc>
-        <w:tc>
-          <w:tcPr>
-            <w:tcW w:w="2286" w:type="dxa"/>
-            <w:tcBorders>
-              <w:bottom w:val="single" w:sz="4" w:space="0" w:color="BCACA7"/>
-            </w:tcBorders>
-            <w:vAlign w:val="center"/>
-          </w:tcPr>
           <w:p>
             <w:pPr>
               <w:keepNext/>
@@ -3287,57 +3375,59 @@
         </w:tc>
         <w:tc>
           <w:tcPr>
-            <w:tcW w:w="2250" w:type="dxa"/>
-            <w:tcBorders>
-              <w:bottom w:val="single" w:sz="4" w:space="0" w:color="BCACA7"/>
-            </w:tcBorders>
+            <w:tcW w:w="400" w:type="dxa"/>
             <w:vAlign w:val="center"/>
           </w:tcPr>
           <w:p>
             <w:pPr>
-              <w:keepNext/>
-              <w:spacing w:before="0" w:after="10" w:line="250" w:lineRule="auto"/>
+              <w:spacing w:before="0" w:after="0" w:line="250" w:lineRule="auto"/>
+              <w:jc w:val="left"/>
+            </w:pPr>
+          </w:p>
+        </w:tc>
+        <w:tc>
+          <w:tcPr>
+            <w:tcW w:w="4336" w:type="dxa"/>
+            <w:tcBorders>
+              <w:bottom w:val="single" w:sz="4" w:space="0" w:color="BCACA7"/>
+            </w:tcBorders>
+            <w:vAlign w:val="top"/>
+          </w:tcPr>
+          <w:p>
+            <w:pPr>
+              <w:keepNext/>
+              <w:tabs>
+                <w:tab w:val="right" w:pos="4166"/>
+              </w:tabs>
+              <w:spacing w:before="0" w:after="30" w:line="250" w:lineRule="auto"/>
               <w:jc w:val="left"/>
             </w:pPr>
             <w:r>
               <w:rPr>
                 <w:rFonts w:ascii="Inter" w:hAnsi="Inter" w:eastAsia="Inter" w:cs="Inter"/>
                 <w:color w:val="12171D"/>
-                <w:sz w:val="18"/>
-                <w:szCs w:val="18"/>
+                <w:spacing w:val="13"/>
+                <w:sz w:val="16"/>
+                <w:szCs w:val="16"/>
                 <w:lang w:val="en-GB"/>
               </w:rPr>
               <w:t xml:space="preserve">REQUESTED DELIVERY</w:t>
             </w:r>
-          </w:p>
-          <w:p>
-            <w:pPr>
-              <w:keepNext/>
-              <w:bidi w:val="1"/>
-              <w:spacing w:before="0" w:after="0" w:line="250" w:lineRule="auto"/>
-              <w:jc w:val="start"/>
-            </w:pPr>
+            <w:r>
+              <w:tab/>
+            </w:r>
             <w:r>
               <w:rPr>
                 <w:rFonts w:ascii="Noto Sans Arabic" w:hAnsi="Noto Sans Arabic" w:eastAsia="Noto Sans Arabic" w:cs="Noto Sans Arabic"/>
                 <w:color w:val="12171D"/>
-                <w:sz w:val="20"/>
-                <w:szCs w:val="20"/>
+                <w:sz w:val="21"/>
+                <w:szCs w:val="21"/>
                 <w:rtl w:val="1"/>
                 <w:lang w:val="ar-SA" w:bidi="ar-SA"/>
               </w:rPr>
               <w:t xml:space="preserve">موعد التسليم المطلوب</w:t>
             </w:r>
           </w:p>
-        </w:tc>
-        <w:tc>
-          <w:tcPr>
-            <w:tcW w:w="2286" w:type="dxa"/>
-            <w:tcBorders>
-              <w:bottom w:val="single" w:sz="4" w:space="0" w:color="BCACA7"/>
-            </w:tcBorders>
-            <w:vAlign w:val="center"/>
-          </w:tcPr>
           <w:p>
             <w:pPr>
               <w:keepNext/>
@@ -3373,57 +3463,50 @@
         </w:trPr>
         <w:tc>
           <w:tcPr>
-            <w:tcW w:w="2250" w:type="dxa"/>
-            <w:tcBorders>
-              <w:bottom w:val="single" w:sz="4" w:space="0" w:color="BCACA7"/>
-            </w:tcBorders>
-            <w:vAlign w:val="center"/>
-          </w:tcPr>
-          <w:p>
-            <w:pPr>
-              <w:spacing w:before="0" w:after="10" w:line="250" w:lineRule="auto"/>
+            <w:tcW w:w="4336" w:type="dxa"/>
+            <w:tcBorders>
+              <w:bottom w:val="single" w:sz="4" w:space="0" w:color="BCACA7"/>
+            </w:tcBorders>
+            <w:vAlign w:val="top"/>
+          </w:tcPr>
+          <w:p>
+            <w:pPr>
+              <w:keepNext/>
+              <w:tabs>
+                <w:tab w:val="right" w:pos="4166"/>
+              </w:tabs>
+              <w:spacing w:before="0" w:after="30" w:line="250" w:lineRule="auto"/>
               <w:jc w:val="left"/>
             </w:pPr>
             <w:r>
               <w:rPr>
                 <w:rFonts w:ascii="Inter" w:hAnsi="Inter" w:eastAsia="Inter" w:cs="Inter"/>
                 <w:color w:val="12171D"/>
-                <w:sz w:val="18"/>
-                <w:szCs w:val="18"/>
+                <w:spacing w:val="13"/>
+                <w:sz w:val="16"/>
+                <w:szCs w:val="16"/>
                 <w:lang w:val="en-GB"/>
               </w:rPr>
               <w:t xml:space="preserve">PAYMENT TERMS</w:t>
             </w:r>
-          </w:p>
-          <w:p>
-            <w:pPr>
-              <w:bidi w:val="1"/>
-              <w:spacing w:before="0" w:after="0" w:line="250" w:lineRule="auto"/>
-              <w:jc w:val="start"/>
-            </w:pPr>
+            <w:r>
+              <w:tab/>
+            </w:r>
             <w:r>
               <w:rPr>
                 <w:rFonts w:ascii="Noto Sans Arabic" w:hAnsi="Noto Sans Arabic" w:eastAsia="Noto Sans Arabic" w:cs="Noto Sans Arabic"/>
                 <w:color w:val="12171D"/>
-                <w:sz w:val="20"/>
-                <w:szCs w:val="20"/>
+                <w:sz w:val="21"/>
+                <w:szCs w:val="21"/>
                 <w:rtl w:val="1"/>
                 <w:lang w:val="ar-SA" w:bidi="ar-SA"/>
               </w:rPr>
               <w:t xml:space="preserve">شروط الدفع</w:t>
             </w:r>
           </w:p>
-        </w:tc>
-        <w:tc>
-          <w:tcPr>
-            <w:tcW w:w="2286" w:type="dxa"/>
-            <w:tcBorders>
-              <w:bottom w:val="single" w:sz="4" w:space="0" w:color="BCACA7"/>
-            </w:tcBorders>
-            <w:vAlign w:val="center"/>
-          </w:tcPr>
-          <w:p>
-            <w:pPr>
+          <w:p>
+            <w:pPr>
+              <w:keepNext/>
               <w:spacing w:before="0" w:after="0" w:line="250" w:lineRule="auto"/>
               <w:jc w:val="left"/>
             </w:pPr>
@@ -3451,57 +3534,62 @@
         </w:tc>
         <w:tc>
           <w:tcPr>
-            <w:tcW w:w="2250" w:type="dxa"/>
-            <w:tcBorders>
-              <w:bottom w:val="single" w:sz="4" w:space="0" w:color="BCACA7"/>
-            </w:tcBorders>
+            <w:tcW w:w="400" w:type="dxa"/>
             <w:vAlign w:val="center"/>
           </w:tcPr>
           <w:p>
             <w:pPr>
-              <w:spacing w:before="0" w:after="10" w:line="250" w:lineRule="auto"/>
+              <w:spacing w:before="0" w:after="0" w:line="250" w:lineRule="auto"/>
+              <w:jc w:val="left"/>
+            </w:pPr>
+          </w:p>
+        </w:tc>
+        <w:tc>
+          <w:tcPr>
+            <w:tcW w:w="4336" w:type="dxa"/>
+            <w:tcBorders>
+              <w:bottom w:val="single" w:sz="4" w:space="0" w:color="BCACA7"/>
+            </w:tcBorders>
+            <w:vAlign w:val="top"/>
+          </w:tcPr>
+          <w:p>
+            <w:pPr>
+              <w:keepNext/>
+              <w:tabs>
+                <w:tab w:val="right" w:pos="4166"/>
+              </w:tabs>
+              <w:spacing w:before="0" w:after="30" w:line="250" w:lineRule="auto"/>
               <w:jc w:val="left"/>
             </w:pPr>
             <w:r>
               <w:rPr>
                 <w:rFonts w:ascii="Inter" w:hAnsi="Inter" w:eastAsia="Inter" w:cs="Inter"/>
                 <w:color w:val="12171D"/>
-                <w:sz w:val="18"/>
-                <w:szCs w:val="18"/>
+                <w:spacing w:val="13"/>
+                <w:sz w:val="16"/>
+                <w:szCs w:val="16"/>
                 <w:lang w:val="en-GB"/>
               </w:rPr>
               <w:t xml:space="preserve">QUOTE VALID UNTIL</w:t>
             </w:r>
-          </w:p>
-          <w:p>
-            <w:pPr>
-              <w:bidi w:val="1"/>
-              <w:spacing w:before="0" w:after="0" w:line="250" w:lineRule="auto"/>
-              <w:jc w:val="start"/>
-            </w:pPr>
+            <w:r>
+              <w:tab/>
+            </w:r>
             <w:r>
               <w:rPr>
                 <w:rFonts w:ascii="Noto Sans Arabic" w:hAnsi="Noto Sans Arabic" w:eastAsia="Noto Sans Arabic" w:cs="Noto Sans Arabic"/>
                 <w:color w:val="12171D"/>
-                <w:sz w:val="20"/>
-                <w:szCs w:val="20"/>
+                <w:sz w:val="21"/>
+                <w:szCs w:val="21"/>
                 <w:rtl w:val="1"/>
                 <w:lang w:val="ar-SA" w:bidi="ar-SA"/>
               </w:rPr>
               <w:t xml:space="preserve">صلاحية العرض حتى</w:t>
             </w:r>
           </w:p>
-        </w:tc>
-        <w:tc>
-          <w:tcPr>
-            <w:tcW w:w="2286" w:type="dxa"/>
-            <w:tcBorders>
-              <w:bottom w:val="single" w:sz="4" w:space="0" w:color="BCACA7"/>
-            </w:tcBorders>
-            <w:vAlign w:val="center"/>
-          </w:tcPr>
-          <w:p>
-            <w:pPr>
+          <w:p>
+            <w:pPr>
+              <w:keepNext/>
               <w:spacing w:before="0" w:after="0" w:line="250" w:lineRule="auto"/>
               <w:jc w:val="left"/>
             </w:pPr>
@@ -3534,125 +3622,50 @@
         </w:trPr>
         <w:tc>
           <w:tcPr>
-            <w:tcW w:w="2250" w:type="dxa"/>
-            <w:tcBorders>
-              <w:bottom w:val="single" w:sz="4" w:space="0" w:color="BCACA7"/>
-            </w:tcBorders>
-            <w:vAlign w:val="center"/>
-          </w:tcPr>
-          <w:p>
-            <w:pPr>
-              <w:spacing w:before="0" w:after="10" w:line="250" w:lineRule="auto"/>
+            <w:tcW w:w="4336" w:type="dxa"/>
+            <w:tcBorders>
+              <w:bottom w:val="single" w:sz="4" w:space="0" w:color="BCACA7"/>
+            </w:tcBorders>
+            <w:vAlign w:val="top"/>
+          </w:tcPr>
+          <w:p>
+            <w:pPr>
+              <w:keepNext/>
+              <w:tabs>
+                <w:tab w:val="right" w:pos="4166"/>
+              </w:tabs>
+              <w:spacing w:before="0" w:after="30" w:line="250" w:lineRule="auto"/>
               <w:jc w:val="left"/>
             </w:pPr>
             <w:r>
               <w:rPr>
                 <w:rFonts w:ascii="Inter" w:hAnsi="Inter" w:eastAsia="Inter" w:cs="Inter"/>
                 <w:color w:val="12171D"/>
-                <w:sz w:val="18"/>
-                <w:szCs w:val="18"/>
-                <w:lang w:val="en-GB"/>
-              </w:rPr>
-              <w:t xml:space="preserve">CURRENCY</w:t>
-            </w:r>
-          </w:p>
-          <w:p>
-            <w:pPr>
-              <w:bidi w:val="1"/>
-              <w:spacing w:before="0" w:after="0" w:line="250" w:lineRule="auto"/>
-              <w:jc w:val="start"/>
-            </w:pPr>
+                <w:spacing w:val="13"/>
+                <w:sz w:val="16"/>
+                <w:szCs w:val="16"/>
+                <w:lang w:val="en-GB"/>
+              </w:rPr>
+              <w:t xml:space="preserve">LEAD TIME</w:t>
+            </w:r>
+            <w:r>
+              <w:tab/>
+            </w:r>
             <w:r>
               <w:rPr>
                 <w:rFonts w:ascii="Noto Sans Arabic" w:hAnsi="Noto Sans Arabic" w:eastAsia="Noto Sans Arabic" w:cs="Noto Sans Arabic"/>
                 <w:color w:val="12171D"/>
-                <w:sz w:val="20"/>
-                <w:szCs w:val="20"/>
+                <w:sz w:val="21"/>
+                <w:szCs w:val="21"/>
                 <w:rtl w:val="1"/>
                 <w:lang w:val="ar-SA" w:bidi="ar-SA"/>
               </w:rPr>
-              <w:t xml:space="preserve">العملة</w:t>
-            </w:r>
-          </w:p>
-        </w:tc>
-        <w:tc>
-          <w:tcPr>
-            <w:tcW w:w="2286" w:type="dxa"/>
-            <w:tcBorders>
-              <w:bottom w:val="single" w:sz="4" w:space="0" w:color="BCACA7"/>
-            </w:tcBorders>
-            <w:vAlign w:val="center"/>
-          </w:tcPr>
-          <w:p>
-            <w:pPr>
-              <w:spacing w:before="0" w:after="0" w:line="250" w:lineRule="auto"/>
-              <w:jc w:val="left"/>
-            </w:pPr>
-            <w:r>
-              <w:rPr>
-                <w:rFonts w:ascii="Inter" w:hAnsi="Inter" w:eastAsia="Inter" w:cs="Inter"/>
-                <w:color w:val="12171D"/>
-                <w:sz w:val="18"/>
-                <w:szCs w:val="18"/>
-                <w:lang w:val="en-GB"/>
-              </w:rPr>
-              <w:t xml:space="preserve">SAR</w:t>
-            </w:r>
-          </w:p>
-        </w:tc>
-        <w:tc>
-          <w:tcPr>
-            <w:tcW w:w="2250" w:type="dxa"/>
-            <w:tcBorders>
-              <w:bottom w:val="single" w:sz="4" w:space="0" w:color="BCACA7"/>
-            </w:tcBorders>
-            <w:vAlign w:val="center"/>
-          </w:tcPr>
-          <w:p>
-            <w:pPr>
-              <w:spacing w:before="0" w:after="10" w:line="250" w:lineRule="auto"/>
-              <w:jc w:val="left"/>
-            </w:pPr>
-            <w:r>
-              <w:rPr>
-                <w:rFonts w:ascii="Inter" w:hAnsi="Inter" w:eastAsia="Inter" w:cs="Inter"/>
-                <w:color w:val="12171D"/>
-                <w:sz w:val="18"/>
-                <w:szCs w:val="18"/>
-                <w:lang w:val="en-GB"/>
-              </w:rPr>
-              <w:t xml:space="preserve">LEAD TIME</w:t>
-            </w:r>
-          </w:p>
-          <w:p>
-            <w:pPr>
-              <w:bidi w:val="1"/>
-              <w:spacing w:before="0" w:after="0" w:line="250" w:lineRule="auto"/>
-              <w:jc w:val="start"/>
-            </w:pPr>
-            <w:r>
-              <w:rPr>
-                <w:rFonts w:ascii="Noto Sans Arabic" w:hAnsi="Noto Sans Arabic" w:eastAsia="Noto Sans Arabic" w:cs="Noto Sans Arabic"/>
-                <w:color w:val="12171D"/>
-                <w:sz w:val="20"/>
-                <w:szCs w:val="20"/>
-                <w:rtl w:val="1"/>
-                <w:lang w:val="ar-SA" w:bidi="ar-SA"/>
-              </w:rPr>
               <w:t xml:space="preserve">مدة التوريد</w:t>
             </w:r>
           </w:p>
-        </w:tc>
-        <w:tc>
-          <w:tcPr>
-            <w:tcW w:w="2286" w:type="dxa"/>
-            <w:tcBorders>
-              <w:bottom w:val="single" w:sz="4" w:space="0" w:color="BCACA7"/>
-            </w:tcBorders>
-            <w:vAlign w:val="center"/>
-          </w:tcPr>
-          <w:p>
-            <w:pPr>
+          <w:p>
+            <w:pPr>
+              <w:keepNext/>
               <w:spacing w:before="0" w:after="0" w:line="250" w:lineRule="auto"/>
               <w:jc w:val="left"/>
             </w:pPr>
@@ -3678,65 +3691,61 @@
             </w:sdt>
           </w:p>
         </w:tc>
-      </w:tr>
-      <w:tr>
-        <w:trPr>
-          <w:cantSplit/>
-        </w:trPr>
-        <w:tc>
-          <w:tcPr>
-            <w:tcW w:w="2250" w:type="dxa"/>
-            <w:tcBorders>
-              <w:bottom w:val="single" w:sz="4" w:space="0" w:color="BCACA7"/>
-            </w:tcBorders>
+        <w:tc>
+          <w:tcPr>
+            <w:tcW w:w="400" w:type="dxa"/>
             <w:vAlign w:val="center"/>
           </w:tcPr>
           <w:p>
             <w:pPr>
-              <w:keepNext/>
-              <w:spacing w:before="0" w:after="10" w:line="250" w:lineRule="auto"/>
+              <w:spacing w:before="0" w:after="0" w:line="250" w:lineRule="auto"/>
+              <w:jc w:val="left"/>
+            </w:pPr>
+          </w:p>
+        </w:tc>
+        <w:tc>
+          <w:tcPr>
+            <w:tcW w:w="4336" w:type="dxa"/>
+            <w:tcBorders>
+              <w:bottom w:val="single" w:sz="4" w:space="0" w:color="BCACA7"/>
+            </w:tcBorders>
+            <w:vAlign w:val="top"/>
+          </w:tcPr>
+          <w:p>
+            <w:pPr>
+              <w:keepNext/>
+              <w:tabs>
+                <w:tab w:val="right" w:pos="4166"/>
+              </w:tabs>
+              <w:spacing w:before="0" w:after="30" w:line="250" w:lineRule="auto"/>
               <w:jc w:val="left"/>
             </w:pPr>
             <w:r>
               <w:rPr>
                 <w:rFonts w:ascii="Inter" w:hAnsi="Inter" w:eastAsia="Inter" w:cs="Inter"/>
                 <w:color w:val="12171D"/>
-                <w:sz w:val="18"/>
-                <w:szCs w:val="18"/>
+                <w:spacing w:val="13"/>
+                <w:sz w:val="16"/>
+                <w:szCs w:val="16"/>
                 <w:lang w:val="en-GB"/>
               </w:rPr>
               <w:t xml:space="preserve">PRICES ARE</w:t>
             </w:r>
-          </w:p>
-          <w:p>
-            <w:pPr>
-              <w:keepNext/>
-              <w:bidi w:val="1"/>
-              <w:spacing w:before="0" w:after="0" w:line="250" w:lineRule="auto"/>
-              <w:jc w:val="start"/>
-            </w:pPr>
+            <w:r>
+              <w:tab/>
+            </w:r>
             <w:r>
               <w:rPr>
                 <w:rFonts w:ascii="Noto Sans Arabic" w:hAnsi="Noto Sans Arabic" w:eastAsia="Noto Sans Arabic" w:cs="Noto Sans Arabic"/>
                 <w:color w:val="12171D"/>
-                <w:sz w:val="20"/>
-                <w:szCs w:val="20"/>
+                <w:sz w:val="21"/>
+                <w:szCs w:val="21"/>
                 <w:rtl w:val="1"/>
                 <w:lang w:val="ar-SA" w:bidi="ar-SA"/>
               </w:rPr>
               <w:t xml:space="preserve">الأسعار</w:t>
             </w:r>
           </w:p>
-        </w:tc>
-        <w:tc>
-          <w:tcPr>
-            <w:tcW w:w="6822" w:type="dxa"/>
-            <w:gridSpan w:val="3"/>
-            <w:tcBorders>
-              <w:bottom w:val="single" w:sz="4" w:space="0" w:color="BCACA7"/>
-            </w:tcBorders>
-            <w:vAlign w:val="center"/>
-          </w:tcPr>
           <w:p>
             <w:pPr>
               <w:keepNext/>
@@ -3785,12 +3794,12 @@
       <w:tblPr>
         <w:tblW w:w="9072" w:type="dxa"/>
         <w:tblBorders>
-          <w:top w:val="single" w:sz="4" w:space="0" w:color="BCACA7"/>
-          <w:left w:val="single" w:sz="4" w:space="0" w:color="BCACA7"/>
-          <w:bottom w:val="single" w:sz="4" w:space="0" w:color="BCACA7"/>
-          <w:right w:val="single" w:sz="4" w:space="0" w:color="BCACA7"/>
-          <w:insideH w:val="single" w:sz="4" w:space="0" w:color="BCACA7"/>
-          <w:insideV w:val="single" w:sz="4" w:space="0" w:color="BCACA7"/>
+          <w:top w:val="nil"/>
+          <w:left w:val="nil"/>
+          <w:bottom w:val="nil"/>
+          <w:right w:val="nil"/>
+          <w:insideH w:val="nil"/>
+          <w:insideV w:val="nil"/>
         </w:tblBorders>
         <w:tblLayout w:type="fixed"/>
         <w:tblCellMar>
@@ -3802,8 +3811,8 @@
         <w:tblLook w:firstRow="1" w:lastRow="0" w:firstColumn="0" w:lastColumn="0" w:noHBand="0" w:noVBand="1"/>
       </w:tblPr>
       <w:tblGrid>
-        <w:gridCol w:w="4536"/>
-        <w:gridCol w:w="4536"/>
+        <w:gridCol w:w="5800"/>
+        <w:gridCol w:w="3272"/>
       </w:tblGrid>
       <w:tr>
         <w:trPr>
@@ -3811,7 +3820,7 @@
         </w:trPr>
         <w:tc>
           <w:tcPr>
-            <w:tcW w:w="4536" w:type="dxa"/>
+            <w:tcW w:w="5800" w:type="dxa"/>
             <w:gridSpan w:val="1"/>
             <w:tcBorders>
               <w:top w:val="nil"/>
@@ -3833,6 +3842,7 @@
               <w:rPr>
                 <w:rFonts w:ascii="Jost" w:hAnsi="Jost" w:eastAsia="Jost" w:cs="Jost"/>
                 <w:color w:val="12171D"/>
+                <w:spacing w:val="34"/>
                 <w:sz w:val="21"/>
                 <w:szCs w:val="21"/>
                 <w:lang w:val="en-GB"/>
@@ -3843,7 +3853,7 @@
         </w:tc>
         <w:tc>
           <w:tcPr>
-            <w:tcW w:w="4536" w:type="dxa"/>
+            <w:tcW w:w="3272" w:type="dxa"/>
             <w:gridSpan w:val="1"/>
             <w:tcBorders>
               <w:top w:val="nil"/>
@@ -3884,7 +3894,10 @@
             <w:tcW w:w="9072" w:type="dxa"/>
             <w:gridSpan w:val="2"/>
             <w:tcBorders>
-              <w:bottom w:val="single" w:sz="4" w:space="0" w:color="BCACA7"/>
+              <w:top w:val="single" w:sz="4" w:space="0" w:color="BCACA7"/>
+              <w:left w:val="single" w:sz="4" w:space="0" w:color="BCACA7"/>
+              <w:bottom w:val="single" w:sz="4" w:space="0" w:color="BCACA7"/>
+              <w:right w:val="single" w:sz="4" w:space="0" w:color="BCACA7"/>
             </w:tcBorders>
             <w:vAlign w:val="top"/>
           </w:tcPr>
@@ -3914,8 +3927,8 @@
               <w:rPr>
                 <w:rFonts w:ascii="Noto Sans Arabic" w:hAnsi="Noto Sans Arabic" w:eastAsia="Noto Sans Arabic" w:cs="Noto Sans Arabic"/>
                 <w:color w:val="12171D"/>
-                <w:sz w:val="20"/>
-                <w:szCs w:val="20"/>
+                <w:sz w:val="21"/>
+                <w:szCs w:val="21"/>
                 <w:rtl w:val="1"/>
                 <w:lang w:val="ar-SA" w:bidi="ar-SA"/>
               </w:rPr>

--- a/documents/working/business-stationery-20261027/GEM_Request_for_Quotation_Template_working.docx
+++ b/documents/working/business-stationery-20261027/GEM_Request_for_Quotation_Template_working.docx
@@ -2320,7 +2320,7 @@
                     <w:szCs w:val="18"/>
                     <w:lang w:val="en-GB"/>
                   </w:rPr>
-                  <w:t xml:space="preserve">Qty</w:t>
+                  <w:t xml:space="preserve">0</w:t>
                 </w:r>
               </w:sdtContent>
             </w:sdt>
@@ -2392,7 +2392,7 @@
                     <w:szCs w:val="18"/>
                     <w:lang w:val="en-GB"/>
                   </w:rPr>
-                  <w:t xml:space="preserve">Enter Unit Price</w:t>
+                  <w:t xml:space="preserve">0.00</w:t>
                 </w:r>
               </w:sdtContent>
             </w:sdt>
@@ -2523,7 +2523,7 @@
                     <w:szCs w:val="18"/>
                     <w:lang w:val="en-GB"/>
                   </w:rPr>
-                  <w:t xml:space="preserve">Qty</w:t>
+                  <w:t xml:space="preserve">0</w:t>
                 </w:r>
               </w:sdtContent>
             </w:sdt>
@@ -2595,7 +2595,7 @@
                     <w:szCs w:val="18"/>
                     <w:lang w:val="en-GB"/>
                   </w:rPr>
-                  <w:t xml:space="preserve">Enter Unit Price</w:t>
+                  <w:t xml:space="preserve">0.00</w:t>
                 </w:r>
               </w:sdtContent>
             </w:sdt>
@@ -2726,7 +2726,7 @@
                     <w:szCs w:val="18"/>
                     <w:lang w:val="en-GB"/>
                   </w:rPr>
-                  <w:t xml:space="preserve">Qty</w:t>
+                  <w:t xml:space="preserve">0</w:t>
                 </w:r>
               </w:sdtContent>
             </w:sdt>
@@ -2798,7 +2798,7 @@
                     <w:szCs w:val="18"/>
                     <w:lang w:val="en-GB"/>
                   </w:rPr>
-                  <w:t xml:space="preserve">Enter Unit Price</w:t>
+                  <w:t xml:space="preserve">0.00</w:t>
                 </w:r>
               </w:sdtContent>
             </w:sdt>
@@ -2929,7 +2929,7 @@
                     <w:szCs w:val="18"/>
                     <w:lang w:val="en-GB"/>
                   </w:rPr>
-                  <w:t xml:space="preserve">Qty</w:t>
+                  <w:t xml:space="preserve">0</w:t>
                 </w:r>
               </w:sdtContent>
             </w:sdt>
@@ -3001,7 +3001,7 @@
                     <w:szCs w:val="18"/>
                     <w:lang w:val="en-GB"/>
                   </w:rPr>
-                  <w:t xml:space="preserve">Enter Unit Price</w:t>
+                  <w:t xml:space="preserve">0.00</w:t>
                 </w:r>
               </w:sdtContent>
             </w:sdt>
@@ -3757,11 +3757,11 @@
                 <w:alias w:val="Select VAT treatment"/>
                 <w:tag w:val="field_1036"/>
                 <w:id w:val="1036"/>
+                <w:showingPlcHdr/>
                 <w:dropDownList>
                   <w:listItem w:displayText="VAT-inclusive" w:value="VAT-inclusive"/>
                   <w:listItem w:displayText="VAT-exclusive" w:value="VAT-exclusive"/>
                 </w:dropDownList>
-                <w:showingPlcHdr/>
               </w:sdtPr>
               <w:sdtContent>
                 <w:r>

--- a/documents/working/business-stationery-20261027/GEM_Request_for_Quotation_Template_working.docx
+++ b/documents/working/business-stationery-20261027/GEM_Request_for_Quotation_Template_working.docx
@@ -212,7 +212,7 @@
                 <w:szCs w:val="18"/>
                 <w:lang w:val="en-GB"/>
               </w:rPr>
-              <w:t xml:space="preserve">Enter reference number</w:t>
+              <w:t xml:space="preserve">Reference no.</w:t>
             </w:r>
             <w:r>
               <w:rPr>
@@ -294,7 +294,7 @@
                     <w:szCs w:val="18"/>
                     <w:lang w:val="en-GB"/>
                   </w:rPr>
-                  <w:t xml:space="preserve">DD/MM/YYYY (Gregorian)</w:t>
+                  <w:t xml:space="preserve">DD/MM/YYYY</w:t>
                 </w:r>
               </w:sdtContent>
             </w:sdt>
@@ -368,7 +368,7 @@
                     <w:szCs w:val="18"/>
                     <w:lang w:val="en-GB"/>
                   </w:rPr>
-                  <w:t xml:space="preserve">DD/MM/YYYY (Gregorian)</w:t>
+                  <w:t xml:space="preserve">DD/MM/YYYY</w:t>
                 </w:r>
               </w:sdtContent>
             </w:sdt>
@@ -657,7 +657,7 @@
                     <w:szCs w:val="18"/>
                     <w:lang w:val="en-GB"/>
                   </w:rPr>
-                  <w:t xml:space="preserve">Enter Registered Legal Name (Trading Name: GEM)</w:t>
+                  <w:t xml:space="preserve">Registered Legal Name</w:t>
                 </w:r>
               </w:sdtContent>
             </w:sdt>
@@ -740,7 +740,7 @@
                     <w:szCs w:val="18"/>
                     <w:lang w:val="en-GB"/>
                   </w:rPr>
-                  <w:t xml:space="preserve">Enter Supplier Registered Legal Name</w:t>
+                  <w:t xml:space="preserve">Supplier Registered Legal Name</w:t>
                 </w:r>
               </w:sdtContent>
             </w:sdt>
@@ -814,7 +814,7 @@
                     <w:szCs w:val="18"/>
                     <w:lang w:val="en-GB"/>
                   </w:rPr>
-                  <w:t xml:space="preserve">Enter Business / National Address</w:t>
+                  <w:t xml:space="preserve">Business / National Address</w:t>
                 </w:r>
               </w:sdtContent>
             </w:sdt>
@@ -895,7 +895,7 @@
                     <w:szCs w:val="18"/>
                     <w:lang w:val="en-GB"/>
                   </w:rPr>
-                  <w:t xml:space="preserve">Enter Supplier Address</w:t>
+                  <w:t xml:space="preserve">Supplier Address</w:t>
                 </w:r>
               </w:sdtContent>
             </w:sdt>
@@ -1040,7 +1040,7 @@
                     <w:szCs w:val="18"/>
                     <w:lang w:val="en-GB"/>
                   </w:rPr>
-                  <w:t xml:space="preserve">Enter Supplier Contact</w:t>
+                  <w:t xml:space="preserve">Supplier Contact</w:t>
                 </w:r>
               </w:sdtContent>
             </w:sdt>
@@ -1185,7 +1185,7 @@
                     <w:szCs w:val="18"/>
                     <w:lang w:val="en-GB"/>
                   </w:rPr>
-                  <w:t xml:space="preserve">Enter Supplier Email</w:t>
+                  <w:t xml:space="preserve">Supplier Email</w:t>
                 </w:r>
               </w:sdtContent>
             </w:sdt>
@@ -1330,7 +1330,7 @@
                     <w:szCs w:val="18"/>
                     <w:lang w:val="en-GB"/>
                   </w:rPr>
-                  <w:t xml:space="preserve">Enter Supplier Phone</w:t>
+                  <w:t xml:space="preserve">Supplier Phone</w:t>
                 </w:r>
               </w:sdtContent>
             </w:sdt>
@@ -1404,7 +1404,7 @@
                     <w:szCs w:val="18"/>
                     <w:lang w:val="en-GB"/>
                   </w:rPr>
-                  <w:t xml:space="preserve">Enter Commercial Registration No.</w:t>
+                  <w:t xml:space="preserve">Commercial Registration No.</w:t>
                 </w:r>
               </w:sdtContent>
             </w:sdt>
@@ -1485,7 +1485,7 @@
                     <w:szCs w:val="18"/>
                     <w:lang w:val="en-GB"/>
                   </w:rPr>
-                  <w:t xml:space="preserve">Enter Supplier Tax Identifier</w:t>
+                  <w:t xml:space="preserve">Supplier Tax Identifier</w:t>
                 </w:r>
               </w:sdtContent>
             </w:sdt>
@@ -1667,7 +1667,7 @@
                     <w:szCs w:val="18"/>
                     <w:lang w:val="en-GB"/>
                   </w:rPr>
-                  <w:t xml:space="preserve">Enter Project or Reference</w:t>
+                  <w:t xml:space="preserve">Project or Reference</w:t>
                 </w:r>
               </w:sdtContent>
             </w:sdt>
@@ -1750,7 +1750,7 @@
                     <w:szCs w:val="18"/>
                     <w:lang w:val="en-GB"/>
                   </w:rPr>
-                  <w:t xml:space="preserve">Enter Supplier Quote Reference</w:t>
+                  <w:t xml:space="preserve">Supplier Quote Reference</w:t>
                 </w:r>
               </w:sdtContent>
             </w:sdt>
@@ -1825,7 +1825,7 @@
                     <w:szCs w:val="18"/>
                     <w:lang w:val="en-GB"/>
                   </w:rPr>
-                  <w:t xml:space="preserve">Enter Supplier Confirmation</w:t>
+                  <w:t xml:space="preserve">Supplier Confirmation</w:t>
                 </w:r>
               </w:sdtContent>
             </w:sdt>
@@ -3367,7 +3367,7 @@
                     <w:szCs w:val="18"/>
                     <w:lang w:val="en-GB"/>
                   </w:rPr>
-                  <w:t xml:space="preserve">Enter Delivery Address</w:t>
+                  <w:t xml:space="preserve">Delivery Address</w:t>
                 </w:r>
               </w:sdtContent>
             </w:sdt>
@@ -3450,7 +3450,7 @@
                     <w:szCs w:val="18"/>
                     <w:lang w:val="en-GB"/>
                   </w:rPr>
-                  <w:t xml:space="preserve">Enter Requested Delivery Date - DD/MM/YYYY (Gregorian)</w:t>
+                  <w:t xml:space="preserve">Requested Delivery Date (DD/MM/YYYY)</w:t>
                 </w:r>
               </w:sdtContent>
             </w:sdt>
@@ -3526,7 +3526,7 @@
                     <w:szCs w:val="18"/>
                     <w:lang w:val="en-GB"/>
                   </w:rPr>
-                  <w:t xml:space="preserve">Enter Requested Payment Terms</w:t>
+                  <w:t xml:space="preserve">Requested Payment Terms</w:t>
                 </w:r>
               </w:sdtContent>
             </w:sdt>
@@ -3609,7 +3609,7 @@
                     <w:szCs w:val="18"/>
                     <w:lang w:val="en-GB"/>
                   </w:rPr>
-                  <w:t xml:space="preserve">Enter Quote Validity Date - DD/MM/YYYY (Gregorian)</w:t>
+                  <w:t xml:space="preserve">Quote Validity Date (DD/MM/YYYY)</w:t>
                 </w:r>
               </w:sdtContent>
             </w:sdt>
@@ -3685,7 +3685,7 @@
                     <w:szCs w:val="18"/>
                     <w:lang w:val="en-GB"/>
                   </w:rPr>
-                  <w:t xml:space="preserve">Enter Supplier Lead Time</w:t>
+                  <w:t xml:space="preserve">Supplier Lead Time</w:t>
                 </w:r>
               </w:sdtContent>
             </w:sdt>
@@ -4441,7 +4441,7 @@
         <w:szCs w:val="16"/>
         <w:lang w:val="en-GB"/>
       </w:rPr>
-      <w:t xml:space="preserve">Enter reference number</w:t>
+      <w:t xml:space="preserve">Reference no.</w:t>
     </w:r>
     <w:r>
       <w:rPr>

--- a/documents/working/business-stationery-20261027/GEM_Request_for_Quotation_Template_working.docx
+++ b/documents/working/business-stationery-20261027/GEM_Request_for_Quotation_Template_working.docx
@@ -1855,9 +1855,9 @@
         </w:tblBorders>
         <w:tblLayout w:type="fixed"/>
         <w:tblCellMar>
-          <w:top w:w="50" w:type="dxa"/>
+          <w:top w:w="25" w:type="dxa"/>
           <w:left w:w="85" w:type="dxa"/>
-          <w:bottom w:w="60" w:type="dxa"/>
+          <w:bottom w:w="35" w:type="dxa"/>
           <w:right w:w="85" w:type="dxa"/>
         </w:tblCellMar>
         <w:tblLook w:firstRow="1" w:lastRow="0" w:firstColumn="0" w:lastColumn="0" w:noHBand="0" w:noVBand="1"/>

--- a/documents/working/business-stationery-20261027/GEM_Request_for_Quotation_Template_working.docx
+++ b/documents/working/business-stationery-20261027/GEM_Request_for_Quotation_Template_working.docx
@@ -2238,7 +2238,6 @@
           </w:tcPr>
           <w:p>
             <w:pPr>
-              <w:keepNext/>
               <w:spacing w:before="0" w:after="0" w:line="250" w:lineRule="auto"/>
               <w:jc w:val="center"/>
             </w:pPr>
@@ -2264,7 +2263,6 @@
           </w:tcPr>
           <w:p>
             <w:pPr>
-              <w:keepNext/>
               <w:spacing w:before="0" w:after="0" w:line="250" w:lineRule="auto"/>
               <w:jc w:val="left"/>
             </w:pPr>
@@ -2284,7 +2282,7 @@
                     <w:szCs w:val="18"/>
                     <w:lang w:val="en-GB"/>
                   </w:rPr>
-                  <w:t xml:space="preserve">Enter Description</w:t>
+                  <w:t xml:space="preserve">Description</w:t>
                 </w:r>
               </w:sdtContent>
             </w:sdt>
@@ -2300,7 +2298,6 @@
           </w:tcPr>
           <w:p>
             <w:pPr>
-              <w:keepNext/>
               <w:spacing w:before="0" w:after="0" w:line="250" w:lineRule="auto"/>
               <w:jc w:val="center"/>
             </w:pPr>
@@ -2336,7 +2333,6 @@
           </w:tcPr>
           <w:p>
             <w:pPr>
-              <w:keepNext/>
               <w:spacing w:before="0" w:after="0" w:line="250" w:lineRule="auto"/>
               <w:jc w:val="center"/>
             </w:pPr>
@@ -2372,7 +2368,6 @@
           </w:tcPr>
           <w:p>
             <w:pPr>
-              <w:keepNext/>
               <w:spacing w:before="0" w:after="0" w:line="250" w:lineRule="auto"/>
               <w:jc w:val="right"/>
             </w:pPr>
@@ -2408,7 +2403,6 @@
           </w:tcPr>
           <w:p>
             <w:pPr>
-              <w:keepNext/>
               <w:spacing w:before="0" w:after="0" w:line="250" w:lineRule="auto"/>
               <w:jc w:val="right"/>
             </w:pPr>
@@ -2441,7 +2435,6 @@
           </w:tcPr>
           <w:p>
             <w:pPr>
-              <w:keepNext/>
               <w:spacing w:before="0" w:after="0" w:line="250" w:lineRule="auto"/>
               <w:jc w:val="center"/>
             </w:pPr>
@@ -2467,7 +2460,6 @@
           </w:tcPr>
           <w:p>
             <w:pPr>
-              <w:keepNext/>
               <w:spacing w:before="0" w:after="0" w:line="250" w:lineRule="auto"/>
               <w:jc w:val="left"/>
             </w:pPr>
@@ -2487,7 +2479,7 @@
                     <w:szCs w:val="18"/>
                     <w:lang w:val="en-GB"/>
                   </w:rPr>
-                  <w:t xml:space="preserve">Enter Description</w:t>
+                  <w:t xml:space="preserve">Description</w:t>
                 </w:r>
               </w:sdtContent>
             </w:sdt>
@@ -2503,7 +2495,6 @@
           </w:tcPr>
           <w:p>
             <w:pPr>
-              <w:keepNext/>
               <w:spacing w:before="0" w:after="0" w:line="250" w:lineRule="auto"/>
               <w:jc w:val="center"/>
             </w:pPr>
@@ -2539,7 +2530,6 @@
           </w:tcPr>
           <w:p>
             <w:pPr>
-              <w:keepNext/>
               <w:spacing w:before="0" w:after="0" w:line="250" w:lineRule="auto"/>
               <w:jc w:val="center"/>
             </w:pPr>
@@ -2575,7 +2565,6 @@
           </w:tcPr>
           <w:p>
             <w:pPr>
-              <w:keepNext/>
               <w:spacing w:before="0" w:after="0" w:line="250" w:lineRule="auto"/>
               <w:jc w:val="right"/>
             </w:pPr>
@@ -2611,7 +2600,6 @@
           </w:tcPr>
           <w:p>
             <w:pPr>
-              <w:keepNext/>
               <w:spacing w:before="0" w:after="0" w:line="250" w:lineRule="auto"/>
               <w:jc w:val="right"/>
             </w:pPr>
@@ -2644,7 +2632,6 @@
           </w:tcPr>
           <w:p>
             <w:pPr>
-              <w:keepNext/>
               <w:spacing w:before="0" w:after="0" w:line="250" w:lineRule="auto"/>
               <w:jc w:val="center"/>
             </w:pPr>
@@ -2670,7 +2657,6 @@
           </w:tcPr>
           <w:p>
             <w:pPr>
-              <w:keepNext/>
               <w:spacing w:before="0" w:after="0" w:line="250" w:lineRule="auto"/>
               <w:jc w:val="left"/>
             </w:pPr>
@@ -2690,7 +2676,7 @@
                     <w:szCs w:val="18"/>
                     <w:lang w:val="en-GB"/>
                   </w:rPr>
-                  <w:t xml:space="preserve">Enter Description</w:t>
+                  <w:t xml:space="preserve">Description</w:t>
                 </w:r>
               </w:sdtContent>
             </w:sdt>
@@ -2706,7 +2692,6 @@
           </w:tcPr>
           <w:p>
             <w:pPr>
-              <w:keepNext/>
               <w:spacing w:before="0" w:after="0" w:line="250" w:lineRule="auto"/>
               <w:jc w:val="center"/>
             </w:pPr>
@@ -2742,7 +2727,6 @@
           </w:tcPr>
           <w:p>
             <w:pPr>
-              <w:keepNext/>
               <w:spacing w:before="0" w:after="0" w:line="250" w:lineRule="auto"/>
               <w:jc w:val="center"/>
             </w:pPr>
@@ -2778,7 +2762,6 @@
           </w:tcPr>
           <w:p>
             <w:pPr>
-              <w:keepNext/>
               <w:spacing w:before="0" w:after="0" w:line="250" w:lineRule="auto"/>
               <w:jc w:val="right"/>
             </w:pPr>
@@ -2814,7 +2797,6 @@
           </w:tcPr>
           <w:p>
             <w:pPr>
-              <w:keepNext/>
               <w:spacing w:before="0" w:after="0" w:line="250" w:lineRule="auto"/>
               <w:jc w:val="right"/>
             </w:pPr>
@@ -2893,7 +2875,7 @@
                     <w:szCs w:val="18"/>
                     <w:lang w:val="en-GB"/>
                   </w:rPr>
-                  <w:t xml:space="preserve">Enter Description</w:t>
+                  <w:t xml:space="preserve">Description</w:t>
                 </w:r>
               </w:sdtContent>
             </w:sdt>
@@ -3754,7 +3736,7 @@
             </w:pPr>
             <w:sdt>
               <w:sdtPr>
-                <w:alias w:val="Select VAT treatment"/>
+                <w:alias w:val="VAT treatment"/>
                 <w:tag w:val="field_1036"/>
                 <w:id w:val="1036"/>
                 <w:showingPlcHdr/>
@@ -3772,7 +3754,7 @@
                     <w:szCs w:val="18"/>
                     <w:lang w:val="en-GB"/>
                   </w:rPr>
-                  <w:t xml:space="preserve">Select VAT treatment</w:t>
+                  <w:t xml:space="preserve">VAT treatment</w:t>
                 </w:r>
               </w:sdtContent>
             </w:sdt>

--- a/documents/working/business-stationery-20261027/GEM_Request_for_Quotation_Template_working.docx
+++ b/documents/working/business-stationery-20261027/GEM_Request_for_Quotation_Template_working.docx
@@ -1533,8 +1533,8 @@
         </w:trPr>
         <w:tc>
           <w:tcPr>
-            <w:tcW w:w="4336" w:type="dxa"/>
-            <w:gridSpan w:val="1"/>
+            <w:tcW w:w="9072" w:type="dxa"/>
+            <w:gridSpan w:val="3"/>
             <w:tcBorders>
               <w:top w:val="nil"/>
               <w:left w:val="nil"/>
@@ -1547,8 +1547,10 @@
             <w:pPr>
               <w:pStyle w:val="Heading1"/>
               <w:keepNext/>
+              <w:tabs>
+                <w:tab w:val="right" w:pos="8902"/>
+              </w:tabs>
               <w:spacing w:before="160" w:after="40" w:line="250" w:lineRule="auto"/>
-              <w:ind w:start="-85"/>
               <w:jc w:val="left"/>
             </w:pPr>
             <w:r>
@@ -1562,28 +1564,9 @@
               </w:rPr>
               <w:t xml:space="preserve">REQUEST REFERENCE</w:t>
             </w:r>
-          </w:p>
-        </w:tc>
-        <w:tc>
-          <w:tcPr>
-            <w:tcW w:w="4736" w:type="dxa"/>
-            <w:gridSpan w:val="2"/>
-            <w:tcBorders>
-              <w:top w:val="nil"/>
-              <w:left w:val="nil"/>
-              <w:bottom w:val="single" w:sz="8" w:space="0" w:color="BCACA7"/>
-              <w:right w:val="nil"/>
-            </w:tcBorders>
-            <w:vAlign w:val="bottom"/>
-          </w:tcPr>
-          <w:p>
-            <w:pPr>
-              <w:keepNext/>
-              <w:bidi w:val="1"/>
-              <w:spacing w:before="160" w:after="40" w:line="250" w:lineRule="auto"/>
-              <w:ind w:start="-85"/>
-              <w:jc w:val="start"/>
-            </w:pPr>
+            <w:r>
+              <w:tab/>
+            </w:r>
             <w:r>
               <w:rPr>
                 <w:rFonts w:ascii="Noto Sans Arabic" w:hAnsi="Noto Sans Arabic" w:eastAsia="Noto Sans Arabic" w:cs="Noto Sans Arabic"/>
@@ -1877,8 +1860,8 @@
         </w:trPr>
         <w:tc>
           <w:tcPr>
-            <w:tcW w:w="3720" w:type="dxa"/>
-            <w:gridSpan w:val="3"/>
+            <w:tcW w:w="9072" w:type="dxa"/>
+            <w:gridSpan w:val="6"/>
             <w:tcBorders>
               <w:top w:val="nil"/>
               <w:left w:val="nil"/>
@@ -1891,8 +1874,10 @@
             <w:pPr>
               <w:pStyle w:val="Heading1"/>
               <w:keepNext/>
+              <w:tabs>
+                <w:tab w:val="right" w:pos="8902"/>
+              </w:tabs>
               <w:spacing w:before="160" w:after="40" w:line="250" w:lineRule="auto"/>
-              <w:ind w:start="-85"/>
               <w:jc w:val="left"/>
             </w:pPr>
             <w:r>
@@ -1906,28 +1891,9 @@
               </w:rPr>
               <w:t xml:space="preserve">ITEMS OR SERVICES</w:t>
             </w:r>
-          </w:p>
-        </w:tc>
-        <w:tc>
-          <w:tcPr>
-            <w:tcW w:w="5352" w:type="dxa"/>
-            <w:gridSpan w:val="3"/>
-            <w:tcBorders>
-              <w:top w:val="nil"/>
-              <w:left w:val="nil"/>
-              <w:bottom w:val="single" w:sz="8" w:space="0" w:color="BCACA7"/>
-              <w:right w:val="nil"/>
-            </w:tcBorders>
-            <w:vAlign w:val="bottom"/>
-          </w:tcPr>
-          <w:p>
-            <w:pPr>
-              <w:keepNext/>
-              <w:bidi w:val="1"/>
-              <w:spacing w:before="160" w:after="40" w:line="250" w:lineRule="auto"/>
-              <w:ind w:start="-85"/>
-              <w:jc w:val="start"/>
-            </w:pPr>
+            <w:r>
+              <w:tab/>
+            </w:r>
             <w:r>
               <w:rPr>
                 <w:rFonts w:ascii="Noto Sans Arabic" w:hAnsi="Noto Sans Arabic" w:eastAsia="Noto Sans Arabic" w:cs="Noto Sans Arabic"/>
@@ -2238,6 +2204,7 @@
           </w:tcPr>
           <w:p>
             <w:pPr>
+              <w:keepNext/>
               <w:spacing w:before="0" w:after="0" w:line="250" w:lineRule="auto"/>
               <w:jc w:val="center"/>
             </w:pPr>
@@ -2263,6 +2230,7 @@
           </w:tcPr>
           <w:p>
             <w:pPr>
+              <w:keepNext/>
               <w:spacing w:before="0" w:after="0" w:line="250" w:lineRule="auto"/>
               <w:jc w:val="left"/>
             </w:pPr>
@@ -2298,6 +2266,7 @@
           </w:tcPr>
           <w:p>
             <w:pPr>
+              <w:keepNext/>
               <w:spacing w:before="0" w:after="0" w:line="250" w:lineRule="auto"/>
               <w:jc w:val="center"/>
             </w:pPr>
@@ -2333,6 +2302,7 @@
           </w:tcPr>
           <w:p>
             <w:pPr>
+              <w:keepNext/>
               <w:spacing w:before="0" w:after="0" w:line="250" w:lineRule="auto"/>
               <w:jc w:val="center"/>
             </w:pPr>
@@ -2368,6 +2338,7 @@
           </w:tcPr>
           <w:p>
             <w:pPr>
+              <w:keepNext/>
               <w:spacing w:before="0" w:after="0" w:line="250" w:lineRule="auto"/>
               <w:jc w:val="right"/>
             </w:pPr>
@@ -2403,6 +2374,7 @@
           </w:tcPr>
           <w:p>
             <w:pPr>
+              <w:keepNext/>
               <w:spacing w:before="0" w:after="0" w:line="250" w:lineRule="auto"/>
               <w:jc w:val="right"/>
             </w:pPr>
@@ -2435,6 +2407,7 @@
           </w:tcPr>
           <w:p>
             <w:pPr>
+              <w:keepNext/>
               <w:spacing w:before="0" w:after="0" w:line="250" w:lineRule="auto"/>
               <w:jc w:val="center"/>
             </w:pPr>
@@ -2460,6 +2433,7 @@
           </w:tcPr>
           <w:p>
             <w:pPr>
+              <w:keepNext/>
               <w:spacing w:before="0" w:after="0" w:line="250" w:lineRule="auto"/>
               <w:jc w:val="left"/>
             </w:pPr>
@@ -2495,6 +2469,7 @@
           </w:tcPr>
           <w:p>
             <w:pPr>
+              <w:keepNext/>
               <w:spacing w:before="0" w:after="0" w:line="250" w:lineRule="auto"/>
               <w:jc w:val="center"/>
             </w:pPr>
@@ -2530,6 +2505,7 @@
           </w:tcPr>
           <w:p>
             <w:pPr>
+              <w:keepNext/>
               <w:spacing w:before="0" w:after="0" w:line="250" w:lineRule="auto"/>
               <w:jc w:val="center"/>
             </w:pPr>
@@ -2565,6 +2541,7 @@
           </w:tcPr>
           <w:p>
             <w:pPr>
+              <w:keepNext/>
               <w:spacing w:before="0" w:after="0" w:line="250" w:lineRule="auto"/>
               <w:jc w:val="right"/>
             </w:pPr>
@@ -2600,6 +2577,7 @@
           </w:tcPr>
           <w:p>
             <w:pPr>
+              <w:keepNext/>
               <w:spacing w:before="0" w:after="0" w:line="250" w:lineRule="auto"/>
               <w:jc w:val="right"/>
             </w:pPr>
@@ -3215,8 +3193,8 @@
         </w:trPr>
         <w:tc>
           <w:tcPr>
-            <w:tcW w:w="4336" w:type="dxa"/>
-            <w:gridSpan w:val="1"/>
+            <w:tcW w:w="9072" w:type="dxa"/>
+            <w:gridSpan w:val="3"/>
             <w:tcBorders>
               <w:top w:val="nil"/>
               <w:left w:val="nil"/>
@@ -3229,8 +3207,10 @@
             <w:pPr>
               <w:pStyle w:val="Heading1"/>
               <w:keepNext/>
+              <w:tabs>
+                <w:tab w:val="right" w:pos="8902"/>
+              </w:tabs>
               <w:spacing w:before="160" w:after="40" w:line="250" w:lineRule="auto"/>
-              <w:ind w:start="-85"/>
               <w:jc w:val="left"/>
             </w:pPr>
             <w:r>
@@ -3244,28 +3224,9 @@
               </w:rPr>
               <w:t xml:space="preserve">DELIVERY AND RESPONSE</w:t>
             </w:r>
-          </w:p>
-        </w:tc>
-        <w:tc>
-          <w:tcPr>
-            <w:tcW w:w="4736" w:type="dxa"/>
-            <w:gridSpan w:val="2"/>
-            <w:tcBorders>
-              <w:top w:val="nil"/>
-              <w:left w:val="nil"/>
-              <w:bottom w:val="single" w:sz="8" w:space="0" w:color="BCACA7"/>
-              <w:right w:val="nil"/>
-            </w:tcBorders>
-            <w:vAlign w:val="bottom"/>
-          </w:tcPr>
-          <w:p>
-            <w:pPr>
-              <w:keepNext/>
-              <w:bidi w:val="1"/>
-              <w:spacing w:before="160" w:after="40" w:line="250" w:lineRule="auto"/>
-              <w:ind w:start="-85"/>
-              <w:jc w:val="start"/>
-            </w:pPr>
+            <w:r>
+              <w:tab/>
+            </w:r>
             <w:r>
               <w:rPr>
                 <w:rFonts w:ascii="Noto Sans Arabic" w:hAnsi="Noto Sans Arabic" w:eastAsia="Noto Sans Arabic" w:cs="Noto Sans Arabic"/>
@@ -3802,8 +3763,8 @@
         </w:trPr>
         <w:tc>
           <w:tcPr>
-            <w:tcW w:w="5800" w:type="dxa"/>
-            <w:gridSpan w:val="1"/>
+            <w:tcW w:w="9072" w:type="dxa"/>
+            <w:gridSpan w:val="2"/>
             <w:tcBorders>
               <w:top w:val="nil"/>
               <w:left w:val="nil"/>
@@ -3816,8 +3777,10 @@
             <w:pPr>
               <w:pStyle w:val="Heading1"/>
               <w:keepNext/>
+              <w:tabs>
+                <w:tab w:val="right" w:pos="8902"/>
+              </w:tabs>
               <w:spacing w:before="160" w:after="40" w:line="250" w:lineRule="auto"/>
-              <w:ind w:start="-85"/>
               <w:jc w:val="left"/>
             </w:pPr>
             <w:r>
@@ -3831,28 +3794,9 @@
               </w:rPr>
               <w:t xml:space="preserve">RESPONSE INSTRUCTIONS</w:t>
             </w:r>
-          </w:p>
-        </w:tc>
-        <w:tc>
-          <w:tcPr>
-            <w:tcW w:w="3272" w:type="dxa"/>
-            <w:gridSpan w:val="1"/>
-            <w:tcBorders>
-              <w:top w:val="nil"/>
-              <w:left w:val="nil"/>
-              <w:bottom w:val="single" w:sz="8" w:space="0" w:color="BCACA7"/>
-              <w:right w:val="nil"/>
-            </w:tcBorders>
-            <w:vAlign w:val="bottom"/>
-          </w:tcPr>
-          <w:p>
-            <w:pPr>
-              <w:keepNext/>
-              <w:bidi w:val="1"/>
-              <w:spacing w:before="160" w:after="40" w:line="250" w:lineRule="auto"/>
-              <w:ind w:start="-85"/>
-              <w:jc w:val="start"/>
-            </w:pPr>
+            <w:r>
+              <w:tab/>
+            </w:r>
             <w:r>
               <w:rPr>
                 <w:rFonts w:ascii="Noto Sans Arabic" w:hAnsi="Noto Sans Arabic" w:eastAsia="Noto Sans Arabic" w:cs="Noto Sans Arabic"/>
